--- a/notes/methods_notes.docx
+++ b/notes/methods_notes.docx
@@ -66,7 +66,6 @@
           <w:ilvl w:val="0"/>
           <w:numId w:val="1"/>
         </w:numPr>
-        <w:pBdr/>
         <w:tabs>
           <w:tab w:val="clear" w:pos="709"/>
           <w:tab w:val="left" w:pos="0" w:leader="none"/>
@@ -106,7 +105,6 @@
           <w:ilvl w:val="0"/>
           <w:numId w:val="1"/>
         </w:numPr>
-        <w:pBdr/>
         <w:tabs>
           <w:tab w:val="clear" w:pos="709"/>
           <w:tab w:val="left" w:pos="0" w:leader="none"/>
@@ -144,7 +142,6 @@
           <w:ilvl w:val="0"/>
           <w:numId w:val="1"/>
         </w:numPr>
-        <w:pBdr/>
         <w:tabs>
           <w:tab w:val="clear" w:pos="709"/>
           <w:tab w:val="left" w:pos="0" w:leader="none"/>
@@ -218,7 +215,6 @@
           <w:ilvl w:val="0"/>
           <w:numId w:val="1"/>
         </w:numPr>
-        <w:pBdr/>
         <w:tabs>
           <w:tab w:val="clear" w:pos="709"/>
           <w:tab w:val="left" w:pos="0" w:leader="none"/>
@@ -277,7 +273,6 @@
           <w:ilvl w:val="0"/>
           <w:numId w:val="2"/>
         </w:numPr>
-        <w:pBdr/>
         <w:tabs>
           <w:tab w:val="clear" w:pos="709"/>
           <w:tab w:val="left" w:pos="0" w:leader="none"/>
@@ -334,7 +329,6 @@
           <w:ilvl w:val="0"/>
           <w:numId w:val="2"/>
         </w:numPr>
-        <w:pBdr/>
         <w:tabs>
           <w:tab w:val="clear" w:pos="709"/>
           <w:tab w:val="left" w:pos="0" w:leader="none"/>
@@ -374,7 +368,6 @@
           <w:ilvl w:val="0"/>
           <w:numId w:val="2"/>
         </w:numPr>
-        <w:pBdr/>
         <w:tabs>
           <w:tab w:val="clear" w:pos="709"/>
           <w:tab w:val="left" w:pos="0" w:leader="none"/>
@@ -414,7 +407,6 @@
           <w:ilvl w:val="1"/>
           <w:numId w:val="2"/>
         </w:numPr>
-        <w:pBdr/>
         <w:tabs>
           <w:tab w:val="clear" w:pos="709"/>
           <w:tab w:val="left" w:pos="0" w:leader="none"/>
@@ -490,7 +482,6 @@
           <w:ilvl w:val="0"/>
           <w:numId w:val="3"/>
         </w:numPr>
-        <w:pBdr/>
         <w:tabs>
           <w:tab w:val="clear" w:pos="709"/>
           <w:tab w:val="left" w:pos="0" w:leader="none"/>
@@ -530,7 +521,6 @@
           <w:ilvl w:val="0"/>
           <w:numId w:val="3"/>
         </w:numPr>
-        <w:pBdr/>
         <w:tabs>
           <w:tab w:val="clear" w:pos="709"/>
           <w:tab w:val="left" w:pos="0" w:leader="none"/>
@@ -587,7 +577,6 @@
           <w:ilvl w:val="0"/>
           <w:numId w:val="3"/>
         </w:numPr>
-        <w:pBdr/>
         <w:tabs>
           <w:tab w:val="clear" w:pos="709"/>
           <w:tab w:val="left" w:pos="0" w:leader="none"/>
@@ -657,7 +646,6 @@
           <w:ilvl w:val="0"/>
           <w:numId w:val="4"/>
         </w:numPr>
-        <w:pBdr/>
         <w:tabs>
           <w:tab w:val="clear" w:pos="709"/>
           <w:tab w:val="left" w:pos="0" w:leader="none"/>
@@ -714,7 +702,6 @@
           <w:ilvl w:val="0"/>
           <w:numId w:val="4"/>
         </w:numPr>
-        <w:pBdr/>
         <w:tabs>
           <w:tab w:val="clear" w:pos="709"/>
           <w:tab w:val="left" w:pos="0" w:leader="none"/>
@@ -723,6 +710,7 @@
         <w:ind w:left="709" w:hanging="283"/>
         <w:rPr>
           <w:rFonts w:ascii="Nimbus Sans" w:hAnsi="Nimbus Sans"/>
+          <w:b/>
           <w:b/>
           <w:sz w:val="22"/>
           <w:szCs w:val="22"/>
@@ -745,7 +733,6 @@
           <w:ilvl w:val="1"/>
           <w:numId w:val="4"/>
         </w:numPr>
-        <w:pBdr/>
         <w:tabs>
           <w:tab w:val="clear" w:pos="709"/>
           <w:tab w:val="left" w:pos="0" w:leader="none"/>
@@ -832,7 +819,6 @@
           <w:ilvl w:val="1"/>
           <w:numId w:val="4"/>
         </w:numPr>
-        <w:pBdr/>
         <w:tabs>
           <w:tab w:val="clear" w:pos="709"/>
           <w:tab w:val="left" w:pos="0" w:leader="none"/>
@@ -919,7 +905,6 @@
           <w:ilvl w:val="1"/>
           <w:numId w:val="4"/>
         </w:numPr>
-        <w:pBdr/>
         <w:tabs>
           <w:tab w:val="clear" w:pos="709"/>
           <w:tab w:val="left" w:pos="0" w:leader="none"/>
@@ -978,7 +963,6 @@
           <w:ilvl w:val="0"/>
           <w:numId w:val="5"/>
         </w:numPr>
-        <w:pBdr/>
         <w:tabs>
           <w:tab w:val="clear" w:pos="709"/>
           <w:tab w:val="left" w:pos="0" w:leader="none"/>
@@ -1052,7 +1036,6 @@
           <w:ilvl w:val="0"/>
           <w:numId w:val="5"/>
         </w:numPr>
-        <w:pBdr/>
         <w:tabs>
           <w:tab w:val="clear" w:pos="709"/>
           <w:tab w:val="left" w:pos="0" w:leader="none"/>
@@ -1107,7 +1090,6 @@
           <w:ilvl w:val="0"/>
           <w:numId w:val="5"/>
         </w:numPr>
-        <w:pBdr/>
         <w:tabs>
           <w:tab w:val="clear" w:pos="709"/>
           <w:tab w:val="left" w:pos="0" w:leader="none"/>
@@ -1147,7 +1129,6 @@
           <w:ilvl w:val="0"/>
           <w:numId w:val="5"/>
         </w:numPr>
-        <w:pBdr/>
         <w:tabs>
           <w:tab w:val="clear" w:pos="709"/>
           <w:tab w:val="left" w:pos="0" w:leader="none"/>
@@ -1206,7 +1187,6 @@
           <w:ilvl w:val="0"/>
           <w:numId w:val="6"/>
         </w:numPr>
-        <w:pBdr/>
         <w:tabs>
           <w:tab w:val="clear" w:pos="709"/>
           <w:tab w:val="left" w:pos="0" w:leader="none"/>
@@ -1246,7 +1226,6 @@
           <w:ilvl w:val="0"/>
           <w:numId w:val="6"/>
         </w:numPr>
-        <w:pBdr/>
         <w:tabs>
           <w:tab w:val="clear" w:pos="709"/>
           <w:tab w:val="left" w:pos="0" w:leader="none"/>
@@ -1284,7 +1263,6 @@
           <w:ilvl w:val="0"/>
           <w:numId w:val="6"/>
         </w:numPr>
-        <w:pBdr/>
         <w:tabs>
           <w:tab w:val="clear" w:pos="709"/>
           <w:tab w:val="left" w:pos="0" w:leader="none"/>
@@ -1349,24 +1327,3425 @@
         <w:spacing w:lineRule="auto" w:line="240" w:before="0" w:after="26"/>
         <w:jc w:val="left"/>
         <w:rPr>
-          <w:rFonts w:ascii="Nimbus Sans" w:hAnsi="Nimbus Sans"/>
-          <w:sz w:val="22"/>
-          <w:szCs w:val="22"/>
-        </w:rPr>
-      </w:pPr>
-      <w:r>
-        <w:rPr>
-          <w:rFonts w:ascii="Nimbus Sans" w:hAnsi="Nimbus Sans"/>
-          <w:sz w:val="22"/>
-          <w:szCs w:val="22"/>
-        </w:rPr>
+          <w:b/>
+          <w:b/>
+          <w:bCs/>
+        </w:rPr>
+      </w:pPr>
+      <w:r>
+        <w:rPr>
+          <w:b/>
+          <w:bCs/>
+        </w:rPr>
+      </w:r>
+    </w:p>
+    <w:p>
+      <w:pPr>
+        <w:pStyle w:val="Cuerpodetexto"/>
+        <w:bidi w:val="0"/>
+        <w:spacing w:lineRule="auto" w:line="240" w:before="0" w:after="26"/>
+        <w:jc w:val="left"/>
+        <w:rPr>
+          <w:b/>
+          <w:b/>
+          <w:bCs/>
+        </w:rPr>
+      </w:pPr>
+      <w:r>
+        <w:rPr>
+          <w:b/>
+          <w:bCs/>
+        </w:rPr>
+      </w:r>
+    </w:p>
+    <w:p>
+      <w:pPr>
+        <w:pStyle w:val="Cuerpodetexto"/>
+        <w:bidi w:val="0"/>
+        <w:spacing w:lineRule="auto" w:line="240" w:before="0" w:after="26"/>
+        <w:jc w:val="left"/>
+        <w:rPr>
+          <w:b/>
+          <w:b/>
+          <w:bCs/>
+        </w:rPr>
+      </w:pPr>
+      <w:r>
+        <w:rPr>
+          <w:b/>
+          <w:bCs/>
+        </w:rPr>
+      </w:r>
+    </w:p>
+    <w:p>
+      <w:pPr>
+        <w:pStyle w:val="Cuerpodetexto"/>
+        <w:bidi w:val="0"/>
+        <w:spacing w:lineRule="auto" w:line="240" w:before="0" w:after="26"/>
+        <w:jc w:val="left"/>
+        <w:rPr>
+          <w:b/>
+          <w:b/>
+          <w:bCs/>
+        </w:rPr>
+      </w:pPr>
+      <w:r>
+        <w:rPr>
+          <w:b/>
+          <w:bCs/>
+        </w:rPr>
+      </w:r>
+    </w:p>
+    <w:p>
+      <w:pPr>
+        <w:pStyle w:val="Cuerpodetexto"/>
+        <w:bidi w:val="0"/>
+        <w:spacing w:lineRule="auto" w:line="240" w:before="0" w:after="26"/>
+        <w:jc w:val="left"/>
+        <w:rPr>
+          <w:b/>
+          <w:b/>
+          <w:bCs/>
+          <w:sz w:val="30"/>
+          <w:szCs w:val="30"/>
+        </w:rPr>
+      </w:pPr>
+      <w:r>
+        <w:rPr>
+          <w:b/>
+          <w:bCs/>
+          <w:sz w:val="30"/>
+          <w:szCs w:val="30"/>
+        </w:rPr>
+        <w:t>Logic analysis in Qualcoder</w:t>
+      </w:r>
+    </w:p>
+    <w:p>
+      <w:pPr>
+        <w:pStyle w:val="Cuerpodetexto"/>
+        <w:bidi w:val="0"/>
+        <w:spacing w:lineRule="auto" w:line="240" w:before="0" w:after="26"/>
+        <w:jc w:val="left"/>
+        <w:rPr>
+          <w:rFonts w:ascii="Nimbus Sans" w:hAnsi="Nimbus Sans"/>
+          <w:sz w:val="22"/>
+          <w:szCs w:val="22"/>
+        </w:rPr>
+      </w:pPr>
+      <w:r>
+        <w:rPr>
+          <w:rFonts w:ascii="Nimbus Sans" w:hAnsi="Nimbus Sans"/>
+          <w:sz w:val="22"/>
+          <w:szCs w:val="22"/>
+        </w:rPr>
+      </w:r>
+    </w:p>
+    <w:p>
+      <w:pPr>
+        <w:pStyle w:val="Ttulo3"/>
+        <w:bidi w:val="0"/>
+        <w:spacing w:lineRule="auto" w:line="240" w:before="0" w:after="26"/>
+        <w:jc w:val="left"/>
+        <w:rPr>
+          <w:rFonts w:ascii="Nimbus Sans" w:hAnsi="Nimbus Sans"/>
+          <w:sz w:val="22"/>
+          <w:szCs w:val="22"/>
+        </w:rPr>
+      </w:pPr>
+      <w:r>
+        <w:rPr/>
+        <w:t>Step 1: Identify the "Anchor" Practices (The "What")</w:t>
+      </w:r>
+    </w:p>
+    <w:p>
+      <w:pPr>
+        <w:pStyle w:val="Cuerpodetexto"/>
+        <w:rPr>
+          <w:rFonts w:ascii="Nimbus Sans" w:hAnsi="Nimbus Sans"/>
+          <w:sz w:val="22"/>
+          <w:szCs w:val="22"/>
+        </w:rPr>
+      </w:pPr>
+      <w:r>
+        <w:rPr/>
+        <w:t>You first need to identify the core energy events that define the load profile.</w:t>
+      </w:r>
+    </w:p>
+    <w:p>
+      <w:pPr>
+        <w:pStyle w:val="Cuerpodetexto"/>
+        <w:numPr>
+          <w:ilvl w:val="0"/>
+          <w:numId w:val="7"/>
+        </w:numPr>
+        <w:tabs>
+          <w:tab w:val="clear" w:pos="709"/>
+          <w:tab w:val="left" w:pos="0" w:leader="none"/>
+        </w:tabs>
+        <w:ind w:left="709" w:hanging="283"/>
+        <w:rPr>
+          <w:rFonts w:ascii="Nimbus Sans" w:hAnsi="Nimbus Sans"/>
+          <w:sz w:val="22"/>
+          <w:szCs w:val="22"/>
+        </w:rPr>
+      </w:pPr>
+      <w:r>
+        <w:rPr>
+          <w:b/>
+        </w:rPr>
+        <w:t>Action in QualCoder:</w:t>
+      </w:r>
+      <w:r>
+        <w:rPr/>
+        <w:t xml:space="preserve"> Run a </w:t>
+      </w:r>
+      <w:r>
+        <w:rPr>
+          <w:b/>
+        </w:rPr>
+        <w:t>Code Frequencies</w:t>
+      </w:r>
+      <w:r>
+        <w:rPr/>
+        <w:t xml:space="preserve"> report strictly on your </w:t>
+      </w:r>
+      <w:r>
+        <w:rPr>
+          <w:rStyle w:val="Textooriginal"/>
+        </w:rPr>
+        <w:t>1_practices</w:t>
+      </w:r>
+      <w:r>
+        <w:rPr/>
+        <w:t xml:space="preserve"> category.</w:t>
+      </w:r>
+    </w:p>
+    <w:p>
+      <w:pPr>
+        <w:pStyle w:val="Cuerpodetexto"/>
+        <w:numPr>
+          <w:ilvl w:val="0"/>
+          <w:numId w:val="7"/>
+        </w:numPr>
+        <w:tabs>
+          <w:tab w:val="clear" w:pos="709"/>
+          <w:tab w:val="left" w:pos="0" w:leader="none"/>
+        </w:tabs>
+        <w:ind w:left="709" w:hanging="283"/>
+        <w:rPr>
+          <w:rFonts w:ascii="Nimbus Sans" w:hAnsi="Nimbus Sans"/>
+          <w:sz w:val="22"/>
+          <w:szCs w:val="22"/>
+        </w:rPr>
+      </w:pPr>
+      <w:bookmarkStart w:id="18" w:name="p-rc_895d565de993a895-583"/>
+      <w:bookmarkEnd w:id="18"/>
+      <w:r>
+        <w:rPr>
+          <w:b/>
+        </w:rPr>
+        <w:t>What to look for:</w:t>
+      </w:r>
+      <w:r>
+        <w:rPr/>
+        <w:t xml:space="preserve"> Identify the practices with the highest counts. Based on your codebook, these will likely be </w:t>
+      </w:r>
+      <w:r>
+        <w:rPr>
+          <w:rStyle w:val="Textooriginal"/>
+        </w:rPr>
+        <w:t>PR_use_lights_time_evening_routine</w:t>
+      </w:r>
+      <w:r>
+        <w:rPr/>
+        <w:t xml:space="preserve"> (count: 56), </w:t>
+      </w:r>
+      <w:r>
+        <w:rPr>
+          <w:rStyle w:val="Textooriginal"/>
+        </w:rPr>
+        <w:t>PR_act_school_homework</w:t>
+      </w:r>
+      <w:r>
+        <w:rPr/>
+        <w:t xml:space="preserve"> (count: 21), and </w:t>
+      </w:r>
+      <w:r>
+        <w:rPr>
+          <w:rStyle w:val="Textooriginal"/>
+        </w:rPr>
+        <w:t>PR_use_ict_day_charging</w:t>
+      </w:r>
+      <w:r>
+        <w:rPr/>
+        <w:t xml:space="preserve"> (count: 17). These high-frequency practices are your temporal anchors.</w:t>
+      </w:r>
+    </w:p>
+    <w:p>
+      <w:pPr>
+        <w:pStyle w:val="Ttulo3"/>
+        <w:bidi w:val="0"/>
+        <w:spacing w:lineRule="auto" w:line="240" w:before="0" w:after="26"/>
+        <w:jc w:val="left"/>
+        <w:rPr>
+          <w:rFonts w:ascii="Nimbus Sans" w:hAnsi="Nimbus Sans"/>
+          <w:sz w:val="22"/>
+          <w:szCs w:val="22"/>
+        </w:rPr>
+      </w:pPr>
+      <w:r>
+        <w:rPr/>
+        <w:t>Step 2: Run Co-occurrence Queries (The "Who" and the "Why")</w:t>
+      </w:r>
+    </w:p>
+    <w:p>
+      <w:pPr>
+        <w:pStyle w:val="Cuerpodetexto"/>
+        <w:rPr>
+          <w:rFonts w:ascii="Nimbus Sans" w:hAnsi="Nimbus Sans"/>
+          <w:sz w:val="22"/>
+          <w:szCs w:val="22"/>
+        </w:rPr>
+      </w:pPr>
+      <w:r>
+        <w:rPr/>
+        <w:t>An energy practice doesn't exist in a vacuum; it is driven by specific people and cultural rules.</w:t>
+      </w:r>
+    </w:p>
+    <w:p>
+      <w:pPr>
+        <w:pStyle w:val="Cuerpodetexto"/>
+        <w:numPr>
+          <w:ilvl w:val="0"/>
+          <w:numId w:val="8"/>
+        </w:numPr>
+        <w:tabs>
+          <w:tab w:val="clear" w:pos="709"/>
+          <w:tab w:val="left" w:pos="0" w:leader="none"/>
+        </w:tabs>
+        <w:ind w:left="709" w:hanging="283"/>
+        <w:rPr>
+          <w:rFonts w:ascii="Nimbus Sans" w:hAnsi="Nimbus Sans"/>
+          <w:sz w:val="22"/>
+          <w:szCs w:val="22"/>
+        </w:rPr>
+      </w:pPr>
+      <w:r>
+        <w:rPr>
+          <w:b/>
+        </w:rPr>
+        <w:t>Action in QualCoder:</w:t>
+      </w:r>
+      <w:r>
+        <w:rPr/>
+        <w:t xml:space="preserve"> Use the </w:t>
+      </w:r>
+      <w:r>
+        <w:rPr>
+          <w:b/>
+        </w:rPr>
+        <w:t>Code Co-occurrence / Matrix Tool</w:t>
+      </w:r>
+      <w:r>
+        <w:rPr/>
+        <w:t xml:space="preserve"> to overlap your anchor practices with your Demographics, Norms, and Material constraints.</w:t>
+      </w:r>
+    </w:p>
+    <w:p>
+      <w:pPr>
+        <w:pStyle w:val="Cuerpodetexto"/>
+        <w:numPr>
+          <w:ilvl w:val="0"/>
+          <w:numId w:val="8"/>
+        </w:numPr>
+        <w:tabs>
+          <w:tab w:val="clear" w:pos="709"/>
+          <w:tab w:val="left" w:pos="0" w:leader="none"/>
+        </w:tabs>
+        <w:ind w:left="709" w:hanging="283"/>
+        <w:rPr>
+          <w:rFonts w:ascii="Nimbus Sans" w:hAnsi="Nimbus Sans"/>
+          <w:sz w:val="22"/>
+          <w:szCs w:val="22"/>
+        </w:rPr>
+      </w:pPr>
+      <w:r>
+        <w:rPr>
+          <w:b/>
+        </w:rPr>
+        <w:t>Key queries to run:</w:t>
+      </w:r>
+    </w:p>
+    <w:p>
+      <w:pPr>
+        <w:pStyle w:val="Cuerpodetexto"/>
+        <w:numPr>
+          <w:ilvl w:val="1"/>
+          <w:numId w:val="8"/>
+        </w:numPr>
+        <w:tabs>
+          <w:tab w:val="clear" w:pos="709"/>
+          <w:tab w:val="left" w:pos="0" w:leader="none"/>
+        </w:tabs>
+        <w:ind w:left="1418" w:hanging="283"/>
+        <w:rPr>
+          <w:rFonts w:ascii="Nimbus Sans" w:hAnsi="Nimbus Sans"/>
+          <w:sz w:val="22"/>
+          <w:szCs w:val="22"/>
+        </w:rPr>
+      </w:pPr>
+      <w:bookmarkStart w:id="19" w:name="p-rc_895d565de993a895-584"/>
+      <w:bookmarkEnd w:id="19"/>
+      <w:r>
+        <w:rPr>
+          <w:i/>
+        </w:rPr>
+        <w:t>Query A:</w:t>
+      </w:r>
+      <w:r>
+        <w:rPr/>
+        <w:t xml:space="preserve"> Overlap </w:t>
+      </w:r>
+      <w:r>
+        <w:rPr>
+          <w:rStyle w:val="Textooriginal"/>
+        </w:rPr>
+        <w:t>PR_use_lights_time_evening_routine</w:t>
+      </w:r>
+      <w:r>
+        <w:rPr/>
+        <w:t xml:space="preserve"> with </w:t>
+      </w:r>
+      <w:r>
+        <w:rPr>
+          <w:rStyle w:val="Textooriginal"/>
+        </w:rPr>
+        <w:t>DEMO</w:t>
+      </w:r>
+      <w:r>
+        <w:rPr/>
+        <w:t xml:space="preserve"> codes to see exactly </w:t>
+      </w:r>
+      <w:r>
+        <w:rPr>
+          <w:i/>
+        </w:rPr>
+        <w:t>who</w:t>
+      </w:r>
+      <w:r>
+        <w:rPr/>
+        <w:t xml:space="preserve"> is driving the evening peak.</w:t>
+      </w:r>
+    </w:p>
+    <w:p>
+      <w:pPr>
+        <w:pStyle w:val="Ttulo3"/>
+        <w:bidi w:val="0"/>
+        <w:spacing w:lineRule="auto" w:line="240" w:before="0" w:after="26"/>
+        <w:jc w:val="left"/>
+        <w:rPr>
+          <w:rFonts w:ascii="Nimbus Sans" w:hAnsi="Nimbus Sans"/>
+          <w:sz w:val="22"/>
+          <w:szCs w:val="22"/>
+        </w:rPr>
+      </w:pPr>
+      <w:r>
+        <w:rPr/>
+        <w:t>Step 3: Write "Logic Memos" (Formulating the Rule)</w:t>
+      </w:r>
+    </w:p>
+    <w:p>
+      <w:pPr>
+        <w:pStyle w:val="Cuerpodetexto"/>
+        <w:rPr>
+          <w:rFonts w:ascii="Nimbus Sans" w:hAnsi="Nimbus Sans"/>
+          <w:sz w:val="22"/>
+          <w:szCs w:val="22"/>
+        </w:rPr>
+      </w:pPr>
+      <w:r>
+        <w:rPr/>
+        <w:t>Once you see which codes frequently overlap, you must translate these intersections into narrative rules.</w:t>
+      </w:r>
+    </w:p>
+    <w:p>
+      <w:pPr>
+        <w:pStyle w:val="Cuerpodetexto"/>
+        <w:numPr>
+          <w:ilvl w:val="0"/>
+          <w:numId w:val="9"/>
+        </w:numPr>
+        <w:tabs>
+          <w:tab w:val="clear" w:pos="709"/>
+          <w:tab w:val="left" w:pos="0" w:leader="none"/>
+        </w:tabs>
+        <w:ind w:left="709" w:hanging="283"/>
+        <w:rPr>
+          <w:rFonts w:ascii="Nimbus Sans" w:hAnsi="Nimbus Sans"/>
+          <w:sz w:val="22"/>
+          <w:szCs w:val="22"/>
+        </w:rPr>
+      </w:pPr>
+      <w:r>
+        <w:rPr>
+          <w:b/>
+        </w:rPr>
+        <w:t>Action in QualCoder:</w:t>
+      </w:r>
+      <w:r>
+        <w:rPr/>
+        <w:t xml:space="preserve"> Open a new Memo for each major theme and use a standard formula to write the behavioral logic.</w:t>
+      </w:r>
+    </w:p>
+    <w:p>
+      <w:pPr>
+        <w:pStyle w:val="Cuerpodetexto"/>
+        <w:numPr>
+          <w:ilvl w:val="0"/>
+          <w:numId w:val="9"/>
+        </w:numPr>
+        <w:tabs>
+          <w:tab w:val="clear" w:pos="709"/>
+          <w:tab w:val="left" w:pos="0" w:leader="none"/>
+        </w:tabs>
+        <w:ind w:left="709" w:hanging="283"/>
+        <w:rPr>
+          <w:rFonts w:ascii="Nimbus Sans" w:hAnsi="Nimbus Sans"/>
+          <w:sz w:val="22"/>
+          <w:szCs w:val="22"/>
+        </w:rPr>
+      </w:pPr>
+      <w:r>
+        <w:rPr>
+          <w:b/>
+        </w:rPr>
+        <w:t>The Formula:</w:t>
+      </w:r>
+      <w:r>
+        <w:rPr/>
+        <w:t xml:space="preserve"> </w:t>
+      </w:r>
+      <w:r>
+        <w:rPr>
+          <w:rStyle w:val="Textooriginal"/>
+        </w:rPr>
+        <w:t>[Norm/Demographic]</w:t>
+      </w:r>
+      <w:r>
+        <w:rPr/>
+        <w:t xml:space="preserve"> drives </w:t>
+      </w:r>
+      <w:r>
+        <w:rPr>
+          <w:rStyle w:val="Textooriginal"/>
+        </w:rPr>
+        <w:t>[Practice]</w:t>
+      </w:r>
+      <w:r>
+        <w:rPr/>
+        <w:t xml:space="preserve"> under </w:t>
+      </w:r>
+      <w:r>
+        <w:rPr>
+          <w:rStyle w:val="Textooriginal"/>
+        </w:rPr>
+        <w:t>[Material Constraint]</w:t>
+      </w:r>
+      <w:r>
+        <w:rPr/>
+        <w:t>.</w:t>
+      </w:r>
+    </w:p>
+    <w:p>
+      <w:pPr>
+        <w:pStyle w:val="Cuerpodetexto"/>
+        <w:numPr>
+          <w:ilvl w:val="0"/>
+          <w:numId w:val="9"/>
+        </w:numPr>
+        <w:tabs>
+          <w:tab w:val="clear" w:pos="709"/>
+          <w:tab w:val="left" w:pos="0" w:leader="none"/>
+        </w:tabs>
+        <w:ind w:left="709" w:hanging="283"/>
+        <w:rPr>
+          <w:rFonts w:ascii="Nimbus Sans" w:hAnsi="Nimbus Sans"/>
+          <w:sz w:val="22"/>
+          <w:szCs w:val="22"/>
+        </w:rPr>
+      </w:pPr>
+      <w:bookmarkStart w:id="20" w:name="p-rc_895d565de993a895-587"/>
+      <w:bookmarkEnd w:id="20"/>
+      <w:r>
+        <w:rPr>
+          <w:b/>
+        </w:rPr>
+        <w:t>Example Output:</w:t>
+      </w:r>
+      <w:r>
+        <w:rPr/>
+        <w:t xml:space="preserve"> </w:t>
+      </w:r>
+      <w:r>
+        <w:rPr>
+          <w:i/>
+        </w:rPr>
+        <w:t>"The deep cultural value placed on intergenerational advancement (</w:t>
+      </w:r>
+      <w:r>
+        <w:rPr>
+          <w:rStyle w:val="Textooriginal"/>
+          <w:i/>
+        </w:rPr>
+        <w:t>NOR_education</w:t>
+      </w:r>
+      <w:r>
+        <w:rPr>
+          <w:i/>
+        </w:rPr>
+        <w:t>) dictates that the evening lighting window (</w:t>
+      </w:r>
+      <w:r>
+        <w:rPr>
+          <w:rStyle w:val="Textooriginal"/>
+          <w:i/>
+        </w:rPr>
+        <w:t>PR_act_school_homework</w:t>
+      </w:r>
+      <w:r>
+        <w:rPr>
+          <w:i/>
+        </w:rPr>
+        <w:t>) is non-negotiable, even when the battery is physically depleted due to bad weather (</w:t>
+      </w:r>
+      <w:r>
+        <w:rPr>
+          <w:rStyle w:val="Textooriginal"/>
+          <w:i/>
+        </w:rPr>
+        <w:t>MAT_environmental_vulnerability</w:t>
+      </w:r>
+      <w:r>
+        <w:rPr>
+          <w:i/>
+        </w:rPr>
+        <w:t>)"</w:t>
+      </w:r>
+      <w:r>
+        <w:rPr/>
+        <w:t>.</w:t>
+      </w:r>
+    </w:p>
+    <w:p>
+      <w:pPr>
+        <w:pStyle w:val="Ttulo3"/>
+        <w:bidi w:val="0"/>
+        <w:spacing w:lineRule="auto" w:line="240" w:before="0" w:after="26"/>
+        <w:jc w:val="left"/>
+        <w:rPr>
+          <w:rFonts w:ascii="Nimbus Sans" w:hAnsi="Nimbus Sans"/>
+          <w:sz w:val="22"/>
+          <w:szCs w:val="22"/>
+        </w:rPr>
+      </w:pPr>
+      <w:r>
+        <w:rPr/>
+        <w:t>Step 4: Map the Logic to RAMP Indicators</w:t>
+      </w:r>
+    </w:p>
+    <w:p>
+      <w:pPr>
+        <w:pStyle w:val="Cuerpodetexto"/>
+        <w:rPr>
+          <w:rFonts w:ascii="Nimbus Sans" w:hAnsi="Nimbus Sans"/>
+          <w:sz w:val="22"/>
+          <w:szCs w:val="22"/>
+        </w:rPr>
+      </w:pPr>
+      <w:r>
+        <w:rPr/>
+        <w:t xml:space="preserve">The final step is to look at your logic memos and ask: </w:t>
+      </w:r>
+      <w:r>
+        <w:rPr>
+          <w:i/>
+        </w:rPr>
+        <w:t>Which part of the electrical simulation does this rule alter?</w:t>
+      </w:r>
+    </w:p>
+    <w:p>
+      <w:pPr>
+        <w:pStyle w:val="Cuerpodetexto"/>
+        <w:numPr>
+          <w:ilvl w:val="0"/>
+          <w:numId w:val="10"/>
+        </w:numPr>
+        <w:tabs>
+          <w:tab w:val="clear" w:pos="709"/>
+          <w:tab w:val="left" w:pos="0" w:leader="none"/>
+        </w:tabs>
+        <w:ind w:left="709" w:hanging="283"/>
+        <w:rPr>
+          <w:rFonts w:ascii="Nimbus Sans" w:hAnsi="Nimbus Sans"/>
+          <w:sz w:val="22"/>
+          <w:szCs w:val="22"/>
+        </w:rPr>
+      </w:pPr>
+      <w:bookmarkStart w:id="21" w:name="p-rc_895d565de993a895-588"/>
+      <w:bookmarkEnd w:id="21"/>
+      <w:r>
+        <w:rPr>
+          <w:b/>
+        </w:rPr>
+        <w:t>Action:</w:t>
+      </w:r>
+      <w:r>
+        <w:rPr/>
+        <w:t xml:space="preserve"> Assign each behavioral logic to one of the four expected load curve indicator groups from your framework.</w:t>
+      </w:r>
+    </w:p>
+    <w:p>
+      <w:pPr>
+        <w:pStyle w:val="Normal"/>
+        <w:bidi w:val="0"/>
+        <w:spacing w:lineRule="auto" w:line="240" w:before="0" w:after="26"/>
+        <w:jc w:val="left"/>
+        <w:rPr>
+          <w:rFonts w:ascii="Nimbus Sans" w:hAnsi="Nimbus Sans"/>
+          <w:sz w:val="22"/>
+          <w:szCs w:val="22"/>
+        </w:rPr>
+      </w:pPr>
+      <w:r>
+        <w:rPr/>
+        <w:tab/>
+        <w:tab/>
+        <w:t xml:space="preserve">Does it dictate </w:t>
+      </w:r>
+      <w:r>
+        <w:rPr>
+          <w:i/>
+        </w:rPr>
+        <w:t>when</w:t>
+      </w:r>
+      <w:r>
+        <w:rPr/>
+        <w:t xml:space="preserve"> a load happens? -&gt; </w:t>
+      </w:r>
+      <w:r>
+        <w:rPr>
+          <w:b/>
+        </w:rPr>
+        <w:t>Temporal</w:t>
+      </w:r>
+      <w:r>
+        <w:rPr/>
+        <w:t xml:space="preserve"> (e.g., Coincidence factor).</w:t>
+      </w:r>
+    </w:p>
+    <w:p>
+      <w:pPr>
+        <w:pStyle w:val="Cuerpodetexto"/>
+        <w:bidi w:val="0"/>
+        <w:spacing w:lineRule="auto" w:line="240" w:before="0" w:after="26"/>
+        <w:jc w:val="left"/>
+        <w:rPr>
+          <w:rFonts w:ascii="Nimbus Sans" w:hAnsi="Nimbus Sans"/>
+          <w:sz w:val="22"/>
+          <w:szCs w:val="22"/>
+        </w:rPr>
+      </w:pPr>
+      <w:r>
+        <w:rPr>
+          <w:rFonts w:ascii="Nimbus Sans" w:hAnsi="Nimbus Sans"/>
+          <w:sz w:val="22"/>
+          <w:szCs w:val="22"/>
+        </w:rPr>
+      </w:r>
+    </w:p>
+    <w:p>
+      <w:pPr>
+        <w:pStyle w:val="Cuerpodetexto"/>
+        <w:bidi w:val="0"/>
+        <w:spacing w:lineRule="auto" w:line="240" w:before="0" w:after="26"/>
+        <w:jc w:val="left"/>
+        <w:rPr>
+          <w:rFonts w:ascii="Nimbus Sans" w:hAnsi="Nimbus Sans"/>
+          <w:sz w:val="22"/>
+          <w:szCs w:val="22"/>
+        </w:rPr>
+      </w:pPr>
+      <w:bookmarkStart w:id="22" w:name="p-rc_895d565de993a895-589"/>
+      <w:bookmarkStart w:id="23" w:name="p-rc_895d565de993a895-590"/>
+      <w:bookmarkEnd w:id="22"/>
+      <w:bookmarkEnd w:id="23"/>
+      <w:r>
+        <w:rPr/>
+        <w:tab/>
+        <w:tab/>
+        <w:t xml:space="preserve">Does it dictate </w:t>
+      </w:r>
+      <w:r>
+        <w:rPr>
+          <w:i/>
+        </w:rPr>
+        <w:t>how big</w:t>
+      </w:r>
+      <w:r>
+        <w:rPr/>
+        <w:t xml:space="preserve"> the load is? -&gt; </w:t>
+      </w:r>
+      <w:r>
+        <w:rPr>
+          <w:b/>
+        </w:rPr>
+        <w:t>Magnitude</w:t>
+      </w:r>
+      <w:r>
+        <w:rPr/>
+        <w:t xml:space="preserve"> (e.g., Peak Load).</w:t>
+      </w:r>
+    </w:p>
+    <w:p>
+      <w:pPr>
+        <w:pStyle w:val="Cuerpodetexto"/>
+        <w:bidi w:val="0"/>
+        <w:spacing w:lineRule="auto" w:line="240" w:before="0" w:after="26"/>
+        <w:jc w:val="left"/>
+        <w:rPr>
+          <w:rFonts w:ascii="Nimbus Sans" w:hAnsi="Nimbus Sans"/>
+          <w:sz w:val="22"/>
+          <w:szCs w:val="22"/>
+        </w:rPr>
+      </w:pPr>
+      <w:r>
+        <w:rPr>
+          <w:rFonts w:ascii="Nimbus Sans" w:hAnsi="Nimbus Sans"/>
+          <w:sz w:val="22"/>
+          <w:szCs w:val="22"/>
+        </w:rPr>
+      </w:r>
+    </w:p>
+    <w:p>
+      <w:pPr>
+        <w:pStyle w:val="Cuerpodetexto"/>
+        <w:bidi w:val="0"/>
+        <w:spacing w:lineRule="auto" w:line="240" w:before="0" w:after="26"/>
+        <w:jc w:val="left"/>
+        <w:rPr>
+          <w:rFonts w:ascii="Nimbus Sans" w:hAnsi="Nimbus Sans"/>
+          <w:sz w:val="22"/>
+          <w:szCs w:val="22"/>
+        </w:rPr>
+      </w:pPr>
+      <w:r>
+        <w:rPr/>
+        <w:tab/>
+        <w:tab/>
+        <w:t xml:space="preserve">Does it dictate if a load </w:t>
+      </w:r>
+      <w:r>
+        <w:rPr>
+          <w:i/>
+        </w:rPr>
+        <w:t>disappears</w:t>
+      </w:r>
+      <w:r>
+        <w:rPr/>
+        <w:t xml:space="preserve">? -&gt; </w:t>
+      </w:r>
+      <w:r>
+        <w:rPr>
+          <w:b/>
+        </w:rPr>
+        <w:t>Reliability/Shape</w:t>
+      </w:r>
+      <w:r>
+        <w:rPr/>
+        <w:t xml:space="preserve"> (e.g., Mean Outage Duration).</w:t>
+      </w:r>
+    </w:p>
+    <w:p>
+      <w:pPr>
+        <w:pStyle w:val="Cuerpodetexto"/>
+        <w:bidi w:val="0"/>
+        <w:spacing w:lineRule="auto" w:line="240" w:before="0" w:after="26"/>
+        <w:jc w:val="left"/>
+        <w:rPr>
+          <w:rFonts w:ascii="Nimbus Sans" w:hAnsi="Nimbus Sans"/>
+          <w:sz w:val="22"/>
+          <w:szCs w:val="22"/>
+        </w:rPr>
+      </w:pPr>
+      <w:r>
+        <w:rPr>
+          <w:rFonts w:ascii="Nimbus Sans" w:hAnsi="Nimbus Sans"/>
+          <w:sz w:val="22"/>
+          <w:szCs w:val="22"/>
+        </w:rPr>
+      </w:r>
+    </w:p>
+    <w:p>
+      <w:pPr>
+        <w:pStyle w:val="Ttulo3"/>
+        <w:bidi w:val="0"/>
+        <w:spacing w:lineRule="auto" w:line="240" w:before="0" w:after="26"/>
+        <w:jc w:val="left"/>
+        <w:rPr>
+          <w:rFonts w:ascii="Nimbus Sans" w:hAnsi="Nimbus Sans"/>
+          <w:sz w:val="22"/>
+          <w:szCs w:val="22"/>
+        </w:rPr>
+      </w:pPr>
+      <w:r>
+        <w:rPr>
+          <w:b/>
+        </w:rPr>
+        <w:t>Draft Outline for your Discussion Section  (do not forget this)</w:t>
+      </w:r>
+    </w:p>
+    <w:p>
+      <w:pPr>
+        <w:pStyle w:val="Cuerpodetexto"/>
+        <w:rPr>
+          <w:rFonts w:ascii="Nimbus Sans" w:hAnsi="Nimbus Sans"/>
+          <w:sz w:val="22"/>
+          <w:szCs w:val="22"/>
+        </w:rPr>
+      </w:pPr>
+      <w:r>
+        <w:rPr>
+          <w:b/>
+        </w:rPr>
+        <w:t>Suggested Subheading:</w:t>
+      </w:r>
+      <w:r>
+        <w:rPr/>
+        <w:t xml:space="preserve"> </w:t>
+      </w:r>
+      <w:r>
+        <w:rPr>
+          <w:i/>
+        </w:rPr>
+        <w:t>Temporal Dynamics and the Limits of Static Load Modeling: A Longitudinal Perspective</w:t>
+      </w:r>
+    </w:p>
+    <w:p>
+      <w:pPr>
+        <w:pStyle w:val="Cuerpodetexto"/>
+        <w:rPr>
+          <w:rFonts w:ascii="Nimbus Sans" w:hAnsi="Nimbus Sans"/>
+          <w:sz w:val="22"/>
+          <w:szCs w:val="22"/>
+        </w:rPr>
+      </w:pPr>
+      <w:r>
+        <w:rPr>
+          <w:b/>
+        </w:rPr>
+        <w:t>1. The "Static Model" Problem (The Hook)</w:t>
+      </w:r>
+    </w:p>
+    <w:p>
+      <w:pPr>
+        <w:pStyle w:val="Cuerpodetexto"/>
+        <w:numPr>
+          <w:ilvl w:val="0"/>
+          <w:numId w:val="11"/>
+        </w:numPr>
+        <w:tabs>
+          <w:tab w:val="clear" w:pos="709"/>
+          <w:tab w:val="left" w:pos="0" w:leader="none"/>
+        </w:tabs>
+        <w:ind w:left="709" w:hanging="283"/>
+        <w:rPr>
+          <w:rFonts w:ascii="Nimbus Sans" w:hAnsi="Nimbus Sans"/>
+          <w:sz w:val="22"/>
+          <w:szCs w:val="22"/>
+        </w:rPr>
+      </w:pPr>
+      <w:r>
+        <w:rPr/>
+        <w:t>Start by explaining that traditional off-grid sizing models (including standard RAMP applications) treat user profiles as static. If a household draws 15Wh/day in Year 1, the model assumes they will draw 15Wh/day in Year 10.</w:t>
+      </w:r>
+    </w:p>
+    <w:p>
+      <w:pPr>
+        <w:pStyle w:val="Cuerpodetexto"/>
+        <w:numPr>
+          <w:ilvl w:val="0"/>
+          <w:numId w:val="11"/>
+        </w:numPr>
+        <w:tabs>
+          <w:tab w:val="clear" w:pos="709"/>
+          <w:tab w:val="left" w:pos="0" w:leader="none"/>
+        </w:tabs>
+        <w:ind w:left="709" w:hanging="283"/>
+        <w:rPr>
+          <w:rFonts w:ascii="Nimbus Sans" w:hAnsi="Nimbus Sans"/>
+          <w:sz w:val="22"/>
+          <w:szCs w:val="22"/>
+        </w:rPr>
+      </w:pPr>
+      <w:r>
+        <w:rPr/>
+        <w:t>Argue that this purely technical assumption ignores socio-technical evolution.</w:t>
+      </w:r>
+    </w:p>
+    <w:p>
+      <w:pPr>
+        <w:pStyle w:val="Cuerpodetexto"/>
+        <w:rPr>
+          <w:rFonts w:ascii="Nimbus Sans" w:hAnsi="Nimbus Sans"/>
+          <w:sz w:val="22"/>
+          <w:szCs w:val="22"/>
+        </w:rPr>
+      </w:pPr>
+      <w:r>
+        <w:rPr>
+          <w:b/>
+        </w:rPr>
+        <w:t>2. The Evidence (Your 5 Cases)</w:t>
+      </w:r>
+    </w:p>
+    <w:p>
+      <w:pPr>
+        <w:pStyle w:val="Cuerpodetexto"/>
+        <w:numPr>
+          <w:ilvl w:val="0"/>
+          <w:numId w:val="12"/>
+        </w:numPr>
+        <w:tabs>
+          <w:tab w:val="clear" w:pos="709"/>
+          <w:tab w:val="left" w:pos="0" w:leader="none"/>
+        </w:tabs>
+        <w:ind w:left="709" w:hanging="283"/>
+        <w:rPr>
+          <w:rFonts w:ascii="Nimbus Sans" w:hAnsi="Nimbus Sans"/>
+          <w:sz w:val="22"/>
+          <w:szCs w:val="22"/>
+        </w:rPr>
+      </w:pPr>
+      <w:r>
+        <w:rPr/>
+        <w:t xml:space="preserve">Introduce your longitudinal micro-cases: </w:t>
+      </w:r>
+      <w:r>
+        <w:rPr>
+          <w:i/>
+        </w:rPr>
+        <w:t>"While our primary modeling relied on a saturated cross-sectional snapshot (N=73), longitudinal follow-up interviews with a subset of households (N=5) over [Insert Timeframe] revealed three critical temporal dynamics:"</w:t>
+      </w:r>
+    </w:p>
+    <w:p>
+      <w:pPr>
+        <w:pStyle w:val="Cuerpodetexto"/>
+        <w:numPr>
+          <w:ilvl w:val="1"/>
+          <w:numId w:val="12"/>
+        </w:numPr>
+        <w:tabs>
+          <w:tab w:val="clear" w:pos="709"/>
+          <w:tab w:val="left" w:pos="0" w:leader="none"/>
+        </w:tabs>
+        <w:ind w:left="1418" w:hanging="283"/>
+        <w:rPr>
+          <w:rFonts w:ascii="Nimbus Sans" w:hAnsi="Nimbus Sans"/>
+          <w:sz w:val="22"/>
+          <w:szCs w:val="22"/>
+        </w:rPr>
+      </w:pPr>
+      <w:r>
+        <w:rPr>
+          <w:b/>
+        </w:rPr>
+        <w:t>A. The Evolution of Aspirations:</w:t>
+      </w:r>
+      <w:r>
+        <w:rPr/>
+        <w:t xml:space="preserve"> Describe how initial exposure to the SHS changed users. (e.g., </w:t>
+      </w:r>
+      <w:r>
+        <w:rPr>
+          <w:i/>
+        </w:rPr>
+        <w:t>In initial interviews, users were content with basic lighting replacing candles. Upon follow-up, exposure to the technology had normalized the baseline, shifting aspirations toward entertainment (TVs) and productivity (blenders).</w:t>
+      </w:r>
+      <w:r>
+        <w:rPr/>
+        <w:t>).</w:t>
+      </w:r>
+    </w:p>
+    <w:p>
+      <w:pPr>
+        <w:pStyle w:val="Cuerpodetexto"/>
+        <w:numPr>
+          <w:ilvl w:val="1"/>
+          <w:numId w:val="12"/>
+        </w:numPr>
+        <w:tabs>
+          <w:tab w:val="clear" w:pos="709"/>
+          <w:tab w:val="left" w:pos="0" w:leader="none"/>
+        </w:tabs>
+        <w:ind w:left="1418" w:hanging="283"/>
+        <w:rPr>
+          <w:rFonts w:ascii="Nimbus Sans" w:hAnsi="Nimbus Sans"/>
+          <w:sz w:val="22"/>
+          <w:szCs w:val="22"/>
+        </w:rPr>
+      </w:pPr>
+      <w:r>
+        <w:rPr>
+          <w:b/>
+        </w:rPr>
+        <w:t>B. Hardware Attrition &amp; Resignation:</w:t>
+      </w:r>
+      <w:r>
+        <w:rPr/>
+        <w:t xml:space="preserve"> Use the broken radios/cables as an example. Explain that technical degradation is not just an engineering failure, but a behavioral shift. When the radio breaks and they cannot afford to fix it, the household's load profile permanently shrinks.</w:t>
+      </w:r>
+    </w:p>
+    <w:p>
+      <w:pPr>
+        <w:pStyle w:val="Cuerpodetexto"/>
+        <w:numPr>
+          <w:ilvl w:val="1"/>
+          <w:numId w:val="12"/>
+        </w:numPr>
+        <w:tabs>
+          <w:tab w:val="clear" w:pos="709"/>
+          <w:tab w:val="left" w:pos="0" w:leader="none"/>
+        </w:tabs>
+        <w:ind w:left="1418" w:hanging="283"/>
+        <w:rPr>
+          <w:rFonts w:ascii="Nimbus Sans" w:hAnsi="Nimbus Sans"/>
+          <w:sz w:val="22"/>
+          <w:szCs w:val="22"/>
+        </w:rPr>
+      </w:pPr>
+      <w:r>
+        <w:rPr>
+          <w:b/>
+        </w:rPr>
+        <w:t>C. Demographic Fluidity:</w:t>
+      </w:r>
+      <w:r>
+        <w:rPr/>
+        <w:t xml:space="preserve"> Mention the reality of rural out-migration (children moving to the </w:t>
+      </w:r>
+      <w:r>
+        <w:rPr>
+          <w:i/>
+        </w:rPr>
+        <w:t>Chapare</w:t>
+      </w:r>
+      <w:r>
+        <w:rPr/>
+        <w:t>). Explain that an "Educational Aspirant" profile will naturally age out into an "Isolated Elderly" profile, fundamentally altering the time windows of the load curve.</w:t>
+      </w:r>
+    </w:p>
+    <w:p>
+      <w:pPr>
+        <w:pStyle w:val="Cuerpodetexto"/>
+        <w:rPr>
+          <w:rFonts w:ascii="Nimbus Sans" w:hAnsi="Nimbus Sans"/>
+          <w:sz w:val="22"/>
+          <w:szCs w:val="22"/>
+        </w:rPr>
+      </w:pPr>
+      <w:r>
+        <w:rPr>
+          <w:b/>
+        </w:rPr>
+        <w:t>3. The Conclusion / Call to Action</w:t>
+      </w:r>
+    </w:p>
+    <w:p>
+      <w:pPr>
+        <w:pStyle w:val="Cuerpodetexto"/>
+        <w:numPr>
+          <w:ilvl w:val="0"/>
+          <w:numId w:val="13"/>
+        </w:numPr>
+        <w:tabs>
+          <w:tab w:val="clear" w:pos="709"/>
+          <w:tab w:val="left" w:pos="0" w:leader="none"/>
+        </w:tabs>
+        <w:ind w:left="709" w:hanging="283"/>
+        <w:rPr>
+          <w:rFonts w:ascii="Nimbus Sans" w:hAnsi="Nimbus Sans"/>
+          <w:sz w:val="22"/>
+          <w:szCs w:val="22"/>
+        </w:rPr>
+      </w:pPr>
+      <w:r>
+        <w:rPr/>
+        <w:t xml:space="preserve">Conclude by stating that while your current methodology successfully captures a highly accurate "snapshot" of community demand, future open-source modeling tools must incorporate </w:t>
+      </w:r>
+      <w:r>
+        <w:rPr>
+          <w:b/>
+        </w:rPr>
+        <w:t>stochastic degradation factors</w:t>
+      </w:r>
+      <w:r>
+        <w:rPr/>
+        <w:t xml:space="preserve"> (e.g., a 20% chance an appliance breaks per year) and </w:t>
+      </w:r>
+      <w:r>
+        <w:rPr>
+          <w:b/>
+        </w:rPr>
+        <w:t>latent demand multipliers</w:t>
+      </w:r>
+      <w:r>
+        <w:rPr/>
+        <w:t xml:space="preserve"> to truly capture the reality of rural electrification over a 10-to-20-year project lifespan.</w:t>
+      </w:r>
+    </w:p>
+    <w:p>
+      <w:pPr>
+        <w:pStyle w:val="Cuerpodetexto"/>
+        <w:tabs>
+          <w:tab w:val="clear" w:pos="709"/>
+          <w:tab w:val="left" w:pos="0" w:leader="none"/>
+        </w:tabs>
+        <w:ind w:left="709" w:hanging="283"/>
+        <w:rPr>
+          <w:rFonts w:ascii="Nimbus Sans" w:hAnsi="Nimbus Sans"/>
+          <w:sz w:val="22"/>
+          <w:szCs w:val="22"/>
+        </w:rPr>
+      </w:pPr>
+      <w:r>
+        <w:rPr/>
+      </w:r>
+    </w:p>
+    <w:p>
+      <w:pPr>
+        <w:pStyle w:val="Cuerpodetexto"/>
+        <w:tabs>
+          <w:tab w:val="clear" w:pos="709"/>
+          <w:tab w:val="left" w:pos="0" w:leader="none"/>
+        </w:tabs>
+        <w:ind w:left="709" w:hanging="283"/>
+        <w:rPr>
+          <w:rFonts w:ascii="Nimbus Sans" w:hAnsi="Nimbus Sans"/>
+          <w:sz w:val="22"/>
+          <w:szCs w:val="22"/>
+        </w:rPr>
+      </w:pPr>
+      <w:r>
+        <w:rPr/>
+      </w:r>
+    </w:p>
+    <w:p>
+      <w:pPr>
+        <w:pStyle w:val="Cuerpodetexto"/>
+        <w:tabs>
+          <w:tab w:val="clear" w:pos="709"/>
+          <w:tab w:val="left" w:pos="0" w:leader="none"/>
+        </w:tabs>
+        <w:ind w:left="709" w:hanging="283"/>
+        <w:rPr>
+          <w:rFonts w:ascii="Nimbus Sans" w:hAnsi="Nimbus Sans"/>
+          <w:sz w:val="22"/>
+          <w:szCs w:val="22"/>
+        </w:rPr>
+      </w:pPr>
+      <w:r>
+        <w:rPr/>
+      </w:r>
+    </w:p>
+    <w:p>
+      <w:pPr>
+        <w:pStyle w:val="Cuerpodetexto"/>
+        <w:tabs>
+          <w:tab w:val="clear" w:pos="709"/>
+          <w:tab w:val="left" w:pos="0" w:leader="none"/>
+        </w:tabs>
+        <w:ind w:left="709" w:hanging="283"/>
+        <w:rPr>
+          <w:rFonts w:ascii="Nimbus Sans" w:hAnsi="Nimbus Sans"/>
+          <w:sz w:val="22"/>
+          <w:szCs w:val="22"/>
+        </w:rPr>
+      </w:pPr>
+      <w:r>
+        <w:rPr/>
+      </w:r>
+    </w:p>
+    <w:p>
+      <w:pPr>
+        <w:pStyle w:val="Cuerpodetexto"/>
+        <w:tabs>
+          <w:tab w:val="clear" w:pos="709"/>
+          <w:tab w:val="left" w:pos="0" w:leader="none"/>
+        </w:tabs>
+        <w:ind w:left="709" w:hanging="283"/>
+        <w:rPr>
+          <w:rFonts w:ascii="Nimbus Sans" w:hAnsi="Nimbus Sans"/>
+          <w:sz w:val="22"/>
+          <w:szCs w:val="22"/>
+        </w:rPr>
+      </w:pPr>
+      <w:r>
+        <w:rPr/>
+      </w:r>
+    </w:p>
+    <w:p>
+      <w:pPr>
+        <w:pStyle w:val="Cuerpodetexto"/>
+        <w:tabs>
+          <w:tab w:val="clear" w:pos="709"/>
+          <w:tab w:val="left" w:pos="0" w:leader="none"/>
+        </w:tabs>
+        <w:ind w:left="709" w:hanging="283"/>
+        <w:rPr>
+          <w:rFonts w:ascii="Nimbus Sans" w:hAnsi="Nimbus Sans"/>
+          <w:sz w:val="22"/>
+          <w:szCs w:val="22"/>
+        </w:rPr>
+      </w:pPr>
+      <w:r>
+        <w:rPr/>
+      </w:r>
+    </w:p>
+    <w:p>
+      <w:pPr>
+        <w:pStyle w:val="Cuerpodetexto"/>
+        <w:tabs>
+          <w:tab w:val="clear" w:pos="709"/>
+          <w:tab w:val="left" w:pos="0" w:leader="none"/>
+        </w:tabs>
+        <w:ind w:left="709" w:hanging="283"/>
+        <w:rPr>
+          <w:rFonts w:ascii="Nimbus Sans" w:hAnsi="Nimbus Sans"/>
+          <w:sz w:val="22"/>
+          <w:szCs w:val="22"/>
+        </w:rPr>
+      </w:pPr>
+      <w:r>
+        <w:rPr/>
+      </w:r>
+    </w:p>
+    <w:p>
+      <w:pPr>
+        <w:pStyle w:val="Cuerpodetexto"/>
+        <w:tabs>
+          <w:tab w:val="clear" w:pos="709"/>
+          <w:tab w:val="left" w:pos="0" w:leader="none"/>
+        </w:tabs>
+        <w:ind w:hanging="0"/>
+        <w:rPr/>
+      </w:pPr>
+      <w:r>
+        <w:rPr/>
+        <w:t>METHODS</w:t>
+      </w:r>
+    </w:p>
+    <w:p>
+      <w:pPr>
+        <w:pStyle w:val="Ttulo3"/>
+        <w:bidi w:val="0"/>
+        <w:rPr>
+          <w:rFonts w:ascii="Nimbus Sans" w:hAnsi="Nimbus Sans"/>
+          <w:sz w:val="22"/>
+          <w:szCs w:val="22"/>
+        </w:rPr>
+      </w:pPr>
+      <w:r>
+        <w:rPr>
+          <w:rFonts w:ascii="Google Sans Text;sans-serif" w:hAnsi="Google Sans Text;sans-serif"/>
+          <w:b/>
+        </w:rPr>
+        <w:t>Phase 1: Multi-Stream Data Collection (The Inputs)</w:t>
+      </w:r>
+    </w:p>
+    <w:p>
+      <w:pPr>
+        <w:pStyle w:val="Cuerpodetexto"/>
+        <w:spacing w:lineRule="auto" w:line="273" w:before="0" w:after="140"/>
+        <w:rPr>
+          <w:rFonts w:ascii="Nimbus Sans" w:hAnsi="Nimbus Sans"/>
+          <w:sz w:val="22"/>
+          <w:szCs w:val="22"/>
+        </w:rPr>
+      </w:pPr>
+      <w:r>
+        <w:rPr>
+          <w:rFonts w:ascii="Google Sans Text;sans-serif" w:hAnsi="Google Sans Text;sans-serif"/>
+        </w:rPr>
+        <w:t>You established three parallel data streams to capture the full socio-technical reality of Raqaypampa.</w:t>
+      </w:r>
+    </w:p>
+    <w:p>
+      <w:pPr>
+        <w:pStyle w:val="Cuerpodetexto"/>
+        <w:numPr>
+          <w:ilvl w:val="0"/>
+          <w:numId w:val="14"/>
+        </w:numPr>
+        <w:pBdr/>
+        <w:tabs>
+          <w:tab w:val="clear" w:pos="709"/>
+          <w:tab w:val="left" w:pos="0" w:leader="none"/>
+        </w:tabs>
+        <w:spacing w:lineRule="auto" w:line="273" w:before="0" w:after="140"/>
+        <w:ind w:left="709" w:hanging="283"/>
+        <w:rPr>
+          <w:rFonts w:ascii="Nimbus Sans" w:hAnsi="Nimbus Sans"/>
+          <w:sz w:val="22"/>
+          <w:szCs w:val="22"/>
+        </w:rPr>
+      </w:pPr>
+      <w:r>
+        <w:rPr>
+          <w:rFonts w:ascii="Google Sans Text;sans-serif" w:hAnsi="Google Sans Text;sans-serif"/>
+          <w:b/>
+        </w:rPr>
+        <w:t>Stream A (The Ground Truth):</w:t>
+      </w:r>
+      <w:r>
+        <w:rPr>
+          <w:rFonts w:ascii="Google Sans Text;sans-serif" w:hAnsi="Google Sans Text;sans-serif"/>
+        </w:rPr>
+        <w:t xml:space="preserve"> High-resolution physical energy measurements via dataloggers installed on 14 SHS.</w:t>
+      </w:r>
+    </w:p>
+    <w:p>
+      <w:pPr>
+        <w:pStyle w:val="Cuerpodetexto"/>
+        <w:numPr>
+          <w:ilvl w:val="0"/>
+          <w:numId w:val="14"/>
+        </w:numPr>
+        <w:pBdr/>
+        <w:tabs>
+          <w:tab w:val="clear" w:pos="709"/>
+          <w:tab w:val="left" w:pos="0" w:leader="none"/>
+        </w:tabs>
+        <w:spacing w:lineRule="auto" w:line="273" w:before="0" w:after="140"/>
+        <w:ind w:left="709" w:hanging="283"/>
+        <w:rPr>
+          <w:rFonts w:ascii="Nimbus Sans" w:hAnsi="Nimbus Sans"/>
+          <w:sz w:val="22"/>
+          <w:szCs w:val="22"/>
+        </w:rPr>
+      </w:pPr>
+      <w:r>
+        <w:rPr>
+          <w:rFonts w:ascii="Google Sans Text;sans-serif" w:hAnsi="Google Sans Text;sans-serif"/>
+          <w:b/>
+        </w:rPr>
+        <w:t>Stream B (The Mathematical Baseline):</w:t>
+      </w:r>
+      <w:r>
+        <w:rPr>
+          <w:rFonts w:ascii="Google Sans Text;sans-serif" w:hAnsi="Google Sans Text;sans-serif"/>
+        </w:rPr>
+        <w:t xml:space="preserve"> A comprehensive socioeconomic and self-reported appliance usage survey (N=73 households).</w:t>
+      </w:r>
+    </w:p>
+    <w:p>
+      <w:pPr>
+        <w:pStyle w:val="Cuerpodetexto"/>
+        <w:numPr>
+          <w:ilvl w:val="0"/>
+          <w:numId w:val="14"/>
+        </w:numPr>
+        <w:pBdr/>
+        <w:tabs>
+          <w:tab w:val="clear" w:pos="709"/>
+          <w:tab w:val="left" w:pos="0" w:leader="none"/>
+        </w:tabs>
+        <w:spacing w:lineRule="auto" w:line="273" w:before="0" w:after="140"/>
+        <w:ind w:left="709" w:hanging="283"/>
+        <w:rPr>
+          <w:rFonts w:ascii="Nimbus Sans" w:hAnsi="Nimbus Sans"/>
+          <w:sz w:val="22"/>
+          <w:szCs w:val="22"/>
+        </w:rPr>
+      </w:pPr>
+      <w:r>
+        <w:rPr>
+          <w:rFonts w:ascii="Google Sans Text;sans-serif" w:hAnsi="Google Sans Text;sans-serif"/>
+          <w:b/>
+        </w:rPr>
+        <w:t>Stream C (The Human Context):</w:t>
+      </w:r>
+      <w:r>
+        <w:rPr>
+          <w:rFonts w:ascii="Google Sans Text;sans-serif" w:hAnsi="Google Sans Text;sans-serif"/>
+        </w:rPr>
+        <w:t xml:space="preserve"> Qualitative semi-structured interviews, focus groups, and 5 longitudinal micro-case studies.</w:t>
+      </w:r>
+    </w:p>
+    <w:p>
+      <w:pPr>
+        <w:pStyle w:val="Ttulo3"/>
+        <w:spacing w:lineRule="auto" w:line="273" w:before="0" w:after="120"/>
+        <w:rPr>
+          <w:rFonts w:ascii="Nimbus Sans" w:hAnsi="Nimbus Sans"/>
+          <w:sz w:val="22"/>
+          <w:szCs w:val="22"/>
+        </w:rPr>
+      </w:pPr>
+      <w:r>
+        <w:rPr>
+          <w:rFonts w:ascii="Google Sans Text;sans-serif" w:hAnsi="Google Sans Text;sans-serif"/>
+          <w:b/>
+        </w:rPr>
+        <w:t>Phase 2: Socio-Technical Triangulation (Bridging Qual &amp; Quant)</w:t>
+      </w:r>
+    </w:p>
+    <w:p>
+      <w:pPr>
+        <w:pStyle w:val="Cuerpodetexto"/>
+        <w:spacing w:lineRule="auto" w:line="273" w:before="0" w:after="140"/>
+        <w:rPr>
+          <w:rFonts w:ascii="Nimbus Sans" w:hAnsi="Nimbus Sans"/>
+          <w:sz w:val="22"/>
+          <w:szCs w:val="22"/>
+        </w:rPr>
+      </w:pPr>
+      <w:r>
+        <w:rPr>
+          <w:rFonts w:ascii="Google Sans Text;sans-serif" w:hAnsi="Google Sans Text;sans-serif"/>
+        </w:rPr>
+        <w:t>This is where you extract the logic for the model. You processed the human context and mathematically proved it using the survey data.</w:t>
+      </w:r>
+    </w:p>
+    <w:p>
+      <w:pPr>
+        <w:pStyle w:val="Cuerpodetexto"/>
+        <w:numPr>
+          <w:ilvl w:val="0"/>
+          <w:numId w:val="15"/>
+        </w:numPr>
+        <w:pBdr/>
+        <w:tabs>
+          <w:tab w:val="clear" w:pos="709"/>
+          <w:tab w:val="left" w:pos="0" w:leader="none"/>
+        </w:tabs>
+        <w:spacing w:lineRule="auto" w:line="273" w:before="0" w:after="140"/>
+        <w:ind w:left="709" w:hanging="283"/>
+        <w:rPr>
+          <w:rFonts w:ascii="Nimbus Sans" w:hAnsi="Nimbus Sans"/>
+          <w:sz w:val="22"/>
+          <w:szCs w:val="22"/>
+        </w:rPr>
+      </w:pPr>
+      <w:r>
+        <w:rPr>
+          <w:rFonts w:ascii="Google Sans Text;sans-serif" w:hAnsi="Google Sans Text;sans-serif"/>
+          <w:b/>
+        </w:rPr>
+        <w:t>Step 2.1: Thematic Coding:</w:t>
+      </w:r>
+      <w:r>
+        <w:rPr>
+          <w:rFonts w:ascii="Google Sans Text;sans-serif" w:hAnsi="Google Sans Text;sans-serif"/>
+        </w:rPr>
+        <w:t xml:space="preserve"> You used QualCoder to map the intersection of "Norms" and "Practices" from the Energy Cultures framework, deriving </w:t>
+      </w:r>
+      <w:r>
+        <w:rPr>
+          <w:rFonts w:ascii="Google Sans Text;sans-serif" w:hAnsi="Google Sans Text;sans-serif"/>
+          <w:b/>
+        </w:rPr>
+        <w:t>17 Socio-Technical Behavioral Rules</w:t>
+      </w:r>
+      <w:r>
+        <w:rPr>
+          <w:rFonts w:ascii="Google Sans Text;sans-serif" w:hAnsi="Google Sans Text;sans-serif"/>
+        </w:rPr>
+        <w:t xml:space="preserve"> (e.g., The Kitchen Dictate, Companionship in Isolation, The Aspiration Gap).</w:t>
+      </w:r>
+    </w:p>
+    <w:p>
+      <w:pPr>
+        <w:pStyle w:val="Cuerpodetexto"/>
+        <w:numPr>
+          <w:ilvl w:val="0"/>
+          <w:numId w:val="15"/>
+        </w:numPr>
+        <w:pBdr/>
+        <w:tabs>
+          <w:tab w:val="clear" w:pos="709"/>
+          <w:tab w:val="left" w:pos="0" w:leader="none"/>
+        </w:tabs>
+        <w:spacing w:lineRule="auto" w:line="273" w:before="0" w:after="140"/>
+        <w:ind w:left="709" w:hanging="283"/>
+        <w:rPr>
+          <w:rFonts w:ascii="Nimbus Sans" w:hAnsi="Nimbus Sans"/>
+          <w:sz w:val="22"/>
+          <w:szCs w:val="22"/>
+        </w:rPr>
+      </w:pPr>
+      <w:r>
+        <w:rPr>
+          <w:rFonts w:ascii="Google Sans Text;sans-serif" w:hAnsi="Google Sans Text;sans-serif"/>
+          <w:b/>
+        </w:rPr>
+        <w:t>Step 2.2: Statistical Validation:</w:t>
+      </w:r>
+      <w:r>
+        <w:rPr>
+          <w:rFonts w:ascii="Google Sans Text;sans-serif" w:hAnsi="Google Sans Text;sans-serif"/>
+        </w:rPr>
+        <w:t xml:space="preserve"> You ran a rigorous correlation script on the N=73 dataset to mathematically prove the qualitative rules. Crucially, you applied data type-casting to ensure statistical integrity:</w:t>
+      </w:r>
+    </w:p>
+    <w:p>
+      <w:pPr>
+        <w:pStyle w:val="Cuerpodetexto"/>
+        <w:numPr>
+          <w:ilvl w:val="1"/>
+          <w:numId w:val="15"/>
+        </w:numPr>
+        <w:pBdr/>
+        <w:tabs>
+          <w:tab w:val="clear" w:pos="709"/>
+          <w:tab w:val="left" w:pos="0" w:leader="none"/>
+        </w:tabs>
+        <w:spacing w:lineRule="auto" w:line="273" w:before="0" w:after="140"/>
+        <w:ind w:left="1418" w:hanging="283"/>
+        <w:rPr>
+          <w:rFonts w:ascii="Nimbus Sans" w:hAnsi="Nimbus Sans"/>
+          <w:sz w:val="22"/>
+          <w:szCs w:val="22"/>
+        </w:rPr>
+      </w:pPr>
+      <w:r>
+        <w:rPr>
+          <w:rFonts w:ascii="Google Sans Text;sans-serif" w:hAnsi="Google Sans Text;sans-serif"/>
+          <w:i/>
+        </w:rPr>
+        <w:t>Pearson ($r$)</w:t>
+      </w:r>
+      <w:r>
+        <w:rPr>
+          <w:rFonts w:ascii="Google Sans Text;sans-serif" w:hAnsi="Google Sans Text;sans-serif"/>
+        </w:rPr>
+        <w:t xml:space="preserve"> for continuous variables.</w:t>
+      </w:r>
+    </w:p>
+    <w:p>
+      <w:pPr>
+        <w:pStyle w:val="Cuerpodetexto"/>
+        <w:numPr>
+          <w:ilvl w:val="1"/>
+          <w:numId w:val="15"/>
+        </w:numPr>
+        <w:pBdr/>
+        <w:tabs>
+          <w:tab w:val="clear" w:pos="709"/>
+          <w:tab w:val="left" w:pos="0" w:leader="none"/>
+        </w:tabs>
+        <w:spacing w:lineRule="auto" w:line="273" w:before="0" w:after="140"/>
+        <w:ind w:left="1418" w:hanging="283"/>
+        <w:rPr>
+          <w:rFonts w:ascii="Nimbus Sans" w:hAnsi="Nimbus Sans"/>
+          <w:sz w:val="22"/>
+          <w:szCs w:val="22"/>
+        </w:rPr>
+      </w:pPr>
+      <w:r>
+        <w:rPr>
+          <w:rFonts w:ascii="Google Sans Text;sans-serif" w:hAnsi="Google Sans Text;sans-serif"/>
+          <w:i/>
+        </w:rPr>
+        <w:t>Correlation Ratio ($\eta$)</w:t>
+      </w:r>
+      <w:r>
+        <w:rPr>
+          <w:rFonts w:ascii="Google Sans Text;sans-serif" w:hAnsi="Google Sans Text;sans-serif"/>
+        </w:rPr>
+        <w:t xml:space="preserve"> for Categorical vs. Numerical.</w:t>
+      </w:r>
+    </w:p>
+    <w:p>
+      <w:pPr>
+        <w:pStyle w:val="Cuerpodetexto"/>
+        <w:numPr>
+          <w:ilvl w:val="1"/>
+          <w:numId w:val="15"/>
+        </w:numPr>
+        <w:pBdr/>
+        <w:tabs>
+          <w:tab w:val="clear" w:pos="709"/>
+          <w:tab w:val="left" w:pos="0" w:leader="none"/>
+        </w:tabs>
+        <w:spacing w:lineRule="auto" w:line="273" w:before="0" w:after="140"/>
+        <w:ind w:left="1418" w:hanging="283"/>
+        <w:rPr>
+          <w:rFonts w:ascii="Nimbus Sans" w:hAnsi="Nimbus Sans"/>
+          <w:sz w:val="22"/>
+          <w:szCs w:val="22"/>
+        </w:rPr>
+      </w:pPr>
+      <w:r>
+        <w:rPr>
+          <w:rFonts w:ascii="Google Sans Text;sans-serif" w:hAnsi="Google Sans Text;sans-serif"/>
+          <w:i/>
+        </w:rPr>
+        <w:t>Cramér’s V</w:t>
+      </w:r>
+      <w:r>
+        <w:rPr>
+          <w:rFonts w:ascii="Google Sans Text;sans-serif" w:hAnsi="Google Sans Text;sans-serif"/>
+        </w:rPr>
+        <w:t xml:space="preserve"> for Categorical vs. Categorical.</w:t>
+      </w:r>
+    </w:p>
+    <w:p>
+      <w:pPr>
+        <w:pStyle w:val="Cuerpodetexto"/>
+        <w:numPr>
+          <w:ilvl w:val="0"/>
+          <w:numId w:val="15"/>
+        </w:numPr>
+        <w:pBdr/>
+        <w:tabs>
+          <w:tab w:val="clear" w:pos="709"/>
+          <w:tab w:val="left" w:pos="0" w:leader="none"/>
+        </w:tabs>
+        <w:spacing w:lineRule="auto" w:line="273" w:before="0" w:after="140"/>
+        <w:ind w:left="709" w:hanging="283"/>
+        <w:rPr>
+          <w:rFonts w:ascii="Nimbus Sans" w:hAnsi="Nimbus Sans"/>
+          <w:sz w:val="22"/>
+          <w:szCs w:val="22"/>
+        </w:rPr>
+      </w:pPr>
+      <w:r>
+        <w:rPr>
+          <w:rFonts w:ascii="Google Sans Text;sans-serif" w:hAnsi="Google Sans Text;sans-serif"/>
+          <w:b/>
+        </w:rPr>
+        <w:t>Output of Phase 2:</w:t>
+      </w:r>
+      <w:r>
+        <w:rPr>
+          <w:rFonts w:ascii="Google Sans Text;sans-serif" w:hAnsi="Google Sans Text;sans-serif"/>
+        </w:rPr>
+        <w:t xml:space="preserve"> The identification of statistically significant "Splitter Variables" (e.g., </w:t>
+      </w:r>
+      <w:r>
+        <w:rPr>
+          <w:rStyle w:val="Textooriginal"/>
+          <w:rFonts w:ascii="Google Sans Text;sans-serif" w:hAnsi="Google Sans Text;sans-serif"/>
+        </w:rPr>
+        <w:t>adults_mas_60</w:t>
+      </w:r>
+      <w:r>
+        <w:rPr>
+          <w:rFonts w:ascii="Google Sans Text;sans-serif" w:hAnsi="Google Sans Text;sans-serif"/>
+        </w:rPr>
+        <w:t xml:space="preserve">, </w:t>
+      </w:r>
+      <w:r>
+        <w:rPr>
+          <w:rStyle w:val="Textooriginal"/>
+          <w:rFonts w:ascii="Google Sans Text;sans-serif" w:hAnsi="Google Sans Text;sans-serif"/>
+        </w:rPr>
+        <w:t>migration</w:t>
+      </w:r>
+      <w:r>
+        <w:rPr>
+          <w:rFonts w:ascii="Google Sans Text;sans-serif" w:hAnsi="Google Sans Text;sans-serif"/>
+        </w:rPr>
+        <w:t xml:space="preserve">, </w:t>
+      </w:r>
+      <w:r>
+        <w:rPr>
+          <w:rStyle w:val="Textooriginal"/>
+          <w:rFonts w:ascii="Google Sans Text;sans-serif" w:hAnsi="Google Sans Text;sans-serif"/>
+        </w:rPr>
+        <w:t>family_type</w:t>
+      </w:r>
+      <w:r>
+        <w:rPr>
+          <w:rFonts w:ascii="Google Sans Text;sans-serif" w:hAnsi="Google Sans Text;sans-serif"/>
+        </w:rPr>
+        <w:t xml:space="preserve">, </w:t>
+      </w:r>
+      <w:r>
+        <w:rPr>
+          <w:rStyle w:val="Textooriginal"/>
+          <w:rFonts w:ascii="Google Sans Text;sans-serif" w:hAnsi="Google Sans Text;sans-serif"/>
+        </w:rPr>
+        <w:t>children_5_17</w:t>
+      </w:r>
+      <w:r>
+        <w:rPr>
+          <w:rFonts w:ascii="Google Sans Text;sans-serif" w:hAnsi="Google Sans Text;sans-serif"/>
+        </w:rPr>
+        <w:t>) that physically alter the load curve.</w:t>
+      </w:r>
+    </w:p>
+    <w:p>
+      <w:pPr>
+        <w:pStyle w:val="Ttulo3"/>
+        <w:spacing w:lineRule="auto" w:line="273" w:before="0" w:after="120"/>
+        <w:rPr>
+          <w:rFonts w:ascii="Nimbus Sans" w:hAnsi="Nimbus Sans"/>
+          <w:sz w:val="22"/>
+          <w:szCs w:val="22"/>
+        </w:rPr>
+      </w:pPr>
+      <w:r>
+        <w:rPr>
+          <w:rFonts w:ascii="Google Sans Text;sans-serif" w:hAnsi="Google Sans Text;sans-serif"/>
+          <w:b/>
+        </w:rPr>
+        <w:t>Phase 3: Archetype Construction (Translating Sociology to Engineering)</w:t>
+      </w:r>
+    </w:p>
+    <w:p>
+      <w:pPr>
+        <w:pStyle w:val="Cuerpodetexto"/>
+        <w:spacing w:lineRule="auto" w:line="273" w:before="0" w:after="140"/>
+        <w:rPr>
+          <w:rFonts w:ascii="Nimbus Sans" w:hAnsi="Nimbus Sans"/>
+          <w:sz w:val="22"/>
+          <w:szCs w:val="22"/>
+        </w:rPr>
+      </w:pPr>
+      <w:r>
+        <w:rPr>
+          <w:rFonts w:ascii="Google Sans Text;sans-serif" w:hAnsi="Google Sans Text;sans-serif"/>
+        </w:rPr>
+        <w:t>Instead of relying on a generic "average" profile, you used the Splitter Variables from Phase 2 to divide the community into distinct Energy Behavior Profiles (EBPs) for the RAMP model.</w:t>
+      </w:r>
+    </w:p>
+    <w:p>
+      <w:pPr>
+        <w:pStyle w:val="Cuerpodetexto"/>
+        <w:numPr>
+          <w:ilvl w:val="0"/>
+          <w:numId w:val="16"/>
+        </w:numPr>
+        <w:pBdr/>
+        <w:tabs>
+          <w:tab w:val="clear" w:pos="709"/>
+          <w:tab w:val="left" w:pos="0" w:leader="none"/>
+        </w:tabs>
+        <w:spacing w:lineRule="auto" w:line="273" w:before="0" w:after="140"/>
+        <w:ind w:left="709" w:hanging="283"/>
+        <w:rPr>
+          <w:rFonts w:ascii="Nimbus Sans" w:hAnsi="Nimbus Sans"/>
+          <w:sz w:val="22"/>
+          <w:szCs w:val="22"/>
+        </w:rPr>
+      </w:pPr>
+      <w:r>
+        <w:rPr>
+          <w:rFonts w:ascii="Google Sans Text;sans-serif" w:hAnsi="Google Sans Text;sans-serif"/>
+          <w:b/>
+        </w:rPr>
+        <w:t>Profile 1: The Sedentary Core:</w:t>
+      </w:r>
+      <w:r>
+        <w:rPr>
+          <w:rFonts w:ascii="Google Sans Text;sans-serif" w:hAnsi="Google Sans Text;sans-serif"/>
+        </w:rPr>
+        <w:t xml:space="preserve"> (</w:t>
+      </w:r>
+      <w:r>
+        <w:rPr>
+          <w:rStyle w:val="Textooriginal"/>
+          <w:rFonts w:ascii="Google Sans Text;sans-serif" w:hAnsi="Google Sans Text;sans-serif"/>
+        </w:rPr>
+        <w:t>migration</w:t>
+      </w:r>
+      <w:r>
+        <w:rPr>
+          <w:rFonts w:ascii="Google Sans Text;sans-serif" w:hAnsi="Google Sans Text;sans-serif"/>
+        </w:rPr>
+        <w:t xml:space="preserve"> == 0). Anchored by the rigid educational and agricultural morning/evening routines.</w:t>
+      </w:r>
+    </w:p>
+    <w:p>
+      <w:pPr>
+        <w:pStyle w:val="Cuerpodetexto"/>
+        <w:numPr>
+          <w:ilvl w:val="0"/>
+          <w:numId w:val="16"/>
+        </w:numPr>
+        <w:pBdr/>
+        <w:tabs>
+          <w:tab w:val="clear" w:pos="709"/>
+          <w:tab w:val="left" w:pos="0" w:leader="none"/>
+        </w:tabs>
+        <w:spacing w:lineRule="auto" w:line="273" w:before="0" w:after="140"/>
+        <w:ind w:left="709" w:hanging="283"/>
+        <w:rPr>
+          <w:rFonts w:ascii="Nimbus Sans" w:hAnsi="Nimbus Sans"/>
+          <w:sz w:val="22"/>
+          <w:szCs w:val="22"/>
+        </w:rPr>
+      </w:pPr>
+      <w:r>
+        <w:rPr>
+          <w:rFonts w:ascii="Google Sans Text;sans-serif" w:hAnsi="Google Sans Text;sans-serif"/>
+          <w:b/>
+        </w:rPr>
+        <w:t>Profile 2: The Seasonal Migrants:</w:t>
+      </w:r>
+      <w:r>
+        <w:rPr>
+          <w:rFonts w:ascii="Google Sans Text;sans-serif" w:hAnsi="Google Sans Text;sans-serif"/>
+        </w:rPr>
+        <w:t xml:space="preserve"> (</w:t>
+      </w:r>
+      <w:r>
+        <w:rPr>
+          <w:rStyle w:val="Textooriginal"/>
+          <w:rFonts w:ascii="Google Sans Text;sans-serif" w:hAnsi="Google Sans Text;sans-serif"/>
+        </w:rPr>
+        <w:t>migration</w:t>
+      </w:r>
+      <w:r>
+        <w:rPr>
+          <w:rFonts w:ascii="Google Sans Text;sans-serif" w:hAnsi="Google Sans Text;sans-serif"/>
+        </w:rPr>
+        <w:t xml:space="preserve"> == 1). Same daily baseline as Profile 1, but subjected to seasonal load-shedding when the family temporarily relocates to the </w:t>
+      </w:r>
+      <w:r>
+        <w:rPr>
+          <w:rFonts w:ascii="Google Sans Text;sans-serif" w:hAnsi="Google Sans Text;sans-serif"/>
+          <w:i/>
+        </w:rPr>
+        <w:t>monte</w:t>
+      </w:r>
+      <w:r>
+        <w:rPr>
+          <w:rFonts w:ascii="Google Sans Text;sans-serif" w:hAnsi="Google Sans Text;sans-serif"/>
+        </w:rPr>
+        <w:t>.</w:t>
+      </w:r>
+    </w:p>
+    <w:p>
+      <w:pPr>
+        <w:pStyle w:val="Cuerpodetexto"/>
+        <w:numPr>
+          <w:ilvl w:val="0"/>
+          <w:numId w:val="16"/>
+        </w:numPr>
+        <w:pBdr/>
+        <w:tabs>
+          <w:tab w:val="clear" w:pos="709"/>
+          <w:tab w:val="left" w:pos="0" w:leader="none"/>
+        </w:tabs>
+        <w:spacing w:lineRule="auto" w:line="273" w:before="0" w:after="140"/>
+        <w:ind w:left="709" w:hanging="283"/>
+        <w:rPr>
+          <w:rFonts w:ascii="Nimbus Sans" w:hAnsi="Nimbus Sans"/>
+          <w:sz w:val="22"/>
+          <w:szCs w:val="22"/>
+        </w:rPr>
+      </w:pPr>
+      <w:r>
+        <w:rPr>
+          <w:rFonts w:ascii="Google Sans Text;sans-serif" w:hAnsi="Google Sans Text;sans-serif"/>
+          <w:b/>
+        </w:rPr>
+        <w:t>Profile 3: The Isolated Elderly:</w:t>
+      </w:r>
+      <w:r>
+        <w:rPr>
+          <w:rFonts w:ascii="Google Sans Text;sans-serif" w:hAnsi="Google Sans Text;sans-serif"/>
+        </w:rPr>
+        <w:t xml:space="preserve"> (</w:t>
+      </w:r>
+      <w:r>
+        <w:rPr>
+          <w:rStyle w:val="Textooriginal"/>
+          <w:rFonts w:ascii="Google Sans Text;sans-serif" w:hAnsi="Google Sans Text;sans-serif"/>
+        </w:rPr>
+        <w:t>adults_mas_60</w:t>
+      </w:r>
+      <w:r>
+        <w:rPr>
+          <w:rFonts w:ascii="Google Sans Text;sans-serif" w:hAnsi="Google Sans Text;sans-serif"/>
+        </w:rPr>
+        <w:t xml:space="preserve"> &gt; 0, </w:t>
+      </w:r>
+      <w:r>
+        <w:rPr>
+          <w:rStyle w:val="Textooriginal"/>
+          <w:rFonts w:ascii="Google Sans Text;sans-serif" w:hAnsi="Google Sans Text;sans-serif"/>
+        </w:rPr>
+        <w:t>adults_18_59</w:t>
+      </w:r>
+      <w:r>
+        <w:rPr>
+          <w:rFonts w:ascii="Google Sans Text;sans-serif" w:hAnsi="Google Sans Text;sans-serif"/>
+        </w:rPr>
+        <w:t xml:space="preserve"> == 0). Flatter load curves, delayed morning routines, and continuous baseline radio usage for companionship.</w:t>
+      </w:r>
+    </w:p>
+    <w:p>
+      <w:pPr>
+        <w:pStyle w:val="Cuerpodetexto"/>
+        <w:numPr>
+          <w:ilvl w:val="0"/>
+          <w:numId w:val="16"/>
+        </w:numPr>
+        <w:pBdr/>
+        <w:tabs>
+          <w:tab w:val="clear" w:pos="709"/>
+          <w:tab w:val="left" w:pos="0" w:leader="none"/>
+        </w:tabs>
+        <w:spacing w:lineRule="auto" w:line="273" w:before="0" w:after="140"/>
+        <w:ind w:left="709" w:hanging="283"/>
+        <w:rPr>
+          <w:rFonts w:ascii="Nimbus Sans" w:hAnsi="Nimbus Sans"/>
+          <w:sz w:val="22"/>
+          <w:szCs w:val="22"/>
+        </w:rPr>
+      </w:pPr>
+      <w:r>
+        <w:rPr>
+          <w:rFonts w:ascii="Google Sans Text;sans-serif" w:hAnsi="Google Sans Text;sans-serif"/>
+          <w:b/>
+        </w:rPr>
+        <w:t>Profile 4: The System Breakers:</w:t>
+      </w:r>
+      <w:r>
+        <w:rPr>
+          <w:rFonts w:ascii="Google Sans Text;sans-serif" w:hAnsi="Google Sans Text;sans-serif"/>
+        </w:rPr>
+        <w:t xml:space="preserve"> (Identified via anomalies). Users displaying "Hardware Resignation" or "Energy Bricolage," injecting necessary stochastic chaos into the simulation.</w:t>
+      </w:r>
+    </w:p>
+    <w:p>
+      <w:pPr>
+        <w:pStyle w:val="Ttulo3"/>
+        <w:spacing w:lineRule="auto" w:line="273" w:before="0" w:after="120"/>
+        <w:rPr>
+          <w:rFonts w:ascii="Nimbus Sans" w:hAnsi="Nimbus Sans"/>
+          <w:sz w:val="22"/>
+          <w:szCs w:val="22"/>
+        </w:rPr>
+      </w:pPr>
+      <w:r>
+        <w:rPr>
+          <w:rFonts w:ascii="Google Sans Text;sans-serif" w:hAnsi="Google Sans Text;sans-serif"/>
+          <w:b/>
+        </w:rPr>
+        <w:t>Phase 4: Bottom-Up Stochastic Simulation (The A/B Test)</w:t>
+      </w:r>
+    </w:p>
+    <w:p>
+      <w:pPr>
+        <w:pStyle w:val="Cuerpodetexto"/>
+        <w:spacing w:lineRule="auto" w:line="273" w:before="0" w:after="140"/>
+        <w:rPr>
+          <w:rFonts w:ascii="Nimbus Sans" w:hAnsi="Nimbus Sans"/>
+          <w:sz w:val="22"/>
+          <w:szCs w:val="22"/>
+        </w:rPr>
+      </w:pPr>
+      <w:r>
+        <w:rPr>
+          <w:rFonts w:ascii="Google Sans Text;sans-serif" w:hAnsi="Google Sans Text;sans-serif"/>
+        </w:rPr>
+        <w:t>This is the climax of your methodology. You parameterized the open-source RAMP tool using two entirely different approaches to mathematically isolate the value of your qualitative research.</w:t>
+      </w:r>
+    </w:p>
+    <w:p>
+      <w:pPr>
+        <w:pStyle w:val="Cuerpodetexto"/>
+        <w:numPr>
+          <w:ilvl w:val="0"/>
+          <w:numId w:val="17"/>
+        </w:numPr>
+        <w:pBdr/>
+        <w:tabs>
+          <w:tab w:val="clear" w:pos="709"/>
+          <w:tab w:val="left" w:pos="0" w:leader="none"/>
+        </w:tabs>
+        <w:spacing w:lineRule="auto" w:line="273" w:before="0" w:after="140"/>
+        <w:ind w:left="709" w:hanging="283"/>
+        <w:rPr>
+          <w:rFonts w:ascii="Nimbus Sans" w:hAnsi="Nimbus Sans"/>
+          <w:sz w:val="22"/>
+          <w:szCs w:val="22"/>
+        </w:rPr>
+      </w:pPr>
+      <w:r>
+        <w:rPr>
+          <w:rFonts w:ascii="Google Sans Text;sans-serif" w:hAnsi="Google Sans Text;sans-serif"/>
+          <w:b/>
+        </w:rPr>
+        <w:t>Model A (The Status Quo):</w:t>
+      </w:r>
+      <w:r>
+        <w:rPr>
+          <w:rFonts w:ascii="Google Sans Text;sans-serif" w:hAnsi="Google Sans Text;sans-serif"/>
+        </w:rPr>
+        <w:t xml:space="preserve"> You programmed RAMP using </w:t>
+      </w:r>
+      <w:r>
+        <w:rPr>
+          <w:rFonts w:ascii="Google Sans Text;sans-serif" w:hAnsi="Google Sans Text;sans-serif"/>
+          <w:i/>
+        </w:rPr>
+        <w:t>only</w:t>
+      </w:r>
+      <w:r>
+        <w:rPr>
+          <w:rFonts w:ascii="Google Sans Text;sans-serif" w:hAnsi="Google Sans Text;sans-serif"/>
+        </w:rPr>
+        <w:t xml:space="preserve"> the raw averages from the survey data (ignoring the 17 Rules and the Archetypes). Every user gets the same basic load profile based on mean appliance ownership.</w:t>
+      </w:r>
+    </w:p>
+    <w:p>
+      <w:pPr>
+        <w:pStyle w:val="Cuerpodetexto"/>
+        <w:numPr>
+          <w:ilvl w:val="0"/>
+          <w:numId w:val="17"/>
+        </w:numPr>
+        <w:pBdr/>
+        <w:tabs>
+          <w:tab w:val="clear" w:pos="709"/>
+          <w:tab w:val="left" w:pos="0" w:leader="none"/>
+        </w:tabs>
+        <w:spacing w:lineRule="auto" w:line="273" w:before="0" w:after="140"/>
+        <w:ind w:left="709" w:hanging="283"/>
+        <w:rPr>
+          <w:rFonts w:ascii="Nimbus Sans" w:hAnsi="Nimbus Sans"/>
+          <w:sz w:val="22"/>
+          <w:szCs w:val="22"/>
+        </w:rPr>
+      </w:pPr>
+      <w:r>
+        <w:rPr>
+          <w:rFonts w:ascii="Google Sans Text;sans-serif" w:hAnsi="Google Sans Text;sans-serif"/>
+          <w:b/>
+        </w:rPr>
+        <w:t>Model B (The Proposed Method):</w:t>
+      </w:r>
+      <w:r>
+        <w:rPr>
+          <w:rFonts w:ascii="Google Sans Text;sans-serif" w:hAnsi="Google Sans Text;sans-serif"/>
+        </w:rPr>
+        <w:t xml:space="preserve"> You programmed RAMP using the specific Time Windows ($t_{start}$ to $t_{end}$), Wattages, and Probabilities ($P$) derived from the 4 Archetypes and the 17 Rules.</w:t>
+      </w:r>
+    </w:p>
+    <w:p>
+      <w:pPr>
+        <w:pStyle w:val="Ttulo3"/>
+        <w:spacing w:lineRule="auto" w:line="273" w:before="0" w:after="120"/>
+        <w:rPr>
+          <w:rFonts w:ascii="Nimbus Sans" w:hAnsi="Nimbus Sans"/>
+          <w:sz w:val="22"/>
+          <w:szCs w:val="22"/>
+        </w:rPr>
+      </w:pPr>
+      <w:r>
+        <w:rPr>
+          <w:rFonts w:ascii="Google Sans Text;sans-serif" w:hAnsi="Google Sans Text;sans-serif"/>
+          <w:b/>
+        </w:rPr>
+        <w:t>Phase 5: Empirical Validation (Proving the Method)</w:t>
+      </w:r>
+    </w:p>
+    <w:p>
+      <w:pPr>
+        <w:pStyle w:val="Cuerpodetexto"/>
+        <w:spacing w:lineRule="auto" w:line="273" w:before="0" w:after="140"/>
+        <w:rPr>
+          <w:rFonts w:ascii="Nimbus Sans" w:hAnsi="Nimbus Sans"/>
+          <w:sz w:val="22"/>
+          <w:szCs w:val="22"/>
+        </w:rPr>
+      </w:pPr>
+      <w:r>
+        <w:rPr>
+          <w:rFonts w:ascii="Google Sans Text;sans-serif" w:hAnsi="Google Sans Text;sans-serif"/>
+        </w:rPr>
+        <w:t>You extracted the simulated load curves from Model A and Model B and compared them against the actual physical measurements from the dataloggers (Stream A).</w:t>
+      </w:r>
+    </w:p>
+    <w:p>
+      <w:pPr>
+        <w:pStyle w:val="Cuerpodetexto"/>
+        <w:numPr>
+          <w:ilvl w:val="0"/>
+          <w:numId w:val="18"/>
+        </w:numPr>
+        <w:pBdr/>
+        <w:tabs>
+          <w:tab w:val="clear" w:pos="709"/>
+          <w:tab w:val="left" w:pos="0" w:leader="none"/>
+        </w:tabs>
+        <w:spacing w:lineRule="auto" w:line="273" w:before="0" w:after="140"/>
+        <w:ind w:left="709" w:hanging="283"/>
+        <w:rPr>
+          <w:rFonts w:ascii="Nimbus Sans" w:hAnsi="Nimbus Sans"/>
+          <w:sz w:val="22"/>
+          <w:szCs w:val="22"/>
+        </w:rPr>
+      </w:pPr>
+      <w:r>
+        <w:rPr>
+          <w:rFonts w:ascii="Google Sans Text;sans-serif" w:hAnsi="Google Sans Text;sans-serif"/>
+          <w:b/>
+        </w:rPr>
+        <w:t>Magnitude &amp; Shape Testing:</w:t>
+      </w:r>
+      <w:r>
+        <w:rPr>
+          <w:rFonts w:ascii="Google Sans Text;sans-serif" w:hAnsi="Google Sans Text;sans-serif"/>
+        </w:rPr>
+        <w:t xml:space="preserve"> You ran the </w:t>
+      </w:r>
+      <w:r>
+        <w:rPr>
+          <w:rStyle w:val="Textooriginal"/>
+          <w:rFonts w:ascii="Google Sans Text;sans-serif" w:hAnsi="Google Sans Text;sans-serif"/>
+        </w:rPr>
+        <w:t>ELC_indicators</w:t>
+      </w:r>
+      <w:r>
+        <w:rPr>
+          <w:rFonts w:ascii="Google Sans Text;sans-serif" w:hAnsi="Google Sans Text;sans-serif"/>
+        </w:rPr>
+        <w:t xml:space="preserve"> script to calculate the Root Mean Square Error (RMSE) and Longest Common Subsequence (LCSS).</w:t>
+      </w:r>
+    </w:p>
+    <w:p>
+      <w:pPr>
+        <w:pStyle w:val="Cuerpodetexto"/>
+        <w:numPr>
+          <w:ilvl w:val="0"/>
+          <w:numId w:val="18"/>
+        </w:numPr>
+        <w:pBdr/>
+        <w:tabs>
+          <w:tab w:val="clear" w:pos="709"/>
+          <w:tab w:val="left" w:pos="0" w:leader="none"/>
+        </w:tabs>
+        <w:spacing w:lineRule="auto" w:line="273" w:before="0" w:after="140"/>
+        <w:ind w:left="709" w:hanging="283"/>
+        <w:rPr>
+          <w:rFonts w:ascii="Nimbus Sans" w:hAnsi="Nimbus Sans"/>
+          <w:sz w:val="22"/>
+          <w:szCs w:val="22"/>
+        </w:rPr>
+      </w:pPr>
+      <w:r>
+        <w:rPr>
+          <w:rFonts w:ascii="Google Sans Text;sans-serif" w:hAnsi="Google Sans Text;sans-serif"/>
+          <w:b/>
+        </w:rPr>
+        <w:t>Peak Stress Testing:</w:t>
+      </w:r>
+      <w:r>
+        <w:rPr>
+          <w:rFonts w:ascii="Google Sans Text;sans-serif" w:hAnsi="Google Sans Text;sans-serif"/>
+        </w:rPr>
+        <w:t xml:space="preserve"> You calculated the MPDADA indicator to prove that Model B accurately simulates the intense, simultaneous evening load stress (driven by the Kitchen Dictate) that Model A "smears" out.</w:t>
+      </w:r>
+    </w:p>
+    <w:p>
+      <w:pPr>
+        <w:pStyle w:val="Cuerpodetexto"/>
+        <w:numPr>
+          <w:ilvl w:val="0"/>
+          <w:numId w:val="18"/>
+        </w:numPr>
+        <w:pBdr/>
+        <w:tabs>
+          <w:tab w:val="clear" w:pos="709"/>
+          <w:tab w:val="left" w:pos="0" w:leader="none"/>
+        </w:tabs>
+        <w:spacing w:lineRule="auto" w:line="273" w:before="0" w:after="140"/>
+        <w:ind w:left="709" w:hanging="283"/>
+        <w:rPr>
+          <w:rFonts w:ascii="Nimbus Sans" w:hAnsi="Nimbus Sans"/>
+          <w:sz w:val="22"/>
+          <w:szCs w:val="22"/>
+        </w:rPr>
+      </w:pPr>
+      <w:r>
+        <w:rPr>
+          <w:rFonts w:ascii="Google Sans Text;sans-serif" w:hAnsi="Google Sans Text;sans-serif"/>
+          <w:b/>
+        </w:rPr>
+        <w:t>The Final Output:</w:t>
+      </w:r>
+      <w:r>
+        <w:rPr>
+          <w:rFonts w:ascii="Google Sans Text;sans-serif" w:hAnsi="Google Sans Text;sans-serif"/>
+        </w:rPr>
+        <w:t xml:space="preserve"> A conclusive mathematical demonstration that embedding anthropological rules into stochastic engineering models reduces uncertainty and provides a safer foundation for rural electrification planning.</w:t>
+      </w:r>
+    </w:p>
+    <w:p>
+      <w:pPr>
+        <w:pStyle w:val="Ttulo3"/>
+        <w:spacing w:lineRule="auto" w:line="273" w:before="0" w:after="120"/>
+        <w:rPr>
+          <w:rFonts w:ascii="Nimbus Sans" w:hAnsi="Nimbus Sans"/>
+          <w:sz w:val="22"/>
+          <w:szCs w:val="22"/>
+        </w:rPr>
+      </w:pPr>
+      <w:r>
+        <w:rPr>
+          <w:rFonts w:ascii="Google Sans Text;sans-serif" w:hAnsi="Google Sans Text;sans-serif"/>
+          <w:b/>
+        </w:rPr>
+        <w:t>Discussion Hook: The Longitudinal Add-On</w:t>
+      </w:r>
+    </w:p>
+    <w:p>
+      <w:pPr>
+        <w:pStyle w:val="Cuerpodetexto"/>
+        <w:spacing w:lineRule="auto" w:line="273" w:before="0" w:after="140"/>
+        <w:rPr>
+          <w:rFonts w:ascii="Nimbus Sans" w:hAnsi="Nimbus Sans"/>
+          <w:sz w:val="22"/>
+          <w:szCs w:val="22"/>
+        </w:rPr>
+      </w:pPr>
+      <w:r>
+        <w:rPr>
+          <w:rFonts w:ascii="Google Sans Text;sans-serif" w:hAnsi="Google Sans Text;sans-serif"/>
+        </w:rPr>
+        <w:t xml:space="preserve">As a final conceptual layer, you use the 5 longitudinal case studies to explain </w:t>
+      </w:r>
+      <w:r>
+        <w:rPr>
+          <w:rFonts w:ascii="Google Sans Text;sans-serif" w:hAnsi="Google Sans Text;sans-serif"/>
+          <w:i/>
+        </w:rPr>
+        <w:t>why</w:t>
+      </w:r>
+      <w:r>
+        <w:rPr>
+          <w:rFonts w:ascii="Google Sans Text;sans-serif" w:hAnsi="Google Sans Text;sans-serif"/>
+        </w:rPr>
+        <w:t xml:space="preserve"> even Model B will eventually fail if static boundaries are maintained for 10 years. You introduce the "Aspiration Gap" to prove that energy demand is dynamic, challenging future researchers to build temporal decay and latent demand multipliers into open-source software.</w:t>
+      </w:r>
+    </w:p>
+    <w:p>
+      <w:pPr>
+        <w:pStyle w:val="Cuerpodetexto"/>
+        <w:spacing w:lineRule="auto" w:line="273" w:before="0" w:after="140"/>
+        <w:rPr>
+          <w:rFonts w:ascii="Nimbus Sans" w:hAnsi="Nimbus Sans"/>
+          <w:sz w:val="22"/>
+          <w:szCs w:val="22"/>
+        </w:rPr>
+      </w:pPr>
+      <w:r>
+        <w:rPr>
+          <w:rFonts w:ascii="Google Sans Text;sans-serif" w:hAnsi="Google Sans Text;sans-serif"/>
+        </w:rPr>
+        <w:t>This workflow guarantees that every single piece of data you collected serves a precise, necessary function in building the final simulation.</w:t>
+      </w:r>
+    </w:p>
+    <w:p>
+      <w:pPr>
+        <w:pStyle w:val="Cuerpodetexto"/>
+        <w:spacing w:lineRule="auto" w:line="273" w:before="0" w:after="140"/>
+        <w:rPr>
+          <w:rFonts w:ascii="Nimbus Sans" w:hAnsi="Nimbus Sans"/>
+          <w:sz w:val="22"/>
+          <w:szCs w:val="22"/>
+        </w:rPr>
+      </w:pPr>
+      <w:r>
+        <w:rPr>
+          <w:rFonts w:ascii="Google Sans Text;sans-serif" w:hAnsi="Google Sans Text;sans-serif"/>
+        </w:rPr>
+        <w:t>Are you ready to write the Python script to count the exact number of households in your master CSV that belong to each of those 4 Archetypes?</w:t>
+      </w:r>
+    </w:p>
+    <w:p>
+      <w:pPr>
+        <w:pStyle w:val="Cuerpodetexto"/>
+        <w:bidi w:val="0"/>
+        <w:rPr>
+          <w:rFonts w:ascii="Nimbus Sans" w:hAnsi="Nimbus Sans"/>
+          <w:sz w:val="22"/>
+          <w:szCs w:val="22"/>
+        </w:rPr>
+      </w:pPr>
+      <w:r>
+        <w:rPr/>
+      </w:r>
+    </w:p>
+    <w:p>
+      <w:pPr>
+        <w:pStyle w:val="Ttulo2"/>
+        <w:bidi w:val="0"/>
+        <w:rPr>
+          <w:rFonts w:ascii="Nimbus Sans" w:hAnsi="Nimbus Sans"/>
+          <w:sz w:val="22"/>
+          <w:szCs w:val="22"/>
+        </w:rPr>
+      </w:pPr>
+      <w:r>
+        <w:rPr>
+          <w:rFonts w:ascii="Google Sans Text;sans-serif" w:hAnsi="Google Sans Text;sans-serif"/>
+          <w:b/>
+        </w:rPr>
+        <w:t>Refined Methodological Workflow</w:t>
+      </w:r>
+    </w:p>
+    <w:p>
+      <w:pPr>
+        <w:pStyle w:val="Ttulo3"/>
+        <w:spacing w:lineRule="auto" w:line="273" w:before="0" w:after="120"/>
+        <w:rPr>
+          <w:rFonts w:ascii="Nimbus Sans" w:hAnsi="Nimbus Sans"/>
+          <w:sz w:val="22"/>
+          <w:szCs w:val="22"/>
+        </w:rPr>
+      </w:pPr>
+      <w:r>
+        <w:rPr>
+          <w:rFonts w:ascii="Google Sans Text;sans-serif" w:hAnsi="Google Sans Text;sans-serif"/>
+          <w:b/>
+        </w:rPr>
+        <w:t>Phase 1: Multi-Stream Data Collection (The Inputs)</w:t>
+      </w:r>
+    </w:p>
+    <w:p>
+      <w:pPr>
+        <w:pStyle w:val="Cuerpodetexto"/>
+        <w:spacing w:lineRule="auto" w:line="273" w:before="0" w:after="140"/>
+        <w:rPr>
+          <w:rFonts w:ascii="Nimbus Sans" w:hAnsi="Nimbus Sans"/>
+          <w:sz w:val="22"/>
+          <w:szCs w:val="22"/>
+        </w:rPr>
+      </w:pPr>
+      <w:r>
+        <w:rPr>
+          <w:rFonts w:ascii="Google Sans Text;sans-serif" w:hAnsi="Google Sans Text;sans-serif"/>
+        </w:rPr>
+        <w:t>Establish three parallel data streams to capture the full socio-technical reality of Raqaypampa.</w:t>
+      </w:r>
+    </w:p>
+    <w:p>
+      <w:pPr>
+        <w:pStyle w:val="Cuerpodetexto"/>
+        <w:numPr>
+          <w:ilvl w:val="0"/>
+          <w:numId w:val="19"/>
+        </w:numPr>
+        <w:pBdr/>
+        <w:tabs>
+          <w:tab w:val="clear" w:pos="709"/>
+          <w:tab w:val="left" w:pos="0" w:leader="none"/>
+        </w:tabs>
+        <w:spacing w:lineRule="auto" w:line="273" w:before="0" w:after="140"/>
+        <w:ind w:left="709" w:hanging="283"/>
+        <w:rPr>
+          <w:rFonts w:ascii="Nimbus Sans" w:hAnsi="Nimbus Sans"/>
+          <w:sz w:val="22"/>
+          <w:szCs w:val="22"/>
+        </w:rPr>
+      </w:pPr>
+      <w:r>
+        <w:rPr>
+          <w:rFonts w:ascii="Google Sans Text;sans-serif" w:hAnsi="Google Sans Text;sans-serif"/>
+          <w:b/>
+        </w:rPr>
+        <w:t>Stream A (Physical Ground Truth):</w:t>
+      </w:r>
+      <w:r>
+        <w:rPr>
+          <w:rFonts w:ascii="Google Sans Text;sans-serif" w:hAnsi="Google Sans Text;sans-serif"/>
+        </w:rPr>
+        <w:t xml:space="preserve"> High-resolution physical energy measurements via dataloggers installed on 14 SHS.</w:t>
+      </w:r>
+    </w:p>
+    <w:p>
+      <w:pPr>
+        <w:pStyle w:val="Cuerpodetexto"/>
+        <w:numPr>
+          <w:ilvl w:val="0"/>
+          <w:numId w:val="19"/>
+        </w:numPr>
+        <w:pBdr/>
+        <w:tabs>
+          <w:tab w:val="clear" w:pos="709"/>
+          <w:tab w:val="left" w:pos="0" w:leader="none"/>
+        </w:tabs>
+        <w:spacing w:lineRule="auto" w:line="273" w:before="0" w:after="140"/>
+        <w:ind w:left="709" w:hanging="283"/>
+        <w:rPr>
+          <w:rFonts w:ascii="Nimbus Sans" w:hAnsi="Nimbus Sans"/>
+          <w:sz w:val="22"/>
+          <w:szCs w:val="22"/>
+        </w:rPr>
+      </w:pPr>
+      <w:r>
+        <w:rPr>
+          <w:rFonts w:ascii="Google Sans Text;sans-serif" w:hAnsi="Google Sans Text;sans-serif"/>
+          <w:b/>
+        </w:rPr>
+        <w:t>Stream B (Mathematical Baseline):</w:t>
+      </w:r>
+      <w:r>
+        <w:rPr>
+          <w:rFonts w:ascii="Google Sans Text;sans-serif" w:hAnsi="Google Sans Text;sans-serif"/>
+        </w:rPr>
+        <w:t xml:space="preserve"> Socioeconomic and self-reported usage survey ($N=73$).</w:t>
+      </w:r>
+    </w:p>
+    <w:p>
+      <w:pPr>
+        <w:pStyle w:val="Cuerpodetexto"/>
+        <w:numPr>
+          <w:ilvl w:val="0"/>
+          <w:numId w:val="19"/>
+        </w:numPr>
+        <w:pBdr/>
+        <w:tabs>
+          <w:tab w:val="clear" w:pos="709"/>
+          <w:tab w:val="left" w:pos="0" w:leader="none"/>
+        </w:tabs>
+        <w:spacing w:lineRule="auto" w:line="273" w:before="0" w:after="140"/>
+        <w:ind w:left="709" w:hanging="283"/>
+        <w:rPr>
+          <w:rFonts w:ascii="Nimbus Sans" w:hAnsi="Nimbus Sans"/>
+          <w:sz w:val="22"/>
+          <w:szCs w:val="22"/>
+        </w:rPr>
+      </w:pPr>
+      <w:r>
+        <w:rPr>
+          <w:rFonts w:ascii="Google Sans Text;sans-serif" w:hAnsi="Google Sans Text;sans-serif"/>
+          <w:b/>
+        </w:rPr>
+        <w:t>Stream C (Human Context):</w:t>
+      </w:r>
+      <w:r>
+        <w:rPr>
+          <w:rFonts w:ascii="Google Sans Text;sans-serif" w:hAnsi="Google Sans Text;sans-serif"/>
+        </w:rPr>
+        <w:t xml:space="preserve"> Qualitative interviews, focus groups, and 5 longitudinal case studies.</w:t>
+      </w:r>
+    </w:p>
+    <w:p>
+      <w:pPr>
+        <w:pStyle w:val="Ttulo3"/>
+        <w:spacing w:lineRule="auto" w:line="273" w:before="0" w:after="120"/>
+        <w:rPr>
+          <w:rFonts w:ascii="Nimbus Sans" w:hAnsi="Nimbus Sans"/>
+          <w:sz w:val="22"/>
+          <w:szCs w:val="22"/>
+        </w:rPr>
+      </w:pPr>
+      <w:r>
+        <w:rPr>
+          <w:rFonts w:ascii="Google Sans Text;sans-serif" w:hAnsi="Google Sans Text;sans-serif"/>
+          <w:b/>
+        </w:rPr>
+        <w:t>Phase 2: Socio-Technical Triangulation (Bridging Qual &amp; Quant)</w:t>
+      </w:r>
+    </w:p>
+    <w:p>
+      <w:pPr>
+        <w:pStyle w:val="Cuerpodetexto"/>
+        <w:spacing w:lineRule="auto" w:line="273" w:before="0" w:after="140"/>
+        <w:rPr>
+          <w:rFonts w:ascii="Nimbus Sans" w:hAnsi="Nimbus Sans"/>
+          <w:sz w:val="22"/>
+          <w:szCs w:val="22"/>
+        </w:rPr>
+      </w:pPr>
+      <w:r>
+        <w:rPr>
+          <w:rFonts w:ascii="Google Sans Text;sans-serif" w:hAnsi="Google Sans Text;sans-serif"/>
+        </w:rPr>
+        <w:t>Extract the logic for the model by proving qualitative context using statistical survey data.</w:t>
+      </w:r>
+    </w:p>
+    <w:p>
+      <w:pPr>
+        <w:pStyle w:val="Cuerpodetexto"/>
+        <w:numPr>
+          <w:ilvl w:val="0"/>
+          <w:numId w:val="20"/>
+        </w:numPr>
+        <w:pBdr/>
+        <w:tabs>
+          <w:tab w:val="clear" w:pos="709"/>
+          <w:tab w:val="left" w:pos="0" w:leader="none"/>
+        </w:tabs>
+        <w:spacing w:lineRule="auto" w:line="273" w:before="0" w:after="140"/>
+        <w:ind w:left="709" w:hanging="283"/>
+        <w:rPr>
+          <w:rFonts w:ascii="Nimbus Sans" w:hAnsi="Nimbus Sans"/>
+          <w:sz w:val="22"/>
+          <w:szCs w:val="22"/>
+        </w:rPr>
+      </w:pPr>
+      <w:r>
+        <w:rPr>
+          <w:rFonts w:ascii="Google Sans Text;sans-serif" w:hAnsi="Google Sans Text;sans-serif"/>
+          <w:b/>
+        </w:rPr>
+        <w:t>Step 2.1: Thematic Coding:</w:t>
+      </w:r>
+      <w:r>
+        <w:rPr>
+          <w:rFonts w:ascii="Google Sans Text;sans-serif" w:hAnsi="Google Sans Text;sans-serif"/>
+        </w:rPr>
+        <w:t xml:space="preserve"> Use QualCoder to derive </w:t>
+      </w:r>
+      <w:r>
+        <w:rPr>
+          <w:rFonts w:ascii="Google Sans Text;sans-serif" w:hAnsi="Google Sans Text;sans-serif"/>
+          <w:b/>
+        </w:rPr>
+        <w:t>17 Socio-Technical Behavioral Rules</w:t>
+      </w:r>
+      <w:r>
+        <w:rPr>
+          <w:rFonts w:ascii="Google Sans Text;sans-serif" w:hAnsi="Google Sans Text;sans-serif"/>
+        </w:rPr>
+        <w:t xml:space="preserve"> (e.g., </w:t>
+      </w:r>
+      <w:r>
+        <w:rPr>
+          <w:rFonts w:ascii="Google Sans Text;sans-serif" w:hAnsi="Google Sans Text;sans-serif"/>
+          <w:i/>
+        </w:rPr>
+        <w:t>Kitchen Dictate, Agricultural Dictate, Aspiration Gap</w:t>
+      </w:r>
+      <w:r>
+        <w:rPr>
+          <w:rFonts w:ascii="Google Sans Text;sans-serif" w:hAnsi="Google Sans Text;sans-serif"/>
+        </w:rPr>
+        <w:t>).</w:t>
+      </w:r>
+    </w:p>
+    <w:p>
+      <w:pPr>
+        <w:pStyle w:val="Cuerpodetexto"/>
+        <w:numPr>
+          <w:ilvl w:val="0"/>
+          <w:numId w:val="20"/>
+        </w:numPr>
+        <w:pBdr/>
+        <w:tabs>
+          <w:tab w:val="clear" w:pos="709"/>
+          <w:tab w:val="left" w:pos="0" w:leader="none"/>
+        </w:tabs>
+        <w:spacing w:lineRule="auto" w:line="273" w:before="0" w:after="140"/>
+        <w:ind w:left="709" w:hanging="283"/>
+        <w:rPr>
+          <w:rFonts w:ascii="Nimbus Sans" w:hAnsi="Nimbus Sans"/>
+          <w:sz w:val="22"/>
+          <w:szCs w:val="22"/>
+        </w:rPr>
+      </w:pPr>
+      <w:r>
+        <w:rPr>
+          <w:rFonts w:ascii="Google Sans Text;sans-serif" w:hAnsi="Google Sans Text;sans-serif"/>
+          <w:b/>
+        </w:rPr>
+        <w:t>Step 2.2: Statistical Validation:</w:t>
+      </w:r>
+      <w:r>
+        <w:rPr>
+          <w:rFonts w:ascii="Google Sans Text;sans-serif" w:hAnsi="Google Sans Text;sans-serif"/>
+        </w:rPr>
+        <w:t xml:space="preserve"> Apply Pearson ($r$), Correlation Ratio ($\eta$), and Cramér’s V to identify </w:t>
+      </w:r>
+      <w:r>
+        <w:rPr>
+          <w:rFonts w:ascii="Google Sans Text;sans-serif" w:hAnsi="Google Sans Text;sans-serif"/>
+          <w:b/>
+        </w:rPr>
+        <w:t>"Splitter Variables"</w:t>
+      </w:r>
+      <w:r>
+        <w:rPr>
+          <w:rFonts w:ascii="Google Sans Text;sans-serif" w:hAnsi="Google Sans Text;sans-serif"/>
+        </w:rPr>
+        <w:t xml:space="preserve"> (e.g., </w:t>
+      </w:r>
+      <w:r>
+        <w:rPr>
+          <w:rFonts w:ascii="Google Sans Text;sans-serif" w:hAnsi="Google Sans Text;sans-serif"/>
+          <w:i/>
+        </w:rPr>
+        <w:t>adults_mas_60, migration, children_5_17</w:t>
+      </w:r>
+      <w:r>
+        <w:rPr>
+          <w:rFonts w:ascii="Google Sans Text;sans-serif" w:hAnsi="Google Sans Text;sans-serif"/>
+        </w:rPr>
+        <w:t>) that physically alter the load curve.</w:t>
+      </w:r>
+    </w:p>
+    <w:p>
+      <w:pPr>
+        <w:pStyle w:val="Ttulo3"/>
+        <w:spacing w:lineRule="auto" w:line="273" w:before="0" w:after="120"/>
+        <w:rPr>
+          <w:rFonts w:ascii="Nimbus Sans" w:hAnsi="Nimbus Sans"/>
+          <w:sz w:val="22"/>
+          <w:szCs w:val="22"/>
+        </w:rPr>
+      </w:pPr>
+      <w:r>
+        <w:rPr>
+          <w:rFonts w:ascii="Google Sans Text;sans-serif" w:hAnsi="Google Sans Text;sans-serif"/>
+          <w:b/>
+        </w:rPr>
+        <w:t>Phase 3: Cognitive Dissonance Audit (Perception vs. Reality)</w:t>
+      </w:r>
+    </w:p>
+    <w:p>
+      <w:pPr>
+        <w:pStyle w:val="Cuerpodetexto"/>
+        <w:spacing w:lineRule="auto" w:line="273" w:before="0" w:after="140"/>
+        <w:rPr>
+          <w:rFonts w:ascii="Nimbus Sans" w:hAnsi="Nimbus Sans"/>
+          <w:sz w:val="22"/>
+          <w:szCs w:val="22"/>
+        </w:rPr>
+      </w:pPr>
+      <w:r>
+        <w:rPr>
+          <w:rFonts w:ascii="Google Sans Text;sans-serif" w:hAnsi="Google Sans Text;sans-serif"/>
+        </w:rPr>
+        <w:t>Quantify the gap between self-reporting and physical sensor data to justify a human-centered approach.</w:t>
+      </w:r>
+    </w:p>
+    <w:p>
+      <w:pPr>
+        <w:pStyle w:val="Cuerpodetexto"/>
+        <w:numPr>
+          <w:ilvl w:val="0"/>
+          <w:numId w:val="21"/>
+        </w:numPr>
+        <w:pBdr/>
+        <w:tabs>
+          <w:tab w:val="clear" w:pos="709"/>
+          <w:tab w:val="left" w:pos="0" w:leader="none"/>
+        </w:tabs>
+        <w:spacing w:lineRule="auto" w:line="273" w:before="0" w:after="140"/>
+        <w:ind w:left="709" w:hanging="283"/>
+        <w:rPr>
+          <w:rFonts w:ascii="Nimbus Sans" w:hAnsi="Nimbus Sans"/>
+          <w:sz w:val="22"/>
+          <w:szCs w:val="22"/>
+        </w:rPr>
+      </w:pPr>
+      <w:r>
+        <w:rPr>
+          <w:rFonts w:ascii="Google Sans Text;sans-serif" w:hAnsi="Google Sans Text;sans-serif"/>
+          <w:b/>
+        </w:rPr>
+        <w:t>The Audit:</w:t>
+      </w:r>
+      <w:r>
+        <w:rPr>
+          <w:rFonts w:ascii="Google Sans Text;sans-serif" w:hAnsi="Google Sans Text;sans-serif"/>
+        </w:rPr>
+        <w:t xml:space="preserve"> Compare Stream B (reported duration) vs. Stream A (measured duration).</w:t>
+      </w:r>
+    </w:p>
+    <w:p>
+      <w:pPr>
+        <w:pStyle w:val="Cuerpodetexto"/>
+        <w:numPr>
+          <w:ilvl w:val="0"/>
+          <w:numId w:val="21"/>
+        </w:numPr>
+        <w:pBdr/>
+        <w:tabs>
+          <w:tab w:val="clear" w:pos="709"/>
+          <w:tab w:val="left" w:pos="0" w:leader="none"/>
+        </w:tabs>
+        <w:spacing w:lineRule="auto" w:line="273" w:before="0" w:after="140"/>
+        <w:ind w:left="709" w:hanging="283"/>
+        <w:rPr>
+          <w:rFonts w:ascii="Nimbus Sans" w:hAnsi="Nimbus Sans"/>
+          <w:sz w:val="22"/>
+          <w:szCs w:val="22"/>
+        </w:rPr>
+      </w:pPr>
+      <w:r>
+        <w:rPr>
+          <w:rFonts w:ascii="Google Sans Text;sans-serif" w:hAnsi="Google Sans Text;sans-serif"/>
+          <w:b/>
+        </w:rPr>
+        <w:t>Finding:</w:t>
+      </w:r>
+      <w:r>
+        <w:rPr>
+          <w:rFonts w:ascii="Google Sans Text;sans-serif" w:hAnsi="Google Sans Text;sans-serif"/>
+        </w:rPr>
+        <w:t xml:space="preserve"> Identify the </w:t>
+      </w:r>
+      <w:r>
+        <w:rPr>
+          <w:rFonts w:ascii="Google Sans Text;sans-serif" w:hAnsi="Google Sans Text;sans-serif"/>
+          <w:b/>
+        </w:rPr>
+        <w:t>150% Error Margin</w:t>
+      </w:r>
+      <w:r>
+        <w:rPr>
+          <w:rFonts w:ascii="Google Sans Text;sans-serif" w:hAnsi="Google Sans Text;sans-serif"/>
+        </w:rPr>
+        <w:t xml:space="preserve"> in tasks like cooking lighting (e.g., 60 min reported vs. 150 min measured).</w:t>
+      </w:r>
+    </w:p>
+    <w:p>
+      <w:pPr>
+        <w:pStyle w:val="Cuerpodetexto"/>
+        <w:numPr>
+          <w:ilvl w:val="0"/>
+          <w:numId w:val="21"/>
+        </w:numPr>
+        <w:pBdr/>
+        <w:tabs>
+          <w:tab w:val="clear" w:pos="709"/>
+          <w:tab w:val="left" w:pos="0" w:leader="none"/>
+        </w:tabs>
+        <w:spacing w:lineRule="auto" w:line="273" w:before="0" w:after="140"/>
+        <w:ind w:left="709" w:hanging="283"/>
+        <w:rPr>
+          <w:rFonts w:ascii="Nimbus Sans" w:hAnsi="Nimbus Sans"/>
+          <w:sz w:val="22"/>
+          <w:szCs w:val="22"/>
+        </w:rPr>
+      </w:pPr>
+      <w:r>
+        <w:rPr>
+          <w:rFonts w:ascii="Google Sans Text;sans-serif" w:hAnsi="Google Sans Text;sans-serif"/>
+          <w:b/>
+        </w:rPr>
+        <w:t>Justification:</w:t>
+      </w:r>
+      <w:r>
+        <w:rPr>
+          <w:rFonts w:ascii="Google Sans Text;sans-serif" w:hAnsi="Google Sans Text;sans-serif"/>
+        </w:rPr>
+        <w:t xml:space="preserve"> This dissonance proves that standard surveys miss "Invisible Loads" (standby power, safety lighting), necessitating Phase 4 calibration.</w:t>
+      </w:r>
+    </w:p>
+    <w:p>
+      <w:pPr>
+        <w:pStyle w:val="Ttulo3"/>
+        <w:spacing w:lineRule="auto" w:line="273" w:before="0" w:after="120"/>
+        <w:rPr>
+          <w:rFonts w:ascii="Nimbus Sans" w:hAnsi="Nimbus Sans"/>
+          <w:sz w:val="22"/>
+          <w:szCs w:val="22"/>
+        </w:rPr>
+      </w:pPr>
+      <w:r>
+        <w:rPr>
+          <w:rFonts w:ascii="Google Sans Text;sans-serif" w:hAnsi="Google Sans Text;sans-serif"/>
+          <w:b/>
+        </w:rPr>
+        <w:t>Phase 4: Archetype &amp; Stochastic Calibration (Translating Anthropology to RAMP)</w:t>
+      </w:r>
+    </w:p>
+    <w:p>
+      <w:pPr>
+        <w:pStyle w:val="Cuerpodetexto"/>
+        <w:spacing w:lineRule="auto" w:line="273" w:before="0" w:after="140"/>
+        <w:rPr>
+          <w:rFonts w:ascii="Nimbus Sans" w:hAnsi="Nimbus Sans"/>
+          <w:sz w:val="22"/>
+          <w:szCs w:val="22"/>
+        </w:rPr>
+      </w:pPr>
+      <w:r>
+        <w:rPr>
+          <w:rFonts w:ascii="Google Sans Text;sans-serif" w:hAnsi="Google Sans Text;sans-serif"/>
+        </w:rPr>
+        <w:t xml:space="preserve">Use splitter variables to divide the community into 4 </w:t>
+      </w:r>
+      <w:r>
+        <w:rPr>
+          <w:rFonts w:ascii="Google Sans Text;sans-serif" w:hAnsi="Google Sans Text;sans-serif"/>
+          <w:b/>
+        </w:rPr>
+        <w:t>Energy Behavior Profiles (EBPs)</w:t>
+      </w:r>
+      <w:r>
+        <w:rPr>
+          <w:rFonts w:ascii="Google Sans Text;sans-serif" w:hAnsi="Google Sans Text;sans-serif"/>
+        </w:rPr>
+        <w:t xml:space="preserve"> and calibrate RAMP parameters.</w:t>
+      </w:r>
+    </w:p>
+    <w:p>
+      <w:pPr>
+        <w:pStyle w:val="Cuerpodetexto"/>
+        <w:numPr>
+          <w:ilvl w:val="0"/>
+          <w:numId w:val="22"/>
+        </w:numPr>
+        <w:pBdr/>
+        <w:tabs>
+          <w:tab w:val="clear" w:pos="709"/>
+          <w:tab w:val="left" w:pos="0" w:leader="none"/>
+        </w:tabs>
+        <w:spacing w:lineRule="auto" w:line="273" w:before="0" w:after="140"/>
+        <w:ind w:left="709" w:hanging="283"/>
+        <w:rPr>
+          <w:rFonts w:ascii="Nimbus Sans" w:hAnsi="Nimbus Sans"/>
+          <w:sz w:val="22"/>
+          <w:szCs w:val="22"/>
+        </w:rPr>
+      </w:pPr>
+      <w:r>
+        <w:rPr>
+          <w:rFonts w:ascii="Google Sans Text;sans-serif" w:hAnsi="Google Sans Text;sans-serif"/>
+          <w:b/>
+        </w:rPr>
+        <w:t>Profile 1: Sedentary Core ($n=23$):</w:t>
+      </w:r>
+      <w:r>
+        <w:rPr>
+          <w:rFonts w:ascii="Google Sans Text;sans-serif" w:hAnsi="Google Sans Text;sans-serif"/>
+        </w:rPr>
+        <w:t xml:space="preserve"> Anchored by rigid educational/agricultural dictates.</w:t>
+      </w:r>
+    </w:p>
+    <w:p>
+      <w:pPr>
+        <w:pStyle w:val="Cuerpodetexto"/>
+        <w:numPr>
+          <w:ilvl w:val="0"/>
+          <w:numId w:val="22"/>
+        </w:numPr>
+        <w:pBdr/>
+        <w:tabs>
+          <w:tab w:val="clear" w:pos="709"/>
+          <w:tab w:val="left" w:pos="0" w:leader="none"/>
+        </w:tabs>
+        <w:spacing w:lineRule="auto" w:line="273" w:before="0" w:after="140"/>
+        <w:ind w:left="709" w:hanging="283"/>
+        <w:rPr>
+          <w:rFonts w:ascii="Nimbus Sans" w:hAnsi="Nimbus Sans"/>
+          <w:sz w:val="22"/>
+          <w:szCs w:val="22"/>
+        </w:rPr>
+      </w:pPr>
+      <w:r>
+        <w:rPr>
+          <w:rFonts w:ascii="Google Sans Text;sans-serif" w:hAnsi="Google Sans Text;sans-serif"/>
+          <w:b/>
+        </w:rPr>
+        <w:t>Profile 2: Seasonal Migrants ($n=23$):</w:t>
+      </w:r>
+      <w:r>
+        <w:rPr>
+          <w:rFonts w:ascii="Google Sans Text;sans-serif" w:hAnsi="Google Sans Text;sans-serif"/>
+        </w:rPr>
+        <w:t xml:space="preserve"> Subjected to seasonal load-shedding during relocation.</w:t>
+      </w:r>
+    </w:p>
+    <w:p>
+      <w:pPr>
+        <w:pStyle w:val="Cuerpodetexto"/>
+        <w:numPr>
+          <w:ilvl w:val="0"/>
+          <w:numId w:val="22"/>
+        </w:numPr>
+        <w:pBdr/>
+        <w:tabs>
+          <w:tab w:val="clear" w:pos="709"/>
+          <w:tab w:val="left" w:pos="0" w:leader="none"/>
+        </w:tabs>
+        <w:spacing w:lineRule="auto" w:line="273" w:before="0" w:after="140"/>
+        <w:ind w:left="709" w:hanging="283"/>
+        <w:rPr>
+          <w:rFonts w:ascii="Nimbus Sans" w:hAnsi="Nimbus Sans"/>
+          <w:sz w:val="22"/>
+          <w:szCs w:val="22"/>
+        </w:rPr>
+      </w:pPr>
+      <w:r>
+        <w:rPr>
+          <w:rFonts w:ascii="Google Sans Text;sans-serif" w:hAnsi="Google Sans Text;sans-serif"/>
+          <w:b/>
+        </w:rPr>
+        <w:t>Profile 3: Isolated Elderly ($n=6$):</w:t>
+      </w:r>
+      <w:r>
+        <w:rPr>
+          <w:rFonts w:ascii="Google Sans Text;sans-serif" w:hAnsi="Google Sans Text;sans-serif"/>
+        </w:rPr>
+        <w:t xml:space="preserve"> Flatter curves with continuous baseline radio usage for companionship.</w:t>
+      </w:r>
+    </w:p>
+    <w:p>
+      <w:pPr>
+        <w:pStyle w:val="Cuerpodetexto"/>
+        <w:numPr>
+          <w:ilvl w:val="0"/>
+          <w:numId w:val="22"/>
+        </w:numPr>
+        <w:pBdr/>
+        <w:tabs>
+          <w:tab w:val="clear" w:pos="709"/>
+          <w:tab w:val="left" w:pos="0" w:leader="none"/>
+        </w:tabs>
+        <w:spacing w:lineRule="auto" w:line="273" w:before="0" w:after="140"/>
+        <w:ind w:left="709" w:hanging="283"/>
+        <w:rPr>
+          <w:rFonts w:ascii="Nimbus Sans" w:hAnsi="Nimbus Sans"/>
+          <w:sz w:val="22"/>
+          <w:szCs w:val="22"/>
+        </w:rPr>
+      </w:pPr>
+      <w:r>
+        <w:rPr>
+          <w:rFonts w:ascii="Google Sans Text;sans-serif" w:hAnsi="Google Sans Text;sans-serif"/>
+          <w:b/>
+        </w:rPr>
+        <w:t>Profile 4: System Breakers ($n=3$):</w:t>
+      </w:r>
+      <w:r>
+        <w:rPr>
+          <w:rFonts w:ascii="Google Sans Text;sans-serif" w:hAnsi="Google Sans Text;sans-serif"/>
+        </w:rPr>
+        <w:t xml:space="preserve"> High stochasticity/anomalies testing system resilience.</w:t>
+      </w:r>
+    </w:p>
+    <w:p>
+      <w:pPr>
+        <w:pStyle w:val="Cuerpodetexto"/>
+        <w:numPr>
+          <w:ilvl w:val="0"/>
+          <w:numId w:val="22"/>
+        </w:numPr>
+        <w:pBdr/>
+        <w:tabs>
+          <w:tab w:val="clear" w:pos="709"/>
+          <w:tab w:val="left" w:pos="0" w:leader="none"/>
+        </w:tabs>
+        <w:spacing w:lineRule="auto" w:line="273" w:before="0" w:after="140"/>
+        <w:ind w:left="709" w:hanging="283"/>
+        <w:rPr>
+          <w:rFonts w:ascii="Nimbus Sans" w:hAnsi="Nimbus Sans"/>
+          <w:sz w:val="22"/>
+          <w:szCs w:val="22"/>
+        </w:rPr>
+      </w:pPr>
+      <w:r>
+        <w:rPr>
+          <w:rFonts w:ascii="Google Sans Text;sans-serif" w:hAnsi="Google Sans Text;sans-serif"/>
+          <w:b/>
+        </w:rPr>
+        <w:t>Parameter Calibration:</w:t>
+      </w:r>
+      <w:r>
+        <w:rPr>
+          <w:rFonts w:ascii="Google Sans Text;sans-serif" w:hAnsi="Google Sans Text;sans-serif"/>
+        </w:rPr>
+        <w:t xml:space="preserve"> Move from "Engineering Guesses" to </w:t>
+      </w:r>
+      <w:r>
+        <w:rPr>
+          <w:rFonts w:ascii="Google Sans Text;sans-serif" w:hAnsi="Google Sans Text;sans-serif"/>
+          <w:b/>
+        </w:rPr>
+        <w:t>Empirical Probabilities</w:t>
+      </w:r>
+      <w:r>
+        <w:rPr>
+          <w:rFonts w:ascii="Google Sans Text;sans-serif" w:hAnsi="Google Sans Text;sans-serif"/>
+        </w:rPr>
+        <w:t xml:space="preserve"> (e.g., $P=0.99$ for evening cooking, $P=0.40$ for morning agricultural prep) and true hardware wattages (e.g., 2.05W USB).</w:t>
+      </w:r>
+    </w:p>
+    <w:p>
+      <w:pPr>
+        <w:pStyle w:val="Ttulo3"/>
+        <w:spacing w:lineRule="auto" w:line="273" w:before="0" w:after="120"/>
+        <w:rPr>
+          <w:rFonts w:ascii="Nimbus Sans" w:hAnsi="Nimbus Sans"/>
+          <w:sz w:val="22"/>
+          <w:szCs w:val="22"/>
+        </w:rPr>
+      </w:pPr>
+      <w:r>
+        <w:rPr>
+          <w:rFonts w:ascii="Google Sans Text;sans-serif" w:hAnsi="Google Sans Text;sans-serif"/>
+          <w:b/>
+        </w:rPr>
+        <w:t>Phase 5: Bottom-Up Stochastic Simulation (The A/B Test)</w:t>
+      </w:r>
+    </w:p>
+    <w:p>
+      <w:pPr>
+        <w:pStyle w:val="Cuerpodetexto"/>
+        <w:spacing w:lineRule="auto" w:line="273" w:before="0" w:after="140"/>
+        <w:rPr>
+          <w:rFonts w:ascii="Nimbus Sans" w:hAnsi="Nimbus Sans"/>
+          <w:sz w:val="22"/>
+          <w:szCs w:val="22"/>
+        </w:rPr>
+      </w:pPr>
+      <w:r>
+        <w:rPr>
+          <w:rFonts w:ascii="Google Sans Text;sans-serif" w:hAnsi="Google Sans Text;sans-serif"/>
+        </w:rPr>
+        <w:t>Compare two RAMP approaches to isolate the value of qualitative research.</w:t>
+      </w:r>
+    </w:p>
+    <w:p>
+      <w:pPr>
+        <w:pStyle w:val="Cuerpodetexto"/>
+        <w:numPr>
+          <w:ilvl w:val="0"/>
+          <w:numId w:val="23"/>
+        </w:numPr>
+        <w:pBdr/>
+        <w:tabs>
+          <w:tab w:val="clear" w:pos="709"/>
+          <w:tab w:val="left" w:pos="0" w:leader="none"/>
+        </w:tabs>
+        <w:spacing w:lineRule="auto" w:line="273" w:before="0" w:after="140"/>
+        <w:ind w:left="709" w:hanging="283"/>
+        <w:rPr>
+          <w:rFonts w:ascii="Nimbus Sans" w:hAnsi="Nimbus Sans"/>
+          <w:sz w:val="22"/>
+          <w:szCs w:val="22"/>
+        </w:rPr>
+      </w:pPr>
+      <w:r>
+        <w:rPr>
+          <w:rFonts w:ascii="Google Sans Text;sans-serif" w:hAnsi="Google Sans Text;sans-serif"/>
+          <w:b/>
+        </w:rPr>
+        <w:t>Model A (Status Quo):</w:t>
+      </w:r>
+      <w:r>
+        <w:rPr>
+          <w:rFonts w:ascii="Google Sans Text;sans-serif" w:hAnsi="Google Sans Text;sans-serif"/>
+        </w:rPr>
+        <w:t xml:space="preserve"> RAMP programmed using raw survey averages (ignoring rules and archetypes).</w:t>
+      </w:r>
+    </w:p>
+    <w:p>
+      <w:pPr>
+        <w:pStyle w:val="Cuerpodetexto"/>
+        <w:numPr>
+          <w:ilvl w:val="0"/>
+          <w:numId w:val="23"/>
+        </w:numPr>
+        <w:pBdr/>
+        <w:tabs>
+          <w:tab w:val="clear" w:pos="709"/>
+          <w:tab w:val="left" w:pos="0" w:leader="none"/>
+        </w:tabs>
+        <w:spacing w:lineRule="auto" w:line="273" w:before="0" w:after="140"/>
+        <w:ind w:left="709" w:hanging="283"/>
+        <w:rPr>
+          <w:rFonts w:ascii="Nimbus Sans" w:hAnsi="Nimbus Sans"/>
+          <w:sz w:val="22"/>
+          <w:szCs w:val="22"/>
+        </w:rPr>
+      </w:pPr>
+      <w:r>
+        <w:rPr>
+          <w:rFonts w:ascii="Google Sans Text;sans-serif" w:hAnsi="Google Sans Text;sans-serif"/>
+          <w:b/>
+        </w:rPr>
+        <w:t>Model B (Proposed Method):</w:t>
+      </w:r>
+      <w:r>
+        <w:rPr>
+          <w:rFonts w:ascii="Google Sans Text;sans-serif" w:hAnsi="Google Sans Text;sans-serif"/>
+        </w:rPr>
+        <w:t xml:space="preserve"> RAMP programmed using </w:t>
+      </w:r>
+      <w:r>
+        <w:rPr>
+          <w:rFonts w:ascii="Google Sans Text;sans-serif" w:hAnsi="Google Sans Text;sans-serif"/>
+          <w:b/>
+        </w:rPr>
+        <w:t>Empirical Probability Thresholds</w:t>
+      </w:r>
+      <w:r>
+        <w:rPr>
+          <w:rFonts w:ascii="Google Sans Text;sans-serif" w:hAnsi="Google Sans Text;sans-serif"/>
+        </w:rPr>
+        <w:t xml:space="preserve">, true hardware limits, and </w:t>
+      </w:r>
+      <w:r>
+        <w:rPr>
+          <w:rFonts w:ascii="Google Sans Text;sans-serif" w:hAnsi="Google Sans Text;sans-serif"/>
+          <w:b/>
+        </w:rPr>
+        <w:t>Coupled Loads</w:t>
+      </w:r>
+      <w:r>
+        <w:rPr>
+          <w:rFonts w:ascii="Google Sans Text;sans-serif" w:hAnsi="Google Sans Text;sans-serif"/>
+        </w:rPr>
+        <w:t xml:space="preserve"> (linking study and kitchen lights).</w:t>
+      </w:r>
+    </w:p>
+    <w:p>
+      <w:pPr>
+        <w:pStyle w:val="Ttulo3"/>
+        <w:spacing w:lineRule="auto" w:line="273" w:before="0" w:after="120"/>
+        <w:rPr>
+          <w:rFonts w:ascii="Nimbus Sans" w:hAnsi="Nimbus Sans"/>
+          <w:sz w:val="22"/>
+          <w:szCs w:val="22"/>
+        </w:rPr>
+      </w:pPr>
+      <w:r>
+        <w:rPr>
+          <w:rFonts w:ascii="Google Sans Text;sans-serif" w:hAnsi="Google Sans Text;sans-serif"/>
+          <w:b/>
+        </w:rPr>
+        <w:t>Phase 6: Empirical Validation (Proving the Method)</w:t>
+      </w:r>
+    </w:p>
+    <w:p>
+      <w:pPr>
+        <w:pStyle w:val="Cuerpodetexto"/>
+        <w:spacing w:lineRule="auto" w:line="273" w:before="0" w:after="140"/>
+        <w:rPr>
+          <w:rFonts w:ascii="Nimbus Sans" w:hAnsi="Nimbus Sans"/>
+          <w:sz w:val="22"/>
+          <w:szCs w:val="22"/>
+        </w:rPr>
+      </w:pPr>
+      <w:r>
+        <w:rPr>
+          <w:rFonts w:ascii="Google Sans Text;sans-serif" w:hAnsi="Google Sans Text;sans-serif"/>
+        </w:rPr>
+        <w:t>Extract load curves from Model A and B and compare them against Stream A sensors.</w:t>
+      </w:r>
+    </w:p>
+    <w:p>
+      <w:pPr>
+        <w:pStyle w:val="Cuerpodetexto"/>
+        <w:numPr>
+          <w:ilvl w:val="0"/>
+          <w:numId w:val="24"/>
+        </w:numPr>
+        <w:pBdr/>
+        <w:tabs>
+          <w:tab w:val="clear" w:pos="709"/>
+          <w:tab w:val="left" w:pos="0" w:leader="none"/>
+        </w:tabs>
+        <w:spacing w:lineRule="auto" w:line="273" w:before="0" w:after="140"/>
+        <w:ind w:left="709" w:hanging="283"/>
+        <w:rPr>
+          <w:rFonts w:ascii="Nimbus Sans" w:hAnsi="Nimbus Sans"/>
+          <w:sz w:val="22"/>
+          <w:szCs w:val="22"/>
+        </w:rPr>
+      </w:pPr>
+      <w:r>
+        <w:rPr>
+          <w:rFonts w:ascii="Google Sans Text;sans-serif" w:hAnsi="Google Sans Text;sans-serif"/>
+          <w:b/>
+        </w:rPr>
+        <w:t>Magnitude &amp; Shape:</w:t>
+      </w:r>
+      <w:r>
+        <w:rPr>
+          <w:rFonts w:ascii="Google Sans Text;sans-serif" w:hAnsi="Google Sans Text;sans-serif"/>
+        </w:rPr>
+        <w:t xml:space="preserve"> Calculate RMSE and LCSS via </w:t>
+      </w:r>
+      <w:r>
+        <w:rPr>
+          <w:rStyle w:val="Textooriginal"/>
+          <w:rFonts w:ascii="Google Sans Text;sans-serif" w:hAnsi="Google Sans Text;sans-serif"/>
+        </w:rPr>
+        <w:t>ELC_indicators</w:t>
+      </w:r>
+      <w:r>
+        <w:rPr>
+          <w:rFonts w:ascii="Google Sans Text;sans-serif" w:hAnsi="Google Sans Text;sans-serif"/>
+        </w:rPr>
+        <w:t>.</w:t>
+      </w:r>
+    </w:p>
+    <w:p>
+      <w:pPr>
+        <w:pStyle w:val="Cuerpodetexto"/>
+        <w:numPr>
+          <w:ilvl w:val="0"/>
+          <w:numId w:val="24"/>
+        </w:numPr>
+        <w:pBdr/>
+        <w:tabs>
+          <w:tab w:val="clear" w:pos="709"/>
+          <w:tab w:val="left" w:pos="0" w:leader="none"/>
+        </w:tabs>
+        <w:spacing w:lineRule="auto" w:line="273" w:before="0" w:after="140"/>
+        <w:ind w:left="709" w:hanging="283"/>
+        <w:rPr>
+          <w:rFonts w:ascii="Nimbus Sans" w:hAnsi="Nimbus Sans"/>
+          <w:sz w:val="22"/>
+          <w:szCs w:val="22"/>
+        </w:rPr>
+      </w:pPr>
+      <w:r>
+        <w:rPr>
+          <w:rFonts w:ascii="Google Sans Text;sans-serif" w:hAnsi="Google Sans Text;sans-serif"/>
+          <w:b/>
+        </w:rPr>
+        <w:t>Peak Stress Testing:</w:t>
+      </w:r>
+      <w:r>
+        <w:rPr>
+          <w:rFonts w:ascii="Google Sans Text;sans-serif" w:hAnsi="Google Sans Text;sans-serif"/>
+        </w:rPr>
+        <w:t xml:space="preserve"> Calculate </w:t>
+      </w:r>
+      <w:r>
+        <w:rPr>
+          <w:rFonts w:ascii="Google Sans Text;sans-serif" w:hAnsi="Google Sans Text;sans-serif"/>
+          <w:b/>
+        </w:rPr>
+        <w:t>MPDADA</w:t>
+      </w:r>
+      <w:r>
+        <w:rPr>
+          <w:rFonts w:ascii="Google Sans Text;sans-serif" w:hAnsi="Google Sans Text;sans-serif"/>
+        </w:rPr>
+        <w:t xml:space="preserve"> to prove Model B captures the </w:t>
+      </w:r>
+      <w:r>
+        <w:rPr>
+          <w:rFonts w:ascii="Google Sans Text;sans-serif" w:hAnsi="Google Sans Text;sans-serif"/>
+          <w:b/>
+        </w:rPr>
+        <w:t>Mean Daily Peak (5.63W)</w:t>
+      </w:r>
+      <w:r>
+        <w:rPr>
+          <w:rFonts w:ascii="Google Sans Text;sans-serif" w:hAnsi="Google Sans Text;sans-serif"/>
+        </w:rPr>
+        <w:t xml:space="preserve"> which Model A "smears" into a low annual average (3.88W).</w:t>
+      </w:r>
+    </w:p>
+    <w:p>
+      <w:pPr>
+        <w:pStyle w:val="Cuerpodetexto"/>
+        <w:numPr>
+          <w:ilvl w:val="0"/>
+          <w:numId w:val="24"/>
+        </w:numPr>
+        <w:pBdr/>
+        <w:tabs>
+          <w:tab w:val="clear" w:pos="709"/>
+          <w:tab w:val="left" w:pos="0" w:leader="none"/>
+        </w:tabs>
+        <w:spacing w:lineRule="auto" w:line="273" w:before="0" w:after="140"/>
+        <w:ind w:left="709" w:hanging="283"/>
+        <w:rPr>
+          <w:rFonts w:ascii="Nimbus Sans" w:hAnsi="Nimbus Sans"/>
+          <w:sz w:val="22"/>
+          <w:szCs w:val="22"/>
+        </w:rPr>
+      </w:pPr>
+      <w:r>
+        <w:rPr>
+          <w:rFonts w:ascii="Google Sans Text;sans-serif" w:hAnsi="Google Sans Text;sans-serif"/>
+          <w:b/>
+        </w:rPr>
+        <w:t>The Final Output:</w:t>
+      </w:r>
+      <w:r>
+        <w:rPr>
+          <w:rFonts w:ascii="Google Sans Text;sans-serif" w:hAnsi="Google Sans Text;sans-serif"/>
+        </w:rPr>
+        <w:t xml:space="preserve"> Conclusive proof that anthropological rules reduce design uncertainty.</w:t>
+      </w:r>
+    </w:p>
+    <w:p>
+      <w:pPr>
+        <w:pStyle w:val="Ttulo3"/>
+        <w:spacing w:lineRule="auto" w:line="273" w:before="0" w:after="120"/>
+        <w:rPr>
+          <w:rFonts w:ascii="Nimbus Sans" w:hAnsi="Nimbus Sans"/>
+          <w:sz w:val="22"/>
+          <w:szCs w:val="22"/>
+        </w:rPr>
+      </w:pPr>
+      <w:r>
+        <w:rPr>
+          <w:rFonts w:ascii="Google Sans Text;sans-serif" w:hAnsi="Google Sans Text;sans-serif"/>
+          <w:b/>
+        </w:rPr>
+        <w:t>Discussion Hook: The Longitudinal Add-On</w:t>
+      </w:r>
+    </w:p>
+    <w:p>
+      <w:pPr>
+        <w:pStyle w:val="Cuerpodetexto"/>
+        <w:spacing w:lineRule="auto" w:line="273" w:before="0" w:after="140"/>
+        <w:rPr>
+          <w:rFonts w:ascii="Nimbus Sans" w:hAnsi="Nimbus Sans"/>
+          <w:sz w:val="22"/>
+          <w:szCs w:val="22"/>
+        </w:rPr>
+      </w:pPr>
+      <w:r>
+        <w:rPr>
+          <w:rFonts w:ascii="Google Sans Text;sans-serif" w:hAnsi="Google Sans Text;sans-serif"/>
+        </w:rPr>
+        <w:t xml:space="preserve">Use case studies to introduce the </w:t>
+      </w:r>
+      <w:r>
+        <w:rPr>
+          <w:rFonts w:ascii="Google Sans Text;sans-serif" w:hAnsi="Google Sans Text;sans-serif"/>
+          <w:b/>
+        </w:rPr>
+        <w:t>"Aspiration Gap"</w:t>
+      </w:r>
+      <w:r>
+        <w:rPr>
+          <w:rFonts w:ascii="Google Sans Text;sans-serif" w:hAnsi="Google Sans Text;sans-serif"/>
+        </w:rPr>
+        <w:t>—proving that energy demand is dynamic and requires temporal decay multipliers to account for future growth in rural demand.</w:t>
+      </w:r>
+    </w:p>
+    <w:p>
+      <w:pPr>
+        <w:pStyle w:val="Cuerpodetexto"/>
+        <w:bidi w:val="0"/>
+        <w:spacing w:before="0" w:after="140"/>
+        <w:rPr>
+          <w:rFonts w:ascii="Nimbus Sans" w:hAnsi="Nimbus Sans"/>
+          <w:sz w:val="22"/>
+          <w:szCs w:val="22"/>
+        </w:rPr>
+      </w:pPr>
+      <w:r>
+        <w:rPr/>
       </w:r>
     </w:p>
     <w:sectPr>
       <w:type w:val="continuous"/>
       <w:pgSz w:w="11906" w:h="16838"/>
       <w:pgMar w:left="1134" w:right="1134" w:gutter="0" w:header="0" w:top="1134" w:footer="0" w:bottom="1134"/>
-      <w:pgNumType w:fmt="decimal"/>
       <w:formProt w:val="false"/>
       <w:textDirection w:val="lrTb"/>
       <w:docGrid w:type="default" w:linePitch="100" w:charSpace="0"/>
@@ -2202,6 +5581,2472 @@
   <w:abstractNum w:abstractNumId="7">
     <w:lvl w:ilvl="0">
       <w:start w:val="1"/>
+      <w:numFmt w:val="bullet"/>
+      <w:lvlText w:val=""/>
+      <w:lvlJc w:val="left"/>
+      <w:pPr>
+        <w:tabs>
+          <w:tab w:val="num" w:pos="709"/>
+        </w:tabs>
+        <w:ind w:left="709" w:hanging="283"/>
+      </w:pPr>
+      <w:rPr>
+        <w:rFonts w:ascii="Symbol" w:hAnsi="Symbol" w:cs="Symbol" w:hint="default"/>
+      </w:rPr>
+    </w:lvl>
+    <w:lvl w:ilvl="1">
+      <w:start w:val="1"/>
+      <w:numFmt w:val="bullet"/>
+      <w:lvlText w:val=""/>
+      <w:lvlJc w:val="left"/>
+      <w:pPr>
+        <w:tabs>
+          <w:tab w:val="num" w:pos="1418"/>
+        </w:tabs>
+        <w:ind w:left="1418" w:hanging="283"/>
+      </w:pPr>
+      <w:rPr>
+        <w:rFonts w:ascii="Symbol" w:hAnsi="Symbol" w:cs="Symbol" w:hint="default"/>
+      </w:rPr>
+    </w:lvl>
+    <w:lvl w:ilvl="2">
+      <w:start w:val="1"/>
+      <w:numFmt w:val="bullet"/>
+      <w:lvlText w:val=""/>
+      <w:lvlJc w:val="left"/>
+      <w:pPr>
+        <w:tabs>
+          <w:tab w:val="num" w:pos="2127"/>
+        </w:tabs>
+        <w:ind w:left="2127" w:hanging="283"/>
+      </w:pPr>
+      <w:rPr>
+        <w:rFonts w:ascii="Symbol" w:hAnsi="Symbol" w:cs="Symbol" w:hint="default"/>
+      </w:rPr>
+    </w:lvl>
+    <w:lvl w:ilvl="3">
+      <w:start w:val="1"/>
+      <w:numFmt w:val="bullet"/>
+      <w:lvlText w:val=""/>
+      <w:lvlJc w:val="left"/>
+      <w:pPr>
+        <w:tabs>
+          <w:tab w:val="num" w:pos="2836"/>
+        </w:tabs>
+        <w:ind w:left="2836" w:hanging="283"/>
+      </w:pPr>
+      <w:rPr>
+        <w:rFonts w:ascii="Symbol" w:hAnsi="Symbol" w:cs="Symbol" w:hint="default"/>
+      </w:rPr>
+    </w:lvl>
+    <w:lvl w:ilvl="4">
+      <w:start w:val="1"/>
+      <w:numFmt w:val="bullet"/>
+      <w:lvlText w:val=""/>
+      <w:lvlJc w:val="left"/>
+      <w:pPr>
+        <w:tabs>
+          <w:tab w:val="num" w:pos="3545"/>
+        </w:tabs>
+        <w:ind w:left="3545" w:hanging="283"/>
+      </w:pPr>
+      <w:rPr>
+        <w:rFonts w:ascii="Symbol" w:hAnsi="Symbol" w:cs="Symbol" w:hint="default"/>
+      </w:rPr>
+    </w:lvl>
+    <w:lvl w:ilvl="5">
+      <w:start w:val="1"/>
+      <w:numFmt w:val="bullet"/>
+      <w:lvlText w:val=""/>
+      <w:lvlJc w:val="left"/>
+      <w:pPr>
+        <w:tabs>
+          <w:tab w:val="num" w:pos="4254"/>
+        </w:tabs>
+        <w:ind w:left="4254" w:hanging="283"/>
+      </w:pPr>
+      <w:rPr>
+        <w:rFonts w:ascii="Symbol" w:hAnsi="Symbol" w:cs="Symbol" w:hint="default"/>
+      </w:rPr>
+    </w:lvl>
+    <w:lvl w:ilvl="6">
+      <w:start w:val="1"/>
+      <w:numFmt w:val="bullet"/>
+      <w:lvlText w:val=""/>
+      <w:lvlJc w:val="left"/>
+      <w:pPr>
+        <w:tabs>
+          <w:tab w:val="num" w:pos="4963"/>
+        </w:tabs>
+        <w:ind w:left="4963" w:hanging="283"/>
+      </w:pPr>
+      <w:rPr>
+        <w:rFonts w:ascii="Symbol" w:hAnsi="Symbol" w:cs="Symbol" w:hint="default"/>
+      </w:rPr>
+    </w:lvl>
+    <w:lvl w:ilvl="7">
+      <w:start w:val="1"/>
+      <w:numFmt w:val="bullet"/>
+      <w:lvlText w:val=""/>
+      <w:lvlJc w:val="left"/>
+      <w:pPr>
+        <w:tabs>
+          <w:tab w:val="num" w:pos="5672"/>
+        </w:tabs>
+        <w:ind w:left="5672" w:hanging="283"/>
+      </w:pPr>
+      <w:rPr>
+        <w:rFonts w:ascii="Symbol" w:hAnsi="Symbol" w:cs="Symbol" w:hint="default"/>
+      </w:rPr>
+    </w:lvl>
+    <w:lvl w:ilvl="8">
+      <w:start w:val="1"/>
+      <w:numFmt w:val="bullet"/>
+      <w:lvlText w:val=""/>
+      <w:lvlJc w:val="left"/>
+      <w:pPr>
+        <w:tabs>
+          <w:tab w:val="num" w:pos="6381"/>
+        </w:tabs>
+        <w:ind w:left="6381" w:hanging="283"/>
+      </w:pPr>
+      <w:rPr>
+        <w:rFonts w:ascii="Symbol" w:hAnsi="Symbol" w:cs="Symbol" w:hint="default"/>
+      </w:rPr>
+    </w:lvl>
+  </w:abstractNum>
+  <w:abstractNum w:abstractNumId="8">
+    <w:lvl w:ilvl="0">
+      <w:start w:val="1"/>
+      <w:numFmt w:val="bullet"/>
+      <w:lvlText w:val=""/>
+      <w:lvlJc w:val="left"/>
+      <w:pPr>
+        <w:tabs>
+          <w:tab w:val="num" w:pos="709"/>
+        </w:tabs>
+        <w:ind w:left="709" w:hanging="283"/>
+      </w:pPr>
+      <w:rPr>
+        <w:rFonts w:ascii="Symbol" w:hAnsi="Symbol" w:cs="Symbol" w:hint="default"/>
+      </w:rPr>
+    </w:lvl>
+    <w:lvl w:ilvl="1">
+      <w:start w:val="1"/>
+      <w:numFmt w:val="bullet"/>
+      <w:lvlText w:val=""/>
+      <w:lvlJc w:val="left"/>
+      <w:pPr>
+        <w:tabs>
+          <w:tab w:val="num" w:pos="1418"/>
+        </w:tabs>
+        <w:ind w:left="1418" w:hanging="283"/>
+      </w:pPr>
+      <w:rPr>
+        <w:rFonts w:ascii="Symbol" w:hAnsi="Symbol" w:cs="Symbol" w:hint="default"/>
+      </w:rPr>
+    </w:lvl>
+    <w:lvl w:ilvl="2">
+      <w:start w:val="1"/>
+      <w:numFmt w:val="bullet"/>
+      <w:lvlText w:val=""/>
+      <w:lvlJc w:val="left"/>
+      <w:pPr>
+        <w:tabs>
+          <w:tab w:val="num" w:pos="2127"/>
+        </w:tabs>
+        <w:ind w:left="2127" w:hanging="283"/>
+      </w:pPr>
+      <w:rPr>
+        <w:rFonts w:ascii="Symbol" w:hAnsi="Symbol" w:cs="Symbol" w:hint="default"/>
+      </w:rPr>
+    </w:lvl>
+    <w:lvl w:ilvl="3">
+      <w:start w:val="1"/>
+      <w:numFmt w:val="bullet"/>
+      <w:lvlText w:val=""/>
+      <w:lvlJc w:val="left"/>
+      <w:pPr>
+        <w:tabs>
+          <w:tab w:val="num" w:pos="2836"/>
+        </w:tabs>
+        <w:ind w:left="2836" w:hanging="283"/>
+      </w:pPr>
+      <w:rPr>
+        <w:rFonts w:ascii="Symbol" w:hAnsi="Symbol" w:cs="Symbol" w:hint="default"/>
+      </w:rPr>
+    </w:lvl>
+    <w:lvl w:ilvl="4">
+      <w:start w:val="1"/>
+      <w:numFmt w:val="bullet"/>
+      <w:lvlText w:val=""/>
+      <w:lvlJc w:val="left"/>
+      <w:pPr>
+        <w:tabs>
+          <w:tab w:val="num" w:pos="3545"/>
+        </w:tabs>
+        <w:ind w:left="3545" w:hanging="283"/>
+      </w:pPr>
+      <w:rPr>
+        <w:rFonts w:ascii="Symbol" w:hAnsi="Symbol" w:cs="Symbol" w:hint="default"/>
+      </w:rPr>
+    </w:lvl>
+    <w:lvl w:ilvl="5">
+      <w:start w:val="1"/>
+      <w:numFmt w:val="bullet"/>
+      <w:lvlText w:val=""/>
+      <w:lvlJc w:val="left"/>
+      <w:pPr>
+        <w:tabs>
+          <w:tab w:val="num" w:pos="4254"/>
+        </w:tabs>
+        <w:ind w:left="4254" w:hanging="283"/>
+      </w:pPr>
+      <w:rPr>
+        <w:rFonts w:ascii="Symbol" w:hAnsi="Symbol" w:cs="Symbol" w:hint="default"/>
+      </w:rPr>
+    </w:lvl>
+    <w:lvl w:ilvl="6">
+      <w:start w:val="1"/>
+      <w:numFmt w:val="bullet"/>
+      <w:lvlText w:val=""/>
+      <w:lvlJc w:val="left"/>
+      <w:pPr>
+        <w:tabs>
+          <w:tab w:val="num" w:pos="4963"/>
+        </w:tabs>
+        <w:ind w:left="4963" w:hanging="283"/>
+      </w:pPr>
+      <w:rPr>
+        <w:rFonts w:ascii="Symbol" w:hAnsi="Symbol" w:cs="Symbol" w:hint="default"/>
+      </w:rPr>
+    </w:lvl>
+    <w:lvl w:ilvl="7">
+      <w:start w:val="1"/>
+      <w:numFmt w:val="bullet"/>
+      <w:lvlText w:val=""/>
+      <w:lvlJc w:val="left"/>
+      <w:pPr>
+        <w:tabs>
+          <w:tab w:val="num" w:pos="5672"/>
+        </w:tabs>
+        <w:ind w:left="5672" w:hanging="283"/>
+      </w:pPr>
+      <w:rPr>
+        <w:rFonts w:ascii="Symbol" w:hAnsi="Symbol" w:cs="Symbol" w:hint="default"/>
+      </w:rPr>
+    </w:lvl>
+    <w:lvl w:ilvl="8">
+      <w:start w:val="1"/>
+      <w:numFmt w:val="bullet"/>
+      <w:lvlText w:val=""/>
+      <w:lvlJc w:val="left"/>
+      <w:pPr>
+        <w:tabs>
+          <w:tab w:val="num" w:pos="6381"/>
+        </w:tabs>
+        <w:ind w:left="6381" w:hanging="283"/>
+      </w:pPr>
+      <w:rPr>
+        <w:rFonts w:ascii="Symbol" w:hAnsi="Symbol" w:cs="Symbol" w:hint="default"/>
+      </w:rPr>
+    </w:lvl>
+  </w:abstractNum>
+  <w:abstractNum w:abstractNumId="9">
+    <w:lvl w:ilvl="0">
+      <w:start w:val="1"/>
+      <w:numFmt w:val="bullet"/>
+      <w:lvlText w:val=""/>
+      <w:lvlJc w:val="left"/>
+      <w:pPr>
+        <w:tabs>
+          <w:tab w:val="num" w:pos="709"/>
+        </w:tabs>
+        <w:ind w:left="709" w:hanging="283"/>
+      </w:pPr>
+      <w:rPr>
+        <w:rFonts w:ascii="Symbol" w:hAnsi="Symbol" w:cs="Symbol" w:hint="default"/>
+      </w:rPr>
+    </w:lvl>
+    <w:lvl w:ilvl="1">
+      <w:start w:val="1"/>
+      <w:numFmt w:val="bullet"/>
+      <w:lvlText w:val=""/>
+      <w:lvlJc w:val="left"/>
+      <w:pPr>
+        <w:tabs>
+          <w:tab w:val="num" w:pos="1418"/>
+        </w:tabs>
+        <w:ind w:left="1418" w:hanging="283"/>
+      </w:pPr>
+      <w:rPr>
+        <w:rFonts w:ascii="Symbol" w:hAnsi="Symbol" w:cs="Symbol" w:hint="default"/>
+      </w:rPr>
+    </w:lvl>
+    <w:lvl w:ilvl="2">
+      <w:start w:val="1"/>
+      <w:numFmt w:val="bullet"/>
+      <w:lvlText w:val=""/>
+      <w:lvlJc w:val="left"/>
+      <w:pPr>
+        <w:tabs>
+          <w:tab w:val="num" w:pos="2127"/>
+        </w:tabs>
+        <w:ind w:left="2127" w:hanging="283"/>
+      </w:pPr>
+      <w:rPr>
+        <w:rFonts w:ascii="Symbol" w:hAnsi="Symbol" w:cs="Symbol" w:hint="default"/>
+      </w:rPr>
+    </w:lvl>
+    <w:lvl w:ilvl="3">
+      <w:start w:val="1"/>
+      <w:numFmt w:val="bullet"/>
+      <w:lvlText w:val=""/>
+      <w:lvlJc w:val="left"/>
+      <w:pPr>
+        <w:tabs>
+          <w:tab w:val="num" w:pos="2836"/>
+        </w:tabs>
+        <w:ind w:left="2836" w:hanging="283"/>
+      </w:pPr>
+      <w:rPr>
+        <w:rFonts w:ascii="Symbol" w:hAnsi="Symbol" w:cs="Symbol" w:hint="default"/>
+      </w:rPr>
+    </w:lvl>
+    <w:lvl w:ilvl="4">
+      <w:start w:val="1"/>
+      <w:numFmt w:val="bullet"/>
+      <w:lvlText w:val=""/>
+      <w:lvlJc w:val="left"/>
+      <w:pPr>
+        <w:tabs>
+          <w:tab w:val="num" w:pos="3545"/>
+        </w:tabs>
+        <w:ind w:left="3545" w:hanging="283"/>
+      </w:pPr>
+      <w:rPr>
+        <w:rFonts w:ascii="Symbol" w:hAnsi="Symbol" w:cs="Symbol" w:hint="default"/>
+      </w:rPr>
+    </w:lvl>
+    <w:lvl w:ilvl="5">
+      <w:start w:val="1"/>
+      <w:numFmt w:val="bullet"/>
+      <w:lvlText w:val=""/>
+      <w:lvlJc w:val="left"/>
+      <w:pPr>
+        <w:tabs>
+          <w:tab w:val="num" w:pos="4254"/>
+        </w:tabs>
+        <w:ind w:left="4254" w:hanging="283"/>
+      </w:pPr>
+      <w:rPr>
+        <w:rFonts w:ascii="Symbol" w:hAnsi="Symbol" w:cs="Symbol" w:hint="default"/>
+      </w:rPr>
+    </w:lvl>
+    <w:lvl w:ilvl="6">
+      <w:start w:val="1"/>
+      <w:numFmt w:val="bullet"/>
+      <w:lvlText w:val=""/>
+      <w:lvlJc w:val="left"/>
+      <w:pPr>
+        <w:tabs>
+          <w:tab w:val="num" w:pos="4963"/>
+        </w:tabs>
+        <w:ind w:left="4963" w:hanging="283"/>
+      </w:pPr>
+      <w:rPr>
+        <w:rFonts w:ascii="Symbol" w:hAnsi="Symbol" w:cs="Symbol" w:hint="default"/>
+      </w:rPr>
+    </w:lvl>
+    <w:lvl w:ilvl="7">
+      <w:start w:val="1"/>
+      <w:numFmt w:val="bullet"/>
+      <w:lvlText w:val=""/>
+      <w:lvlJc w:val="left"/>
+      <w:pPr>
+        <w:tabs>
+          <w:tab w:val="num" w:pos="5672"/>
+        </w:tabs>
+        <w:ind w:left="5672" w:hanging="283"/>
+      </w:pPr>
+      <w:rPr>
+        <w:rFonts w:ascii="Symbol" w:hAnsi="Symbol" w:cs="Symbol" w:hint="default"/>
+      </w:rPr>
+    </w:lvl>
+    <w:lvl w:ilvl="8">
+      <w:start w:val="1"/>
+      <w:numFmt w:val="bullet"/>
+      <w:lvlText w:val=""/>
+      <w:lvlJc w:val="left"/>
+      <w:pPr>
+        <w:tabs>
+          <w:tab w:val="num" w:pos="6381"/>
+        </w:tabs>
+        <w:ind w:left="6381" w:hanging="283"/>
+      </w:pPr>
+      <w:rPr>
+        <w:rFonts w:ascii="Symbol" w:hAnsi="Symbol" w:cs="Symbol" w:hint="default"/>
+      </w:rPr>
+    </w:lvl>
+  </w:abstractNum>
+  <w:abstractNum w:abstractNumId="10">
+    <w:lvl w:ilvl="0">
+      <w:start w:val="1"/>
+      <w:numFmt w:val="bullet"/>
+      <w:lvlText w:val=""/>
+      <w:lvlJc w:val="left"/>
+      <w:pPr>
+        <w:tabs>
+          <w:tab w:val="num" w:pos="709"/>
+        </w:tabs>
+        <w:ind w:left="709" w:hanging="283"/>
+      </w:pPr>
+      <w:rPr>
+        <w:rFonts w:ascii="Symbol" w:hAnsi="Symbol" w:cs="Symbol" w:hint="default"/>
+      </w:rPr>
+    </w:lvl>
+    <w:lvl w:ilvl="1">
+      <w:start w:val="1"/>
+      <w:numFmt w:val="bullet"/>
+      <w:lvlText w:val=""/>
+      <w:lvlJc w:val="left"/>
+      <w:pPr>
+        <w:tabs>
+          <w:tab w:val="num" w:pos="1418"/>
+        </w:tabs>
+        <w:ind w:left="1418" w:hanging="283"/>
+      </w:pPr>
+      <w:rPr>
+        <w:rFonts w:ascii="Symbol" w:hAnsi="Symbol" w:cs="Symbol" w:hint="default"/>
+      </w:rPr>
+    </w:lvl>
+    <w:lvl w:ilvl="2">
+      <w:start w:val="1"/>
+      <w:numFmt w:val="bullet"/>
+      <w:lvlText w:val=""/>
+      <w:lvlJc w:val="left"/>
+      <w:pPr>
+        <w:tabs>
+          <w:tab w:val="num" w:pos="2127"/>
+        </w:tabs>
+        <w:ind w:left="2127" w:hanging="283"/>
+      </w:pPr>
+      <w:rPr>
+        <w:rFonts w:ascii="Symbol" w:hAnsi="Symbol" w:cs="Symbol" w:hint="default"/>
+      </w:rPr>
+    </w:lvl>
+    <w:lvl w:ilvl="3">
+      <w:start w:val="1"/>
+      <w:numFmt w:val="bullet"/>
+      <w:lvlText w:val=""/>
+      <w:lvlJc w:val="left"/>
+      <w:pPr>
+        <w:tabs>
+          <w:tab w:val="num" w:pos="2836"/>
+        </w:tabs>
+        <w:ind w:left="2836" w:hanging="283"/>
+      </w:pPr>
+      <w:rPr>
+        <w:rFonts w:ascii="Symbol" w:hAnsi="Symbol" w:cs="Symbol" w:hint="default"/>
+      </w:rPr>
+    </w:lvl>
+    <w:lvl w:ilvl="4">
+      <w:start w:val="1"/>
+      <w:numFmt w:val="bullet"/>
+      <w:lvlText w:val=""/>
+      <w:lvlJc w:val="left"/>
+      <w:pPr>
+        <w:tabs>
+          <w:tab w:val="num" w:pos="3545"/>
+        </w:tabs>
+        <w:ind w:left="3545" w:hanging="283"/>
+      </w:pPr>
+      <w:rPr>
+        <w:rFonts w:ascii="Symbol" w:hAnsi="Symbol" w:cs="Symbol" w:hint="default"/>
+      </w:rPr>
+    </w:lvl>
+    <w:lvl w:ilvl="5">
+      <w:start w:val="1"/>
+      <w:numFmt w:val="bullet"/>
+      <w:lvlText w:val=""/>
+      <w:lvlJc w:val="left"/>
+      <w:pPr>
+        <w:tabs>
+          <w:tab w:val="num" w:pos="4254"/>
+        </w:tabs>
+        <w:ind w:left="4254" w:hanging="283"/>
+      </w:pPr>
+      <w:rPr>
+        <w:rFonts w:ascii="Symbol" w:hAnsi="Symbol" w:cs="Symbol" w:hint="default"/>
+      </w:rPr>
+    </w:lvl>
+    <w:lvl w:ilvl="6">
+      <w:start w:val="1"/>
+      <w:numFmt w:val="bullet"/>
+      <w:lvlText w:val=""/>
+      <w:lvlJc w:val="left"/>
+      <w:pPr>
+        <w:tabs>
+          <w:tab w:val="num" w:pos="4963"/>
+        </w:tabs>
+        <w:ind w:left="4963" w:hanging="283"/>
+      </w:pPr>
+      <w:rPr>
+        <w:rFonts w:ascii="Symbol" w:hAnsi="Symbol" w:cs="Symbol" w:hint="default"/>
+      </w:rPr>
+    </w:lvl>
+    <w:lvl w:ilvl="7">
+      <w:start w:val="1"/>
+      <w:numFmt w:val="bullet"/>
+      <w:lvlText w:val=""/>
+      <w:lvlJc w:val="left"/>
+      <w:pPr>
+        <w:tabs>
+          <w:tab w:val="num" w:pos="5672"/>
+        </w:tabs>
+        <w:ind w:left="5672" w:hanging="283"/>
+      </w:pPr>
+      <w:rPr>
+        <w:rFonts w:ascii="Symbol" w:hAnsi="Symbol" w:cs="Symbol" w:hint="default"/>
+      </w:rPr>
+    </w:lvl>
+    <w:lvl w:ilvl="8">
+      <w:start w:val="1"/>
+      <w:numFmt w:val="bullet"/>
+      <w:lvlText w:val=""/>
+      <w:lvlJc w:val="left"/>
+      <w:pPr>
+        <w:tabs>
+          <w:tab w:val="num" w:pos="6381"/>
+        </w:tabs>
+        <w:ind w:left="6381" w:hanging="283"/>
+      </w:pPr>
+      <w:rPr>
+        <w:rFonts w:ascii="Symbol" w:hAnsi="Symbol" w:cs="Symbol" w:hint="default"/>
+      </w:rPr>
+    </w:lvl>
+  </w:abstractNum>
+  <w:abstractNum w:abstractNumId="11">
+    <w:lvl w:ilvl="0">
+      <w:start w:val="1"/>
+      <w:numFmt w:val="bullet"/>
+      <w:lvlText w:val=""/>
+      <w:lvlJc w:val="left"/>
+      <w:pPr>
+        <w:tabs>
+          <w:tab w:val="num" w:pos="709"/>
+        </w:tabs>
+        <w:ind w:left="709" w:hanging="283"/>
+      </w:pPr>
+      <w:rPr>
+        <w:rFonts w:ascii="Symbol" w:hAnsi="Symbol" w:cs="Symbol" w:hint="default"/>
+      </w:rPr>
+    </w:lvl>
+    <w:lvl w:ilvl="1">
+      <w:start w:val="1"/>
+      <w:numFmt w:val="bullet"/>
+      <w:lvlText w:val=""/>
+      <w:lvlJc w:val="left"/>
+      <w:pPr>
+        <w:tabs>
+          <w:tab w:val="num" w:pos="1418"/>
+        </w:tabs>
+        <w:ind w:left="1418" w:hanging="283"/>
+      </w:pPr>
+      <w:rPr>
+        <w:rFonts w:ascii="Symbol" w:hAnsi="Symbol" w:cs="Symbol" w:hint="default"/>
+      </w:rPr>
+    </w:lvl>
+    <w:lvl w:ilvl="2">
+      <w:start w:val="1"/>
+      <w:numFmt w:val="bullet"/>
+      <w:lvlText w:val=""/>
+      <w:lvlJc w:val="left"/>
+      <w:pPr>
+        <w:tabs>
+          <w:tab w:val="num" w:pos="2127"/>
+        </w:tabs>
+        <w:ind w:left="2127" w:hanging="283"/>
+      </w:pPr>
+      <w:rPr>
+        <w:rFonts w:ascii="Symbol" w:hAnsi="Symbol" w:cs="Symbol" w:hint="default"/>
+      </w:rPr>
+    </w:lvl>
+    <w:lvl w:ilvl="3">
+      <w:start w:val="1"/>
+      <w:numFmt w:val="bullet"/>
+      <w:lvlText w:val=""/>
+      <w:lvlJc w:val="left"/>
+      <w:pPr>
+        <w:tabs>
+          <w:tab w:val="num" w:pos="2836"/>
+        </w:tabs>
+        <w:ind w:left="2836" w:hanging="283"/>
+      </w:pPr>
+      <w:rPr>
+        <w:rFonts w:ascii="Symbol" w:hAnsi="Symbol" w:cs="Symbol" w:hint="default"/>
+      </w:rPr>
+    </w:lvl>
+    <w:lvl w:ilvl="4">
+      <w:start w:val="1"/>
+      <w:numFmt w:val="bullet"/>
+      <w:lvlText w:val=""/>
+      <w:lvlJc w:val="left"/>
+      <w:pPr>
+        <w:tabs>
+          <w:tab w:val="num" w:pos="3545"/>
+        </w:tabs>
+        <w:ind w:left="3545" w:hanging="283"/>
+      </w:pPr>
+      <w:rPr>
+        <w:rFonts w:ascii="Symbol" w:hAnsi="Symbol" w:cs="Symbol" w:hint="default"/>
+      </w:rPr>
+    </w:lvl>
+    <w:lvl w:ilvl="5">
+      <w:start w:val="1"/>
+      <w:numFmt w:val="bullet"/>
+      <w:lvlText w:val=""/>
+      <w:lvlJc w:val="left"/>
+      <w:pPr>
+        <w:tabs>
+          <w:tab w:val="num" w:pos="4254"/>
+        </w:tabs>
+        <w:ind w:left="4254" w:hanging="283"/>
+      </w:pPr>
+      <w:rPr>
+        <w:rFonts w:ascii="Symbol" w:hAnsi="Symbol" w:cs="Symbol" w:hint="default"/>
+      </w:rPr>
+    </w:lvl>
+    <w:lvl w:ilvl="6">
+      <w:start w:val="1"/>
+      <w:numFmt w:val="bullet"/>
+      <w:lvlText w:val=""/>
+      <w:lvlJc w:val="left"/>
+      <w:pPr>
+        <w:tabs>
+          <w:tab w:val="num" w:pos="4963"/>
+        </w:tabs>
+        <w:ind w:left="4963" w:hanging="283"/>
+      </w:pPr>
+      <w:rPr>
+        <w:rFonts w:ascii="Symbol" w:hAnsi="Symbol" w:cs="Symbol" w:hint="default"/>
+      </w:rPr>
+    </w:lvl>
+    <w:lvl w:ilvl="7">
+      <w:start w:val="1"/>
+      <w:numFmt w:val="bullet"/>
+      <w:lvlText w:val=""/>
+      <w:lvlJc w:val="left"/>
+      <w:pPr>
+        <w:tabs>
+          <w:tab w:val="num" w:pos="5672"/>
+        </w:tabs>
+        <w:ind w:left="5672" w:hanging="283"/>
+      </w:pPr>
+      <w:rPr>
+        <w:rFonts w:ascii="Symbol" w:hAnsi="Symbol" w:cs="Symbol" w:hint="default"/>
+      </w:rPr>
+    </w:lvl>
+    <w:lvl w:ilvl="8">
+      <w:start w:val="1"/>
+      <w:numFmt w:val="bullet"/>
+      <w:lvlText w:val=""/>
+      <w:lvlJc w:val="left"/>
+      <w:pPr>
+        <w:tabs>
+          <w:tab w:val="num" w:pos="6381"/>
+        </w:tabs>
+        <w:ind w:left="6381" w:hanging="283"/>
+      </w:pPr>
+      <w:rPr>
+        <w:rFonts w:ascii="Symbol" w:hAnsi="Symbol" w:cs="Symbol" w:hint="default"/>
+      </w:rPr>
+    </w:lvl>
+  </w:abstractNum>
+  <w:abstractNum w:abstractNumId="12">
+    <w:lvl w:ilvl="0">
+      <w:start w:val="1"/>
+      <w:numFmt w:val="bullet"/>
+      <w:lvlText w:val=""/>
+      <w:lvlJc w:val="left"/>
+      <w:pPr>
+        <w:tabs>
+          <w:tab w:val="num" w:pos="709"/>
+        </w:tabs>
+        <w:ind w:left="709" w:hanging="283"/>
+      </w:pPr>
+      <w:rPr>
+        <w:rFonts w:ascii="Symbol" w:hAnsi="Symbol" w:cs="Symbol" w:hint="default"/>
+      </w:rPr>
+    </w:lvl>
+    <w:lvl w:ilvl="1">
+      <w:start w:val="1"/>
+      <w:numFmt w:val="bullet"/>
+      <w:lvlText w:val=""/>
+      <w:lvlJc w:val="left"/>
+      <w:pPr>
+        <w:tabs>
+          <w:tab w:val="num" w:pos="1418"/>
+        </w:tabs>
+        <w:ind w:left="1418" w:hanging="283"/>
+      </w:pPr>
+      <w:rPr>
+        <w:rFonts w:ascii="Symbol" w:hAnsi="Symbol" w:cs="Symbol" w:hint="default"/>
+      </w:rPr>
+    </w:lvl>
+    <w:lvl w:ilvl="2">
+      <w:start w:val="1"/>
+      <w:numFmt w:val="bullet"/>
+      <w:lvlText w:val=""/>
+      <w:lvlJc w:val="left"/>
+      <w:pPr>
+        <w:tabs>
+          <w:tab w:val="num" w:pos="2127"/>
+        </w:tabs>
+        <w:ind w:left="2127" w:hanging="283"/>
+      </w:pPr>
+      <w:rPr>
+        <w:rFonts w:ascii="Symbol" w:hAnsi="Symbol" w:cs="Symbol" w:hint="default"/>
+      </w:rPr>
+    </w:lvl>
+    <w:lvl w:ilvl="3">
+      <w:start w:val="1"/>
+      <w:numFmt w:val="bullet"/>
+      <w:lvlText w:val=""/>
+      <w:lvlJc w:val="left"/>
+      <w:pPr>
+        <w:tabs>
+          <w:tab w:val="num" w:pos="2836"/>
+        </w:tabs>
+        <w:ind w:left="2836" w:hanging="283"/>
+      </w:pPr>
+      <w:rPr>
+        <w:rFonts w:ascii="Symbol" w:hAnsi="Symbol" w:cs="Symbol" w:hint="default"/>
+      </w:rPr>
+    </w:lvl>
+    <w:lvl w:ilvl="4">
+      <w:start w:val="1"/>
+      <w:numFmt w:val="bullet"/>
+      <w:lvlText w:val=""/>
+      <w:lvlJc w:val="left"/>
+      <w:pPr>
+        <w:tabs>
+          <w:tab w:val="num" w:pos="3545"/>
+        </w:tabs>
+        <w:ind w:left="3545" w:hanging="283"/>
+      </w:pPr>
+      <w:rPr>
+        <w:rFonts w:ascii="Symbol" w:hAnsi="Symbol" w:cs="Symbol" w:hint="default"/>
+      </w:rPr>
+    </w:lvl>
+    <w:lvl w:ilvl="5">
+      <w:start w:val="1"/>
+      <w:numFmt w:val="bullet"/>
+      <w:lvlText w:val=""/>
+      <w:lvlJc w:val="left"/>
+      <w:pPr>
+        <w:tabs>
+          <w:tab w:val="num" w:pos="4254"/>
+        </w:tabs>
+        <w:ind w:left="4254" w:hanging="283"/>
+      </w:pPr>
+      <w:rPr>
+        <w:rFonts w:ascii="Symbol" w:hAnsi="Symbol" w:cs="Symbol" w:hint="default"/>
+      </w:rPr>
+    </w:lvl>
+    <w:lvl w:ilvl="6">
+      <w:start w:val="1"/>
+      <w:numFmt w:val="bullet"/>
+      <w:lvlText w:val=""/>
+      <w:lvlJc w:val="left"/>
+      <w:pPr>
+        <w:tabs>
+          <w:tab w:val="num" w:pos="4963"/>
+        </w:tabs>
+        <w:ind w:left="4963" w:hanging="283"/>
+      </w:pPr>
+      <w:rPr>
+        <w:rFonts w:ascii="Symbol" w:hAnsi="Symbol" w:cs="Symbol" w:hint="default"/>
+      </w:rPr>
+    </w:lvl>
+    <w:lvl w:ilvl="7">
+      <w:start w:val="1"/>
+      <w:numFmt w:val="bullet"/>
+      <w:lvlText w:val=""/>
+      <w:lvlJc w:val="left"/>
+      <w:pPr>
+        <w:tabs>
+          <w:tab w:val="num" w:pos="5672"/>
+        </w:tabs>
+        <w:ind w:left="5672" w:hanging="283"/>
+      </w:pPr>
+      <w:rPr>
+        <w:rFonts w:ascii="Symbol" w:hAnsi="Symbol" w:cs="Symbol" w:hint="default"/>
+      </w:rPr>
+    </w:lvl>
+    <w:lvl w:ilvl="8">
+      <w:start w:val="1"/>
+      <w:numFmt w:val="bullet"/>
+      <w:lvlText w:val=""/>
+      <w:lvlJc w:val="left"/>
+      <w:pPr>
+        <w:tabs>
+          <w:tab w:val="num" w:pos="6381"/>
+        </w:tabs>
+        <w:ind w:left="6381" w:hanging="283"/>
+      </w:pPr>
+      <w:rPr>
+        <w:rFonts w:ascii="Symbol" w:hAnsi="Symbol" w:cs="Symbol" w:hint="default"/>
+      </w:rPr>
+    </w:lvl>
+  </w:abstractNum>
+  <w:abstractNum w:abstractNumId="13">
+    <w:lvl w:ilvl="0">
+      <w:start w:val="1"/>
+      <w:numFmt w:val="bullet"/>
+      <w:lvlText w:val=""/>
+      <w:lvlJc w:val="left"/>
+      <w:pPr>
+        <w:tabs>
+          <w:tab w:val="num" w:pos="709"/>
+        </w:tabs>
+        <w:ind w:left="709" w:hanging="283"/>
+      </w:pPr>
+      <w:rPr>
+        <w:rFonts w:ascii="Symbol" w:hAnsi="Symbol" w:cs="Symbol" w:hint="default"/>
+      </w:rPr>
+    </w:lvl>
+    <w:lvl w:ilvl="1">
+      <w:start w:val="1"/>
+      <w:numFmt w:val="bullet"/>
+      <w:lvlText w:val=""/>
+      <w:lvlJc w:val="left"/>
+      <w:pPr>
+        <w:tabs>
+          <w:tab w:val="num" w:pos="1418"/>
+        </w:tabs>
+        <w:ind w:left="1418" w:hanging="283"/>
+      </w:pPr>
+      <w:rPr>
+        <w:rFonts w:ascii="Symbol" w:hAnsi="Symbol" w:cs="Symbol" w:hint="default"/>
+      </w:rPr>
+    </w:lvl>
+    <w:lvl w:ilvl="2">
+      <w:start w:val="1"/>
+      <w:numFmt w:val="bullet"/>
+      <w:lvlText w:val=""/>
+      <w:lvlJc w:val="left"/>
+      <w:pPr>
+        <w:tabs>
+          <w:tab w:val="num" w:pos="2127"/>
+        </w:tabs>
+        <w:ind w:left="2127" w:hanging="283"/>
+      </w:pPr>
+      <w:rPr>
+        <w:rFonts w:ascii="Symbol" w:hAnsi="Symbol" w:cs="Symbol" w:hint="default"/>
+      </w:rPr>
+    </w:lvl>
+    <w:lvl w:ilvl="3">
+      <w:start w:val="1"/>
+      <w:numFmt w:val="bullet"/>
+      <w:lvlText w:val=""/>
+      <w:lvlJc w:val="left"/>
+      <w:pPr>
+        <w:tabs>
+          <w:tab w:val="num" w:pos="2836"/>
+        </w:tabs>
+        <w:ind w:left="2836" w:hanging="283"/>
+      </w:pPr>
+      <w:rPr>
+        <w:rFonts w:ascii="Symbol" w:hAnsi="Symbol" w:cs="Symbol" w:hint="default"/>
+      </w:rPr>
+    </w:lvl>
+    <w:lvl w:ilvl="4">
+      <w:start w:val="1"/>
+      <w:numFmt w:val="bullet"/>
+      <w:lvlText w:val=""/>
+      <w:lvlJc w:val="left"/>
+      <w:pPr>
+        <w:tabs>
+          <w:tab w:val="num" w:pos="3545"/>
+        </w:tabs>
+        <w:ind w:left="3545" w:hanging="283"/>
+      </w:pPr>
+      <w:rPr>
+        <w:rFonts w:ascii="Symbol" w:hAnsi="Symbol" w:cs="Symbol" w:hint="default"/>
+      </w:rPr>
+    </w:lvl>
+    <w:lvl w:ilvl="5">
+      <w:start w:val="1"/>
+      <w:numFmt w:val="bullet"/>
+      <w:lvlText w:val=""/>
+      <w:lvlJc w:val="left"/>
+      <w:pPr>
+        <w:tabs>
+          <w:tab w:val="num" w:pos="4254"/>
+        </w:tabs>
+        <w:ind w:left="4254" w:hanging="283"/>
+      </w:pPr>
+      <w:rPr>
+        <w:rFonts w:ascii="Symbol" w:hAnsi="Symbol" w:cs="Symbol" w:hint="default"/>
+      </w:rPr>
+    </w:lvl>
+    <w:lvl w:ilvl="6">
+      <w:start w:val="1"/>
+      <w:numFmt w:val="bullet"/>
+      <w:lvlText w:val=""/>
+      <w:lvlJc w:val="left"/>
+      <w:pPr>
+        <w:tabs>
+          <w:tab w:val="num" w:pos="4963"/>
+        </w:tabs>
+        <w:ind w:left="4963" w:hanging="283"/>
+      </w:pPr>
+      <w:rPr>
+        <w:rFonts w:ascii="Symbol" w:hAnsi="Symbol" w:cs="Symbol" w:hint="default"/>
+      </w:rPr>
+    </w:lvl>
+    <w:lvl w:ilvl="7">
+      <w:start w:val="1"/>
+      <w:numFmt w:val="bullet"/>
+      <w:lvlText w:val=""/>
+      <w:lvlJc w:val="left"/>
+      <w:pPr>
+        <w:tabs>
+          <w:tab w:val="num" w:pos="5672"/>
+        </w:tabs>
+        <w:ind w:left="5672" w:hanging="283"/>
+      </w:pPr>
+      <w:rPr>
+        <w:rFonts w:ascii="Symbol" w:hAnsi="Symbol" w:cs="Symbol" w:hint="default"/>
+      </w:rPr>
+    </w:lvl>
+    <w:lvl w:ilvl="8">
+      <w:start w:val="1"/>
+      <w:numFmt w:val="bullet"/>
+      <w:lvlText w:val=""/>
+      <w:lvlJc w:val="left"/>
+      <w:pPr>
+        <w:tabs>
+          <w:tab w:val="num" w:pos="6381"/>
+        </w:tabs>
+        <w:ind w:left="6381" w:hanging="283"/>
+      </w:pPr>
+      <w:rPr>
+        <w:rFonts w:ascii="Symbol" w:hAnsi="Symbol" w:cs="Symbol" w:hint="default"/>
+      </w:rPr>
+    </w:lvl>
+  </w:abstractNum>
+  <w:abstractNum w:abstractNumId="14">
+    <w:lvl w:ilvl="0">
+      <w:start w:val="1"/>
+      <w:numFmt w:val="bullet"/>
+      <w:lvlText w:val=""/>
+      <w:lvlJc w:val="left"/>
+      <w:pPr>
+        <w:tabs>
+          <w:tab w:val="num" w:pos="709"/>
+        </w:tabs>
+        <w:ind w:left="709" w:hanging="283"/>
+      </w:pPr>
+      <w:rPr>
+        <w:rFonts w:ascii="Symbol" w:hAnsi="Symbol" w:cs="Symbol" w:hint="default"/>
+      </w:rPr>
+    </w:lvl>
+    <w:lvl w:ilvl="1">
+      <w:start w:val="1"/>
+      <w:numFmt w:val="bullet"/>
+      <w:lvlText w:val=""/>
+      <w:lvlJc w:val="left"/>
+      <w:pPr>
+        <w:tabs>
+          <w:tab w:val="num" w:pos="1418"/>
+        </w:tabs>
+        <w:ind w:left="1418" w:hanging="283"/>
+      </w:pPr>
+      <w:rPr>
+        <w:rFonts w:ascii="Symbol" w:hAnsi="Symbol" w:cs="Symbol" w:hint="default"/>
+      </w:rPr>
+    </w:lvl>
+    <w:lvl w:ilvl="2">
+      <w:start w:val="1"/>
+      <w:numFmt w:val="bullet"/>
+      <w:lvlText w:val=""/>
+      <w:lvlJc w:val="left"/>
+      <w:pPr>
+        <w:tabs>
+          <w:tab w:val="num" w:pos="2127"/>
+        </w:tabs>
+        <w:ind w:left="2127" w:hanging="283"/>
+      </w:pPr>
+      <w:rPr>
+        <w:rFonts w:ascii="Symbol" w:hAnsi="Symbol" w:cs="Symbol" w:hint="default"/>
+      </w:rPr>
+    </w:lvl>
+    <w:lvl w:ilvl="3">
+      <w:start w:val="1"/>
+      <w:numFmt w:val="bullet"/>
+      <w:lvlText w:val=""/>
+      <w:lvlJc w:val="left"/>
+      <w:pPr>
+        <w:tabs>
+          <w:tab w:val="num" w:pos="2836"/>
+        </w:tabs>
+        <w:ind w:left="2836" w:hanging="283"/>
+      </w:pPr>
+      <w:rPr>
+        <w:rFonts w:ascii="Symbol" w:hAnsi="Symbol" w:cs="Symbol" w:hint="default"/>
+      </w:rPr>
+    </w:lvl>
+    <w:lvl w:ilvl="4">
+      <w:start w:val="1"/>
+      <w:numFmt w:val="bullet"/>
+      <w:lvlText w:val=""/>
+      <w:lvlJc w:val="left"/>
+      <w:pPr>
+        <w:tabs>
+          <w:tab w:val="num" w:pos="3545"/>
+        </w:tabs>
+        <w:ind w:left="3545" w:hanging="283"/>
+      </w:pPr>
+      <w:rPr>
+        <w:rFonts w:ascii="Symbol" w:hAnsi="Symbol" w:cs="Symbol" w:hint="default"/>
+      </w:rPr>
+    </w:lvl>
+    <w:lvl w:ilvl="5">
+      <w:start w:val="1"/>
+      <w:numFmt w:val="bullet"/>
+      <w:lvlText w:val=""/>
+      <w:lvlJc w:val="left"/>
+      <w:pPr>
+        <w:tabs>
+          <w:tab w:val="num" w:pos="4254"/>
+        </w:tabs>
+        <w:ind w:left="4254" w:hanging="283"/>
+      </w:pPr>
+      <w:rPr>
+        <w:rFonts w:ascii="Symbol" w:hAnsi="Symbol" w:cs="Symbol" w:hint="default"/>
+      </w:rPr>
+    </w:lvl>
+    <w:lvl w:ilvl="6">
+      <w:start w:val="1"/>
+      <w:numFmt w:val="bullet"/>
+      <w:lvlText w:val=""/>
+      <w:lvlJc w:val="left"/>
+      <w:pPr>
+        <w:tabs>
+          <w:tab w:val="num" w:pos="4963"/>
+        </w:tabs>
+        <w:ind w:left="4963" w:hanging="283"/>
+      </w:pPr>
+      <w:rPr>
+        <w:rFonts w:ascii="Symbol" w:hAnsi="Symbol" w:cs="Symbol" w:hint="default"/>
+      </w:rPr>
+    </w:lvl>
+    <w:lvl w:ilvl="7">
+      <w:start w:val="1"/>
+      <w:numFmt w:val="bullet"/>
+      <w:lvlText w:val=""/>
+      <w:lvlJc w:val="left"/>
+      <w:pPr>
+        <w:tabs>
+          <w:tab w:val="num" w:pos="5672"/>
+        </w:tabs>
+        <w:ind w:left="5672" w:hanging="283"/>
+      </w:pPr>
+      <w:rPr>
+        <w:rFonts w:ascii="Symbol" w:hAnsi="Symbol" w:cs="Symbol" w:hint="default"/>
+      </w:rPr>
+    </w:lvl>
+    <w:lvl w:ilvl="8">
+      <w:start w:val="1"/>
+      <w:numFmt w:val="bullet"/>
+      <w:lvlText w:val=""/>
+      <w:lvlJc w:val="left"/>
+      <w:pPr>
+        <w:tabs>
+          <w:tab w:val="num" w:pos="6381"/>
+        </w:tabs>
+        <w:ind w:left="6381" w:hanging="283"/>
+      </w:pPr>
+      <w:rPr>
+        <w:rFonts w:ascii="Symbol" w:hAnsi="Symbol" w:cs="Symbol" w:hint="default"/>
+      </w:rPr>
+    </w:lvl>
+  </w:abstractNum>
+  <w:abstractNum w:abstractNumId="15">
+    <w:lvl w:ilvl="0">
+      <w:start w:val="1"/>
+      <w:numFmt w:val="bullet"/>
+      <w:lvlText w:val=""/>
+      <w:lvlJc w:val="left"/>
+      <w:pPr>
+        <w:tabs>
+          <w:tab w:val="num" w:pos="709"/>
+        </w:tabs>
+        <w:ind w:left="709" w:hanging="283"/>
+      </w:pPr>
+      <w:rPr>
+        <w:rFonts w:ascii="Symbol" w:hAnsi="Symbol" w:cs="Symbol" w:hint="default"/>
+      </w:rPr>
+    </w:lvl>
+    <w:lvl w:ilvl="1">
+      <w:start w:val="1"/>
+      <w:numFmt w:val="bullet"/>
+      <w:lvlText w:val=""/>
+      <w:lvlJc w:val="left"/>
+      <w:pPr>
+        <w:tabs>
+          <w:tab w:val="num" w:pos="1418"/>
+        </w:tabs>
+        <w:ind w:left="1418" w:hanging="283"/>
+      </w:pPr>
+      <w:rPr>
+        <w:rFonts w:ascii="Symbol" w:hAnsi="Symbol" w:cs="Symbol" w:hint="default"/>
+      </w:rPr>
+    </w:lvl>
+    <w:lvl w:ilvl="2">
+      <w:start w:val="1"/>
+      <w:numFmt w:val="bullet"/>
+      <w:lvlText w:val=""/>
+      <w:lvlJc w:val="left"/>
+      <w:pPr>
+        <w:tabs>
+          <w:tab w:val="num" w:pos="2127"/>
+        </w:tabs>
+        <w:ind w:left="2127" w:hanging="283"/>
+      </w:pPr>
+      <w:rPr>
+        <w:rFonts w:ascii="Symbol" w:hAnsi="Symbol" w:cs="Symbol" w:hint="default"/>
+      </w:rPr>
+    </w:lvl>
+    <w:lvl w:ilvl="3">
+      <w:start w:val="1"/>
+      <w:numFmt w:val="bullet"/>
+      <w:lvlText w:val=""/>
+      <w:lvlJc w:val="left"/>
+      <w:pPr>
+        <w:tabs>
+          <w:tab w:val="num" w:pos="2836"/>
+        </w:tabs>
+        <w:ind w:left="2836" w:hanging="283"/>
+      </w:pPr>
+      <w:rPr>
+        <w:rFonts w:ascii="Symbol" w:hAnsi="Symbol" w:cs="Symbol" w:hint="default"/>
+      </w:rPr>
+    </w:lvl>
+    <w:lvl w:ilvl="4">
+      <w:start w:val="1"/>
+      <w:numFmt w:val="bullet"/>
+      <w:lvlText w:val=""/>
+      <w:lvlJc w:val="left"/>
+      <w:pPr>
+        <w:tabs>
+          <w:tab w:val="num" w:pos="3545"/>
+        </w:tabs>
+        <w:ind w:left="3545" w:hanging="283"/>
+      </w:pPr>
+      <w:rPr>
+        <w:rFonts w:ascii="Symbol" w:hAnsi="Symbol" w:cs="Symbol" w:hint="default"/>
+      </w:rPr>
+    </w:lvl>
+    <w:lvl w:ilvl="5">
+      <w:start w:val="1"/>
+      <w:numFmt w:val="bullet"/>
+      <w:lvlText w:val=""/>
+      <w:lvlJc w:val="left"/>
+      <w:pPr>
+        <w:tabs>
+          <w:tab w:val="num" w:pos="4254"/>
+        </w:tabs>
+        <w:ind w:left="4254" w:hanging="283"/>
+      </w:pPr>
+      <w:rPr>
+        <w:rFonts w:ascii="Symbol" w:hAnsi="Symbol" w:cs="Symbol" w:hint="default"/>
+      </w:rPr>
+    </w:lvl>
+    <w:lvl w:ilvl="6">
+      <w:start w:val="1"/>
+      <w:numFmt w:val="bullet"/>
+      <w:lvlText w:val=""/>
+      <w:lvlJc w:val="left"/>
+      <w:pPr>
+        <w:tabs>
+          <w:tab w:val="num" w:pos="4963"/>
+        </w:tabs>
+        <w:ind w:left="4963" w:hanging="283"/>
+      </w:pPr>
+      <w:rPr>
+        <w:rFonts w:ascii="Symbol" w:hAnsi="Symbol" w:cs="Symbol" w:hint="default"/>
+      </w:rPr>
+    </w:lvl>
+    <w:lvl w:ilvl="7">
+      <w:start w:val="1"/>
+      <w:numFmt w:val="bullet"/>
+      <w:lvlText w:val=""/>
+      <w:lvlJc w:val="left"/>
+      <w:pPr>
+        <w:tabs>
+          <w:tab w:val="num" w:pos="5672"/>
+        </w:tabs>
+        <w:ind w:left="5672" w:hanging="283"/>
+      </w:pPr>
+      <w:rPr>
+        <w:rFonts w:ascii="Symbol" w:hAnsi="Symbol" w:cs="Symbol" w:hint="default"/>
+      </w:rPr>
+    </w:lvl>
+    <w:lvl w:ilvl="8">
+      <w:start w:val="1"/>
+      <w:numFmt w:val="bullet"/>
+      <w:lvlText w:val=""/>
+      <w:lvlJc w:val="left"/>
+      <w:pPr>
+        <w:tabs>
+          <w:tab w:val="num" w:pos="6381"/>
+        </w:tabs>
+        <w:ind w:left="6381" w:hanging="283"/>
+      </w:pPr>
+      <w:rPr>
+        <w:rFonts w:ascii="Symbol" w:hAnsi="Symbol" w:cs="Symbol" w:hint="default"/>
+      </w:rPr>
+    </w:lvl>
+  </w:abstractNum>
+  <w:abstractNum w:abstractNumId="16">
+    <w:lvl w:ilvl="0">
+      <w:start w:val="1"/>
+      <w:numFmt w:val="bullet"/>
+      <w:lvlText w:val=""/>
+      <w:lvlJc w:val="left"/>
+      <w:pPr>
+        <w:tabs>
+          <w:tab w:val="num" w:pos="709"/>
+        </w:tabs>
+        <w:ind w:left="709" w:hanging="283"/>
+      </w:pPr>
+      <w:rPr>
+        <w:rFonts w:ascii="Symbol" w:hAnsi="Symbol" w:cs="Symbol" w:hint="default"/>
+      </w:rPr>
+    </w:lvl>
+    <w:lvl w:ilvl="1">
+      <w:start w:val="1"/>
+      <w:numFmt w:val="bullet"/>
+      <w:lvlText w:val=""/>
+      <w:lvlJc w:val="left"/>
+      <w:pPr>
+        <w:tabs>
+          <w:tab w:val="num" w:pos="1418"/>
+        </w:tabs>
+        <w:ind w:left="1418" w:hanging="283"/>
+      </w:pPr>
+      <w:rPr>
+        <w:rFonts w:ascii="Symbol" w:hAnsi="Symbol" w:cs="Symbol" w:hint="default"/>
+      </w:rPr>
+    </w:lvl>
+    <w:lvl w:ilvl="2">
+      <w:start w:val="1"/>
+      <w:numFmt w:val="bullet"/>
+      <w:lvlText w:val=""/>
+      <w:lvlJc w:val="left"/>
+      <w:pPr>
+        <w:tabs>
+          <w:tab w:val="num" w:pos="2127"/>
+        </w:tabs>
+        <w:ind w:left="2127" w:hanging="283"/>
+      </w:pPr>
+      <w:rPr>
+        <w:rFonts w:ascii="Symbol" w:hAnsi="Symbol" w:cs="Symbol" w:hint="default"/>
+      </w:rPr>
+    </w:lvl>
+    <w:lvl w:ilvl="3">
+      <w:start w:val="1"/>
+      <w:numFmt w:val="bullet"/>
+      <w:lvlText w:val=""/>
+      <w:lvlJc w:val="left"/>
+      <w:pPr>
+        <w:tabs>
+          <w:tab w:val="num" w:pos="2836"/>
+        </w:tabs>
+        <w:ind w:left="2836" w:hanging="283"/>
+      </w:pPr>
+      <w:rPr>
+        <w:rFonts w:ascii="Symbol" w:hAnsi="Symbol" w:cs="Symbol" w:hint="default"/>
+      </w:rPr>
+    </w:lvl>
+    <w:lvl w:ilvl="4">
+      <w:start w:val="1"/>
+      <w:numFmt w:val="bullet"/>
+      <w:lvlText w:val=""/>
+      <w:lvlJc w:val="left"/>
+      <w:pPr>
+        <w:tabs>
+          <w:tab w:val="num" w:pos="3545"/>
+        </w:tabs>
+        <w:ind w:left="3545" w:hanging="283"/>
+      </w:pPr>
+      <w:rPr>
+        <w:rFonts w:ascii="Symbol" w:hAnsi="Symbol" w:cs="Symbol" w:hint="default"/>
+      </w:rPr>
+    </w:lvl>
+    <w:lvl w:ilvl="5">
+      <w:start w:val="1"/>
+      <w:numFmt w:val="bullet"/>
+      <w:lvlText w:val=""/>
+      <w:lvlJc w:val="left"/>
+      <w:pPr>
+        <w:tabs>
+          <w:tab w:val="num" w:pos="4254"/>
+        </w:tabs>
+        <w:ind w:left="4254" w:hanging="283"/>
+      </w:pPr>
+      <w:rPr>
+        <w:rFonts w:ascii="Symbol" w:hAnsi="Symbol" w:cs="Symbol" w:hint="default"/>
+      </w:rPr>
+    </w:lvl>
+    <w:lvl w:ilvl="6">
+      <w:start w:val="1"/>
+      <w:numFmt w:val="bullet"/>
+      <w:lvlText w:val=""/>
+      <w:lvlJc w:val="left"/>
+      <w:pPr>
+        <w:tabs>
+          <w:tab w:val="num" w:pos="4963"/>
+        </w:tabs>
+        <w:ind w:left="4963" w:hanging="283"/>
+      </w:pPr>
+      <w:rPr>
+        <w:rFonts w:ascii="Symbol" w:hAnsi="Symbol" w:cs="Symbol" w:hint="default"/>
+      </w:rPr>
+    </w:lvl>
+    <w:lvl w:ilvl="7">
+      <w:start w:val="1"/>
+      <w:numFmt w:val="bullet"/>
+      <w:lvlText w:val=""/>
+      <w:lvlJc w:val="left"/>
+      <w:pPr>
+        <w:tabs>
+          <w:tab w:val="num" w:pos="5672"/>
+        </w:tabs>
+        <w:ind w:left="5672" w:hanging="283"/>
+      </w:pPr>
+      <w:rPr>
+        <w:rFonts w:ascii="Symbol" w:hAnsi="Symbol" w:cs="Symbol" w:hint="default"/>
+      </w:rPr>
+    </w:lvl>
+    <w:lvl w:ilvl="8">
+      <w:start w:val="1"/>
+      <w:numFmt w:val="bullet"/>
+      <w:lvlText w:val=""/>
+      <w:lvlJc w:val="left"/>
+      <w:pPr>
+        <w:tabs>
+          <w:tab w:val="num" w:pos="6381"/>
+        </w:tabs>
+        <w:ind w:left="6381" w:hanging="283"/>
+      </w:pPr>
+      <w:rPr>
+        <w:rFonts w:ascii="Symbol" w:hAnsi="Symbol" w:cs="Symbol" w:hint="default"/>
+      </w:rPr>
+    </w:lvl>
+  </w:abstractNum>
+  <w:abstractNum w:abstractNumId="17">
+    <w:lvl w:ilvl="0">
+      <w:start w:val="1"/>
+      <w:numFmt w:val="bullet"/>
+      <w:lvlText w:val=""/>
+      <w:lvlJc w:val="left"/>
+      <w:pPr>
+        <w:tabs>
+          <w:tab w:val="num" w:pos="709"/>
+        </w:tabs>
+        <w:ind w:left="709" w:hanging="283"/>
+      </w:pPr>
+      <w:rPr>
+        <w:rFonts w:ascii="Symbol" w:hAnsi="Symbol" w:cs="Symbol" w:hint="default"/>
+      </w:rPr>
+    </w:lvl>
+    <w:lvl w:ilvl="1">
+      <w:start w:val="1"/>
+      <w:numFmt w:val="bullet"/>
+      <w:lvlText w:val=""/>
+      <w:lvlJc w:val="left"/>
+      <w:pPr>
+        <w:tabs>
+          <w:tab w:val="num" w:pos="1418"/>
+        </w:tabs>
+        <w:ind w:left="1418" w:hanging="283"/>
+      </w:pPr>
+      <w:rPr>
+        <w:rFonts w:ascii="Symbol" w:hAnsi="Symbol" w:cs="Symbol" w:hint="default"/>
+      </w:rPr>
+    </w:lvl>
+    <w:lvl w:ilvl="2">
+      <w:start w:val="1"/>
+      <w:numFmt w:val="bullet"/>
+      <w:lvlText w:val=""/>
+      <w:lvlJc w:val="left"/>
+      <w:pPr>
+        <w:tabs>
+          <w:tab w:val="num" w:pos="2127"/>
+        </w:tabs>
+        <w:ind w:left="2127" w:hanging="283"/>
+      </w:pPr>
+      <w:rPr>
+        <w:rFonts w:ascii="Symbol" w:hAnsi="Symbol" w:cs="Symbol" w:hint="default"/>
+      </w:rPr>
+    </w:lvl>
+    <w:lvl w:ilvl="3">
+      <w:start w:val="1"/>
+      <w:numFmt w:val="bullet"/>
+      <w:lvlText w:val=""/>
+      <w:lvlJc w:val="left"/>
+      <w:pPr>
+        <w:tabs>
+          <w:tab w:val="num" w:pos="2836"/>
+        </w:tabs>
+        <w:ind w:left="2836" w:hanging="283"/>
+      </w:pPr>
+      <w:rPr>
+        <w:rFonts w:ascii="Symbol" w:hAnsi="Symbol" w:cs="Symbol" w:hint="default"/>
+      </w:rPr>
+    </w:lvl>
+    <w:lvl w:ilvl="4">
+      <w:start w:val="1"/>
+      <w:numFmt w:val="bullet"/>
+      <w:lvlText w:val=""/>
+      <w:lvlJc w:val="left"/>
+      <w:pPr>
+        <w:tabs>
+          <w:tab w:val="num" w:pos="3545"/>
+        </w:tabs>
+        <w:ind w:left="3545" w:hanging="283"/>
+      </w:pPr>
+      <w:rPr>
+        <w:rFonts w:ascii="Symbol" w:hAnsi="Symbol" w:cs="Symbol" w:hint="default"/>
+      </w:rPr>
+    </w:lvl>
+    <w:lvl w:ilvl="5">
+      <w:start w:val="1"/>
+      <w:numFmt w:val="bullet"/>
+      <w:lvlText w:val=""/>
+      <w:lvlJc w:val="left"/>
+      <w:pPr>
+        <w:tabs>
+          <w:tab w:val="num" w:pos="4254"/>
+        </w:tabs>
+        <w:ind w:left="4254" w:hanging="283"/>
+      </w:pPr>
+      <w:rPr>
+        <w:rFonts w:ascii="Symbol" w:hAnsi="Symbol" w:cs="Symbol" w:hint="default"/>
+      </w:rPr>
+    </w:lvl>
+    <w:lvl w:ilvl="6">
+      <w:start w:val="1"/>
+      <w:numFmt w:val="bullet"/>
+      <w:lvlText w:val=""/>
+      <w:lvlJc w:val="left"/>
+      <w:pPr>
+        <w:tabs>
+          <w:tab w:val="num" w:pos="4963"/>
+        </w:tabs>
+        <w:ind w:left="4963" w:hanging="283"/>
+      </w:pPr>
+      <w:rPr>
+        <w:rFonts w:ascii="Symbol" w:hAnsi="Symbol" w:cs="Symbol" w:hint="default"/>
+      </w:rPr>
+    </w:lvl>
+    <w:lvl w:ilvl="7">
+      <w:start w:val="1"/>
+      <w:numFmt w:val="bullet"/>
+      <w:lvlText w:val=""/>
+      <w:lvlJc w:val="left"/>
+      <w:pPr>
+        <w:tabs>
+          <w:tab w:val="num" w:pos="5672"/>
+        </w:tabs>
+        <w:ind w:left="5672" w:hanging="283"/>
+      </w:pPr>
+      <w:rPr>
+        <w:rFonts w:ascii="Symbol" w:hAnsi="Symbol" w:cs="Symbol" w:hint="default"/>
+      </w:rPr>
+    </w:lvl>
+    <w:lvl w:ilvl="8">
+      <w:start w:val="1"/>
+      <w:numFmt w:val="bullet"/>
+      <w:lvlText w:val=""/>
+      <w:lvlJc w:val="left"/>
+      <w:pPr>
+        <w:tabs>
+          <w:tab w:val="num" w:pos="6381"/>
+        </w:tabs>
+        <w:ind w:left="6381" w:hanging="283"/>
+      </w:pPr>
+      <w:rPr>
+        <w:rFonts w:ascii="Symbol" w:hAnsi="Symbol" w:cs="Symbol" w:hint="default"/>
+      </w:rPr>
+    </w:lvl>
+  </w:abstractNum>
+  <w:abstractNum w:abstractNumId="18">
+    <w:lvl w:ilvl="0">
+      <w:start w:val="1"/>
+      <w:numFmt w:val="bullet"/>
+      <w:lvlText w:val=""/>
+      <w:lvlJc w:val="left"/>
+      <w:pPr>
+        <w:tabs>
+          <w:tab w:val="num" w:pos="709"/>
+        </w:tabs>
+        <w:ind w:left="709" w:hanging="283"/>
+      </w:pPr>
+      <w:rPr>
+        <w:rFonts w:ascii="Symbol" w:hAnsi="Symbol" w:cs="Symbol" w:hint="default"/>
+      </w:rPr>
+    </w:lvl>
+    <w:lvl w:ilvl="1">
+      <w:start w:val="1"/>
+      <w:numFmt w:val="bullet"/>
+      <w:lvlText w:val=""/>
+      <w:lvlJc w:val="left"/>
+      <w:pPr>
+        <w:tabs>
+          <w:tab w:val="num" w:pos="1418"/>
+        </w:tabs>
+        <w:ind w:left="1418" w:hanging="283"/>
+      </w:pPr>
+      <w:rPr>
+        <w:rFonts w:ascii="Symbol" w:hAnsi="Symbol" w:cs="Symbol" w:hint="default"/>
+      </w:rPr>
+    </w:lvl>
+    <w:lvl w:ilvl="2">
+      <w:start w:val="1"/>
+      <w:numFmt w:val="bullet"/>
+      <w:lvlText w:val=""/>
+      <w:lvlJc w:val="left"/>
+      <w:pPr>
+        <w:tabs>
+          <w:tab w:val="num" w:pos="2127"/>
+        </w:tabs>
+        <w:ind w:left="2127" w:hanging="283"/>
+      </w:pPr>
+      <w:rPr>
+        <w:rFonts w:ascii="Symbol" w:hAnsi="Symbol" w:cs="Symbol" w:hint="default"/>
+      </w:rPr>
+    </w:lvl>
+    <w:lvl w:ilvl="3">
+      <w:start w:val="1"/>
+      <w:numFmt w:val="bullet"/>
+      <w:lvlText w:val=""/>
+      <w:lvlJc w:val="left"/>
+      <w:pPr>
+        <w:tabs>
+          <w:tab w:val="num" w:pos="2836"/>
+        </w:tabs>
+        <w:ind w:left="2836" w:hanging="283"/>
+      </w:pPr>
+      <w:rPr>
+        <w:rFonts w:ascii="Symbol" w:hAnsi="Symbol" w:cs="Symbol" w:hint="default"/>
+      </w:rPr>
+    </w:lvl>
+    <w:lvl w:ilvl="4">
+      <w:start w:val="1"/>
+      <w:numFmt w:val="bullet"/>
+      <w:lvlText w:val=""/>
+      <w:lvlJc w:val="left"/>
+      <w:pPr>
+        <w:tabs>
+          <w:tab w:val="num" w:pos="3545"/>
+        </w:tabs>
+        <w:ind w:left="3545" w:hanging="283"/>
+      </w:pPr>
+      <w:rPr>
+        <w:rFonts w:ascii="Symbol" w:hAnsi="Symbol" w:cs="Symbol" w:hint="default"/>
+      </w:rPr>
+    </w:lvl>
+    <w:lvl w:ilvl="5">
+      <w:start w:val="1"/>
+      <w:numFmt w:val="bullet"/>
+      <w:lvlText w:val=""/>
+      <w:lvlJc w:val="left"/>
+      <w:pPr>
+        <w:tabs>
+          <w:tab w:val="num" w:pos="4254"/>
+        </w:tabs>
+        <w:ind w:left="4254" w:hanging="283"/>
+      </w:pPr>
+      <w:rPr>
+        <w:rFonts w:ascii="Symbol" w:hAnsi="Symbol" w:cs="Symbol" w:hint="default"/>
+      </w:rPr>
+    </w:lvl>
+    <w:lvl w:ilvl="6">
+      <w:start w:val="1"/>
+      <w:numFmt w:val="bullet"/>
+      <w:lvlText w:val=""/>
+      <w:lvlJc w:val="left"/>
+      <w:pPr>
+        <w:tabs>
+          <w:tab w:val="num" w:pos="4963"/>
+        </w:tabs>
+        <w:ind w:left="4963" w:hanging="283"/>
+      </w:pPr>
+      <w:rPr>
+        <w:rFonts w:ascii="Symbol" w:hAnsi="Symbol" w:cs="Symbol" w:hint="default"/>
+      </w:rPr>
+    </w:lvl>
+    <w:lvl w:ilvl="7">
+      <w:start w:val="1"/>
+      <w:numFmt w:val="bullet"/>
+      <w:lvlText w:val=""/>
+      <w:lvlJc w:val="left"/>
+      <w:pPr>
+        <w:tabs>
+          <w:tab w:val="num" w:pos="5672"/>
+        </w:tabs>
+        <w:ind w:left="5672" w:hanging="283"/>
+      </w:pPr>
+      <w:rPr>
+        <w:rFonts w:ascii="Symbol" w:hAnsi="Symbol" w:cs="Symbol" w:hint="default"/>
+      </w:rPr>
+    </w:lvl>
+    <w:lvl w:ilvl="8">
+      <w:start w:val="1"/>
+      <w:numFmt w:val="bullet"/>
+      <w:lvlText w:val=""/>
+      <w:lvlJc w:val="left"/>
+      <w:pPr>
+        <w:tabs>
+          <w:tab w:val="num" w:pos="6381"/>
+        </w:tabs>
+        <w:ind w:left="6381" w:hanging="283"/>
+      </w:pPr>
+      <w:rPr>
+        <w:rFonts w:ascii="Symbol" w:hAnsi="Symbol" w:cs="Symbol" w:hint="default"/>
+      </w:rPr>
+    </w:lvl>
+  </w:abstractNum>
+  <w:abstractNum w:abstractNumId="19">
+    <w:lvl w:ilvl="0">
+      <w:start w:val="1"/>
+      <w:numFmt w:val="bullet"/>
+      <w:lvlText w:val=""/>
+      <w:lvlJc w:val="left"/>
+      <w:pPr>
+        <w:tabs>
+          <w:tab w:val="num" w:pos="709"/>
+        </w:tabs>
+        <w:ind w:left="709" w:hanging="283"/>
+      </w:pPr>
+      <w:rPr>
+        <w:rFonts w:ascii="Symbol" w:hAnsi="Symbol" w:cs="Symbol" w:hint="default"/>
+      </w:rPr>
+    </w:lvl>
+    <w:lvl w:ilvl="1">
+      <w:start w:val="1"/>
+      <w:numFmt w:val="bullet"/>
+      <w:lvlText w:val=""/>
+      <w:lvlJc w:val="left"/>
+      <w:pPr>
+        <w:tabs>
+          <w:tab w:val="num" w:pos="1418"/>
+        </w:tabs>
+        <w:ind w:left="1418" w:hanging="283"/>
+      </w:pPr>
+      <w:rPr>
+        <w:rFonts w:ascii="Symbol" w:hAnsi="Symbol" w:cs="Symbol" w:hint="default"/>
+      </w:rPr>
+    </w:lvl>
+    <w:lvl w:ilvl="2">
+      <w:start w:val="1"/>
+      <w:numFmt w:val="bullet"/>
+      <w:lvlText w:val=""/>
+      <w:lvlJc w:val="left"/>
+      <w:pPr>
+        <w:tabs>
+          <w:tab w:val="num" w:pos="2127"/>
+        </w:tabs>
+        <w:ind w:left="2127" w:hanging="283"/>
+      </w:pPr>
+      <w:rPr>
+        <w:rFonts w:ascii="Symbol" w:hAnsi="Symbol" w:cs="Symbol" w:hint="default"/>
+      </w:rPr>
+    </w:lvl>
+    <w:lvl w:ilvl="3">
+      <w:start w:val="1"/>
+      <w:numFmt w:val="bullet"/>
+      <w:lvlText w:val=""/>
+      <w:lvlJc w:val="left"/>
+      <w:pPr>
+        <w:tabs>
+          <w:tab w:val="num" w:pos="2836"/>
+        </w:tabs>
+        <w:ind w:left="2836" w:hanging="283"/>
+      </w:pPr>
+      <w:rPr>
+        <w:rFonts w:ascii="Symbol" w:hAnsi="Symbol" w:cs="Symbol" w:hint="default"/>
+      </w:rPr>
+    </w:lvl>
+    <w:lvl w:ilvl="4">
+      <w:start w:val="1"/>
+      <w:numFmt w:val="bullet"/>
+      <w:lvlText w:val=""/>
+      <w:lvlJc w:val="left"/>
+      <w:pPr>
+        <w:tabs>
+          <w:tab w:val="num" w:pos="3545"/>
+        </w:tabs>
+        <w:ind w:left="3545" w:hanging="283"/>
+      </w:pPr>
+      <w:rPr>
+        <w:rFonts w:ascii="Symbol" w:hAnsi="Symbol" w:cs="Symbol" w:hint="default"/>
+      </w:rPr>
+    </w:lvl>
+    <w:lvl w:ilvl="5">
+      <w:start w:val="1"/>
+      <w:numFmt w:val="bullet"/>
+      <w:lvlText w:val=""/>
+      <w:lvlJc w:val="left"/>
+      <w:pPr>
+        <w:tabs>
+          <w:tab w:val="num" w:pos="4254"/>
+        </w:tabs>
+        <w:ind w:left="4254" w:hanging="283"/>
+      </w:pPr>
+      <w:rPr>
+        <w:rFonts w:ascii="Symbol" w:hAnsi="Symbol" w:cs="Symbol" w:hint="default"/>
+      </w:rPr>
+    </w:lvl>
+    <w:lvl w:ilvl="6">
+      <w:start w:val="1"/>
+      <w:numFmt w:val="bullet"/>
+      <w:lvlText w:val=""/>
+      <w:lvlJc w:val="left"/>
+      <w:pPr>
+        <w:tabs>
+          <w:tab w:val="num" w:pos="4963"/>
+        </w:tabs>
+        <w:ind w:left="4963" w:hanging="283"/>
+      </w:pPr>
+      <w:rPr>
+        <w:rFonts w:ascii="Symbol" w:hAnsi="Symbol" w:cs="Symbol" w:hint="default"/>
+      </w:rPr>
+    </w:lvl>
+    <w:lvl w:ilvl="7">
+      <w:start w:val="1"/>
+      <w:numFmt w:val="bullet"/>
+      <w:lvlText w:val=""/>
+      <w:lvlJc w:val="left"/>
+      <w:pPr>
+        <w:tabs>
+          <w:tab w:val="num" w:pos="5672"/>
+        </w:tabs>
+        <w:ind w:left="5672" w:hanging="283"/>
+      </w:pPr>
+      <w:rPr>
+        <w:rFonts w:ascii="Symbol" w:hAnsi="Symbol" w:cs="Symbol" w:hint="default"/>
+      </w:rPr>
+    </w:lvl>
+    <w:lvl w:ilvl="8">
+      <w:start w:val="1"/>
+      <w:numFmt w:val="bullet"/>
+      <w:lvlText w:val=""/>
+      <w:lvlJc w:val="left"/>
+      <w:pPr>
+        <w:tabs>
+          <w:tab w:val="num" w:pos="6381"/>
+        </w:tabs>
+        <w:ind w:left="6381" w:hanging="283"/>
+      </w:pPr>
+      <w:rPr>
+        <w:rFonts w:ascii="Symbol" w:hAnsi="Symbol" w:cs="Symbol" w:hint="default"/>
+      </w:rPr>
+    </w:lvl>
+  </w:abstractNum>
+  <w:abstractNum w:abstractNumId="20">
+    <w:lvl w:ilvl="0">
+      <w:start w:val="1"/>
+      <w:numFmt w:val="bullet"/>
+      <w:lvlText w:val=""/>
+      <w:lvlJc w:val="left"/>
+      <w:pPr>
+        <w:tabs>
+          <w:tab w:val="num" w:pos="709"/>
+        </w:tabs>
+        <w:ind w:left="709" w:hanging="283"/>
+      </w:pPr>
+      <w:rPr>
+        <w:rFonts w:ascii="Symbol" w:hAnsi="Symbol" w:cs="Symbol" w:hint="default"/>
+      </w:rPr>
+    </w:lvl>
+    <w:lvl w:ilvl="1">
+      <w:start w:val="1"/>
+      <w:numFmt w:val="bullet"/>
+      <w:lvlText w:val=""/>
+      <w:lvlJc w:val="left"/>
+      <w:pPr>
+        <w:tabs>
+          <w:tab w:val="num" w:pos="1418"/>
+        </w:tabs>
+        <w:ind w:left="1418" w:hanging="283"/>
+      </w:pPr>
+      <w:rPr>
+        <w:rFonts w:ascii="Symbol" w:hAnsi="Symbol" w:cs="Symbol" w:hint="default"/>
+      </w:rPr>
+    </w:lvl>
+    <w:lvl w:ilvl="2">
+      <w:start w:val="1"/>
+      <w:numFmt w:val="bullet"/>
+      <w:lvlText w:val=""/>
+      <w:lvlJc w:val="left"/>
+      <w:pPr>
+        <w:tabs>
+          <w:tab w:val="num" w:pos="2127"/>
+        </w:tabs>
+        <w:ind w:left="2127" w:hanging="283"/>
+      </w:pPr>
+      <w:rPr>
+        <w:rFonts w:ascii="Symbol" w:hAnsi="Symbol" w:cs="Symbol" w:hint="default"/>
+      </w:rPr>
+    </w:lvl>
+    <w:lvl w:ilvl="3">
+      <w:start w:val="1"/>
+      <w:numFmt w:val="bullet"/>
+      <w:lvlText w:val=""/>
+      <w:lvlJc w:val="left"/>
+      <w:pPr>
+        <w:tabs>
+          <w:tab w:val="num" w:pos="2836"/>
+        </w:tabs>
+        <w:ind w:left="2836" w:hanging="283"/>
+      </w:pPr>
+      <w:rPr>
+        <w:rFonts w:ascii="Symbol" w:hAnsi="Symbol" w:cs="Symbol" w:hint="default"/>
+      </w:rPr>
+    </w:lvl>
+    <w:lvl w:ilvl="4">
+      <w:start w:val="1"/>
+      <w:numFmt w:val="bullet"/>
+      <w:lvlText w:val=""/>
+      <w:lvlJc w:val="left"/>
+      <w:pPr>
+        <w:tabs>
+          <w:tab w:val="num" w:pos="3545"/>
+        </w:tabs>
+        <w:ind w:left="3545" w:hanging="283"/>
+      </w:pPr>
+      <w:rPr>
+        <w:rFonts w:ascii="Symbol" w:hAnsi="Symbol" w:cs="Symbol" w:hint="default"/>
+      </w:rPr>
+    </w:lvl>
+    <w:lvl w:ilvl="5">
+      <w:start w:val="1"/>
+      <w:numFmt w:val="bullet"/>
+      <w:lvlText w:val=""/>
+      <w:lvlJc w:val="left"/>
+      <w:pPr>
+        <w:tabs>
+          <w:tab w:val="num" w:pos="4254"/>
+        </w:tabs>
+        <w:ind w:left="4254" w:hanging="283"/>
+      </w:pPr>
+      <w:rPr>
+        <w:rFonts w:ascii="Symbol" w:hAnsi="Symbol" w:cs="Symbol" w:hint="default"/>
+      </w:rPr>
+    </w:lvl>
+    <w:lvl w:ilvl="6">
+      <w:start w:val="1"/>
+      <w:numFmt w:val="bullet"/>
+      <w:lvlText w:val=""/>
+      <w:lvlJc w:val="left"/>
+      <w:pPr>
+        <w:tabs>
+          <w:tab w:val="num" w:pos="4963"/>
+        </w:tabs>
+        <w:ind w:left="4963" w:hanging="283"/>
+      </w:pPr>
+      <w:rPr>
+        <w:rFonts w:ascii="Symbol" w:hAnsi="Symbol" w:cs="Symbol" w:hint="default"/>
+      </w:rPr>
+    </w:lvl>
+    <w:lvl w:ilvl="7">
+      <w:start w:val="1"/>
+      <w:numFmt w:val="bullet"/>
+      <w:lvlText w:val=""/>
+      <w:lvlJc w:val="left"/>
+      <w:pPr>
+        <w:tabs>
+          <w:tab w:val="num" w:pos="5672"/>
+        </w:tabs>
+        <w:ind w:left="5672" w:hanging="283"/>
+      </w:pPr>
+      <w:rPr>
+        <w:rFonts w:ascii="Symbol" w:hAnsi="Symbol" w:cs="Symbol" w:hint="default"/>
+      </w:rPr>
+    </w:lvl>
+    <w:lvl w:ilvl="8">
+      <w:start w:val="1"/>
+      <w:numFmt w:val="bullet"/>
+      <w:lvlText w:val=""/>
+      <w:lvlJc w:val="left"/>
+      <w:pPr>
+        <w:tabs>
+          <w:tab w:val="num" w:pos="6381"/>
+        </w:tabs>
+        <w:ind w:left="6381" w:hanging="283"/>
+      </w:pPr>
+      <w:rPr>
+        <w:rFonts w:ascii="Symbol" w:hAnsi="Symbol" w:cs="Symbol" w:hint="default"/>
+      </w:rPr>
+    </w:lvl>
+  </w:abstractNum>
+  <w:abstractNum w:abstractNumId="21">
+    <w:lvl w:ilvl="0">
+      <w:start w:val="1"/>
+      <w:numFmt w:val="bullet"/>
+      <w:lvlText w:val=""/>
+      <w:lvlJc w:val="left"/>
+      <w:pPr>
+        <w:tabs>
+          <w:tab w:val="num" w:pos="709"/>
+        </w:tabs>
+        <w:ind w:left="709" w:hanging="283"/>
+      </w:pPr>
+      <w:rPr>
+        <w:rFonts w:ascii="Symbol" w:hAnsi="Symbol" w:cs="Symbol" w:hint="default"/>
+      </w:rPr>
+    </w:lvl>
+    <w:lvl w:ilvl="1">
+      <w:start w:val="1"/>
+      <w:numFmt w:val="bullet"/>
+      <w:lvlText w:val=""/>
+      <w:lvlJc w:val="left"/>
+      <w:pPr>
+        <w:tabs>
+          <w:tab w:val="num" w:pos="1418"/>
+        </w:tabs>
+        <w:ind w:left="1418" w:hanging="283"/>
+      </w:pPr>
+      <w:rPr>
+        <w:rFonts w:ascii="Symbol" w:hAnsi="Symbol" w:cs="Symbol" w:hint="default"/>
+      </w:rPr>
+    </w:lvl>
+    <w:lvl w:ilvl="2">
+      <w:start w:val="1"/>
+      <w:numFmt w:val="bullet"/>
+      <w:lvlText w:val=""/>
+      <w:lvlJc w:val="left"/>
+      <w:pPr>
+        <w:tabs>
+          <w:tab w:val="num" w:pos="2127"/>
+        </w:tabs>
+        <w:ind w:left="2127" w:hanging="283"/>
+      </w:pPr>
+      <w:rPr>
+        <w:rFonts w:ascii="Symbol" w:hAnsi="Symbol" w:cs="Symbol" w:hint="default"/>
+      </w:rPr>
+    </w:lvl>
+    <w:lvl w:ilvl="3">
+      <w:start w:val="1"/>
+      <w:numFmt w:val="bullet"/>
+      <w:lvlText w:val=""/>
+      <w:lvlJc w:val="left"/>
+      <w:pPr>
+        <w:tabs>
+          <w:tab w:val="num" w:pos="2836"/>
+        </w:tabs>
+        <w:ind w:left="2836" w:hanging="283"/>
+      </w:pPr>
+      <w:rPr>
+        <w:rFonts w:ascii="Symbol" w:hAnsi="Symbol" w:cs="Symbol" w:hint="default"/>
+      </w:rPr>
+    </w:lvl>
+    <w:lvl w:ilvl="4">
+      <w:start w:val="1"/>
+      <w:numFmt w:val="bullet"/>
+      <w:lvlText w:val=""/>
+      <w:lvlJc w:val="left"/>
+      <w:pPr>
+        <w:tabs>
+          <w:tab w:val="num" w:pos="3545"/>
+        </w:tabs>
+        <w:ind w:left="3545" w:hanging="283"/>
+      </w:pPr>
+      <w:rPr>
+        <w:rFonts w:ascii="Symbol" w:hAnsi="Symbol" w:cs="Symbol" w:hint="default"/>
+      </w:rPr>
+    </w:lvl>
+    <w:lvl w:ilvl="5">
+      <w:start w:val="1"/>
+      <w:numFmt w:val="bullet"/>
+      <w:lvlText w:val=""/>
+      <w:lvlJc w:val="left"/>
+      <w:pPr>
+        <w:tabs>
+          <w:tab w:val="num" w:pos="4254"/>
+        </w:tabs>
+        <w:ind w:left="4254" w:hanging="283"/>
+      </w:pPr>
+      <w:rPr>
+        <w:rFonts w:ascii="Symbol" w:hAnsi="Symbol" w:cs="Symbol" w:hint="default"/>
+      </w:rPr>
+    </w:lvl>
+    <w:lvl w:ilvl="6">
+      <w:start w:val="1"/>
+      <w:numFmt w:val="bullet"/>
+      <w:lvlText w:val=""/>
+      <w:lvlJc w:val="left"/>
+      <w:pPr>
+        <w:tabs>
+          <w:tab w:val="num" w:pos="4963"/>
+        </w:tabs>
+        <w:ind w:left="4963" w:hanging="283"/>
+      </w:pPr>
+      <w:rPr>
+        <w:rFonts w:ascii="Symbol" w:hAnsi="Symbol" w:cs="Symbol" w:hint="default"/>
+      </w:rPr>
+    </w:lvl>
+    <w:lvl w:ilvl="7">
+      <w:start w:val="1"/>
+      <w:numFmt w:val="bullet"/>
+      <w:lvlText w:val=""/>
+      <w:lvlJc w:val="left"/>
+      <w:pPr>
+        <w:tabs>
+          <w:tab w:val="num" w:pos="5672"/>
+        </w:tabs>
+        <w:ind w:left="5672" w:hanging="283"/>
+      </w:pPr>
+      <w:rPr>
+        <w:rFonts w:ascii="Symbol" w:hAnsi="Symbol" w:cs="Symbol" w:hint="default"/>
+      </w:rPr>
+    </w:lvl>
+    <w:lvl w:ilvl="8">
+      <w:start w:val="1"/>
+      <w:numFmt w:val="bullet"/>
+      <w:lvlText w:val=""/>
+      <w:lvlJc w:val="left"/>
+      <w:pPr>
+        <w:tabs>
+          <w:tab w:val="num" w:pos="6381"/>
+        </w:tabs>
+        <w:ind w:left="6381" w:hanging="283"/>
+      </w:pPr>
+      <w:rPr>
+        <w:rFonts w:ascii="Symbol" w:hAnsi="Symbol" w:cs="Symbol" w:hint="default"/>
+      </w:rPr>
+    </w:lvl>
+  </w:abstractNum>
+  <w:abstractNum w:abstractNumId="22">
+    <w:lvl w:ilvl="0">
+      <w:start w:val="1"/>
+      <w:numFmt w:val="bullet"/>
+      <w:lvlText w:val=""/>
+      <w:lvlJc w:val="left"/>
+      <w:pPr>
+        <w:tabs>
+          <w:tab w:val="num" w:pos="709"/>
+        </w:tabs>
+        <w:ind w:left="709" w:hanging="283"/>
+      </w:pPr>
+      <w:rPr>
+        <w:rFonts w:ascii="Symbol" w:hAnsi="Symbol" w:cs="Symbol" w:hint="default"/>
+      </w:rPr>
+    </w:lvl>
+    <w:lvl w:ilvl="1">
+      <w:start w:val="1"/>
+      <w:numFmt w:val="bullet"/>
+      <w:lvlText w:val=""/>
+      <w:lvlJc w:val="left"/>
+      <w:pPr>
+        <w:tabs>
+          <w:tab w:val="num" w:pos="1418"/>
+        </w:tabs>
+        <w:ind w:left="1418" w:hanging="283"/>
+      </w:pPr>
+      <w:rPr>
+        <w:rFonts w:ascii="Symbol" w:hAnsi="Symbol" w:cs="Symbol" w:hint="default"/>
+      </w:rPr>
+    </w:lvl>
+    <w:lvl w:ilvl="2">
+      <w:start w:val="1"/>
+      <w:numFmt w:val="bullet"/>
+      <w:lvlText w:val=""/>
+      <w:lvlJc w:val="left"/>
+      <w:pPr>
+        <w:tabs>
+          <w:tab w:val="num" w:pos="2127"/>
+        </w:tabs>
+        <w:ind w:left="2127" w:hanging="283"/>
+      </w:pPr>
+      <w:rPr>
+        <w:rFonts w:ascii="Symbol" w:hAnsi="Symbol" w:cs="Symbol" w:hint="default"/>
+      </w:rPr>
+    </w:lvl>
+    <w:lvl w:ilvl="3">
+      <w:start w:val="1"/>
+      <w:numFmt w:val="bullet"/>
+      <w:lvlText w:val=""/>
+      <w:lvlJc w:val="left"/>
+      <w:pPr>
+        <w:tabs>
+          <w:tab w:val="num" w:pos="2836"/>
+        </w:tabs>
+        <w:ind w:left="2836" w:hanging="283"/>
+      </w:pPr>
+      <w:rPr>
+        <w:rFonts w:ascii="Symbol" w:hAnsi="Symbol" w:cs="Symbol" w:hint="default"/>
+      </w:rPr>
+    </w:lvl>
+    <w:lvl w:ilvl="4">
+      <w:start w:val="1"/>
+      <w:numFmt w:val="bullet"/>
+      <w:lvlText w:val=""/>
+      <w:lvlJc w:val="left"/>
+      <w:pPr>
+        <w:tabs>
+          <w:tab w:val="num" w:pos="3545"/>
+        </w:tabs>
+        <w:ind w:left="3545" w:hanging="283"/>
+      </w:pPr>
+      <w:rPr>
+        <w:rFonts w:ascii="Symbol" w:hAnsi="Symbol" w:cs="Symbol" w:hint="default"/>
+      </w:rPr>
+    </w:lvl>
+    <w:lvl w:ilvl="5">
+      <w:start w:val="1"/>
+      <w:numFmt w:val="bullet"/>
+      <w:lvlText w:val=""/>
+      <w:lvlJc w:val="left"/>
+      <w:pPr>
+        <w:tabs>
+          <w:tab w:val="num" w:pos="4254"/>
+        </w:tabs>
+        <w:ind w:left="4254" w:hanging="283"/>
+      </w:pPr>
+      <w:rPr>
+        <w:rFonts w:ascii="Symbol" w:hAnsi="Symbol" w:cs="Symbol" w:hint="default"/>
+      </w:rPr>
+    </w:lvl>
+    <w:lvl w:ilvl="6">
+      <w:start w:val="1"/>
+      <w:numFmt w:val="bullet"/>
+      <w:lvlText w:val=""/>
+      <w:lvlJc w:val="left"/>
+      <w:pPr>
+        <w:tabs>
+          <w:tab w:val="num" w:pos="4963"/>
+        </w:tabs>
+        <w:ind w:left="4963" w:hanging="283"/>
+      </w:pPr>
+      <w:rPr>
+        <w:rFonts w:ascii="Symbol" w:hAnsi="Symbol" w:cs="Symbol" w:hint="default"/>
+      </w:rPr>
+    </w:lvl>
+    <w:lvl w:ilvl="7">
+      <w:start w:val="1"/>
+      <w:numFmt w:val="bullet"/>
+      <w:lvlText w:val=""/>
+      <w:lvlJc w:val="left"/>
+      <w:pPr>
+        <w:tabs>
+          <w:tab w:val="num" w:pos="5672"/>
+        </w:tabs>
+        <w:ind w:left="5672" w:hanging="283"/>
+      </w:pPr>
+      <w:rPr>
+        <w:rFonts w:ascii="Symbol" w:hAnsi="Symbol" w:cs="Symbol" w:hint="default"/>
+      </w:rPr>
+    </w:lvl>
+    <w:lvl w:ilvl="8">
+      <w:start w:val="1"/>
+      <w:numFmt w:val="bullet"/>
+      <w:lvlText w:val=""/>
+      <w:lvlJc w:val="left"/>
+      <w:pPr>
+        <w:tabs>
+          <w:tab w:val="num" w:pos="6381"/>
+        </w:tabs>
+        <w:ind w:left="6381" w:hanging="283"/>
+      </w:pPr>
+      <w:rPr>
+        <w:rFonts w:ascii="Symbol" w:hAnsi="Symbol" w:cs="Symbol" w:hint="default"/>
+      </w:rPr>
+    </w:lvl>
+  </w:abstractNum>
+  <w:abstractNum w:abstractNumId="23">
+    <w:lvl w:ilvl="0">
+      <w:start w:val="1"/>
+      <w:numFmt w:val="bullet"/>
+      <w:lvlText w:val=""/>
+      <w:lvlJc w:val="left"/>
+      <w:pPr>
+        <w:tabs>
+          <w:tab w:val="num" w:pos="709"/>
+        </w:tabs>
+        <w:ind w:left="709" w:hanging="283"/>
+      </w:pPr>
+      <w:rPr>
+        <w:rFonts w:ascii="Symbol" w:hAnsi="Symbol" w:cs="Symbol" w:hint="default"/>
+      </w:rPr>
+    </w:lvl>
+    <w:lvl w:ilvl="1">
+      <w:start w:val="1"/>
+      <w:numFmt w:val="bullet"/>
+      <w:lvlText w:val=""/>
+      <w:lvlJc w:val="left"/>
+      <w:pPr>
+        <w:tabs>
+          <w:tab w:val="num" w:pos="1418"/>
+        </w:tabs>
+        <w:ind w:left="1418" w:hanging="283"/>
+      </w:pPr>
+      <w:rPr>
+        <w:rFonts w:ascii="Symbol" w:hAnsi="Symbol" w:cs="Symbol" w:hint="default"/>
+      </w:rPr>
+    </w:lvl>
+    <w:lvl w:ilvl="2">
+      <w:start w:val="1"/>
+      <w:numFmt w:val="bullet"/>
+      <w:lvlText w:val=""/>
+      <w:lvlJc w:val="left"/>
+      <w:pPr>
+        <w:tabs>
+          <w:tab w:val="num" w:pos="2127"/>
+        </w:tabs>
+        <w:ind w:left="2127" w:hanging="283"/>
+      </w:pPr>
+      <w:rPr>
+        <w:rFonts w:ascii="Symbol" w:hAnsi="Symbol" w:cs="Symbol" w:hint="default"/>
+      </w:rPr>
+    </w:lvl>
+    <w:lvl w:ilvl="3">
+      <w:start w:val="1"/>
+      <w:numFmt w:val="bullet"/>
+      <w:lvlText w:val=""/>
+      <w:lvlJc w:val="left"/>
+      <w:pPr>
+        <w:tabs>
+          <w:tab w:val="num" w:pos="2836"/>
+        </w:tabs>
+        <w:ind w:left="2836" w:hanging="283"/>
+      </w:pPr>
+      <w:rPr>
+        <w:rFonts w:ascii="Symbol" w:hAnsi="Symbol" w:cs="Symbol" w:hint="default"/>
+      </w:rPr>
+    </w:lvl>
+    <w:lvl w:ilvl="4">
+      <w:start w:val="1"/>
+      <w:numFmt w:val="bullet"/>
+      <w:lvlText w:val=""/>
+      <w:lvlJc w:val="left"/>
+      <w:pPr>
+        <w:tabs>
+          <w:tab w:val="num" w:pos="3545"/>
+        </w:tabs>
+        <w:ind w:left="3545" w:hanging="283"/>
+      </w:pPr>
+      <w:rPr>
+        <w:rFonts w:ascii="Symbol" w:hAnsi="Symbol" w:cs="Symbol" w:hint="default"/>
+      </w:rPr>
+    </w:lvl>
+    <w:lvl w:ilvl="5">
+      <w:start w:val="1"/>
+      <w:numFmt w:val="bullet"/>
+      <w:lvlText w:val=""/>
+      <w:lvlJc w:val="left"/>
+      <w:pPr>
+        <w:tabs>
+          <w:tab w:val="num" w:pos="4254"/>
+        </w:tabs>
+        <w:ind w:left="4254" w:hanging="283"/>
+      </w:pPr>
+      <w:rPr>
+        <w:rFonts w:ascii="Symbol" w:hAnsi="Symbol" w:cs="Symbol" w:hint="default"/>
+      </w:rPr>
+    </w:lvl>
+    <w:lvl w:ilvl="6">
+      <w:start w:val="1"/>
+      <w:numFmt w:val="bullet"/>
+      <w:lvlText w:val=""/>
+      <w:lvlJc w:val="left"/>
+      <w:pPr>
+        <w:tabs>
+          <w:tab w:val="num" w:pos="4963"/>
+        </w:tabs>
+        <w:ind w:left="4963" w:hanging="283"/>
+      </w:pPr>
+      <w:rPr>
+        <w:rFonts w:ascii="Symbol" w:hAnsi="Symbol" w:cs="Symbol" w:hint="default"/>
+      </w:rPr>
+    </w:lvl>
+    <w:lvl w:ilvl="7">
+      <w:start w:val="1"/>
+      <w:numFmt w:val="bullet"/>
+      <w:lvlText w:val=""/>
+      <w:lvlJc w:val="left"/>
+      <w:pPr>
+        <w:tabs>
+          <w:tab w:val="num" w:pos="5672"/>
+        </w:tabs>
+        <w:ind w:left="5672" w:hanging="283"/>
+      </w:pPr>
+      <w:rPr>
+        <w:rFonts w:ascii="Symbol" w:hAnsi="Symbol" w:cs="Symbol" w:hint="default"/>
+      </w:rPr>
+    </w:lvl>
+    <w:lvl w:ilvl="8">
+      <w:start w:val="1"/>
+      <w:numFmt w:val="bullet"/>
+      <w:lvlText w:val=""/>
+      <w:lvlJc w:val="left"/>
+      <w:pPr>
+        <w:tabs>
+          <w:tab w:val="num" w:pos="6381"/>
+        </w:tabs>
+        <w:ind w:left="6381" w:hanging="283"/>
+      </w:pPr>
+      <w:rPr>
+        <w:rFonts w:ascii="Symbol" w:hAnsi="Symbol" w:cs="Symbol" w:hint="default"/>
+      </w:rPr>
+    </w:lvl>
+  </w:abstractNum>
+  <w:abstractNum w:abstractNumId="24">
+    <w:lvl w:ilvl="0">
+      <w:start w:val="1"/>
+      <w:numFmt w:val="bullet"/>
+      <w:lvlText w:val=""/>
+      <w:lvlJc w:val="left"/>
+      <w:pPr>
+        <w:tabs>
+          <w:tab w:val="num" w:pos="709"/>
+        </w:tabs>
+        <w:ind w:left="709" w:hanging="283"/>
+      </w:pPr>
+      <w:rPr>
+        <w:rFonts w:ascii="Symbol" w:hAnsi="Symbol" w:cs="Symbol" w:hint="default"/>
+      </w:rPr>
+    </w:lvl>
+    <w:lvl w:ilvl="1">
+      <w:start w:val="1"/>
+      <w:numFmt w:val="bullet"/>
+      <w:lvlText w:val=""/>
+      <w:lvlJc w:val="left"/>
+      <w:pPr>
+        <w:tabs>
+          <w:tab w:val="num" w:pos="1418"/>
+        </w:tabs>
+        <w:ind w:left="1418" w:hanging="283"/>
+      </w:pPr>
+      <w:rPr>
+        <w:rFonts w:ascii="Symbol" w:hAnsi="Symbol" w:cs="Symbol" w:hint="default"/>
+      </w:rPr>
+    </w:lvl>
+    <w:lvl w:ilvl="2">
+      <w:start w:val="1"/>
+      <w:numFmt w:val="bullet"/>
+      <w:lvlText w:val=""/>
+      <w:lvlJc w:val="left"/>
+      <w:pPr>
+        <w:tabs>
+          <w:tab w:val="num" w:pos="2127"/>
+        </w:tabs>
+        <w:ind w:left="2127" w:hanging="283"/>
+      </w:pPr>
+      <w:rPr>
+        <w:rFonts w:ascii="Symbol" w:hAnsi="Symbol" w:cs="Symbol" w:hint="default"/>
+      </w:rPr>
+    </w:lvl>
+    <w:lvl w:ilvl="3">
+      <w:start w:val="1"/>
+      <w:numFmt w:val="bullet"/>
+      <w:lvlText w:val=""/>
+      <w:lvlJc w:val="left"/>
+      <w:pPr>
+        <w:tabs>
+          <w:tab w:val="num" w:pos="2836"/>
+        </w:tabs>
+        <w:ind w:left="2836" w:hanging="283"/>
+      </w:pPr>
+      <w:rPr>
+        <w:rFonts w:ascii="Symbol" w:hAnsi="Symbol" w:cs="Symbol" w:hint="default"/>
+      </w:rPr>
+    </w:lvl>
+    <w:lvl w:ilvl="4">
+      <w:start w:val="1"/>
+      <w:numFmt w:val="bullet"/>
+      <w:lvlText w:val=""/>
+      <w:lvlJc w:val="left"/>
+      <w:pPr>
+        <w:tabs>
+          <w:tab w:val="num" w:pos="3545"/>
+        </w:tabs>
+        <w:ind w:left="3545" w:hanging="283"/>
+      </w:pPr>
+      <w:rPr>
+        <w:rFonts w:ascii="Symbol" w:hAnsi="Symbol" w:cs="Symbol" w:hint="default"/>
+      </w:rPr>
+    </w:lvl>
+    <w:lvl w:ilvl="5">
+      <w:start w:val="1"/>
+      <w:numFmt w:val="bullet"/>
+      <w:lvlText w:val=""/>
+      <w:lvlJc w:val="left"/>
+      <w:pPr>
+        <w:tabs>
+          <w:tab w:val="num" w:pos="4254"/>
+        </w:tabs>
+        <w:ind w:left="4254" w:hanging="283"/>
+      </w:pPr>
+      <w:rPr>
+        <w:rFonts w:ascii="Symbol" w:hAnsi="Symbol" w:cs="Symbol" w:hint="default"/>
+      </w:rPr>
+    </w:lvl>
+    <w:lvl w:ilvl="6">
+      <w:start w:val="1"/>
+      <w:numFmt w:val="bullet"/>
+      <w:lvlText w:val=""/>
+      <w:lvlJc w:val="left"/>
+      <w:pPr>
+        <w:tabs>
+          <w:tab w:val="num" w:pos="4963"/>
+        </w:tabs>
+        <w:ind w:left="4963" w:hanging="283"/>
+      </w:pPr>
+      <w:rPr>
+        <w:rFonts w:ascii="Symbol" w:hAnsi="Symbol" w:cs="Symbol" w:hint="default"/>
+      </w:rPr>
+    </w:lvl>
+    <w:lvl w:ilvl="7">
+      <w:start w:val="1"/>
+      <w:numFmt w:val="bullet"/>
+      <w:lvlText w:val=""/>
+      <w:lvlJc w:val="left"/>
+      <w:pPr>
+        <w:tabs>
+          <w:tab w:val="num" w:pos="5672"/>
+        </w:tabs>
+        <w:ind w:left="5672" w:hanging="283"/>
+      </w:pPr>
+      <w:rPr>
+        <w:rFonts w:ascii="Symbol" w:hAnsi="Symbol" w:cs="Symbol" w:hint="default"/>
+      </w:rPr>
+    </w:lvl>
+    <w:lvl w:ilvl="8">
+      <w:start w:val="1"/>
+      <w:numFmt w:val="bullet"/>
+      <w:lvlText w:val=""/>
+      <w:lvlJc w:val="left"/>
+      <w:pPr>
+        <w:tabs>
+          <w:tab w:val="num" w:pos="6381"/>
+        </w:tabs>
+        <w:ind w:left="6381" w:hanging="283"/>
+      </w:pPr>
+      <w:rPr>
+        <w:rFonts w:ascii="Symbol" w:hAnsi="Symbol" w:cs="Symbol" w:hint="default"/>
+      </w:rPr>
+    </w:lvl>
+  </w:abstractNum>
+  <w:abstractNum w:abstractNumId="25">
+    <w:lvl w:ilvl="0">
+      <w:start w:val="1"/>
       <w:numFmt w:val="none"/>
       <w:suff w:val="nothing"/>
       <w:lvlText w:val=""/>
@@ -2215,7 +8060,6 @@
     </w:lvl>
     <w:lvl w:ilvl="1">
       <w:start w:val="1"/>
-      <w:pStyle w:val="Ttulo2"/>
       <w:numFmt w:val="none"/>
       <w:suff w:val="nothing"/>
       <w:lvlText w:val=""/>
@@ -2339,6 +8183,60 @@
   </w:num>
   <w:num w:numId="7">
     <w:abstractNumId w:val="7"/>
+  </w:num>
+  <w:num w:numId="8">
+    <w:abstractNumId w:val="8"/>
+  </w:num>
+  <w:num w:numId="9">
+    <w:abstractNumId w:val="9"/>
+  </w:num>
+  <w:num w:numId="10">
+    <w:abstractNumId w:val="10"/>
+  </w:num>
+  <w:num w:numId="11">
+    <w:abstractNumId w:val="11"/>
+  </w:num>
+  <w:num w:numId="12">
+    <w:abstractNumId w:val="12"/>
+  </w:num>
+  <w:num w:numId="13">
+    <w:abstractNumId w:val="13"/>
+  </w:num>
+  <w:num w:numId="14">
+    <w:abstractNumId w:val="14"/>
+  </w:num>
+  <w:num w:numId="15">
+    <w:abstractNumId w:val="15"/>
+  </w:num>
+  <w:num w:numId="16">
+    <w:abstractNumId w:val="16"/>
+  </w:num>
+  <w:num w:numId="17">
+    <w:abstractNumId w:val="17"/>
+  </w:num>
+  <w:num w:numId="18">
+    <w:abstractNumId w:val="18"/>
+  </w:num>
+  <w:num w:numId="19">
+    <w:abstractNumId w:val="19"/>
+  </w:num>
+  <w:num w:numId="20">
+    <w:abstractNumId w:val="20"/>
+  </w:num>
+  <w:num w:numId="21">
+    <w:abstractNumId w:val="21"/>
+  </w:num>
+  <w:num w:numId="22">
+    <w:abstractNumId w:val="22"/>
+  </w:num>
+  <w:num w:numId="23">
+    <w:abstractNumId w:val="23"/>
+  </w:num>
+  <w:num w:numId="24">
+    <w:abstractNumId w:val="24"/>
+  </w:num>
+  <w:num w:numId="25">
+    <w:abstractNumId w:val="25"/>
   </w:num>
 </w:numbering>
 </file>
@@ -2395,6 +8293,23 @@
       <w:bCs/>
       <w:sz w:val="36"/>
       <w:szCs w:val="36"/>
+    </w:rPr>
+  </w:style>
+  <w:style w:type="paragraph" w:styleId="Ttulo3">
+    <w:name w:val="Heading 3"/>
+    <w:basedOn w:val="Ttulo"/>
+    <w:next w:val="Cuerpodetexto"/>
+    <w:qFormat/>
+    <w:pPr>
+      <w:spacing w:before="140" w:after="120"/>
+      <w:outlineLvl w:val="2"/>
+    </w:pPr>
+    <w:rPr>
+      <w:rFonts w:ascii="Liberation Serif" w:hAnsi="Liberation Serif" w:eastAsia="Noto Serif CJK SC" w:cs="Lohit Devanagari"/>
+      <w:b/>
+      <w:bCs/>
+      <w:sz w:val="28"/>
+      <w:szCs w:val="28"/>
     </w:rPr>
   </w:style>
   <w:style w:type="character" w:styleId="Vietas">

--- a/notes/methods_notes.docx
+++ b/notes/methods_notes.docx
@@ -2518,7 +2518,11 @@
         </w:rPr>
       </w:pPr>
       <w:r>
-        <w:rPr/>
+        <w:rPr>
+          <w:rFonts w:ascii="Nimbus Sans" w:hAnsi="Nimbus Sans"/>
+          <w:sz w:val="22"/>
+          <w:szCs w:val="22"/>
+        </w:rPr>
       </w:r>
     </w:p>
     <w:p>
@@ -2536,7 +2540,11 @@
         </w:rPr>
       </w:pPr>
       <w:r>
-        <w:rPr/>
+        <w:rPr>
+          <w:rFonts w:ascii="Nimbus Sans" w:hAnsi="Nimbus Sans"/>
+          <w:sz w:val="22"/>
+          <w:szCs w:val="22"/>
+        </w:rPr>
       </w:r>
     </w:p>
     <w:p>
@@ -2554,7 +2562,11 @@
         </w:rPr>
       </w:pPr>
       <w:r>
-        <w:rPr/>
+        <w:rPr>
+          <w:rFonts w:ascii="Nimbus Sans" w:hAnsi="Nimbus Sans"/>
+          <w:sz w:val="22"/>
+          <w:szCs w:val="22"/>
+        </w:rPr>
       </w:r>
     </w:p>
     <w:p>
@@ -2572,7 +2584,11 @@
         </w:rPr>
       </w:pPr>
       <w:r>
-        <w:rPr/>
+        <w:rPr>
+          <w:rFonts w:ascii="Nimbus Sans" w:hAnsi="Nimbus Sans"/>
+          <w:sz w:val="22"/>
+          <w:szCs w:val="22"/>
+        </w:rPr>
       </w:r>
     </w:p>
     <w:p>
@@ -2590,7 +2606,11 @@
         </w:rPr>
       </w:pPr>
       <w:r>
-        <w:rPr/>
+        <w:rPr>
+          <w:rFonts w:ascii="Nimbus Sans" w:hAnsi="Nimbus Sans"/>
+          <w:sz w:val="22"/>
+          <w:szCs w:val="22"/>
+        </w:rPr>
       </w:r>
     </w:p>
     <w:p>
@@ -2608,7 +2628,11 @@
         </w:rPr>
       </w:pPr>
       <w:r>
-        <w:rPr/>
+        <w:rPr>
+          <w:rFonts w:ascii="Nimbus Sans" w:hAnsi="Nimbus Sans"/>
+          <w:sz w:val="22"/>
+          <w:szCs w:val="22"/>
+        </w:rPr>
       </w:r>
     </w:p>
     <w:p>
@@ -2626,7 +2650,11 @@
         </w:rPr>
       </w:pPr>
       <w:r>
-        <w:rPr/>
+        <w:rPr>
+          <w:rFonts w:ascii="Nimbus Sans" w:hAnsi="Nimbus Sans"/>
+          <w:sz w:val="22"/>
+          <w:szCs w:val="22"/>
+        </w:rPr>
       </w:r>
     </w:p>
     <w:p>
@@ -2665,7 +2693,7 @@
     <w:p>
       <w:pPr>
         <w:pStyle w:val="Cuerpodetexto"/>
-        <w:spacing w:lineRule="auto" w:line="273" w:before="0" w:after="140"/>
+        <w:spacing w:lineRule="auto" w:line="271" w:before="0" w:after="140"/>
         <w:rPr>
           <w:rFonts w:ascii="Nimbus Sans" w:hAnsi="Nimbus Sans"/>
           <w:sz w:val="22"/>
@@ -2686,12 +2714,11 @@
           <w:ilvl w:val="0"/>
           <w:numId w:val="14"/>
         </w:numPr>
-        <w:pBdr/>
         <w:tabs>
           <w:tab w:val="clear" w:pos="709"/>
           <w:tab w:val="left" w:pos="0" w:leader="none"/>
         </w:tabs>
-        <w:spacing w:lineRule="auto" w:line="273" w:before="0" w:after="140"/>
+        <w:spacing w:lineRule="auto" w:line="271" w:before="0" w:after="140"/>
         <w:ind w:left="709" w:hanging="283"/>
         <w:rPr>
           <w:rFonts w:ascii="Nimbus Sans" w:hAnsi="Nimbus Sans"/>
@@ -2720,12 +2747,11 @@
           <w:ilvl w:val="0"/>
           <w:numId w:val="14"/>
         </w:numPr>
-        <w:pBdr/>
         <w:tabs>
           <w:tab w:val="clear" w:pos="709"/>
           <w:tab w:val="left" w:pos="0" w:leader="none"/>
         </w:tabs>
-        <w:spacing w:lineRule="auto" w:line="273" w:before="0" w:after="140"/>
+        <w:spacing w:lineRule="auto" w:line="271" w:before="0" w:after="140"/>
         <w:ind w:left="709" w:hanging="283"/>
         <w:rPr>
           <w:rFonts w:ascii="Nimbus Sans" w:hAnsi="Nimbus Sans"/>
@@ -2754,12 +2780,11 @@
           <w:ilvl w:val="0"/>
           <w:numId w:val="14"/>
         </w:numPr>
-        <w:pBdr/>
         <w:tabs>
           <w:tab w:val="clear" w:pos="709"/>
           <w:tab w:val="left" w:pos="0" w:leader="none"/>
         </w:tabs>
-        <w:spacing w:lineRule="auto" w:line="273" w:before="0" w:after="140"/>
+        <w:spacing w:lineRule="auto" w:line="271" w:before="0" w:after="140"/>
         <w:ind w:left="709" w:hanging="283"/>
         <w:rPr>
           <w:rFonts w:ascii="Nimbus Sans" w:hAnsi="Nimbus Sans"/>
@@ -2784,7 +2809,7 @@
     <w:p>
       <w:pPr>
         <w:pStyle w:val="Ttulo3"/>
-        <w:spacing w:lineRule="auto" w:line="273" w:before="0" w:after="120"/>
+        <w:spacing w:lineRule="auto" w:line="271" w:before="0" w:after="120"/>
         <w:rPr>
           <w:rFonts w:ascii="Nimbus Sans" w:hAnsi="Nimbus Sans"/>
           <w:sz w:val="22"/>
@@ -2802,7 +2827,7 @@
     <w:p>
       <w:pPr>
         <w:pStyle w:val="Cuerpodetexto"/>
-        <w:spacing w:lineRule="auto" w:line="273" w:before="0" w:after="140"/>
+        <w:spacing w:lineRule="auto" w:line="271" w:before="0" w:after="140"/>
         <w:rPr>
           <w:rFonts w:ascii="Nimbus Sans" w:hAnsi="Nimbus Sans"/>
           <w:sz w:val="22"/>
@@ -2823,12 +2848,11 @@
           <w:ilvl w:val="0"/>
           <w:numId w:val="15"/>
         </w:numPr>
-        <w:pBdr/>
         <w:tabs>
           <w:tab w:val="clear" w:pos="709"/>
           <w:tab w:val="left" w:pos="0" w:leader="none"/>
         </w:tabs>
-        <w:spacing w:lineRule="auto" w:line="273" w:before="0" w:after="140"/>
+        <w:spacing w:lineRule="auto" w:line="271" w:before="0" w:after="140"/>
         <w:ind w:left="709" w:hanging="283"/>
         <w:rPr>
           <w:rFonts w:ascii="Nimbus Sans" w:hAnsi="Nimbus Sans"/>
@@ -2870,12 +2894,11 @@
           <w:ilvl w:val="0"/>
           <w:numId w:val="15"/>
         </w:numPr>
-        <w:pBdr/>
         <w:tabs>
           <w:tab w:val="clear" w:pos="709"/>
           <w:tab w:val="left" w:pos="0" w:leader="none"/>
         </w:tabs>
-        <w:spacing w:lineRule="auto" w:line="273" w:before="0" w:after="140"/>
+        <w:spacing w:lineRule="auto" w:line="271" w:before="0" w:after="140"/>
         <w:ind w:left="709" w:hanging="283"/>
         <w:rPr>
           <w:rFonts w:ascii="Nimbus Sans" w:hAnsi="Nimbus Sans"/>
@@ -2904,12 +2927,11 @@
           <w:ilvl w:val="1"/>
           <w:numId w:val="15"/>
         </w:numPr>
-        <w:pBdr/>
         <w:tabs>
           <w:tab w:val="clear" w:pos="709"/>
           <w:tab w:val="left" w:pos="0" w:leader="none"/>
         </w:tabs>
-        <w:spacing w:lineRule="auto" w:line="273" w:before="0" w:after="140"/>
+        <w:spacing w:lineRule="auto" w:line="271" w:before="0" w:after="140"/>
         <w:ind w:left="1418" w:hanging="283"/>
         <w:rPr>
           <w:rFonts w:ascii="Nimbus Sans" w:hAnsi="Nimbus Sans"/>
@@ -2938,12 +2960,11 @@
           <w:ilvl w:val="1"/>
           <w:numId w:val="15"/>
         </w:numPr>
-        <w:pBdr/>
         <w:tabs>
           <w:tab w:val="clear" w:pos="709"/>
           <w:tab w:val="left" w:pos="0" w:leader="none"/>
         </w:tabs>
-        <w:spacing w:lineRule="auto" w:line="273" w:before="0" w:after="140"/>
+        <w:spacing w:lineRule="auto" w:line="271" w:before="0" w:after="140"/>
         <w:ind w:left="1418" w:hanging="283"/>
         <w:rPr>
           <w:rFonts w:ascii="Nimbus Sans" w:hAnsi="Nimbus Sans"/>
@@ -2972,12 +2993,11 @@
           <w:ilvl w:val="1"/>
           <w:numId w:val="15"/>
         </w:numPr>
-        <w:pBdr/>
         <w:tabs>
           <w:tab w:val="clear" w:pos="709"/>
           <w:tab w:val="left" w:pos="0" w:leader="none"/>
         </w:tabs>
-        <w:spacing w:lineRule="auto" w:line="273" w:before="0" w:after="140"/>
+        <w:spacing w:lineRule="auto" w:line="271" w:before="0" w:after="140"/>
         <w:ind w:left="1418" w:hanging="283"/>
         <w:rPr>
           <w:rFonts w:ascii="Nimbus Sans" w:hAnsi="Nimbus Sans"/>
@@ -3006,12 +3026,11 @@
           <w:ilvl w:val="0"/>
           <w:numId w:val="15"/>
         </w:numPr>
-        <w:pBdr/>
         <w:tabs>
           <w:tab w:val="clear" w:pos="709"/>
           <w:tab w:val="left" w:pos="0" w:leader="none"/>
         </w:tabs>
-        <w:spacing w:lineRule="auto" w:line="273" w:before="0" w:after="140"/>
+        <w:spacing w:lineRule="auto" w:line="271" w:before="0" w:after="140"/>
         <w:ind w:left="709" w:hanging="283"/>
         <w:rPr>
           <w:rFonts w:ascii="Nimbus Sans" w:hAnsi="Nimbus Sans"/>
@@ -3088,7 +3107,7 @@
     <w:p>
       <w:pPr>
         <w:pStyle w:val="Ttulo3"/>
-        <w:spacing w:lineRule="auto" w:line="273" w:before="0" w:after="120"/>
+        <w:spacing w:lineRule="auto" w:line="271" w:before="0" w:after="120"/>
         <w:rPr>
           <w:rFonts w:ascii="Nimbus Sans" w:hAnsi="Nimbus Sans"/>
           <w:sz w:val="22"/>
@@ -3106,7 +3125,7 @@
     <w:p>
       <w:pPr>
         <w:pStyle w:val="Cuerpodetexto"/>
-        <w:spacing w:lineRule="auto" w:line="273" w:before="0" w:after="140"/>
+        <w:spacing w:lineRule="auto" w:line="271" w:before="0" w:after="140"/>
         <w:rPr>
           <w:rFonts w:ascii="Nimbus Sans" w:hAnsi="Nimbus Sans"/>
           <w:sz w:val="22"/>
@@ -3127,12 +3146,11 @@
           <w:ilvl w:val="0"/>
           <w:numId w:val="16"/>
         </w:numPr>
-        <w:pBdr/>
         <w:tabs>
           <w:tab w:val="clear" w:pos="709"/>
           <w:tab w:val="left" w:pos="0" w:leader="none"/>
         </w:tabs>
-        <w:spacing w:lineRule="auto" w:line="273" w:before="0" w:after="140"/>
+        <w:spacing w:lineRule="auto" w:line="271" w:before="0" w:after="140"/>
         <w:ind w:left="709" w:hanging="283"/>
         <w:rPr>
           <w:rFonts w:ascii="Nimbus Sans" w:hAnsi="Nimbus Sans"/>
@@ -3174,12 +3192,11 @@
           <w:ilvl w:val="0"/>
           <w:numId w:val="16"/>
         </w:numPr>
-        <w:pBdr/>
         <w:tabs>
           <w:tab w:val="clear" w:pos="709"/>
           <w:tab w:val="left" w:pos="0" w:leader="none"/>
         </w:tabs>
-        <w:spacing w:lineRule="auto" w:line="273" w:before="0" w:after="140"/>
+        <w:spacing w:lineRule="auto" w:line="271" w:before="0" w:after="140"/>
         <w:ind w:left="709" w:hanging="283"/>
         <w:rPr>
           <w:rFonts w:ascii="Nimbus Sans" w:hAnsi="Nimbus Sans"/>
@@ -3234,12 +3251,11 @@
           <w:ilvl w:val="0"/>
           <w:numId w:val="16"/>
         </w:numPr>
-        <w:pBdr/>
         <w:tabs>
           <w:tab w:val="clear" w:pos="709"/>
           <w:tab w:val="left" w:pos="0" w:leader="none"/>
         </w:tabs>
-        <w:spacing w:lineRule="auto" w:line="273" w:before="0" w:after="140"/>
+        <w:spacing w:lineRule="auto" w:line="271" w:before="0" w:after="140"/>
         <w:ind w:left="709" w:hanging="283"/>
         <w:rPr>
           <w:rFonts w:ascii="Nimbus Sans" w:hAnsi="Nimbus Sans"/>
@@ -3294,12 +3310,11 @@
           <w:ilvl w:val="0"/>
           <w:numId w:val="16"/>
         </w:numPr>
-        <w:pBdr/>
         <w:tabs>
           <w:tab w:val="clear" w:pos="709"/>
           <w:tab w:val="left" w:pos="0" w:leader="none"/>
         </w:tabs>
-        <w:spacing w:lineRule="auto" w:line="273" w:before="0" w:after="140"/>
+        <w:spacing w:lineRule="auto" w:line="271" w:before="0" w:after="140"/>
         <w:ind w:left="709" w:hanging="283"/>
         <w:rPr>
           <w:rFonts w:ascii="Nimbus Sans" w:hAnsi="Nimbus Sans"/>
@@ -3324,7 +3339,7 @@
     <w:p>
       <w:pPr>
         <w:pStyle w:val="Ttulo3"/>
-        <w:spacing w:lineRule="auto" w:line="273" w:before="0" w:after="120"/>
+        <w:spacing w:lineRule="auto" w:line="271" w:before="0" w:after="120"/>
         <w:rPr>
           <w:rFonts w:ascii="Nimbus Sans" w:hAnsi="Nimbus Sans"/>
           <w:sz w:val="22"/>
@@ -3342,7 +3357,7 @@
     <w:p>
       <w:pPr>
         <w:pStyle w:val="Cuerpodetexto"/>
-        <w:spacing w:lineRule="auto" w:line="273" w:before="0" w:after="140"/>
+        <w:spacing w:lineRule="auto" w:line="271" w:before="0" w:after="140"/>
         <w:rPr>
           <w:rFonts w:ascii="Nimbus Sans" w:hAnsi="Nimbus Sans"/>
           <w:sz w:val="22"/>
@@ -3363,12 +3378,11 @@
           <w:ilvl w:val="0"/>
           <w:numId w:val="17"/>
         </w:numPr>
-        <w:pBdr/>
         <w:tabs>
           <w:tab w:val="clear" w:pos="709"/>
           <w:tab w:val="left" w:pos="0" w:leader="none"/>
         </w:tabs>
-        <w:spacing w:lineRule="auto" w:line="273" w:before="0" w:after="140"/>
+        <w:spacing w:lineRule="auto" w:line="271" w:before="0" w:after="140"/>
         <w:ind w:left="709" w:hanging="283"/>
         <w:rPr>
           <w:rFonts w:ascii="Nimbus Sans" w:hAnsi="Nimbus Sans"/>
@@ -3410,12 +3424,11 @@
           <w:ilvl w:val="0"/>
           <w:numId w:val="17"/>
         </w:numPr>
-        <w:pBdr/>
         <w:tabs>
           <w:tab w:val="clear" w:pos="709"/>
           <w:tab w:val="left" w:pos="0" w:leader="none"/>
         </w:tabs>
-        <w:spacing w:lineRule="auto" w:line="273" w:before="0" w:after="140"/>
+        <w:spacing w:lineRule="auto" w:line="271" w:before="0" w:after="140"/>
         <w:ind w:left="709" w:hanging="283"/>
         <w:rPr>
           <w:rFonts w:ascii="Nimbus Sans" w:hAnsi="Nimbus Sans"/>
@@ -3440,7 +3453,7 @@
     <w:p>
       <w:pPr>
         <w:pStyle w:val="Ttulo3"/>
-        <w:spacing w:lineRule="auto" w:line="273" w:before="0" w:after="120"/>
+        <w:spacing w:lineRule="auto" w:line="271" w:before="0" w:after="120"/>
         <w:rPr>
           <w:rFonts w:ascii="Nimbus Sans" w:hAnsi="Nimbus Sans"/>
           <w:sz w:val="22"/>
@@ -3458,7 +3471,7 @@
     <w:p>
       <w:pPr>
         <w:pStyle w:val="Cuerpodetexto"/>
-        <w:spacing w:lineRule="auto" w:line="273" w:before="0" w:after="140"/>
+        <w:spacing w:lineRule="auto" w:line="271" w:before="0" w:after="140"/>
         <w:rPr>
           <w:rFonts w:ascii="Nimbus Sans" w:hAnsi="Nimbus Sans"/>
           <w:sz w:val="22"/>
@@ -3479,12 +3492,11 @@
           <w:ilvl w:val="0"/>
           <w:numId w:val="18"/>
         </w:numPr>
-        <w:pBdr/>
         <w:tabs>
           <w:tab w:val="clear" w:pos="709"/>
           <w:tab w:val="left" w:pos="0" w:leader="none"/>
         </w:tabs>
-        <w:spacing w:lineRule="auto" w:line="273" w:before="0" w:after="140"/>
+        <w:spacing w:lineRule="auto" w:line="271" w:before="0" w:after="140"/>
         <w:ind w:left="709" w:hanging="283"/>
         <w:rPr>
           <w:rFonts w:ascii="Nimbus Sans" w:hAnsi="Nimbus Sans"/>
@@ -3526,12 +3538,11 @@
           <w:ilvl w:val="0"/>
           <w:numId w:val="18"/>
         </w:numPr>
-        <w:pBdr/>
         <w:tabs>
           <w:tab w:val="clear" w:pos="709"/>
           <w:tab w:val="left" w:pos="0" w:leader="none"/>
         </w:tabs>
-        <w:spacing w:lineRule="auto" w:line="273" w:before="0" w:after="140"/>
+        <w:spacing w:lineRule="auto" w:line="271" w:before="0" w:after="140"/>
         <w:ind w:left="709" w:hanging="283"/>
         <w:rPr>
           <w:rFonts w:ascii="Nimbus Sans" w:hAnsi="Nimbus Sans"/>
@@ -3560,12 +3571,11 @@
           <w:ilvl w:val="0"/>
           <w:numId w:val="18"/>
         </w:numPr>
-        <w:pBdr/>
         <w:tabs>
           <w:tab w:val="clear" w:pos="709"/>
           <w:tab w:val="left" w:pos="0" w:leader="none"/>
         </w:tabs>
-        <w:spacing w:lineRule="auto" w:line="273" w:before="0" w:after="140"/>
+        <w:spacing w:lineRule="auto" w:line="271" w:before="0" w:after="140"/>
         <w:ind w:left="709" w:hanging="283"/>
         <w:rPr>
           <w:rFonts w:ascii="Nimbus Sans" w:hAnsi="Nimbus Sans"/>
@@ -3590,7 +3600,7 @@
     <w:p>
       <w:pPr>
         <w:pStyle w:val="Ttulo3"/>
-        <w:spacing w:lineRule="auto" w:line="273" w:before="0" w:after="120"/>
+        <w:spacing w:lineRule="auto" w:line="271" w:before="0" w:after="120"/>
         <w:rPr>
           <w:rFonts w:ascii="Nimbus Sans" w:hAnsi="Nimbus Sans"/>
           <w:sz w:val="22"/>
@@ -3608,7 +3618,7 @@
     <w:p>
       <w:pPr>
         <w:pStyle w:val="Cuerpodetexto"/>
-        <w:spacing w:lineRule="auto" w:line="273" w:before="0" w:after="140"/>
+        <w:spacing w:lineRule="auto" w:line="271" w:before="0" w:after="140"/>
         <w:rPr>
           <w:rFonts w:ascii="Nimbus Sans" w:hAnsi="Nimbus Sans"/>
           <w:sz w:val="22"/>
@@ -3638,7 +3648,7 @@
     <w:p>
       <w:pPr>
         <w:pStyle w:val="Cuerpodetexto"/>
-        <w:spacing w:lineRule="auto" w:line="273" w:before="0" w:after="140"/>
+        <w:spacing w:lineRule="auto" w:line="271" w:before="0" w:after="140"/>
         <w:rPr>
           <w:rFonts w:ascii="Nimbus Sans" w:hAnsi="Nimbus Sans"/>
           <w:sz w:val="22"/>
@@ -3655,7 +3665,7 @@
     <w:p>
       <w:pPr>
         <w:pStyle w:val="Cuerpodetexto"/>
-        <w:spacing w:lineRule="auto" w:line="273" w:before="0" w:after="140"/>
+        <w:spacing w:lineRule="auto" w:line="271" w:before="0" w:after="140"/>
         <w:rPr>
           <w:rFonts w:ascii="Nimbus Sans" w:hAnsi="Nimbus Sans"/>
           <w:sz w:val="22"/>
@@ -3680,7 +3690,11 @@
         </w:rPr>
       </w:pPr>
       <w:r>
-        <w:rPr/>
+        <w:rPr>
+          <w:rFonts w:ascii="Nimbus Sans" w:hAnsi="Nimbus Sans"/>
+          <w:sz w:val="22"/>
+          <w:szCs w:val="22"/>
+        </w:rPr>
       </w:r>
     </w:p>
     <w:p>
@@ -3704,7 +3718,7 @@
     <w:p>
       <w:pPr>
         <w:pStyle w:val="Ttulo3"/>
-        <w:spacing w:lineRule="auto" w:line="273" w:before="0" w:after="120"/>
+        <w:spacing w:lineRule="auto" w:line="271" w:before="0" w:after="120"/>
         <w:rPr>
           <w:rFonts w:ascii="Nimbus Sans" w:hAnsi="Nimbus Sans"/>
           <w:sz w:val="22"/>
@@ -3722,7 +3736,7 @@
     <w:p>
       <w:pPr>
         <w:pStyle w:val="Cuerpodetexto"/>
-        <w:spacing w:lineRule="auto" w:line="273" w:before="0" w:after="140"/>
+        <w:spacing w:lineRule="auto" w:line="271" w:before="0" w:after="140"/>
         <w:rPr>
           <w:rFonts w:ascii="Nimbus Sans" w:hAnsi="Nimbus Sans"/>
           <w:sz w:val="22"/>
@@ -3743,12 +3757,11 @@
           <w:ilvl w:val="0"/>
           <w:numId w:val="19"/>
         </w:numPr>
-        <w:pBdr/>
         <w:tabs>
           <w:tab w:val="clear" w:pos="709"/>
           <w:tab w:val="left" w:pos="0" w:leader="none"/>
         </w:tabs>
-        <w:spacing w:lineRule="auto" w:line="273" w:before="0" w:after="140"/>
+        <w:spacing w:lineRule="auto" w:line="271" w:before="0" w:after="140"/>
         <w:ind w:left="709" w:hanging="283"/>
         <w:rPr>
           <w:rFonts w:ascii="Nimbus Sans" w:hAnsi="Nimbus Sans"/>
@@ -3777,12 +3790,11 @@
           <w:ilvl w:val="0"/>
           <w:numId w:val="19"/>
         </w:numPr>
-        <w:pBdr/>
         <w:tabs>
           <w:tab w:val="clear" w:pos="709"/>
           <w:tab w:val="left" w:pos="0" w:leader="none"/>
         </w:tabs>
-        <w:spacing w:lineRule="auto" w:line="273" w:before="0" w:after="140"/>
+        <w:spacing w:lineRule="auto" w:line="271" w:before="0" w:after="140"/>
         <w:ind w:left="709" w:hanging="283"/>
         <w:rPr>
           <w:rFonts w:ascii="Nimbus Sans" w:hAnsi="Nimbus Sans"/>
@@ -3811,12 +3823,11 @@
           <w:ilvl w:val="0"/>
           <w:numId w:val="19"/>
         </w:numPr>
-        <w:pBdr/>
         <w:tabs>
           <w:tab w:val="clear" w:pos="709"/>
           <w:tab w:val="left" w:pos="0" w:leader="none"/>
         </w:tabs>
-        <w:spacing w:lineRule="auto" w:line="273" w:before="0" w:after="140"/>
+        <w:spacing w:lineRule="auto" w:line="271" w:before="0" w:after="140"/>
         <w:ind w:left="709" w:hanging="283"/>
         <w:rPr>
           <w:rFonts w:ascii="Nimbus Sans" w:hAnsi="Nimbus Sans"/>
@@ -3841,7 +3852,7 @@
     <w:p>
       <w:pPr>
         <w:pStyle w:val="Ttulo3"/>
-        <w:spacing w:lineRule="auto" w:line="273" w:before="0" w:after="120"/>
+        <w:spacing w:lineRule="auto" w:line="271" w:before="0" w:after="120"/>
         <w:rPr>
           <w:rFonts w:ascii="Nimbus Sans" w:hAnsi="Nimbus Sans"/>
           <w:sz w:val="22"/>
@@ -3859,7 +3870,7 @@
     <w:p>
       <w:pPr>
         <w:pStyle w:val="Cuerpodetexto"/>
-        <w:spacing w:lineRule="auto" w:line="273" w:before="0" w:after="140"/>
+        <w:spacing w:lineRule="auto" w:line="271" w:before="0" w:after="140"/>
         <w:rPr>
           <w:rFonts w:ascii="Nimbus Sans" w:hAnsi="Nimbus Sans"/>
           <w:sz w:val="22"/>
@@ -3880,12 +3891,11 @@
           <w:ilvl w:val="0"/>
           <w:numId w:val="20"/>
         </w:numPr>
-        <w:pBdr/>
         <w:tabs>
           <w:tab w:val="clear" w:pos="709"/>
           <w:tab w:val="left" w:pos="0" w:leader="none"/>
         </w:tabs>
-        <w:spacing w:lineRule="auto" w:line="273" w:before="0" w:after="140"/>
+        <w:spacing w:lineRule="auto" w:line="271" w:before="0" w:after="140"/>
         <w:ind w:left="709" w:hanging="283"/>
         <w:rPr>
           <w:rFonts w:ascii="Nimbus Sans" w:hAnsi="Nimbus Sans"/>
@@ -3940,12 +3950,11 @@
           <w:ilvl w:val="0"/>
           <w:numId w:val="20"/>
         </w:numPr>
-        <w:pBdr/>
         <w:tabs>
           <w:tab w:val="clear" w:pos="709"/>
           <w:tab w:val="left" w:pos="0" w:leader="none"/>
         </w:tabs>
-        <w:spacing w:lineRule="auto" w:line="273" w:before="0" w:after="140"/>
+        <w:spacing w:lineRule="auto" w:line="271" w:before="0" w:after="140"/>
         <w:ind w:left="709" w:hanging="283"/>
         <w:rPr>
           <w:rFonts w:ascii="Nimbus Sans" w:hAnsi="Nimbus Sans"/>
@@ -3996,7 +4005,7 @@
     <w:p>
       <w:pPr>
         <w:pStyle w:val="Ttulo3"/>
-        <w:spacing w:lineRule="auto" w:line="273" w:before="0" w:after="120"/>
+        <w:spacing w:lineRule="auto" w:line="271" w:before="0" w:after="120"/>
         <w:rPr>
           <w:rFonts w:ascii="Nimbus Sans" w:hAnsi="Nimbus Sans"/>
           <w:sz w:val="22"/>
@@ -4014,7 +4023,7 @@
     <w:p>
       <w:pPr>
         <w:pStyle w:val="Cuerpodetexto"/>
-        <w:spacing w:lineRule="auto" w:line="273" w:before="0" w:after="140"/>
+        <w:spacing w:lineRule="auto" w:line="271" w:before="0" w:after="140"/>
         <w:rPr>
           <w:rFonts w:ascii="Nimbus Sans" w:hAnsi="Nimbus Sans"/>
           <w:sz w:val="22"/>
@@ -4035,12 +4044,11 @@
           <w:ilvl w:val="0"/>
           <w:numId w:val="21"/>
         </w:numPr>
-        <w:pBdr/>
         <w:tabs>
           <w:tab w:val="clear" w:pos="709"/>
           <w:tab w:val="left" w:pos="0" w:leader="none"/>
         </w:tabs>
-        <w:spacing w:lineRule="auto" w:line="273" w:before="0" w:after="140"/>
+        <w:spacing w:lineRule="auto" w:line="271" w:before="0" w:after="140"/>
         <w:ind w:left="709" w:hanging="283"/>
         <w:rPr>
           <w:rFonts w:ascii="Nimbus Sans" w:hAnsi="Nimbus Sans"/>
@@ -4069,12 +4077,11 @@
           <w:ilvl w:val="0"/>
           <w:numId w:val="21"/>
         </w:numPr>
-        <w:pBdr/>
         <w:tabs>
           <w:tab w:val="clear" w:pos="709"/>
           <w:tab w:val="left" w:pos="0" w:leader="none"/>
         </w:tabs>
-        <w:spacing w:lineRule="auto" w:line="273" w:before="0" w:after="140"/>
+        <w:spacing w:lineRule="auto" w:line="271" w:before="0" w:after="140"/>
         <w:ind w:left="709" w:hanging="283"/>
         <w:rPr>
           <w:rFonts w:ascii="Nimbus Sans" w:hAnsi="Nimbus Sans"/>
@@ -4116,12 +4123,11 @@
           <w:ilvl w:val="0"/>
           <w:numId w:val="21"/>
         </w:numPr>
-        <w:pBdr/>
         <w:tabs>
           <w:tab w:val="clear" w:pos="709"/>
           <w:tab w:val="left" w:pos="0" w:leader="none"/>
         </w:tabs>
-        <w:spacing w:lineRule="auto" w:line="273" w:before="0" w:after="140"/>
+        <w:spacing w:lineRule="auto" w:line="271" w:before="0" w:after="140"/>
         <w:ind w:left="709" w:hanging="283"/>
         <w:rPr>
           <w:rFonts w:ascii="Nimbus Sans" w:hAnsi="Nimbus Sans"/>
@@ -4146,7 +4152,7 @@
     <w:p>
       <w:pPr>
         <w:pStyle w:val="Ttulo3"/>
-        <w:spacing w:lineRule="auto" w:line="273" w:before="0" w:after="120"/>
+        <w:spacing w:lineRule="auto" w:line="271" w:before="0" w:after="120"/>
         <w:rPr>
           <w:rFonts w:ascii="Nimbus Sans" w:hAnsi="Nimbus Sans"/>
           <w:sz w:val="22"/>
@@ -4164,7 +4170,7 @@
     <w:p>
       <w:pPr>
         <w:pStyle w:val="Cuerpodetexto"/>
-        <w:spacing w:lineRule="auto" w:line="273" w:before="0" w:after="140"/>
+        <w:spacing w:lineRule="auto" w:line="271" w:before="0" w:after="140"/>
         <w:rPr>
           <w:rFonts w:ascii="Nimbus Sans" w:hAnsi="Nimbus Sans"/>
           <w:sz w:val="22"/>
@@ -4198,12 +4204,11 @@
           <w:ilvl w:val="0"/>
           <w:numId w:val="22"/>
         </w:numPr>
-        <w:pBdr/>
         <w:tabs>
           <w:tab w:val="clear" w:pos="709"/>
           <w:tab w:val="left" w:pos="0" w:leader="none"/>
         </w:tabs>
-        <w:spacing w:lineRule="auto" w:line="273" w:before="0" w:after="140"/>
+        <w:spacing w:lineRule="auto" w:line="271" w:before="0" w:after="140"/>
         <w:ind w:left="709" w:hanging="283"/>
         <w:rPr>
           <w:rFonts w:ascii="Nimbus Sans" w:hAnsi="Nimbus Sans"/>
@@ -4232,12 +4237,11 @@
           <w:ilvl w:val="0"/>
           <w:numId w:val="22"/>
         </w:numPr>
-        <w:pBdr/>
         <w:tabs>
           <w:tab w:val="clear" w:pos="709"/>
           <w:tab w:val="left" w:pos="0" w:leader="none"/>
         </w:tabs>
-        <w:spacing w:lineRule="auto" w:line="273" w:before="0" w:after="140"/>
+        <w:spacing w:lineRule="auto" w:line="271" w:before="0" w:after="140"/>
         <w:ind w:left="709" w:hanging="283"/>
         <w:rPr>
           <w:rFonts w:ascii="Nimbus Sans" w:hAnsi="Nimbus Sans"/>
@@ -4266,12 +4270,11 @@
           <w:ilvl w:val="0"/>
           <w:numId w:val="22"/>
         </w:numPr>
-        <w:pBdr/>
         <w:tabs>
           <w:tab w:val="clear" w:pos="709"/>
           <w:tab w:val="left" w:pos="0" w:leader="none"/>
         </w:tabs>
-        <w:spacing w:lineRule="auto" w:line="273" w:before="0" w:after="140"/>
+        <w:spacing w:lineRule="auto" w:line="271" w:before="0" w:after="140"/>
         <w:ind w:left="709" w:hanging="283"/>
         <w:rPr>
           <w:rFonts w:ascii="Nimbus Sans" w:hAnsi="Nimbus Sans"/>
@@ -4300,12 +4303,11 @@
           <w:ilvl w:val="0"/>
           <w:numId w:val="22"/>
         </w:numPr>
-        <w:pBdr/>
         <w:tabs>
           <w:tab w:val="clear" w:pos="709"/>
           <w:tab w:val="left" w:pos="0" w:leader="none"/>
         </w:tabs>
-        <w:spacing w:lineRule="auto" w:line="273" w:before="0" w:after="140"/>
+        <w:spacing w:lineRule="auto" w:line="271" w:before="0" w:after="140"/>
         <w:ind w:left="709" w:hanging="283"/>
         <w:rPr>
           <w:rFonts w:ascii="Nimbus Sans" w:hAnsi="Nimbus Sans"/>
@@ -4334,12 +4336,11 @@
           <w:ilvl w:val="0"/>
           <w:numId w:val="22"/>
         </w:numPr>
-        <w:pBdr/>
         <w:tabs>
           <w:tab w:val="clear" w:pos="709"/>
           <w:tab w:val="left" w:pos="0" w:leader="none"/>
         </w:tabs>
-        <w:spacing w:lineRule="auto" w:line="273" w:before="0" w:after="140"/>
+        <w:spacing w:lineRule="auto" w:line="271" w:before="0" w:after="140"/>
         <w:ind w:left="709" w:hanging="283"/>
         <w:rPr>
           <w:rFonts w:ascii="Nimbus Sans" w:hAnsi="Nimbus Sans"/>
@@ -4377,7 +4378,7 @@
     <w:p>
       <w:pPr>
         <w:pStyle w:val="Ttulo3"/>
-        <w:spacing w:lineRule="auto" w:line="273" w:before="0" w:after="120"/>
+        <w:spacing w:lineRule="auto" w:line="271" w:before="0" w:after="120"/>
         <w:rPr>
           <w:rFonts w:ascii="Nimbus Sans" w:hAnsi="Nimbus Sans"/>
           <w:sz w:val="22"/>
@@ -4395,7 +4396,7 @@
     <w:p>
       <w:pPr>
         <w:pStyle w:val="Cuerpodetexto"/>
-        <w:spacing w:lineRule="auto" w:line="273" w:before="0" w:after="140"/>
+        <w:spacing w:lineRule="auto" w:line="271" w:before="0" w:after="140"/>
         <w:rPr>
           <w:rFonts w:ascii="Nimbus Sans" w:hAnsi="Nimbus Sans"/>
           <w:sz w:val="22"/>
@@ -4416,12 +4417,11 @@
           <w:ilvl w:val="0"/>
           <w:numId w:val="23"/>
         </w:numPr>
-        <w:pBdr/>
         <w:tabs>
           <w:tab w:val="clear" w:pos="709"/>
           <w:tab w:val="left" w:pos="0" w:leader="none"/>
         </w:tabs>
-        <w:spacing w:lineRule="auto" w:line="273" w:before="0" w:after="140"/>
+        <w:spacing w:lineRule="auto" w:line="271" w:before="0" w:after="140"/>
         <w:ind w:left="709" w:hanging="283"/>
         <w:rPr>
           <w:rFonts w:ascii="Nimbus Sans" w:hAnsi="Nimbus Sans"/>
@@ -4450,12 +4450,11 @@
           <w:ilvl w:val="0"/>
           <w:numId w:val="23"/>
         </w:numPr>
-        <w:pBdr/>
         <w:tabs>
           <w:tab w:val="clear" w:pos="709"/>
           <w:tab w:val="left" w:pos="0" w:leader="none"/>
         </w:tabs>
-        <w:spacing w:lineRule="auto" w:line="273" w:before="0" w:after="140"/>
+        <w:spacing w:lineRule="auto" w:line="271" w:before="0" w:after="140"/>
         <w:ind w:left="709" w:hanging="283"/>
         <w:rPr>
           <w:rFonts w:ascii="Nimbus Sans" w:hAnsi="Nimbus Sans"/>
@@ -4506,7 +4505,7 @@
     <w:p>
       <w:pPr>
         <w:pStyle w:val="Ttulo3"/>
-        <w:spacing w:lineRule="auto" w:line="273" w:before="0" w:after="120"/>
+        <w:spacing w:lineRule="auto" w:line="271" w:before="0" w:after="120"/>
         <w:rPr>
           <w:rFonts w:ascii="Nimbus Sans" w:hAnsi="Nimbus Sans"/>
           <w:sz w:val="22"/>
@@ -4524,7 +4523,7 @@
     <w:p>
       <w:pPr>
         <w:pStyle w:val="Cuerpodetexto"/>
-        <w:spacing w:lineRule="auto" w:line="273" w:before="0" w:after="140"/>
+        <w:spacing w:lineRule="auto" w:line="271" w:before="0" w:after="140"/>
         <w:rPr>
           <w:rFonts w:ascii="Nimbus Sans" w:hAnsi="Nimbus Sans"/>
           <w:sz w:val="22"/>
@@ -4545,12 +4544,11 @@
           <w:ilvl w:val="0"/>
           <w:numId w:val="24"/>
         </w:numPr>
-        <w:pBdr/>
         <w:tabs>
           <w:tab w:val="clear" w:pos="709"/>
           <w:tab w:val="left" w:pos="0" w:leader="none"/>
         </w:tabs>
-        <w:spacing w:lineRule="auto" w:line="273" w:before="0" w:after="140"/>
+        <w:spacing w:lineRule="auto" w:line="271" w:before="0" w:after="140"/>
         <w:ind w:left="709" w:hanging="283"/>
         <w:rPr>
           <w:rFonts w:ascii="Nimbus Sans" w:hAnsi="Nimbus Sans"/>
@@ -4592,12 +4590,11 @@
           <w:ilvl w:val="0"/>
           <w:numId w:val="24"/>
         </w:numPr>
-        <w:pBdr/>
         <w:tabs>
           <w:tab w:val="clear" w:pos="709"/>
           <w:tab w:val="left" w:pos="0" w:leader="none"/>
         </w:tabs>
-        <w:spacing w:lineRule="auto" w:line="273" w:before="0" w:after="140"/>
+        <w:spacing w:lineRule="auto" w:line="271" w:before="0" w:after="140"/>
         <w:ind w:left="709" w:hanging="283"/>
         <w:rPr>
           <w:rFonts w:ascii="Nimbus Sans" w:hAnsi="Nimbus Sans"/>
@@ -4652,12 +4649,11 @@
           <w:ilvl w:val="0"/>
           <w:numId w:val="24"/>
         </w:numPr>
-        <w:pBdr/>
         <w:tabs>
           <w:tab w:val="clear" w:pos="709"/>
           <w:tab w:val="left" w:pos="0" w:leader="none"/>
         </w:tabs>
-        <w:spacing w:lineRule="auto" w:line="273" w:before="0" w:after="140"/>
+        <w:spacing w:lineRule="auto" w:line="271" w:before="0" w:after="140"/>
         <w:ind w:left="709" w:hanging="283"/>
         <w:rPr>
           <w:rFonts w:ascii="Nimbus Sans" w:hAnsi="Nimbus Sans"/>
@@ -4682,7 +4678,7 @@
     <w:p>
       <w:pPr>
         <w:pStyle w:val="Ttulo3"/>
-        <w:spacing w:lineRule="auto" w:line="273" w:before="0" w:after="120"/>
+        <w:spacing w:lineRule="auto" w:line="271" w:before="0" w:after="120"/>
         <w:rPr>
           <w:rFonts w:ascii="Nimbus Sans" w:hAnsi="Nimbus Sans"/>
           <w:sz w:val="22"/>
@@ -4700,7 +4696,7 @@
     <w:p>
       <w:pPr>
         <w:pStyle w:val="Cuerpodetexto"/>
-        <w:spacing w:lineRule="auto" w:line="273" w:before="0" w:after="140"/>
+        <w:spacing w:lineRule="auto" w:line="271" w:before="0" w:after="140"/>
         <w:rPr>
           <w:rFonts w:ascii="Nimbus Sans" w:hAnsi="Nimbus Sans"/>
           <w:sz w:val="22"/>
@@ -4739,7 +4735,5095 @@
         </w:rPr>
       </w:pPr>
       <w:r>
-        <w:rPr/>
+        <w:rPr>
+          <w:rFonts w:ascii="Nimbus Sans" w:hAnsi="Nimbus Sans"/>
+          <w:sz w:val="22"/>
+          <w:szCs w:val="22"/>
+        </w:rPr>
+      </w:r>
+    </w:p>
+    <w:p>
+      <w:pPr>
+        <w:pStyle w:val="Cuerpodetexto"/>
+        <w:bidi w:val="0"/>
+        <w:spacing w:before="0" w:after="140"/>
+        <w:rPr>
+          <w:rFonts w:ascii="Nimbus Sans" w:hAnsi="Nimbus Sans"/>
+          <w:sz w:val="22"/>
+          <w:szCs w:val="22"/>
+        </w:rPr>
+      </w:pPr>
+      <w:r>
+        <w:rPr>
+          <w:rFonts w:ascii="Google Sans Text;sans-serif" w:hAnsi="Google Sans Text;sans-serif"/>
+        </w:rPr>
+        <w:t>This is a great question. Handling the "Midnight Crossing" is actually one of the most notorious bugs in custom stochastic energy modeling.</w:t>
+      </w:r>
+    </w:p>
+    <w:p>
+      <w:pPr>
+        <w:sectPr>
+          <w:type w:val="continuous"/>
+          <w:pgSz w:w="11906" w:h="16838"/>
+          <w:pgMar w:left="1134" w:right="1134" w:gutter="0" w:header="0" w:top="1134" w:footer="0" w:bottom="1134"/>
+          <w:formProt w:val="false"/>
+          <w:textDirection w:val="lrTb"/>
+          <w:docGrid w:type="default" w:linePitch="100" w:charSpace="0"/>
+        </w:sectPr>
+      </w:pPr>
+    </w:p>
+    <w:p>
+      <w:pPr>
+        <w:pStyle w:val="Cuerpodetexto"/>
+        <w:spacing w:lineRule="auto" w:line="271" w:before="0" w:after="140"/>
+        <w:rPr>
+          <w:rFonts w:ascii="Nimbus Sans" w:hAnsi="Nimbus Sans"/>
+          <w:sz w:val="22"/>
+          <w:szCs w:val="22"/>
+        </w:rPr>
+      </w:pPr>
+      <w:r>
+        <w:rPr>
+          <w:rFonts w:ascii="Google Sans Text;sans-serif" w:hAnsi="Google Sans Text;sans-serif"/>
+        </w:rPr>
+        <w:t>If you don't handle it correctly, energy simply "disappears" from the simulation, which ruins your total kWh calculations. Here is exactly what I changed in the Python script to fix it.</w:t>
+      </w:r>
+    </w:p>
+    <w:p>
+      <w:pPr>
+        <w:pStyle w:val="Ttulo3"/>
+        <w:spacing w:lineRule="auto" w:line="271" w:before="0" w:after="120"/>
+        <w:rPr>
+          <w:rFonts w:ascii="Nimbus Sans" w:hAnsi="Nimbus Sans"/>
+          <w:sz w:val="22"/>
+          <w:szCs w:val="22"/>
+        </w:rPr>
+      </w:pPr>
+      <w:r>
+        <w:rPr>
+          <w:rFonts w:ascii="Google Sans Text;sans-serif" w:hAnsi="Google Sans Text;sans-serif"/>
+          <w:b/>
+        </w:rPr>
+        <w:t>The Problem: The Midnight Cut-Off</w:t>
+      </w:r>
+    </w:p>
+    <w:p>
+      <w:pPr>
+        <w:pStyle w:val="Cuerpodetexto"/>
+        <w:spacing w:lineRule="auto" w:line="271" w:before="0" w:after="140"/>
+        <w:rPr>
+          <w:rFonts w:ascii="Nimbus Sans" w:hAnsi="Nimbus Sans"/>
+          <w:sz w:val="22"/>
+          <w:szCs w:val="22"/>
+        </w:rPr>
+      </w:pPr>
+      <w:r>
+        <w:rPr>
+          <w:rFonts w:ascii="Google Sans Text;sans-serif" w:hAnsi="Google Sans Text;sans-serif"/>
+        </w:rPr>
+        <w:t xml:space="preserve">In standard RAMP or basic stochastic loops, a day is modeled as an array of hours from </w:t>
+      </w:r>
+      <w:r>
+        <w:rPr>
+          <w:rStyle w:val="Textooriginal"/>
+          <w:rFonts w:ascii="Google Sans Text;sans-serif" w:hAnsi="Google Sans Text;sans-serif"/>
+        </w:rPr>
+        <w:t>0.0</w:t>
+      </w:r>
+      <w:r>
+        <w:rPr>
+          <w:rFonts w:ascii="Google Sans Text;sans-serif" w:hAnsi="Google Sans Text;sans-serif"/>
+        </w:rPr>
+        <w:t xml:space="preserve"> to </w:t>
+      </w:r>
+      <w:r>
+        <w:rPr>
+          <w:rStyle w:val="Textooriginal"/>
+          <w:rFonts w:ascii="Google Sans Text;sans-serif" w:hAnsi="Google Sans Text;sans-serif"/>
+        </w:rPr>
+        <w:t>24.0</w:t>
+      </w:r>
+      <w:r>
+        <w:rPr>
+          <w:rFonts w:ascii="Google Sans Text;sans-serif" w:hAnsi="Google Sans Text;sans-serif"/>
+        </w:rPr>
+        <w:t>.</w:t>
+      </w:r>
+    </w:p>
+    <w:p>
+      <w:pPr>
+        <w:pStyle w:val="Cuerpodetexto"/>
+        <w:spacing w:lineRule="auto" w:line="271" w:before="0" w:after="140"/>
+        <w:rPr>
+          <w:rFonts w:ascii="Nimbus Sans" w:hAnsi="Nimbus Sans"/>
+          <w:sz w:val="22"/>
+          <w:szCs w:val="22"/>
+        </w:rPr>
+      </w:pPr>
+      <w:r>
+        <w:rPr>
+          <w:rFonts w:ascii="Google Sans Text;sans-serif" w:hAnsi="Google Sans Text;sans-serif"/>
+        </w:rPr>
+        <w:t xml:space="preserve">If a user plugs in a phone at </w:t>
+      </w:r>
+      <w:r>
+        <w:rPr>
+          <w:rFonts w:ascii="Google Sans Text;sans-serif" w:hAnsi="Google Sans Text;sans-serif"/>
+          <w:b/>
+        </w:rPr>
+        <w:t>21:00</w:t>
+      </w:r>
+      <w:r>
+        <w:rPr>
+          <w:rFonts w:ascii="Google Sans Text;sans-serif" w:hAnsi="Google Sans Text;sans-serif"/>
+        </w:rPr>
+        <w:t xml:space="preserve"> and it runs for </w:t>
+      </w:r>
+      <w:r>
+        <w:rPr>
+          <w:rFonts w:ascii="Google Sans Text;sans-serif" w:hAnsi="Google Sans Text;sans-serif"/>
+          <w:b/>
+        </w:rPr>
+        <w:t>4 hours</w:t>
+      </w:r>
+      <w:r>
+        <w:rPr>
+          <w:rFonts w:ascii="Google Sans Text;sans-serif" w:hAnsi="Google Sans Text;sans-serif"/>
+        </w:rPr>
+        <w:t xml:space="preserve">, the math says it should turn off at </w:t>
+      </w:r>
+      <w:r>
+        <w:rPr>
+          <w:rFonts w:ascii="Google Sans Text;sans-serif" w:hAnsi="Google Sans Text;sans-serif"/>
+          <w:b/>
+        </w:rPr>
+        <w:t>25.0</w:t>
+      </w:r>
+      <w:r>
+        <w:rPr>
+          <w:rFonts w:ascii="Google Sans Text;sans-serif" w:hAnsi="Google Sans Text;sans-serif"/>
+        </w:rPr>
+        <w:t>.</w:t>
+      </w:r>
+    </w:p>
+    <w:p>
+      <w:pPr>
+        <w:pStyle w:val="Cuerpodetexto"/>
+        <w:spacing w:lineRule="auto" w:line="271" w:before="0" w:after="140"/>
+        <w:rPr>
+          <w:rFonts w:ascii="Nimbus Sans" w:hAnsi="Nimbus Sans"/>
+          <w:sz w:val="22"/>
+          <w:szCs w:val="22"/>
+        </w:rPr>
+      </w:pPr>
+      <w:r>
+        <w:rPr>
+          <w:rFonts w:ascii="Google Sans Text;sans-serif" w:hAnsi="Google Sans Text;sans-serif"/>
+        </w:rPr>
+        <w:t xml:space="preserve">Here is the </w:t>
+      </w:r>
+      <w:r>
+        <w:rPr>
+          <w:rFonts w:ascii="Google Sans Text;sans-serif" w:hAnsi="Google Sans Text;sans-serif"/>
+          <w:b/>
+        </w:rPr>
+        <w:t>Original Logic</w:t>
+      </w:r>
+      <w:r>
+        <w:rPr>
+          <w:rFonts w:ascii="Google Sans Text;sans-serif" w:hAnsi="Google Sans Text;sans-serif"/>
+        </w:rPr>
+        <w:t xml:space="preserve"> we used in earlier models:</w:t>
+      </w:r>
+    </w:p>
+    <w:p>
+      <w:pPr>
+        <w:pStyle w:val="Cuerpodetexto"/>
+        <w:spacing w:lineRule="auto" w:line="271" w:before="0" w:after="140"/>
+        <w:rPr>
+          <w:rFonts w:ascii="Nimbus Sans" w:hAnsi="Nimbus Sans"/>
+          <w:sz w:val="22"/>
+          <w:szCs w:val="22"/>
+        </w:rPr>
+      </w:pPr>
+      <w:r>
+        <w:rPr>
+          <w:rFonts w:ascii="Google Sans Text;sans-serif" w:hAnsi="Google Sans Text;sans-serif"/>
+        </w:rPr>
+        <w:t>Python</w:t>
+      </w:r>
+    </w:p>
+    <w:p>
+      <w:pPr>
+        <w:pStyle w:val="Textopreformateado"/>
+        <w:spacing w:lineRule="auto" w:line="271" w:before="0" w:after="0"/>
+        <w:rPr>
+          <w:rFonts w:ascii="Nimbus Sans" w:hAnsi="Nimbus Sans"/>
+          <w:sz w:val="22"/>
+          <w:szCs w:val="22"/>
+        </w:rPr>
+      </w:pPr>
+      <w:r>
+        <w:rPr>
+          <w:rStyle w:val="Textooriginal"/>
+          <w:rFonts w:ascii="Google Sans Text;sans-serif" w:hAnsi="Google Sans Text;sans-serif"/>
+        </w:rPr>
+        <w:t># The standard RAMP logic</w:t>
+      </w:r>
+    </w:p>
+    <w:p>
+      <w:pPr>
+        <w:pStyle w:val="Textopreformateado"/>
+        <w:spacing w:lineRule="auto" w:line="271" w:before="0" w:after="0"/>
+        <w:rPr>
+          <w:rFonts w:ascii="Nimbus Sans" w:hAnsi="Nimbus Sans"/>
+          <w:sz w:val="22"/>
+          <w:szCs w:val="22"/>
+        </w:rPr>
+      </w:pPr>
+      <w:r>
+        <w:rPr>
+          <w:rStyle w:val="Textooriginal"/>
+          <w:rFonts w:ascii="Google Sans Text;sans-serif" w:hAnsi="Google Sans Text;sans-serif"/>
+        </w:rPr>
+        <w:t>for i, t in enumerate(time_steps):</w:t>
+      </w:r>
+    </w:p>
+    <w:p>
+      <w:pPr>
+        <w:pStyle w:val="Textopreformateado"/>
+        <w:spacing w:lineRule="auto" w:line="271" w:before="0" w:after="0"/>
+        <w:rPr>
+          <w:rFonts w:ascii="Nimbus Sans" w:hAnsi="Nimbus Sans"/>
+          <w:sz w:val="22"/>
+          <w:szCs w:val="22"/>
+        </w:rPr>
+      </w:pPr>
+      <w:r>
+        <w:rPr>
+          <w:rStyle w:val="Textooriginal"/>
+        </w:rPr>
+        <w:t xml:space="preserve">    </w:t>
+      </w:r>
+      <w:r>
+        <w:rPr>
+          <w:rStyle w:val="Textooriginal"/>
+          <w:rFonts w:ascii="Google Sans Text;sans-serif" w:hAnsi="Google Sans Text;sans-serif"/>
+        </w:rPr>
+        <w:t>if start_time &lt;= t &lt; start_time + actual_dur:</w:t>
+      </w:r>
+    </w:p>
+    <w:p>
+      <w:pPr>
+        <w:pStyle w:val="Textopreformateado"/>
+        <w:spacing w:lineRule="auto" w:line="271" w:before="0" w:after="0"/>
+        <w:rPr>
+          <w:rFonts w:ascii="Nimbus Sans" w:hAnsi="Nimbus Sans"/>
+          <w:sz w:val="22"/>
+          <w:szCs w:val="22"/>
+        </w:rPr>
+      </w:pPr>
+      <w:r>
+        <w:rPr>
+          <w:rStyle w:val="Textooriginal"/>
+        </w:rPr>
+        <w:t xml:space="preserve">        </w:t>
+      </w:r>
+      <w:r>
+        <w:rPr>
+          <w:rStyle w:val="Textooriginal"/>
+          <w:rFonts w:ascii="Google Sans Text;sans-serif" w:hAnsi="Google Sans Text;sans-serif"/>
+        </w:rPr>
+        <w:t>profiles[d, i] += p</w:t>
+      </w:r>
+    </w:p>
+    <w:p>
+      <w:pPr>
+        <w:pStyle w:val="Cuerpodetexto"/>
+        <w:spacing w:lineRule="auto" w:line="271" w:before="0" w:after="140"/>
+        <w:rPr>
+          <w:rFonts w:ascii="Nimbus Sans" w:hAnsi="Nimbus Sans"/>
+          <w:sz w:val="22"/>
+          <w:szCs w:val="22"/>
+        </w:rPr>
+      </w:pPr>
+      <w:r>
+        <w:rPr>
+          <w:rFonts w:ascii="Google Sans Text;sans-serif" w:hAnsi="Google Sans Text;sans-serif"/>
+        </w:rPr>
+        <w:t xml:space="preserve">Because the </w:t>
+      </w:r>
+      <w:r>
+        <w:rPr>
+          <w:rStyle w:val="Textooriginal"/>
+          <w:rFonts w:ascii="Google Sans Text;sans-serif" w:hAnsi="Google Sans Text;sans-serif"/>
+        </w:rPr>
+        <w:t>time_steps</w:t>
+      </w:r>
+      <w:r>
+        <w:rPr>
+          <w:rFonts w:ascii="Google Sans Text;sans-serif" w:hAnsi="Google Sans Text;sans-serif"/>
+        </w:rPr>
+        <w:t xml:space="preserve"> array stops at </w:t>
+      </w:r>
+      <w:r>
+        <w:rPr>
+          <w:rStyle w:val="Textooriginal"/>
+          <w:rFonts w:ascii="Google Sans Text;sans-serif" w:hAnsi="Google Sans Text;sans-serif"/>
+        </w:rPr>
+        <w:t>23.75</w:t>
+      </w:r>
+      <w:r>
+        <w:rPr>
+          <w:rFonts w:ascii="Google Sans Text;sans-serif" w:hAnsi="Google Sans Text;sans-serif"/>
+        </w:rPr>
+        <w:t xml:space="preserve"> (11:45 PM), any load that was supposed to happen at "hour 24, 25, or 26" just hits an invisible wall and gets deleted. The model successfully records the power from 21:00 to midnight, but the remaining hours of charging vanish.</w:t>
+      </w:r>
+    </w:p>
+    <w:p>
+      <w:pPr>
+        <w:pStyle w:val="Ttulo3"/>
+        <w:spacing w:lineRule="auto" w:line="271" w:before="0" w:after="120"/>
+        <w:rPr>
+          <w:rFonts w:ascii="Nimbus Sans" w:hAnsi="Nimbus Sans"/>
+          <w:sz w:val="22"/>
+          <w:szCs w:val="22"/>
+        </w:rPr>
+      </w:pPr>
+      <w:r>
+        <w:rPr>
+          <w:rFonts w:ascii="Google Sans Text;sans-serif" w:hAnsi="Google Sans Text;sans-serif"/>
+          <w:b/>
+        </w:rPr>
+        <w:t>The Solution: The Mathematical Wrap-Around</w:t>
+      </w:r>
+    </w:p>
+    <w:p>
+      <w:pPr>
+        <w:pStyle w:val="Cuerpodetexto"/>
+        <w:spacing w:lineRule="auto" w:line="271" w:before="0" w:after="140"/>
+        <w:rPr>
+          <w:rFonts w:ascii="Nimbus Sans" w:hAnsi="Nimbus Sans"/>
+          <w:sz w:val="22"/>
+          <w:szCs w:val="22"/>
+        </w:rPr>
+      </w:pPr>
+      <w:r>
+        <w:rPr>
+          <w:rFonts w:ascii="Google Sans Text;sans-serif" w:hAnsi="Google Sans Text;sans-serif"/>
+        </w:rPr>
+        <w:t xml:space="preserve">To fix this for User 11's overnight phone charging (and the hypothetical all-night light), I wrote a new function called </w:t>
+      </w:r>
+      <w:r>
+        <w:rPr>
+          <w:rStyle w:val="Textooriginal"/>
+          <w:rFonts w:ascii="Google Sans Text;sans-serif" w:hAnsi="Google Sans Text;sans-serif"/>
+        </w:rPr>
+        <w:t>simulate_appliance_wrap</w:t>
+      </w:r>
+      <w:r>
+        <w:rPr>
+          <w:rFonts w:ascii="Google Sans Text;sans-serif" w:hAnsi="Google Sans Text;sans-serif"/>
+        </w:rPr>
+        <w:t>.</w:t>
+      </w:r>
+    </w:p>
+    <w:p>
+      <w:pPr>
+        <w:pStyle w:val="Cuerpodetexto"/>
+        <w:spacing w:lineRule="auto" w:line="271" w:before="0" w:after="140"/>
+        <w:rPr>
+          <w:rFonts w:ascii="Nimbus Sans" w:hAnsi="Nimbus Sans"/>
+          <w:sz w:val="22"/>
+          <w:szCs w:val="22"/>
+        </w:rPr>
+      </w:pPr>
+      <w:r>
+        <w:rPr>
+          <w:rFonts w:ascii="Google Sans Text;sans-serif" w:hAnsi="Google Sans Text;sans-serif"/>
+        </w:rPr>
+        <w:t>I added three mathematical rules to split the load across two different days:</w:t>
+      </w:r>
+    </w:p>
+    <w:p>
+      <w:pPr>
+        <w:pStyle w:val="Cuerpodetexto"/>
+        <w:spacing w:lineRule="auto" w:line="271" w:before="0" w:after="140"/>
+        <w:rPr>
+          <w:rFonts w:ascii="Nimbus Sans" w:hAnsi="Nimbus Sans"/>
+          <w:sz w:val="22"/>
+          <w:szCs w:val="22"/>
+        </w:rPr>
+      </w:pPr>
+      <w:r>
+        <w:rPr>
+          <w:rFonts w:ascii="Google Sans Text;sans-serif" w:hAnsi="Google Sans Text;sans-serif"/>
+        </w:rPr>
+        <w:t>Python</w:t>
+      </w:r>
+    </w:p>
+    <w:p>
+      <w:pPr>
+        <w:pStyle w:val="Textopreformateado"/>
+        <w:spacing w:lineRule="auto" w:line="271" w:before="0" w:after="0"/>
+        <w:rPr>
+          <w:rFonts w:ascii="Nimbus Sans" w:hAnsi="Nimbus Sans"/>
+          <w:sz w:val="22"/>
+          <w:szCs w:val="22"/>
+        </w:rPr>
+      </w:pPr>
+      <w:r>
+        <w:rPr>
+          <w:rStyle w:val="Textooriginal"/>
+          <w:rFonts w:ascii="Google Sans Text;sans-serif" w:hAnsi="Google Sans Text;sans-serif"/>
+        </w:rPr>
+        <w:t># The Upgraded Logic</w:t>
+      </w:r>
+    </w:p>
+    <w:p>
+      <w:pPr>
+        <w:pStyle w:val="Textopreformateado"/>
+        <w:spacing w:lineRule="auto" w:line="271" w:before="0" w:after="0"/>
+        <w:rPr>
+          <w:rFonts w:ascii="Nimbus Sans" w:hAnsi="Nimbus Sans"/>
+          <w:sz w:val="22"/>
+          <w:szCs w:val="22"/>
+        </w:rPr>
+      </w:pPr>
+      <w:r>
+        <w:rPr>
+          <w:rStyle w:val="Textooriginal"/>
+          <w:rFonts w:ascii="Google Sans Text;sans-serif" w:hAnsi="Google Sans Text;sans-serif"/>
+        </w:rPr>
+        <w:t>end_time = start_time + actual_dur</w:t>
+      </w:r>
+    </w:p>
+    <w:p>
+      <w:pPr>
+        <w:pStyle w:val="Textopreformateado"/>
+        <w:spacing w:lineRule="auto" w:line="271" w:before="0" w:after="0"/>
+        <w:rPr>
+          <w:rFonts w:ascii="Nimbus Sans" w:hAnsi="Nimbus Sans"/>
+          <w:sz w:val="22"/>
+          <w:szCs w:val="22"/>
+        </w:rPr>
+      </w:pPr>
+      <w:r>
+        <w:rPr>
+          <w:rFonts w:ascii="Nimbus Sans" w:hAnsi="Nimbus Sans"/>
+          <w:sz w:val="22"/>
+          <w:szCs w:val="22"/>
+        </w:rPr>
+      </w:r>
+    </w:p>
+    <w:p>
+      <w:pPr>
+        <w:pStyle w:val="Textopreformateado"/>
+        <w:spacing w:lineRule="auto" w:line="271" w:before="0" w:after="0"/>
+        <w:rPr>
+          <w:rFonts w:ascii="Nimbus Sans" w:hAnsi="Nimbus Sans"/>
+          <w:sz w:val="22"/>
+          <w:szCs w:val="22"/>
+        </w:rPr>
+      </w:pPr>
+      <w:r>
+        <w:rPr>
+          <w:rStyle w:val="Textooriginal"/>
+          <w:rFonts w:ascii="Google Sans Text;sans-serif" w:hAnsi="Google Sans Text;sans-serif"/>
+        </w:rPr>
+        <w:t>for i, t in enumerate(time_steps):</w:t>
+      </w:r>
+    </w:p>
+    <w:p>
+      <w:pPr>
+        <w:pStyle w:val="Textopreformateado"/>
+        <w:spacing w:lineRule="auto" w:line="271" w:before="0" w:after="0"/>
+        <w:rPr>
+          <w:rFonts w:ascii="Nimbus Sans" w:hAnsi="Nimbus Sans"/>
+          <w:sz w:val="22"/>
+          <w:szCs w:val="22"/>
+        </w:rPr>
+      </w:pPr>
+      <w:r>
+        <w:rPr>
+          <w:rStyle w:val="Textooriginal"/>
+        </w:rPr>
+        <w:t xml:space="preserve">    </w:t>
+      </w:r>
+      <w:r>
+        <w:rPr>
+          <w:rStyle w:val="Textooriginal"/>
+          <w:rFonts w:ascii="Google Sans Text;sans-serif" w:hAnsi="Google Sans Text;sans-serif"/>
+        </w:rPr>
+        <w:t># Rule 1: Write the load for the CURRENT day (e.g., 21:00 to 23:59)</w:t>
+      </w:r>
+    </w:p>
+    <w:p>
+      <w:pPr>
+        <w:pStyle w:val="Textopreformateado"/>
+        <w:spacing w:lineRule="auto" w:line="271" w:before="0" w:after="0"/>
+        <w:rPr>
+          <w:rFonts w:ascii="Nimbus Sans" w:hAnsi="Nimbus Sans"/>
+          <w:sz w:val="22"/>
+          <w:szCs w:val="22"/>
+        </w:rPr>
+      </w:pPr>
+      <w:r>
+        <w:rPr>
+          <w:rStyle w:val="Textooriginal"/>
+        </w:rPr>
+        <w:t xml:space="preserve">    </w:t>
+      </w:r>
+      <w:r>
+        <w:rPr>
+          <w:rStyle w:val="Textooriginal"/>
+          <w:rFonts w:ascii="Google Sans Text;sans-serif" w:hAnsi="Google Sans Text;sans-serif"/>
+        </w:rPr>
+        <w:t>if start_time &lt;= t &lt; end_time:</w:t>
+      </w:r>
+    </w:p>
+    <w:p>
+      <w:pPr>
+        <w:pStyle w:val="Textopreformateado"/>
+        <w:spacing w:lineRule="auto" w:line="271" w:before="0" w:after="0"/>
+        <w:rPr>
+          <w:rFonts w:ascii="Nimbus Sans" w:hAnsi="Nimbus Sans"/>
+          <w:sz w:val="22"/>
+          <w:szCs w:val="22"/>
+        </w:rPr>
+      </w:pPr>
+      <w:r>
+        <w:rPr>
+          <w:rStyle w:val="Textooriginal"/>
+        </w:rPr>
+        <w:t xml:space="preserve">        </w:t>
+      </w:r>
+      <w:r>
+        <w:rPr>
+          <w:rStyle w:val="Textooriginal"/>
+          <w:rFonts w:ascii="Google Sans Text;sans-serif" w:hAnsi="Google Sans Text;sans-serif"/>
+        </w:rPr>
+        <w:t>profiles[d, i] += p</w:t>
+      </w:r>
+    </w:p>
+    <w:p>
+      <w:pPr>
+        <w:pStyle w:val="Textopreformateado"/>
+        <w:spacing w:lineRule="auto" w:line="271" w:before="0" w:after="0"/>
+        <w:rPr>
+          <w:rFonts w:ascii="Nimbus Sans" w:hAnsi="Nimbus Sans"/>
+          <w:sz w:val="22"/>
+          <w:szCs w:val="22"/>
+        </w:rPr>
+      </w:pPr>
+      <w:r>
+        <w:rPr>
+          <w:rStyle w:val="Textooriginal"/>
+        </w:rPr>
+        <w:t xml:space="preserve">        </w:t>
+      </w:r>
+    </w:p>
+    <w:p>
+      <w:pPr>
+        <w:pStyle w:val="Textopreformateado"/>
+        <w:spacing w:lineRule="auto" w:line="271" w:before="0" w:after="0"/>
+        <w:rPr>
+          <w:rFonts w:ascii="Nimbus Sans" w:hAnsi="Nimbus Sans"/>
+          <w:sz w:val="22"/>
+          <w:szCs w:val="22"/>
+        </w:rPr>
+      </w:pPr>
+      <w:r>
+        <w:rPr>
+          <w:rStyle w:val="Textooriginal"/>
+        </w:rPr>
+        <w:t xml:space="preserve">    </w:t>
+      </w:r>
+      <w:r>
+        <w:rPr>
+          <w:rStyle w:val="Textooriginal"/>
+          <w:rFonts w:ascii="Google Sans Text;sans-serif" w:hAnsi="Google Sans Text;sans-serif"/>
+        </w:rPr>
+        <w:t># Rule 2: Detect the spill-over past midnight</w:t>
+      </w:r>
+    </w:p>
+    <w:p>
+      <w:pPr>
+        <w:pStyle w:val="Textopreformateado"/>
+        <w:spacing w:lineRule="auto" w:line="271" w:before="0" w:after="0"/>
+        <w:rPr>
+          <w:rFonts w:ascii="Nimbus Sans" w:hAnsi="Nimbus Sans"/>
+          <w:sz w:val="22"/>
+          <w:szCs w:val="22"/>
+        </w:rPr>
+      </w:pPr>
+      <w:r>
+        <w:rPr>
+          <w:rStyle w:val="Textooriginal"/>
+        </w:rPr>
+        <w:t xml:space="preserve">    </w:t>
+      </w:r>
+      <w:r>
+        <w:rPr>
+          <w:rStyle w:val="Textooriginal"/>
+          <w:rFonts w:ascii="Google Sans Text;sans-serif" w:hAnsi="Google Sans Text;sans-serif"/>
+        </w:rPr>
+        <w:t>elif end_time &gt; 24.0 and t &lt; (end_time - 24.0):</w:t>
+      </w:r>
+    </w:p>
+    <w:p>
+      <w:pPr>
+        <w:pStyle w:val="Textopreformateado"/>
+        <w:spacing w:lineRule="auto" w:line="271" w:before="0" w:after="0"/>
+        <w:rPr>
+          <w:rFonts w:ascii="Nimbus Sans" w:hAnsi="Nimbus Sans"/>
+          <w:sz w:val="22"/>
+          <w:szCs w:val="22"/>
+        </w:rPr>
+      </w:pPr>
+      <w:r>
+        <w:rPr>
+          <w:rStyle w:val="Textooriginal"/>
+        </w:rPr>
+        <w:t xml:space="preserve">        </w:t>
+      </w:r>
+      <w:r>
+        <w:rPr>
+          <w:rStyle w:val="Textooriginal"/>
+          <w:rFonts w:ascii="Google Sans Text;sans-serif" w:hAnsi="Google Sans Text;sans-serif"/>
+        </w:rPr>
+        <w:t># Rule 3: Inject the remaining load into TOMORROW'S array</w:t>
+      </w:r>
+    </w:p>
+    <w:p>
+      <w:pPr>
+        <w:pStyle w:val="Textopreformateado"/>
+        <w:spacing w:lineRule="auto" w:line="271" w:before="0" w:after="0"/>
+        <w:rPr>
+          <w:rFonts w:ascii="Nimbus Sans" w:hAnsi="Nimbus Sans"/>
+          <w:sz w:val="22"/>
+          <w:szCs w:val="22"/>
+        </w:rPr>
+      </w:pPr>
+      <w:r>
+        <w:rPr>
+          <w:rStyle w:val="Textooriginal"/>
+        </w:rPr>
+        <w:t xml:space="preserve">        </w:t>
+      </w:r>
+      <w:r>
+        <w:rPr>
+          <w:rStyle w:val="Textooriginal"/>
+          <w:rFonts w:ascii="Google Sans Text;sans-serif" w:hAnsi="Google Sans Text;sans-serif"/>
+        </w:rPr>
+        <w:t>profiles[(d + 1) % days, i] += p</w:t>
+      </w:r>
+    </w:p>
+    <w:p>
+      <w:pPr>
+        <w:pStyle w:val="Ttulo3"/>
+        <w:spacing w:lineRule="auto" w:line="271" w:before="0" w:after="120"/>
+        <w:rPr>
+          <w:rFonts w:ascii="Nimbus Sans" w:hAnsi="Nimbus Sans"/>
+          <w:sz w:val="22"/>
+          <w:szCs w:val="22"/>
+        </w:rPr>
+      </w:pPr>
+      <w:r>
+        <w:rPr>
+          <w:rFonts w:ascii="Google Sans Text;sans-serif" w:hAnsi="Google Sans Text;sans-serif"/>
+          <w:b/>
+        </w:rPr>
+        <w:t>How the Math Works Step-by-Step:</w:t>
+      </w:r>
+    </w:p>
+    <w:p>
+      <w:pPr>
+        <w:pStyle w:val="Cuerpodetexto"/>
+        <w:spacing w:lineRule="auto" w:line="271" w:before="0" w:after="140"/>
+        <w:rPr>
+          <w:rFonts w:ascii="Nimbus Sans" w:hAnsi="Nimbus Sans"/>
+          <w:sz w:val="22"/>
+          <w:szCs w:val="22"/>
+        </w:rPr>
+      </w:pPr>
+      <w:r>
+        <w:rPr>
+          <w:rFonts w:ascii="Google Sans Text;sans-serif" w:hAnsi="Google Sans Text;sans-serif"/>
+        </w:rPr>
+        <w:t xml:space="preserve">Let's use User 11's phone charging as an example: It starts at </w:t>
+      </w:r>
+      <w:r>
+        <w:rPr>
+          <w:rFonts w:ascii="Google Sans Text;sans-serif" w:hAnsi="Google Sans Text;sans-serif"/>
+          <w:b/>
+        </w:rPr>
+        <w:t>21:00</w:t>
+      </w:r>
+      <w:r>
+        <w:rPr>
+          <w:rFonts w:ascii="Google Sans Text;sans-serif" w:hAnsi="Google Sans Text;sans-serif"/>
+        </w:rPr>
+        <w:t xml:space="preserve"> and runs for </w:t>
+      </w:r>
+      <w:r>
+        <w:rPr>
+          <w:rFonts w:ascii="Google Sans Text;sans-serif" w:hAnsi="Google Sans Text;sans-serif"/>
+          <w:b/>
+        </w:rPr>
+        <w:t>4 hours</w:t>
+      </w:r>
+      <w:r>
+        <w:rPr>
+          <w:rFonts w:ascii="Google Sans Text;sans-serif" w:hAnsi="Google Sans Text;sans-serif"/>
+        </w:rPr>
+        <w:t>.</w:t>
+      </w:r>
+    </w:p>
+    <w:p>
+      <w:pPr>
+        <w:pStyle w:val="Cuerpodetexto"/>
+        <w:numPr>
+          <w:ilvl w:val="0"/>
+          <w:numId w:val="25"/>
+        </w:numPr>
+        <w:tabs>
+          <w:tab w:val="clear" w:pos="709"/>
+          <w:tab w:val="left" w:pos="0" w:leader="none"/>
+        </w:tabs>
+        <w:spacing w:lineRule="auto" w:line="271" w:before="0" w:after="140"/>
+        <w:ind w:left="709" w:hanging="283"/>
+        <w:rPr>
+          <w:rFonts w:ascii="Nimbus Sans" w:hAnsi="Nimbus Sans"/>
+          <w:sz w:val="22"/>
+          <w:szCs w:val="22"/>
+        </w:rPr>
+      </w:pPr>
+      <w:r>
+        <w:rPr>
+          <w:rStyle w:val="Textooriginal"/>
+          <w:rFonts w:ascii="Google Sans Text;sans-serif" w:hAnsi="Google Sans Text;sans-serif"/>
+        </w:rPr>
+        <w:t>end_time</w:t>
+      </w:r>
+      <w:r>
+        <w:rPr>
+          <w:rFonts w:ascii="Google Sans Text;sans-serif" w:hAnsi="Google Sans Text;sans-serif"/>
+        </w:rPr>
+        <w:t xml:space="preserve"> is calculated as </w:t>
+      </w:r>
+      <w:r>
+        <w:rPr>
+          <w:rStyle w:val="Textooriginal"/>
+          <w:rFonts w:ascii="Google Sans Text;sans-serif" w:hAnsi="Google Sans Text;sans-serif"/>
+        </w:rPr>
+        <w:t>25.0</w:t>
+      </w:r>
+      <w:r>
+        <w:rPr>
+          <w:rFonts w:ascii="Google Sans Text;sans-serif" w:hAnsi="Google Sans Text;sans-serif"/>
+        </w:rPr>
+        <w:t>.</w:t>
+      </w:r>
+    </w:p>
+    <w:p>
+      <w:pPr>
+        <w:pStyle w:val="Cuerpodetexto"/>
+        <w:numPr>
+          <w:ilvl w:val="0"/>
+          <w:numId w:val="25"/>
+        </w:numPr>
+        <w:tabs>
+          <w:tab w:val="clear" w:pos="709"/>
+          <w:tab w:val="left" w:pos="0" w:leader="none"/>
+        </w:tabs>
+        <w:spacing w:lineRule="auto" w:line="271" w:before="0" w:after="140"/>
+        <w:ind w:left="709" w:hanging="283"/>
+        <w:rPr>
+          <w:rFonts w:ascii="Nimbus Sans" w:hAnsi="Nimbus Sans"/>
+          <w:sz w:val="22"/>
+          <w:szCs w:val="22"/>
+        </w:rPr>
+      </w:pPr>
+      <w:r>
+        <w:rPr>
+          <w:rFonts w:ascii="Google Sans Text;sans-serif" w:hAnsi="Google Sans Text;sans-serif"/>
+          <w:b/>
+        </w:rPr>
+        <w:t>Rule 1</w:t>
+      </w:r>
+      <w:r>
+        <w:rPr>
+          <w:rFonts w:ascii="Google Sans Text;sans-serif" w:hAnsi="Google Sans Text;sans-serif"/>
+        </w:rPr>
+        <w:t xml:space="preserve"> writes the 2.35W load into </w:t>
+      </w:r>
+      <w:r>
+        <w:rPr>
+          <w:rFonts w:ascii="Google Sans Text;sans-serif" w:hAnsi="Google Sans Text;sans-serif"/>
+          <w:b/>
+        </w:rPr>
+        <w:t>Today's</w:t>
+      </w:r>
+      <w:r>
+        <w:rPr>
+          <w:rFonts w:ascii="Google Sans Text;sans-serif" w:hAnsi="Google Sans Text;sans-serif"/>
+        </w:rPr>
+        <w:t xml:space="preserve"> array from 21:00 up to 23:59.</w:t>
+      </w:r>
+    </w:p>
+    <w:p>
+      <w:pPr>
+        <w:pStyle w:val="Cuerpodetexto"/>
+        <w:numPr>
+          <w:ilvl w:val="0"/>
+          <w:numId w:val="25"/>
+        </w:numPr>
+        <w:tabs>
+          <w:tab w:val="clear" w:pos="709"/>
+          <w:tab w:val="left" w:pos="0" w:leader="none"/>
+        </w:tabs>
+        <w:spacing w:lineRule="auto" w:line="271" w:before="0" w:after="140"/>
+        <w:ind w:left="709" w:hanging="283"/>
+        <w:rPr>
+          <w:rFonts w:ascii="Nimbus Sans" w:hAnsi="Nimbus Sans"/>
+          <w:sz w:val="22"/>
+          <w:szCs w:val="22"/>
+        </w:rPr>
+      </w:pPr>
+      <w:r>
+        <w:rPr>
+          <w:rFonts w:ascii="Google Sans Text;sans-serif" w:hAnsi="Google Sans Text;sans-serif"/>
+        </w:rPr>
+        <w:t xml:space="preserve">Because </w:t>
+      </w:r>
+      <w:r>
+        <w:rPr>
+          <w:rStyle w:val="Textooriginal"/>
+          <w:rFonts w:ascii="Google Sans Text;sans-serif" w:hAnsi="Google Sans Text;sans-serif"/>
+        </w:rPr>
+        <w:t>25.0 &gt; 24.0</w:t>
+      </w:r>
+      <w:r>
+        <w:rPr>
+          <w:rFonts w:ascii="Google Sans Text;sans-serif" w:hAnsi="Google Sans Text;sans-serif"/>
+        </w:rPr>
+        <w:t xml:space="preserve">, the code triggers </w:t>
+      </w:r>
+      <w:r>
+        <w:rPr>
+          <w:rFonts w:ascii="Google Sans Text;sans-serif" w:hAnsi="Google Sans Text;sans-serif"/>
+          <w:b/>
+        </w:rPr>
+        <w:t>Rule 2</w:t>
+      </w:r>
+      <w:r>
+        <w:rPr>
+          <w:rFonts w:ascii="Google Sans Text;sans-serif" w:hAnsi="Google Sans Text;sans-serif"/>
+        </w:rPr>
+        <w:t xml:space="preserve">. It calculates the remainder: </w:t>
+      </w:r>
+      <w:r>
+        <w:rPr>
+          <w:rStyle w:val="Textooriginal"/>
+          <w:rFonts w:ascii="Google Sans Text;sans-serif" w:hAnsi="Google Sans Text;sans-serif"/>
+        </w:rPr>
+        <w:t>25.0 - 24.0 = 1.0</w:t>
+      </w:r>
+      <w:r>
+        <w:rPr>
+          <w:rFonts w:ascii="Google Sans Text;sans-serif" w:hAnsi="Google Sans Text;sans-serif"/>
+        </w:rPr>
+        <w:t xml:space="preserve">. This means there is </w:t>
+      </w:r>
+      <w:r>
+        <w:rPr>
+          <w:rFonts w:ascii="Google Sans Text;sans-serif" w:hAnsi="Google Sans Text;sans-serif"/>
+          <w:b/>
+        </w:rPr>
+        <w:t>1 hour</w:t>
+      </w:r>
+      <w:r>
+        <w:rPr>
+          <w:rFonts w:ascii="Google Sans Text;sans-serif" w:hAnsi="Google Sans Text;sans-serif"/>
+        </w:rPr>
+        <w:t xml:space="preserve"> of charging left that needs to happen tomorrow.</w:t>
+      </w:r>
+    </w:p>
+    <w:p>
+      <w:pPr>
+        <w:pStyle w:val="Cuerpodetexto"/>
+        <w:numPr>
+          <w:ilvl w:val="0"/>
+          <w:numId w:val="25"/>
+        </w:numPr>
+        <w:tabs>
+          <w:tab w:val="clear" w:pos="709"/>
+          <w:tab w:val="left" w:pos="0" w:leader="none"/>
+        </w:tabs>
+        <w:spacing w:lineRule="auto" w:line="271" w:before="0" w:after="140"/>
+        <w:ind w:left="709" w:hanging="283"/>
+        <w:rPr>
+          <w:rFonts w:ascii="Nimbus Sans" w:hAnsi="Nimbus Sans"/>
+          <w:sz w:val="22"/>
+          <w:szCs w:val="22"/>
+        </w:rPr>
+      </w:pPr>
+      <w:r>
+        <w:rPr>
+          <w:rFonts w:ascii="Google Sans Text;sans-serif" w:hAnsi="Google Sans Text;sans-serif"/>
+          <w:b/>
+        </w:rPr>
+        <w:t>Rule 3</w:t>
+      </w:r>
+      <w:r>
+        <w:rPr>
+          <w:rFonts w:ascii="Google Sans Text;sans-serif" w:hAnsi="Google Sans Text;sans-serif"/>
+        </w:rPr>
+        <w:t xml:space="preserve"> takes that 1 hour of load, moves to the index for </w:t>
+      </w:r>
+      <w:r>
+        <w:rPr>
+          <w:rFonts w:ascii="Google Sans Text;sans-serif" w:hAnsi="Google Sans Text;sans-serif"/>
+          <w:b/>
+        </w:rPr>
+        <w:t>Tomorrow</w:t>
+      </w:r>
+      <w:r>
+        <w:rPr>
+          <w:rFonts w:ascii="Google Sans Text;sans-serif" w:hAnsi="Google Sans Text;sans-serif"/>
+        </w:rPr>
+        <w:t xml:space="preserve"> (</w:t>
+      </w:r>
+      <w:r>
+        <w:rPr>
+          <w:rStyle w:val="Textooriginal"/>
+          <w:rFonts w:ascii="Google Sans Text;sans-serif" w:hAnsi="Google Sans Text;sans-serif"/>
+        </w:rPr>
+        <w:t>d + 1</w:t>
+      </w:r>
+      <w:r>
+        <w:rPr>
+          <w:rFonts w:ascii="Google Sans Text;sans-serif" w:hAnsi="Google Sans Text;sans-serif"/>
+        </w:rPr>
+        <w:t>), and writes the power into the array from 00:00 to 01:00 AM.</w:t>
+      </w:r>
+    </w:p>
+    <w:p>
+      <w:pPr>
+        <w:pStyle w:val="Ttulo3"/>
+        <w:spacing w:lineRule="auto" w:line="271" w:before="0" w:after="120"/>
+        <w:rPr>
+          <w:rFonts w:ascii="Nimbus Sans" w:hAnsi="Nimbus Sans"/>
+          <w:sz w:val="22"/>
+          <w:szCs w:val="22"/>
+        </w:rPr>
+      </w:pPr>
+      <w:r>
+        <w:rPr>
+          <w:rFonts w:ascii="Google Sans Text;sans-serif" w:hAnsi="Google Sans Text;sans-serif"/>
+          <w:b/>
+        </w:rPr>
+        <w:t>The Magic of the Modulo (</w:t>
+      </w:r>
+      <w:r>
+        <w:rPr>
+          <w:rStyle w:val="Textooriginal"/>
+          <w:rFonts w:ascii="Google Sans Text;sans-serif" w:hAnsi="Google Sans Text;sans-serif"/>
+          <w:b/>
+        </w:rPr>
+        <w:t>%</w:t>
+      </w:r>
+      <w:r>
+        <w:rPr>
+          <w:rFonts w:ascii="Google Sans Text;sans-serif" w:hAnsi="Google Sans Text;sans-serif"/>
+          <w:b/>
+        </w:rPr>
+        <w:t>)</w:t>
+      </w:r>
+    </w:p>
+    <w:p>
+      <w:pPr>
+        <w:pStyle w:val="Cuerpodetexto"/>
+        <w:spacing w:lineRule="auto" w:line="271" w:before="0" w:after="140"/>
+        <w:rPr>
+          <w:rFonts w:ascii="Nimbus Sans" w:hAnsi="Nimbus Sans"/>
+          <w:sz w:val="22"/>
+          <w:szCs w:val="22"/>
+        </w:rPr>
+      </w:pPr>
+      <w:r>
+        <w:rPr>
+          <w:rFonts w:ascii="Google Sans Text;sans-serif" w:hAnsi="Google Sans Text;sans-serif"/>
+        </w:rPr>
+        <w:t xml:space="preserve">The most critical piece of code is </w:t>
+      </w:r>
+      <w:r>
+        <w:rPr>
+          <w:rStyle w:val="Textooriginal"/>
+          <w:rFonts w:ascii="Google Sans Text;sans-serif" w:hAnsi="Google Sans Text;sans-serif"/>
+        </w:rPr>
+        <w:t>(d + 1) % days</w:t>
+      </w:r>
+      <w:r>
+        <w:rPr>
+          <w:rFonts w:ascii="Google Sans Text;sans-serif" w:hAnsi="Google Sans Text;sans-serif"/>
+        </w:rPr>
+        <w:t>.</w:t>
+      </w:r>
+    </w:p>
+    <w:p>
+      <w:pPr>
+        <w:pStyle w:val="Cuerpodetexto"/>
+        <w:spacing w:lineRule="auto" w:line="271" w:before="0" w:after="140"/>
+        <w:rPr>
+          <w:rFonts w:ascii="Nimbus Sans" w:hAnsi="Nimbus Sans"/>
+          <w:sz w:val="22"/>
+          <w:szCs w:val="22"/>
+        </w:rPr>
+      </w:pPr>
+      <w:r>
+        <w:rPr>
+          <w:rFonts w:ascii="Google Sans Text;sans-serif" w:hAnsi="Google Sans Text;sans-serif"/>
+        </w:rPr>
+        <w:t xml:space="preserve">If we are on Day 365 (December 31st) and a load spills over midnight, telling the computer to write to "Day 366" will cause an </w:t>
+      </w:r>
+      <w:r>
+        <w:rPr>
+          <w:rStyle w:val="Textooriginal"/>
+          <w:rFonts w:ascii="Google Sans Text;sans-serif" w:hAnsi="Google Sans Text;sans-serif"/>
+        </w:rPr>
+        <w:t>IndexError</w:t>
+      </w:r>
+      <w:r>
+        <w:rPr>
+          <w:rFonts w:ascii="Google Sans Text;sans-serif" w:hAnsi="Google Sans Text;sans-serif"/>
+        </w:rPr>
+        <w:t xml:space="preserve"> and crash the program because our simulation is only 365 days long.</w:t>
+      </w:r>
+    </w:p>
+    <w:p>
+      <w:pPr>
+        <w:pStyle w:val="Cuerpodetexto"/>
+        <w:spacing w:lineRule="auto" w:line="271" w:before="0" w:after="140"/>
+        <w:rPr>
+          <w:rFonts w:ascii="Nimbus Sans" w:hAnsi="Nimbus Sans"/>
+          <w:sz w:val="22"/>
+          <w:szCs w:val="22"/>
+        </w:rPr>
+      </w:pPr>
+      <w:r>
+        <w:rPr>
+          <w:rFonts w:ascii="Google Sans Text;sans-serif" w:hAnsi="Google Sans Text;sans-serif"/>
+        </w:rPr>
+        <w:t>The modulo operator (</w:t>
+      </w:r>
+      <w:r>
+        <w:rPr>
+          <w:rStyle w:val="Textooriginal"/>
+          <w:rFonts w:ascii="Google Sans Text;sans-serif" w:hAnsi="Google Sans Text;sans-serif"/>
+        </w:rPr>
+        <w:t>%</w:t>
+      </w:r>
+      <w:r>
+        <w:rPr>
+          <w:rFonts w:ascii="Google Sans Text;sans-serif" w:hAnsi="Google Sans Text;sans-serif"/>
+        </w:rPr>
+        <w:t xml:space="preserve">) acts as a loop. It divides </w:t>
+      </w:r>
+      <w:r>
+        <w:rPr>
+          <w:rStyle w:val="Textooriginal"/>
+          <w:rFonts w:ascii="Google Sans Text;sans-serif" w:hAnsi="Google Sans Text;sans-serif"/>
+        </w:rPr>
+        <w:t>366</w:t>
+      </w:r>
+      <w:r>
+        <w:rPr>
+          <w:rFonts w:ascii="Google Sans Text;sans-serif" w:hAnsi="Google Sans Text;sans-serif"/>
+        </w:rPr>
+        <w:t xml:space="preserve"> by </w:t>
+      </w:r>
+      <w:r>
+        <w:rPr>
+          <w:rStyle w:val="Textooriginal"/>
+          <w:rFonts w:ascii="Google Sans Text;sans-serif" w:hAnsi="Google Sans Text;sans-serif"/>
+        </w:rPr>
+        <w:t>365</w:t>
+      </w:r>
+      <w:r>
+        <w:rPr>
+          <w:rFonts w:ascii="Google Sans Text;sans-serif" w:hAnsi="Google Sans Text;sans-serif"/>
+        </w:rPr>
+        <w:t xml:space="preserve"> and takes the remainder, which is </w:t>
+      </w:r>
+      <w:r>
+        <w:rPr>
+          <w:rStyle w:val="Textooriginal"/>
+          <w:rFonts w:ascii="Google Sans Text;sans-serif" w:hAnsi="Google Sans Text;sans-serif"/>
+        </w:rPr>
+        <w:t>1</w:t>
+      </w:r>
+      <w:r>
+        <w:rPr>
+          <w:rFonts w:ascii="Google Sans Text;sans-serif" w:hAnsi="Google Sans Text;sans-serif"/>
+        </w:rPr>
+        <w:t>. This safely wraps the New Year's Eve overnight load back to the morning of January 1st (Day 1).</w:t>
+      </w:r>
+    </w:p>
+    <w:p>
+      <w:pPr>
+        <w:pStyle w:val="Cuerpodetexto"/>
+        <w:spacing w:lineRule="auto" w:line="271" w:before="0" w:after="140"/>
+        <w:rPr>
+          <w:rFonts w:ascii="Nimbus Sans" w:hAnsi="Nimbus Sans"/>
+          <w:sz w:val="22"/>
+          <w:szCs w:val="22"/>
+        </w:rPr>
+      </w:pPr>
+      <w:r>
+        <w:rPr>
+          <w:rFonts w:ascii="Google Sans Text;sans-serif" w:hAnsi="Google Sans Text;sans-serif"/>
+          <w:b/>
+        </w:rPr>
+        <w:t>Why this matters for your paper:</w:t>
+      </w:r>
+    </w:p>
+    <w:p>
+      <w:pPr>
+        <w:pStyle w:val="Cuerpodetexto"/>
+        <w:spacing w:lineRule="auto" w:line="271" w:before="0" w:after="140"/>
+        <w:rPr>
+          <w:rFonts w:ascii="Nimbus Sans" w:hAnsi="Nimbus Sans"/>
+          <w:sz w:val="22"/>
+          <w:szCs w:val="22"/>
+        </w:rPr>
+      </w:pPr>
+      <w:r>
+        <w:rPr>
+          <w:rFonts w:ascii="Google Sans Text;sans-serif" w:hAnsi="Google Sans Text;sans-serif"/>
+        </w:rPr>
+        <w:t xml:space="preserve">By upgrading this logic, you guarantee that the </w:t>
+      </w:r>
+      <w:r>
+        <w:rPr>
+          <w:rFonts w:ascii="Google Sans Text;sans-serif" w:hAnsi="Google Sans Text;sans-serif"/>
+          <w:b/>
+        </w:rPr>
+        <w:t>Total Energy ($kWh$)</w:t>
+      </w:r>
+      <w:r>
+        <w:rPr>
+          <w:rFonts w:ascii="Google Sans Text;sans-serif" w:hAnsi="Google Sans Text;sans-serif"/>
+        </w:rPr>
+        <w:t xml:space="preserve"> in your simulation remains physically accurate. Not a single watt of the "Aspiration Gap" is lost to a coding glitch!</w:t>
+      </w:r>
+    </w:p>
+    <w:p>
+      <w:pPr>
+        <w:sectPr>
+          <w:type w:val="continuous"/>
+          <w:pgSz w:w="11906" w:h="16838"/>
+          <w:pgMar w:left="1134" w:right="1134" w:gutter="0" w:header="0" w:top="1134" w:footer="0" w:bottom="1134"/>
+          <w:formProt w:val="false"/>
+          <w:textDirection w:val="lrTb"/>
+          <w:docGrid w:type="default" w:linePitch="100" w:charSpace="0"/>
+        </w:sectPr>
+      </w:pPr>
+    </w:p>
+    <w:p>
+      <w:pPr>
+        <w:pStyle w:val="Cuerpodetexto"/>
+        <w:bidi w:val="0"/>
+        <w:spacing w:before="0" w:after="140"/>
+        <w:rPr>
+          <w:rFonts w:ascii="Nimbus Sans" w:hAnsi="Nimbus Sans"/>
+          <w:sz w:val="22"/>
+          <w:szCs w:val="22"/>
+        </w:rPr>
+      </w:pPr>
+      <w:r>
+        <w:rPr/>
+        <w:t>Midnight cutt-off fix on RAMP (Documentation)</w:t>
+      </w:r>
+    </w:p>
+    <w:p>
+      <w:pPr>
+        <w:pStyle w:val="Cuerpodetexto"/>
+        <w:bidi w:val="0"/>
+        <w:spacing w:before="0" w:after="140"/>
+        <w:rPr>
+          <w:rFonts w:ascii="Nimbus Sans" w:hAnsi="Nimbus Sans"/>
+          <w:sz w:val="22"/>
+          <w:szCs w:val="22"/>
+        </w:rPr>
+      </w:pPr>
+      <w:r>
+        <w:rPr/>
+        <w:t xml:space="preserve">I see! That's a much more elegant solution. Let me first check the current state of the code to see which version we're working with.  </w:t>
+      </w:r>
+    </w:p>
+    <w:p>
+      <w:pPr>
+        <w:pStyle w:val="Cuerpodetexto"/>
+        <w:bidi w:val="0"/>
+        <w:spacing w:before="0" w:after="140"/>
+        <w:rPr>
+          <w:rFonts w:ascii="Nimbus Sans" w:hAnsi="Nimbus Sans"/>
+          <w:sz w:val="22"/>
+          <w:szCs w:val="22"/>
+        </w:rPr>
+      </w:pPr>
+      <w:r>
+        <w:rPr/>
+      </w:r>
+    </w:p>
+    <w:p>
+      <w:pPr>
+        <w:pStyle w:val="Cuerpodetexto"/>
+        <w:bidi w:val="0"/>
+        <w:spacing w:before="0" w:after="140"/>
+        <w:rPr>
+          <w:rFonts w:ascii="Nimbus Sans" w:hAnsi="Nimbus Sans"/>
+          <w:sz w:val="22"/>
+          <w:szCs w:val="22"/>
+        </w:rPr>
+      </w:pPr>
+      <w:r>
+        <w:rPr/>
+        <w:t>Searched for text `stochastic_process` (`**/ramp/core/core.py`), no results</w:t>
+      </w:r>
+    </w:p>
+    <w:p>
+      <w:pPr>
+        <w:pStyle w:val="Cuerpodetexto"/>
+        <w:bidi w:val="0"/>
+        <w:spacing w:before="0" w:after="140"/>
+        <w:rPr>
+          <w:rFonts w:ascii="Nimbus Sans" w:hAnsi="Nimbus Sans"/>
+          <w:sz w:val="22"/>
+          <w:szCs w:val="22"/>
+        </w:rPr>
+      </w:pPr>
+      <w:r>
+        <w:rPr/>
+      </w:r>
+    </w:p>
+    <w:p>
+      <w:pPr>
+        <w:pStyle w:val="Cuerpodetexto"/>
+        <w:bidi w:val="0"/>
+        <w:spacing w:before="0" w:after="140"/>
+        <w:rPr>
+          <w:rFonts w:ascii="Nimbus Sans" w:hAnsi="Nimbus Sans"/>
+          <w:sz w:val="22"/>
+          <w:szCs w:val="22"/>
+        </w:rPr>
+      </w:pPr>
+      <w:r>
+        <w:rPr/>
+        <w:t>Read [](file:///home/claudia/Documents/RAMP_main/ramp/core/core.py#1-1), lines 1 to 50</w:t>
+      </w:r>
+    </w:p>
+    <w:p>
+      <w:pPr>
+        <w:pStyle w:val="Cuerpodetexto"/>
+        <w:bidi w:val="0"/>
+        <w:spacing w:before="0" w:after="140"/>
+        <w:rPr>
+          <w:rFonts w:ascii="Nimbus Sans" w:hAnsi="Nimbus Sans"/>
+          <w:sz w:val="22"/>
+          <w:szCs w:val="22"/>
+        </w:rPr>
+      </w:pPr>
+      <w:r>
+        <w:rPr/>
+      </w:r>
+    </w:p>
+    <w:p>
+      <w:pPr>
+        <w:pStyle w:val="Cuerpodetexto"/>
+        <w:bidi w:val="0"/>
+        <w:spacing w:before="0" w:after="140"/>
+        <w:rPr>
+          <w:rFonts w:ascii="Nimbus Sans" w:hAnsi="Nimbus Sans"/>
+          <w:sz w:val="22"/>
+          <w:szCs w:val="22"/>
+        </w:rPr>
+      </w:pPr>
+      <w:r>
+        <w:rPr/>
+        <w:t xml:space="preserve">Let me check if there's a `stochastic_process.py` file: </w:t>
+      </w:r>
+    </w:p>
+    <w:p>
+      <w:pPr>
+        <w:pStyle w:val="Cuerpodetexto"/>
+        <w:bidi w:val="0"/>
+        <w:spacing w:before="0" w:after="140"/>
+        <w:rPr>
+          <w:rFonts w:ascii="Nimbus Sans" w:hAnsi="Nimbus Sans"/>
+          <w:sz w:val="22"/>
+          <w:szCs w:val="22"/>
+        </w:rPr>
+      </w:pPr>
+      <w:r>
+        <w:rPr/>
+      </w:r>
+    </w:p>
+    <w:p>
+      <w:pPr>
+        <w:pStyle w:val="Cuerpodetexto"/>
+        <w:bidi w:val="0"/>
+        <w:spacing w:before="0" w:after="140"/>
+        <w:rPr>
+          <w:rFonts w:ascii="Nimbus Sans" w:hAnsi="Nimbus Sans"/>
+          <w:sz w:val="22"/>
+          <w:szCs w:val="22"/>
+        </w:rPr>
+      </w:pPr>
+      <w:r>
+        <w:rPr/>
+        <w:t>Searched for files matching `**/stochastic_process.py`, no matches</w:t>
+      </w:r>
+    </w:p>
+    <w:p>
+      <w:pPr>
+        <w:pStyle w:val="Cuerpodetexto"/>
+        <w:bidi w:val="0"/>
+        <w:spacing w:before="0" w:after="140"/>
+        <w:rPr>
+          <w:rFonts w:ascii="Nimbus Sans" w:hAnsi="Nimbus Sans"/>
+          <w:sz w:val="22"/>
+          <w:szCs w:val="22"/>
+        </w:rPr>
+      </w:pPr>
+      <w:r>
+        <w:rPr/>
+      </w:r>
+    </w:p>
+    <w:p>
+      <w:pPr>
+        <w:pStyle w:val="Cuerpodetexto"/>
+        <w:bidi w:val="0"/>
+        <w:spacing w:before="0" w:after="140"/>
+        <w:rPr>
+          <w:rFonts w:ascii="Nimbus Sans" w:hAnsi="Nimbus Sans"/>
+          <w:sz w:val="22"/>
+          <w:szCs w:val="22"/>
+        </w:rPr>
+      </w:pPr>
+      <w:r>
+        <w:rPr/>
+        <w:t xml:space="preserve">Let me search for those functions in the current core.py: </w:t>
+      </w:r>
+    </w:p>
+    <w:p>
+      <w:pPr>
+        <w:pStyle w:val="Cuerpodetexto"/>
+        <w:bidi w:val="0"/>
+        <w:spacing w:before="0" w:after="140"/>
+        <w:rPr>
+          <w:rFonts w:ascii="Nimbus Sans" w:hAnsi="Nimbus Sans"/>
+          <w:sz w:val="22"/>
+          <w:szCs w:val="22"/>
+        </w:rPr>
+      </w:pPr>
+      <w:r>
+        <w:rPr/>
+      </w:r>
+    </w:p>
+    <w:p>
+      <w:pPr>
+        <w:pStyle w:val="Cuerpodetexto"/>
+        <w:bidi w:val="0"/>
+        <w:spacing w:before="0" w:after="140"/>
+        <w:rPr>
+          <w:rFonts w:ascii="Nimbus Sans" w:hAnsi="Nimbus Sans"/>
+          <w:sz w:val="22"/>
+          <w:szCs w:val="22"/>
+        </w:rPr>
+      </w:pPr>
+      <w:r>
+        <w:rPr/>
+        <w:t>Searched for text `def rand_switch_on_window|def update_available_time_for_switch_on_events|def update_daily_use` (`**/ramp/core/core.py`), 3 results</w:t>
+      </w:r>
+    </w:p>
+    <w:p>
+      <w:pPr>
+        <w:pStyle w:val="Cuerpodetexto"/>
+        <w:bidi w:val="0"/>
+        <w:spacing w:before="0" w:after="140"/>
+        <w:rPr>
+          <w:rFonts w:ascii="Nimbus Sans" w:hAnsi="Nimbus Sans"/>
+          <w:sz w:val="22"/>
+          <w:szCs w:val="22"/>
+        </w:rPr>
+      </w:pPr>
+      <w:r>
+        <w:rPr/>
+      </w:r>
+    </w:p>
+    <w:p>
+      <w:pPr>
+        <w:pStyle w:val="Cuerpodetexto"/>
+        <w:bidi w:val="0"/>
+        <w:spacing w:before="0" w:after="140"/>
+        <w:rPr>
+          <w:rFonts w:ascii="Nimbus Sans" w:hAnsi="Nimbus Sans"/>
+          <w:sz w:val="22"/>
+          <w:szCs w:val="22"/>
+        </w:rPr>
+      </w:pPr>
+      <w:r>
+        <w:rPr/>
+        <w:t xml:space="preserve">Perfect! Those functions are in core.py. Let me read them and apply your elegant solution: </w:t>
+      </w:r>
+    </w:p>
+    <w:p>
+      <w:pPr>
+        <w:pStyle w:val="Cuerpodetexto"/>
+        <w:bidi w:val="0"/>
+        <w:spacing w:before="0" w:after="140"/>
+        <w:rPr>
+          <w:rFonts w:ascii="Nimbus Sans" w:hAnsi="Nimbus Sans"/>
+          <w:sz w:val="22"/>
+          <w:szCs w:val="22"/>
+        </w:rPr>
+      </w:pPr>
+      <w:r>
+        <w:rPr/>
+      </w:r>
+    </w:p>
+    <w:p>
+      <w:pPr>
+        <w:pStyle w:val="Cuerpodetexto"/>
+        <w:bidi w:val="0"/>
+        <w:spacing w:before="0" w:after="140"/>
+        <w:rPr>
+          <w:rFonts w:ascii="Nimbus Sans" w:hAnsi="Nimbus Sans"/>
+          <w:sz w:val="22"/>
+          <w:szCs w:val="22"/>
+        </w:rPr>
+      </w:pPr>
+      <w:r>
+        <w:rPr/>
+        <w:t>Read [](file:///home/claudia/Documents/RAMP_main/ramp/core/core.py#1820-1820), lines 1820 to 1920</w:t>
+      </w:r>
+    </w:p>
+    <w:p>
+      <w:pPr>
+        <w:pStyle w:val="Cuerpodetexto"/>
+        <w:bidi w:val="0"/>
+        <w:spacing w:before="0" w:after="140"/>
+        <w:rPr>
+          <w:rFonts w:ascii="Nimbus Sans" w:hAnsi="Nimbus Sans"/>
+          <w:sz w:val="22"/>
+          <w:szCs w:val="22"/>
+        </w:rPr>
+      </w:pPr>
+      <w:r>
+        <w:rPr/>
+      </w:r>
+    </w:p>
+    <w:p>
+      <w:pPr>
+        <w:pStyle w:val="Cuerpodetexto"/>
+        <w:bidi w:val="0"/>
+        <w:spacing w:before="0" w:after="140"/>
+        <w:rPr>
+          <w:rFonts w:ascii="Nimbus Sans" w:hAnsi="Nimbus Sans"/>
+          <w:sz w:val="22"/>
+          <w:szCs w:val="22"/>
+        </w:rPr>
+      </w:pPr>
+      <w:r>
+        <w:rPr/>
+        <w:t>Read [](file:///home/claudia/Documents/RAMP_main/ramp/core/core.py#1496-1496), lines 1496 to 1535</w:t>
+      </w:r>
+    </w:p>
+    <w:p>
+      <w:pPr>
+        <w:pStyle w:val="Cuerpodetexto"/>
+        <w:bidi w:val="0"/>
+        <w:spacing w:before="0" w:after="140"/>
+        <w:rPr>
+          <w:rFonts w:ascii="Nimbus Sans" w:hAnsi="Nimbus Sans"/>
+          <w:sz w:val="22"/>
+          <w:szCs w:val="22"/>
+        </w:rPr>
+      </w:pPr>
+      <w:r>
+        <w:rPr/>
+      </w:r>
+    </w:p>
+    <w:p>
+      <w:pPr>
+        <w:pStyle w:val="Cuerpodetexto"/>
+        <w:bidi w:val="0"/>
+        <w:spacing w:before="0" w:after="140"/>
+        <w:rPr>
+          <w:rFonts w:ascii="Nimbus Sans" w:hAnsi="Nimbus Sans"/>
+          <w:sz w:val="22"/>
+          <w:szCs w:val="22"/>
+        </w:rPr>
+      </w:pPr>
+      <w:r>
+        <w:rPr/>
+        <w:t>Read [](file:///home/claudia/Documents/RAMP_main/ramp/core/core.py#1537-1537), lines 1537 to 1573</w:t>
+      </w:r>
+    </w:p>
+    <w:p>
+      <w:pPr>
+        <w:pStyle w:val="Cuerpodetexto"/>
+        <w:bidi w:val="0"/>
+        <w:spacing w:before="0" w:after="140"/>
+        <w:rPr>
+          <w:rFonts w:ascii="Nimbus Sans" w:hAnsi="Nimbus Sans"/>
+          <w:sz w:val="22"/>
+          <w:szCs w:val="22"/>
+        </w:rPr>
+      </w:pPr>
+      <w:r>
+        <w:rPr/>
+      </w:r>
+    </w:p>
+    <w:p>
+      <w:pPr>
+        <w:pStyle w:val="Cuerpodetexto"/>
+        <w:bidi w:val="0"/>
+        <w:spacing w:before="0" w:after="140"/>
+        <w:rPr>
+          <w:rFonts w:ascii="Nimbus Sans" w:hAnsi="Nimbus Sans"/>
+          <w:sz w:val="22"/>
+          <w:szCs w:val="22"/>
+        </w:rPr>
+      </w:pPr>
+      <w:r>
+        <w:rPr/>
+        <w:t xml:space="preserve">Now I'll apply your elegant solution. Let me make the three modifications: </w:t>
+      </w:r>
+    </w:p>
+    <w:p>
+      <w:pPr>
+        <w:pStyle w:val="Cuerpodetexto"/>
+        <w:bidi w:val="0"/>
+        <w:spacing w:before="0" w:after="140"/>
+        <w:rPr>
+          <w:rFonts w:ascii="Nimbus Sans" w:hAnsi="Nimbus Sans"/>
+          <w:sz w:val="22"/>
+          <w:szCs w:val="22"/>
+        </w:rPr>
+      </w:pPr>
+      <w:r>
+        <w:rPr/>
+      </w:r>
+    </w:p>
+    <w:p>
+      <w:pPr>
+        <w:pStyle w:val="Cuerpodetexto"/>
+        <w:bidi w:val="0"/>
+        <w:spacing w:before="0" w:after="140"/>
+        <w:rPr>
+          <w:rFonts w:ascii="Nimbus Sans" w:hAnsi="Nimbus Sans"/>
+          <w:sz w:val="22"/>
+          <w:szCs w:val="22"/>
+        </w:rPr>
+      </w:pPr>
+      <w:r>
+        <w:rPr/>
+        <w:t>Replacing 5 lines with 7 lines in [](file:///home/claudia/Documents/RAMP_main/ramp/core/core.py)</w:t>
+      </w:r>
+    </w:p>
+    <w:p>
+      <w:pPr>
+        <w:pStyle w:val="Cuerpodetexto"/>
+        <w:bidi w:val="0"/>
+        <w:spacing w:before="0" w:after="140"/>
+        <w:rPr>
+          <w:rFonts w:ascii="Nimbus Sans" w:hAnsi="Nimbus Sans"/>
+          <w:sz w:val="22"/>
+          <w:szCs w:val="22"/>
+        </w:rPr>
+      </w:pPr>
+      <w:r>
+        <w:rPr/>
+      </w:r>
+    </w:p>
+    <w:p>
+      <w:pPr>
+        <w:pStyle w:val="Cuerpodetexto"/>
+        <w:bidi w:val="0"/>
+        <w:spacing w:before="0" w:after="140"/>
+        <w:rPr>
+          <w:rFonts w:ascii="Nimbus Sans" w:hAnsi="Nimbus Sans"/>
+          <w:sz w:val="22"/>
+          <w:szCs w:val="22"/>
+        </w:rPr>
+      </w:pPr>
+      <w:r>
+        <w:rPr/>
+      </w:r>
+    </w:p>
+    <w:p>
+      <w:pPr>
+        <w:pStyle w:val="Cuerpodetexto"/>
+        <w:bidi w:val="0"/>
+        <w:spacing w:before="0" w:after="140"/>
+        <w:rPr>
+          <w:rFonts w:ascii="Nimbus Sans" w:hAnsi="Nimbus Sans"/>
+          <w:sz w:val="22"/>
+          <w:szCs w:val="22"/>
+        </w:rPr>
+      </w:pPr>
+      <w:r>
+        <w:rPr/>
+        <w:t>```</w:t>
+      </w:r>
+    </w:p>
+    <w:p>
+      <w:pPr>
+        <w:pStyle w:val="Cuerpodetexto"/>
+        <w:bidi w:val="0"/>
+        <w:spacing w:before="0" w:after="140"/>
+        <w:rPr>
+          <w:rFonts w:ascii="Nimbus Sans" w:hAnsi="Nimbus Sans"/>
+          <w:sz w:val="22"/>
+          <w:szCs w:val="22"/>
+        </w:rPr>
+      </w:pPr>
+      <w:r>
+        <w:rPr/>
+      </w:r>
+    </w:p>
+    <w:p>
+      <w:pPr>
+        <w:pStyle w:val="Cuerpodetexto"/>
+        <w:bidi w:val="0"/>
+        <w:spacing w:before="0" w:after="140"/>
+        <w:rPr>
+          <w:rFonts w:ascii="Nimbus Sans" w:hAnsi="Nimbus Sans"/>
+          <w:sz w:val="22"/>
+          <w:szCs w:val="22"/>
+        </w:rPr>
+      </w:pPr>
+      <w:r>
+        <w:rPr/>
+        <w:t>```</w:t>
+      </w:r>
+    </w:p>
+    <w:p>
+      <w:pPr>
+        <w:pStyle w:val="Cuerpodetexto"/>
+        <w:bidi w:val="0"/>
+        <w:spacing w:before="0" w:after="140"/>
+        <w:rPr>
+          <w:rFonts w:ascii="Nimbus Sans" w:hAnsi="Nimbus Sans"/>
+          <w:sz w:val="22"/>
+          <w:szCs w:val="22"/>
+        </w:rPr>
+      </w:pPr>
+      <w:r>
+        <w:rPr/>
+      </w:r>
+    </w:p>
+    <w:p>
+      <w:pPr>
+        <w:pStyle w:val="Cuerpodetexto"/>
+        <w:bidi w:val="0"/>
+        <w:spacing w:before="0" w:after="140"/>
+        <w:rPr>
+          <w:rFonts w:ascii="Nimbus Sans" w:hAnsi="Nimbus Sans"/>
+          <w:sz w:val="22"/>
+          <w:szCs w:val="22"/>
+        </w:rPr>
+      </w:pPr>
+      <w:r>
+        <w:rPr/>
+      </w:r>
+    </w:p>
+    <w:p>
+      <w:pPr>
+        <w:pStyle w:val="Cuerpodetexto"/>
+        <w:bidi w:val="0"/>
+        <w:spacing w:before="0" w:after="140"/>
+        <w:rPr>
+          <w:rFonts w:ascii="Nimbus Sans" w:hAnsi="Nimbus Sans"/>
+          <w:sz w:val="22"/>
+          <w:szCs w:val="22"/>
+        </w:rPr>
+      </w:pPr>
+      <w:r>
+        <w:rPr/>
+        <w:t>Replacing 6 lines with 7 lines in [](file:///home/claudia/Documents/RAMP_main/ramp/core/core.py)</w:t>
+      </w:r>
+    </w:p>
+    <w:p>
+      <w:pPr>
+        <w:pStyle w:val="Cuerpodetexto"/>
+        <w:bidi w:val="0"/>
+        <w:spacing w:before="0" w:after="140"/>
+        <w:rPr>
+          <w:rFonts w:ascii="Nimbus Sans" w:hAnsi="Nimbus Sans"/>
+          <w:sz w:val="22"/>
+          <w:szCs w:val="22"/>
+        </w:rPr>
+      </w:pPr>
+      <w:r>
+        <w:rPr/>
+      </w:r>
+    </w:p>
+    <w:p>
+      <w:pPr>
+        <w:pStyle w:val="Cuerpodetexto"/>
+        <w:bidi w:val="0"/>
+        <w:spacing w:before="0" w:after="140"/>
+        <w:rPr>
+          <w:rFonts w:ascii="Nimbus Sans" w:hAnsi="Nimbus Sans"/>
+          <w:sz w:val="22"/>
+          <w:szCs w:val="22"/>
+        </w:rPr>
+      </w:pPr>
+      <w:r>
+        <w:rPr/>
+      </w:r>
+    </w:p>
+    <w:p>
+      <w:pPr>
+        <w:pStyle w:val="Cuerpodetexto"/>
+        <w:bidi w:val="0"/>
+        <w:spacing w:before="0" w:after="140"/>
+        <w:rPr>
+          <w:rFonts w:ascii="Nimbus Sans" w:hAnsi="Nimbus Sans"/>
+          <w:sz w:val="22"/>
+          <w:szCs w:val="22"/>
+        </w:rPr>
+      </w:pPr>
+      <w:r>
+        <w:rPr/>
+        <w:t>```</w:t>
+      </w:r>
+    </w:p>
+    <w:p>
+      <w:pPr>
+        <w:pStyle w:val="Cuerpodetexto"/>
+        <w:bidi w:val="0"/>
+        <w:spacing w:before="0" w:after="140"/>
+        <w:rPr>
+          <w:rFonts w:ascii="Nimbus Sans" w:hAnsi="Nimbus Sans"/>
+          <w:sz w:val="22"/>
+          <w:szCs w:val="22"/>
+        </w:rPr>
+      </w:pPr>
+      <w:r>
+        <w:rPr/>
+      </w:r>
+    </w:p>
+    <w:p>
+      <w:pPr>
+        <w:pStyle w:val="Cuerpodetexto"/>
+        <w:bidi w:val="0"/>
+        <w:spacing w:before="0" w:after="140"/>
+        <w:rPr>
+          <w:rFonts w:ascii="Nimbus Sans" w:hAnsi="Nimbus Sans"/>
+          <w:sz w:val="22"/>
+          <w:szCs w:val="22"/>
+        </w:rPr>
+      </w:pPr>
+      <w:r>
+        <w:rPr/>
+        <w:t>```</w:t>
+      </w:r>
+    </w:p>
+    <w:p>
+      <w:pPr>
+        <w:pStyle w:val="Cuerpodetexto"/>
+        <w:bidi w:val="0"/>
+        <w:spacing w:before="0" w:after="140"/>
+        <w:rPr>
+          <w:rFonts w:ascii="Nimbus Sans" w:hAnsi="Nimbus Sans"/>
+          <w:sz w:val="22"/>
+          <w:szCs w:val="22"/>
+        </w:rPr>
+      </w:pPr>
+      <w:r>
+        <w:rPr/>
+      </w:r>
+    </w:p>
+    <w:p>
+      <w:pPr>
+        <w:pStyle w:val="Cuerpodetexto"/>
+        <w:bidi w:val="0"/>
+        <w:spacing w:before="0" w:after="140"/>
+        <w:rPr>
+          <w:rFonts w:ascii="Nimbus Sans" w:hAnsi="Nimbus Sans"/>
+          <w:sz w:val="22"/>
+          <w:szCs w:val="22"/>
+        </w:rPr>
+      </w:pPr>
+      <w:r>
+        <w:rPr/>
+      </w:r>
+    </w:p>
+    <w:p>
+      <w:pPr>
+        <w:pStyle w:val="Cuerpodetexto"/>
+        <w:bidi w:val="0"/>
+        <w:spacing w:before="0" w:after="140"/>
+        <w:rPr>
+          <w:rFonts w:ascii="Nimbus Sans" w:hAnsi="Nimbus Sans"/>
+          <w:sz w:val="22"/>
+          <w:szCs w:val="22"/>
+        </w:rPr>
+      </w:pPr>
+      <w:r>
+        <w:rPr/>
+        <w:t>Replacing 40 lines with 42 lines in [](file:///home/claudia/Documents/RAMP_main/ramp/core/core.py)</w:t>
+      </w:r>
+    </w:p>
+    <w:p>
+      <w:pPr>
+        <w:pStyle w:val="Cuerpodetexto"/>
+        <w:bidi w:val="0"/>
+        <w:spacing w:before="0" w:after="140"/>
+        <w:rPr>
+          <w:rFonts w:ascii="Nimbus Sans" w:hAnsi="Nimbus Sans"/>
+          <w:sz w:val="22"/>
+          <w:szCs w:val="22"/>
+        </w:rPr>
+      </w:pPr>
+      <w:r>
+        <w:rPr/>
+      </w:r>
+    </w:p>
+    <w:p>
+      <w:pPr>
+        <w:pStyle w:val="Cuerpodetexto"/>
+        <w:bidi w:val="0"/>
+        <w:spacing w:before="0" w:after="140"/>
+        <w:rPr>
+          <w:rFonts w:ascii="Nimbus Sans" w:hAnsi="Nimbus Sans"/>
+          <w:sz w:val="22"/>
+          <w:szCs w:val="22"/>
+        </w:rPr>
+      </w:pPr>
+      <w:r>
+        <w:rPr/>
+      </w:r>
+    </w:p>
+    <w:p>
+      <w:pPr>
+        <w:pStyle w:val="Cuerpodetexto"/>
+        <w:bidi w:val="0"/>
+        <w:spacing w:before="0" w:after="140"/>
+        <w:rPr>
+          <w:rFonts w:ascii="Nimbus Sans" w:hAnsi="Nimbus Sans"/>
+          <w:sz w:val="22"/>
+          <w:szCs w:val="22"/>
+        </w:rPr>
+      </w:pPr>
+      <w:r>
+        <w:rPr/>
+        <w:t>```</w:t>
+      </w:r>
+    </w:p>
+    <w:p>
+      <w:pPr>
+        <w:pStyle w:val="Cuerpodetexto"/>
+        <w:bidi w:val="0"/>
+        <w:spacing w:before="0" w:after="140"/>
+        <w:rPr>
+          <w:rFonts w:ascii="Nimbus Sans" w:hAnsi="Nimbus Sans"/>
+          <w:sz w:val="22"/>
+          <w:szCs w:val="22"/>
+        </w:rPr>
+      </w:pPr>
+      <w:r>
+        <w:rPr/>
+      </w:r>
+    </w:p>
+    <w:p>
+      <w:pPr>
+        <w:pStyle w:val="Cuerpodetexto"/>
+        <w:bidi w:val="0"/>
+        <w:spacing w:before="0" w:after="140"/>
+        <w:rPr>
+          <w:rFonts w:ascii="Nimbus Sans" w:hAnsi="Nimbus Sans"/>
+          <w:sz w:val="22"/>
+          <w:szCs w:val="22"/>
+        </w:rPr>
+      </w:pPr>
+      <w:r>
+        <w:rPr/>
+        <w:t>```</w:t>
+      </w:r>
+    </w:p>
+    <w:p>
+      <w:pPr>
+        <w:pStyle w:val="Cuerpodetexto"/>
+        <w:bidi w:val="0"/>
+        <w:spacing w:before="0" w:after="140"/>
+        <w:rPr>
+          <w:rFonts w:ascii="Nimbus Sans" w:hAnsi="Nimbus Sans"/>
+          <w:sz w:val="22"/>
+          <w:szCs w:val="22"/>
+        </w:rPr>
+      </w:pPr>
+      <w:r>
+        <w:rPr/>
+      </w:r>
+    </w:p>
+    <w:p>
+      <w:pPr>
+        <w:pStyle w:val="Cuerpodetexto"/>
+        <w:bidi w:val="0"/>
+        <w:spacing w:before="0" w:after="140"/>
+        <w:rPr>
+          <w:rFonts w:ascii="Nimbus Sans" w:hAnsi="Nimbus Sans"/>
+          <w:sz w:val="22"/>
+          <w:szCs w:val="22"/>
+        </w:rPr>
+      </w:pPr>
+      <w:r>
+        <w:rPr/>
+      </w:r>
+    </w:p>
+    <w:p>
+      <w:pPr>
+        <w:pStyle w:val="Cuerpodetexto"/>
+        <w:bidi w:val="0"/>
+        <w:spacing w:before="0" w:after="140"/>
+        <w:rPr>
+          <w:rFonts w:ascii="Nimbus Sans" w:hAnsi="Nimbus Sans"/>
+          <w:sz w:val="22"/>
+          <w:szCs w:val="22"/>
+        </w:rPr>
+      </w:pPr>
+      <w:r>
+        <w:rPr/>
+        <w:t>Replacing 36 lines with 33 lines in [](file:///home/claudia/Documents/RAMP_main/ramp/core/core.py)</w:t>
+      </w:r>
+    </w:p>
+    <w:p>
+      <w:pPr>
+        <w:pStyle w:val="Cuerpodetexto"/>
+        <w:bidi w:val="0"/>
+        <w:spacing w:before="0" w:after="140"/>
+        <w:rPr>
+          <w:rFonts w:ascii="Nimbus Sans" w:hAnsi="Nimbus Sans"/>
+          <w:sz w:val="22"/>
+          <w:szCs w:val="22"/>
+        </w:rPr>
+      </w:pPr>
+      <w:r>
+        <w:rPr/>
+      </w:r>
+    </w:p>
+    <w:p>
+      <w:pPr>
+        <w:pStyle w:val="Cuerpodetexto"/>
+        <w:bidi w:val="0"/>
+        <w:spacing w:before="0" w:after="140"/>
+        <w:rPr>
+          <w:rFonts w:ascii="Nimbus Sans" w:hAnsi="Nimbus Sans"/>
+          <w:sz w:val="22"/>
+          <w:szCs w:val="22"/>
+        </w:rPr>
+      </w:pPr>
+      <w:r>
+        <w:rPr/>
+      </w:r>
+    </w:p>
+    <w:p>
+      <w:pPr>
+        <w:pStyle w:val="Cuerpodetexto"/>
+        <w:bidi w:val="0"/>
+        <w:spacing w:before="0" w:after="140"/>
+        <w:rPr>
+          <w:rFonts w:ascii="Nimbus Sans" w:hAnsi="Nimbus Sans"/>
+          <w:sz w:val="22"/>
+          <w:szCs w:val="22"/>
+        </w:rPr>
+      </w:pPr>
+      <w:r>
+        <w:rPr/>
+        <w:t>```</w:t>
+      </w:r>
+    </w:p>
+    <w:p>
+      <w:pPr>
+        <w:pStyle w:val="Cuerpodetexto"/>
+        <w:bidi w:val="0"/>
+        <w:spacing w:before="0" w:after="140"/>
+        <w:rPr>
+          <w:rFonts w:ascii="Nimbus Sans" w:hAnsi="Nimbus Sans"/>
+          <w:sz w:val="22"/>
+          <w:szCs w:val="22"/>
+        </w:rPr>
+      </w:pPr>
+      <w:r>
+        <w:rPr/>
+      </w:r>
+    </w:p>
+    <w:p>
+      <w:pPr>
+        <w:pStyle w:val="Cuerpodetexto"/>
+        <w:bidi w:val="0"/>
+        <w:spacing w:before="0" w:after="140"/>
+        <w:rPr>
+          <w:rFonts w:ascii="Nimbus Sans" w:hAnsi="Nimbus Sans"/>
+          <w:sz w:val="22"/>
+          <w:szCs w:val="22"/>
+        </w:rPr>
+      </w:pPr>
+      <w:r>
+        <w:rPr/>
+        <w:t>```</w:t>
+      </w:r>
+    </w:p>
+    <w:p>
+      <w:pPr>
+        <w:pStyle w:val="Cuerpodetexto"/>
+        <w:bidi w:val="0"/>
+        <w:spacing w:before="0" w:after="140"/>
+        <w:rPr>
+          <w:rFonts w:ascii="Nimbus Sans" w:hAnsi="Nimbus Sans"/>
+          <w:sz w:val="22"/>
+          <w:szCs w:val="22"/>
+        </w:rPr>
+      </w:pPr>
+      <w:r>
+        <w:rPr/>
+        <w:t xml:space="preserve">Perfect! I've applied all three modifications. Let me verify there are no syntax errors:  </w:t>
+      </w:r>
+    </w:p>
+    <w:p>
+      <w:pPr>
+        <w:pStyle w:val="Cuerpodetexto"/>
+        <w:bidi w:val="0"/>
+        <w:spacing w:before="0" w:after="140"/>
+        <w:rPr>
+          <w:rFonts w:ascii="Nimbus Sans" w:hAnsi="Nimbus Sans"/>
+          <w:sz w:val="22"/>
+          <w:szCs w:val="22"/>
+        </w:rPr>
+      </w:pPr>
+      <w:r>
+        <w:rPr/>
+      </w:r>
+    </w:p>
+    <w:p>
+      <w:pPr>
+        <w:pStyle w:val="Cuerpodetexto"/>
+        <w:bidi w:val="0"/>
+        <w:spacing w:before="0" w:after="140"/>
+        <w:rPr>
+          <w:rFonts w:ascii="Nimbus Sans" w:hAnsi="Nimbus Sans"/>
+          <w:sz w:val="22"/>
+          <w:szCs w:val="22"/>
+        </w:rPr>
+      </w:pPr>
+      <w:r>
+        <w:rPr/>
+        <w:t>Checked [](file:///home/claudia/Documents/RAMP_main/ramp/core/core.py), no problems found</w:t>
+      </w:r>
+    </w:p>
+    <w:p>
+      <w:pPr>
+        <w:pStyle w:val="Cuerpodetexto"/>
+        <w:bidi w:val="0"/>
+        <w:spacing w:before="0" w:after="140"/>
+        <w:rPr>
+          <w:rFonts w:ascii="Nimbus Sans" w:hAnsi="Nimbus Sans"/>
+          <w:sz w:val="22"/>
+          <w:szCs w:val="22"/>
+        </w:rPr>
+      </w:pPr>
+      <w:r>
+        <w:rPr/>
+      </w:r>
+    </w:p>
+    <w:p>
+      <w:pPr>
+        <w:pStyle w:val="Cuerpodetexto"/>
+        <w:bidi w:val="0"/>
+        <w:spacing w:before="0" w:after="140"/>
+        <w:rPr>
+          <w:rFonts w:ascii="Nimbus Sans" w:hAnsi="Nimbus Sans"/>
+          <w:sz w:val="22"/>
+          <w:szCs w:val="22"/>
+        </w:rPr>
+      </w:pPr>
+      <w:r>
+        <w:rPr/>
+        <w:t xml:space="preserve">Excellent! Now let me create a comprehensive test to verify the midnight continuity fix works:  </w:t>
+      </w:r>
+    </w:p>
+    <w:p>
+      <w:pPr>
+        <w:pStyle w:val="Cuerpodetexto"/>
+        <w:bidi w:val="0"/>
+        <w:spacing w:before="0" w:after="140"/>
+        <w:rPr>
+          <w:rFonts w:ascii="Nimbus Sans" w:hAnsi="Nimbus Sans"/>
+          <w:sz w:val="22"/>
+          <w:szCs w:val="22"/>
+        </w:rPr>
+      </w:pPr>
+      <w:r>
+        <w:rPr/>
+      </w:r>
+    </w:p>
+    <w:p>
+      <w:pPr>
+        <w:pStyle w:val="Cuerpodetexto"/>
+        <w:bidi w:val="0"/>
+        <w:spacing w:before="0" w:after="140"/>
+        <w:rPr>
+          <w:rFonts w:ascii="Nimbus Sans" w:hAnsi="Nimbus Sans"/>
+          <w:sz w:val="22"/>
+          <w:szCs w:val="22"/>
+        </w:rPr>
+      </w:pPr>
+      <w:r>
+        <w:rPr/>
+        <w:t>Created [](file:///home/claudia/Documents/RAMP_main/test_midnight_fix.py)</w:t>
+      </w:r>
+    </w:p>
+    <w:p>
+      <w:pPr>
+        <w:pStyle w:val="Cuerpodetexto"/>
+        <w:bidi w:val="0"/>
+        <w:spacing w:before="0" w:after="140"/>
+        <w:rPr>
+          <w:rFonts w:ascii="Nimbus Sans" w:hAnsi="Nimbus Sans"/>
+          <w:sz w:val="22"/>
+          <w:szCs w:val="22"/>
+        </w:rPr>
+      </w:pPr>
+      <w:r>
+        <w:rPr/>
+      </w:r>
+    </w:p>
+    <w:p>
+      <w:pPr>
+        <w:pStyle w:val="Cuerpodetexto"/>
+        <w:bidi w:val="0"/>
+        <w:spacing w:before="0" w:after="140"/>
+        <w:rPr>
+          <w:rFonts w:ascii="Nimbus Sans" w:hAnsi="Nimbus Sans"/>
+          <w:sz w:val="22"/>
+          <w:szCs w:val="22"/>
+        </w:rPr>
+      </w:pPr>
+      <w:r>
+        <w:rPr/>
+        <w:t xml:space="preserve">Now let's run the test to verify the midnight continuity fix:   </w:t>
+      </w:r>
+    </w:p>
+    <w:p>
+      <w:pPr>
+        <w:pStyle w:val="Cuerpodetexto"/>
+        <w:bidi w:val="0"/>
+        <w:spacing w:before="0" w:after="140"/>
+        <w:rPr>
+          <w:rFonts w:ascii="Nimbus Sans" w:hAnsi="Nimbus Sans"/>
+          <w:sz w:val="22"/>
+          <w:szCs w:val="22"/>
+        </w:rPr>
+      </w:pPr>
+      <w:r>
+        <w:rPr/>
+      </w:r>
+    </w:p>
+    <w:p>
+      <w:pPr>
+        <w:pStyle w:val="Cuerpodetexto"/>
+        <w:bidi w:val="0"/>
+        <w:spacing w:before="0" w:after="140"/>
+        <w:rPr>
+          <w:rFonts w:ascii="Nimbus Sans" w:hAnsi="Nimbus Sans"/>
+          <w:sz w:val="22"/>
+          <w:szCs w:val="22"/>
+        </w:rPr>
+      </w:pPr>
+      <w:r>
+        <w:rPr/>
+        <w:t>Ran terminal command: python test_midnight_fix.py 2&gt;&amp;1 | tail -80</w:t>
+      </w:r>
+    </w:p>
+    <w:p>
+      <w:pPr>
+        <w:pStyle w:val="Cuerpodetexto"/>
+        <w:bidi w:val="0"/>
+        <w:spacing w:before="0" w:after="140"/>
+        <w:rPr>
+          <w:rFonts w:ascii="Nimbus Sans" w:hAnsi="Nimbus Sans"/>
+          <w:sz w:val="22"/>
+          <w:szCs w:val="22"/>
+        </w:rPr>
+      </w:pPr>
+      <w:r>
+        <w:rPr/>
+      </w:r>
+    </w:p>
+    <w:p>
+      <w:pPr>
+        <w:pStyle w:val="Cuerpodetexto"/>
+        <w:bidi w:val="0"/>
+        <w:spacing w:before="0" w:after="140"/>
+        <w:rPr>
+          <w:rFonts w:ascii="Nimbus Sans" w:hAnsi="Nimbus Sans"/>
+          <w:sz w:val="22"/>
+          <w:szCs w:val="22"/>
+        </w:rPr>
+      </w:pPr>
+      <w:r>
+        <w:rPr/>
+        <w:t xml:space="preserve">Let me create a simpler test to debug why the appliance isn't running:   </w:t>
+      </w:r>
+    </w:p>
+    <w:p>
+      <w:pPr>
+        <w:pStyle w:val="Cuerpodetexto"/>
+        <w:bidi w:val="0"/>
+        <w:spacing w:before="0" w:after="140"/>
+        <w:rPr>
+          <w:rFonts w:ascii="Nimbus Sans" w:hAnsi="Nimbus Sans"/>
+          <w:sz w:val="22"/>
+          <w:szCs w:val="22"/>
+        </w:rPr>
+      </w:pPr>
+      <w:r>
+        <w:rPr/>
+      </w:r>
+    </w:p>
+    <w:p>
+      <w:pPr>
+        <w:pStyle w:val="Cuerpodetexto"/>
+        <w:bidi w:val="0"/>
+        <w:spacing w:before="0" w:after="140"/>
+        <w:rPr>
+          <w:rFonts w:ascii="Nimbus Sans" w:hAnsi="Nimbus Sans"/>
+          <w:sz w:val="22"/>
+          <w:szCs w:val="22"/>
+        </w:rPr>
+      </w:pPr>
+      <w:r>
+        <w:rPr/>
+        <w:t>Created [](file:///home/claudia/Documents/RAMP_main/test_simple.py)</w:t>
+      </w:r>
+    </w:p>
+    <w:p>
+      <w:pPr>
+        <w:pStyle w:val="Cuerpodetexto"/>
+        <w:bidi w:val="0"/>
+        <w:spacing w:before="0" w:after="140"/>
+        <w:rPr>
+          <w:rFonts w:ascii="Nimbus Sans" w:hAnsi="Nimbus Sans"/>
+          <w:sz w:val="22"/>
+          <w:szCs w:val="22"/>
+        </w:rPr>
+      </w:pPr>
+      <w:r>
+        <w:rPr/>
+      </w:r>
+    </w:p>
+    <w:p>
+      <w:pPr>
+        <w:pStyle w:val="Cuerpodetexto"/>
+        <w:bidi w:val="0"/>
+        <w:spacing w:before="0" w:after="140"/>
+        <w:rPr>
+          <w:rFonts w:ascii="Nimbus Sans" w:hAnsi="Nimbus Sans"/>
+          <w:sz w:val="22"/>
+          <w:szCs w:val="22"/>
+        </w:rPr>
+      </w:pPr>
+      <w:r>
+        <w:rPr/>
+        <w:t>Ran terminal command: python test_simple.py 2&gt;&amp;1 | grep -v "matplotlib\|warning\|Matplotlib"</w:t>
+      </w:r>
+    </w:p>
+    <w:p>
+      <w:pPr>
+        <w:pStyle w:val="Cuerpodetexto"/>
+        <w:bidi w:val="0"/>
+        <w:spacing w:before="0" w:after="140"/>
+        <w:rPr>
+          <w:rFonts w:ascii="Nimbus Sans" w:hAnsi="Nimbus Sans"/>
+          <w:sz w:val="22"/>
+          <w:szCs w:val="22"/>
+        </w:rPr>
+      </w:pPr>
+      <w:r>
+        <w:rPr/>
+      </w:r>
+    </w:p>
+    <w:p>
+      <w:pPr>
+        <w:pStyle w:val="Cuerpodetexto"/>
+        <w:bidi w:val="0"/>
+        <w:spacing w:before="0" w:after="140"/>
+        <w:rPr>
+          <w:rFonts w:ascii="Nimbus Sans" w:hAnsi="Nimbus Sans"/>
+          <w:sz w:val="22"/>
+          <w:szCs w:val="22"/>
+        </w:rPr>
+      </w:pPr>
+      <w:r>
+        <w:rPr/>
+        <w:t xml:space="preserve">Good! The appliance is working. Now let me create a test that specifically forces midnight spanning:    </w:t>
+      </w:r>
+    </w:p>
+    <w:p>
+      <w:pPr>
+        <w:pStyle w:val="Cuerpodetexto"/>
+        <w:bidi w:val="0"/>
+        <w:spacing w:before="0" w:after="140"/>
+        <w:rPr>
+          <w:rFonts w:ascii="Nimbus Sans" w:hAnsi="Nimbus Sans"/>
+          <w:sz w:val="22"/>
+          <w:szCs w:val="22"/>
+        </w:rPr>
+      </w:pPr>
+      <w:r>
+        <w:rPr/>
+      </w:r>
+    </w:p>
+    <w:p>
+      <w:pPr>
+        <w:pStyle w:val="Cuerpodetexto"/>
+        <w:bidi w:val="0"/>
+        <w:spacing w:before="0" w:after="140"/>
+        <w:rPr>
+          <w:rFonts w:ascii="Nimbus Sans" w:hAnsi="Nimbus Sans"/>
+          <w:sz w:val="22"/>
+          <w:szCs w:val="22"/>
+        </w:rPr>
+      </w:pPr>
+      <w:r>
+        <w:rPr/>
+        <w:t>Created [](file:///home/claudia/Documents/RAMP_main/test_midnight_spanning.py)</w:t>
+      </w:r>
+    </w:p>
+    <w:p>
+      <w:pPr>
+        <w:pStyle w:val="Cuerpodetexto"/>
+        <w:bidi w:val="0"/>
+        <w:spacing w:before="0" w:after="140"/>
+        <w:rPr>
+          <w:rFonts w:ascii="Nimbus Sans" w:hAnsi="Nimbus Sans"/>
+          <w:sz w:val="22"/>
+          <w:szCs w:val="22"/>
+        </w:rPr>
+      </w:pPr>
+      <w:r>
+        <w:rPr/>
+      </w:r>
+    </w:p>
+    <w:p>
+      <w:pPr>
+        <w:pStyle w:val="Cuerpodetexto"/>
+        <w:bidi w:val="0"/>
+        <w:spacing w:before="0" w:after="140"/>
+        <w:rPr>
+          <w:rFonts w:ascii="Nimbus Sans" w:hAnsi="Nimbus Sans"/>
+          <w:sz w:val="22"/>
+          <w:szCs w:val="22"/>
+        </w:rPr>
+      </w:pPr>
+      <w:r>
+        <w:rPr/>
+        <w:t>Ran terminal command: python test_midnight_spanning.py 2&gt;&amp;1 | grep -v "matplotlib\|Matplotlib"</w:t>
+      </w:r>
+    </w:p>
+    <w:p>
+      <w:pPr>
+        <w:pStyle w:val="Cuerpodetexto"/>
+        <w:bidi w:val="0"/>
+        <w:spacing w:before="0" w:after="140"/>
+        <w:rPr>
+          <w:rFonts w:ascii="Nimbus Sans" w:hAnsi="Nimbus Sans"/>
+          <w:sz w:val="22"/>
+          <w:szCs w:val="22"/>
+        </w:rPr>
+      </w:pPr>
+      <w:r>
+        <w:rPr/>
+      </w:r>
+    </w:p>
+    <w:p>
+      <w:pPr>
+        <w:pStyle w:val="Cuerpodetexto"/>
+        <w:bidi w:val="0"/>
+        <w:spacing w:before="0" w:after="140"/>
+        <w:rPr>
+          <w:rFonts w:ascii="Nimbus Sans" w:hAnsi="Nimbus Sans"/>
+          <w:sz w:val="22"/>
+          <w:szCs w:val="22"/>
+        </w:rPr>
+      </w:pPr>
+      <w:r>
+        <w:rPr/>
+        <w:t xml:space="preserve">Let me debug this to see why the appliance isn't running in the full simulation:     </w:t>
+      </w:r>
+    </w:p>
+    <w:p>
+      <w:pPr>
+        <w:pStyle w:val="Cuerpodetexto"/>
+        <w:bidi w:val="0"/>
+        <w:spacing w:before="0" w:after="140"/>
+        <w:rPr>
+          <w:rFonts w:ascii="Nimbus Sans" w:hAnsi="Nimbus Sans"/>
+          <w:sz w:val="22"/>
+          <w:szCs w:val="22"/>
+        </w:rPr>
+      </w:pPr>
+      <w:r>
+        <w:rPr/>
+      </w:r>
+    </w:p>
+    <w:p>
+      <w:pPr>
+        <w:pStyle w:val="Cuerpodetexto"/>
+        <w:bidi w:val="0"/>
+        <w:spacing w:before="0" w:after="140"/>
+        <w:rPr>
+          <w:rFonts w:ascii="Nimbus Sans" w:hAnsi="Nimbus Sans"/>
+          <w:sz w:val="22"/>
+          <w:szCs w:val="22"/>
+        </w:rPr>
+      </w:pPr>
+      <w:r>
+        <w:rPr/>
+        <w:t>Created [](file:///home/claudia/Documents/RAMP_main/test_debug_app.py)</w:t>
+      </w:r>
+    </w:p>
+    <w:p>
+      <w:pPr>
+        <w:pStyle w:val="Cuerpodetexto"/>
+        <w:bidi w:val="0"/>
+        <w:spacing w:before="0" w:after="140"/>
+        <w:rPr>
+          <w:rFonts w:ascii="Nimbus Sans" w:hAnsi="Nimbus Sans"/>
+          <w:sz w:val="22"/>
+          <w:szCs w:val="22"/>
+        </w:rPr>
+      </w:pPr>
+      <w:r>
+        <w:rPr/>
+      </w:r>
+    </w:p>
+    <w:p>
+      <w:pPr>
+        <w:pStyle w:val="Cuerpodetexto"/>
+        <w:bidi w:val="0"/>
+        <w:spacing w:before="0" w:after="140"/>
+        <w:rPr>
+          <w:rFonts w:ascii="Nimbus Sans" w:hAnsi="Nimbus Sans"/>
+          <w:sz w:val="22"/>
+          <w:szCs w:val="22"/>
+        </w:rPr>
+      </w:pPr>
+      <w:r>
+        <w:rPr/>
+        <w:t>Ran terminal command: python test_debug_app.py 2&gt;&amp;1 | grep -v "matplotlib\|Matplotlib"</w:t>
+      </w:r>
+    </w:p>
+    <w:p>
+      <w:pPr>
+        <w:pStyle w:val="Cuerpodetexto"/>
+        <w:bidi w:val="0"/>
+        <w:spacing w:before="0" w:after="140"/>
+        <w:rPr>
+          <w:rFonts w:ascii="Nimbus Sans" w:hAnsi="Nimbus Sans"/>
+          <w:sz w:val="22"/>
+          <w:szCs w:val="22"/>
+        </w:rPr>
+      </w:pPr>
+      <w:r>
+        <w:rPr/>
+      </w:r>
+    </w:p>
+    <w:p>
+      <w:pPr>
+        <w:pStyle w:val="Cuerpodetexto"/>
+        <w:bidi w:val="0"/>
+        <w:spacing w:before="0" w:after="140"/>
+        <w:rPr>
+          <w:rFonts w:ascii="Nimbus Sans" w:hAnsi="Nimbus Sans"/>
+          <w:sz w:val="22"/>
+          <w:szCs w:val="22"/>
+        </w:rPr>
+      </w:pPr>
+      <w:r>
+        <w:rPr/>
+        <w:t xml:space="preserve">Aha! I found the issue! The user isn't being added to the usecase. Let me fix the test:      </w:t>
+      </w:r>
+    </w:p>
+    <w:p>
+      <w:pPr>
+        <w:pStyle w:val="Cuerpodetexto"/>
+        <w:bidi w:val="0"/>
+        <w:spacing w:before="0" w:after="140"/>
+        <w:rPr>
+          <w:rFonts w:ascii="Nimbus Sans" w:hAnsi="Nimbus Sans"/>
+          <w:sz w:val="22"/>
+          <w:szCs w:val="22"/>
+        </w:rPr>
+      </w:pPr>
+      <w:r>
+        <w:rPr/>
+      </w:r>
+    </w:p>
+    <w:p>
+      <w:pPr>
+        <w:pStyle w:val="Cuerpodetexto"/>
+        <w:bidi w:val="0"/>
+        <w:spacing w:before="0" w:after="140"/>
+        <w:rPr>
+          <w:rFonts w:ascii="Nimbus Sans" w:hAnsi="Nimbus Sans"/>
+          <w:sz w:val="22"/>
+          <w:szCs w:val="22"/>
+        </w:rPr>
+      </w:pPr>
+      <w:r>
+        <w:rPr/>
+        <w:t>Created [](file:///home/claudia/Documents/RAMP_main/test_midnight_verified.py)</w:t>
+      </w:r>
+    </w:p>
+    <w:p>
+      <w:pPr>
+        <w:pStyle w:val="Cuerpodetexto"/>
+        <w:bidi w:val="0"/>
+        <w:spacing w:before="0" w:after="140"/>
+        <w:rPr>
+          <w:rFonts w:ascii="Nimbus Sans" w:hAnsi="Nimbus Sans"/>
+          <w:sz w:val="22"/>
+          <w:szCs w:val="22"/>
+        </w:rPr>
+      </w:pPr>
+      <w:r>
+        <w:rPr/>
+      </w:r>
+    </w:p>
+    <w:p>
+      <w:pPr>
+        <w:pStyle w:val="Cuerpodetexto"/>
+        <w:bidi w:val="0"/>
+        <w:spacing w:before="0" w:after="140"/>
+        <w:rPr>
+          <w:rFonts w:ascii="Nimbus Sans" w:hAnsi="Nimbus Sans"/>
+          <w:sz w:val="22"/>
+          <w:szCs w:val="22"/>
+        </w:rPr>
+      </w:pPr>
+      <w:r>
+        <w:rPr/>
+        <w:t>Ran terminal command: python test_midnight_verified.py 2&gt;&amp;1 | grep -v "matplotlib\|Matplotlib"</w:t>
+      </w:r>
+    </w:p>
+    <w:p>
+      <w:pPr>
+        <w:pStyle w:val="Cuerpodetexto"/>
+        <w:bidi w:val="0"/>
+        <w:spacing w:before="0" w:after="140"/>
+        <w:rPr>
+          <w:rFonts w:ascii="Nimbus Sans" w:hAnsi="Nimbus Sans"/>
+          <w:sz w:val="22"/>
+          <w:szCs w:val="22"/>
+        </w:rPr>
+      </w:pPr>
+      <w:r>
+        <w:rPr/>
+      </w:r>
+    </w:p>
+    <w:p>
+      <w:pPr>
+        <w:pStyle w:val="Cuerpodetexto"/>
+        <w:bidi w:val="0"/>
+        <w:spacing w:before="0" w:after="140"/>
+        <w:rPr>
+          <w:rFonts w:ascii="Nimbus Sans" w:hAnsi="Nimbus Sans"/>
+          <w:sz w:val="22"/>
+          <w:szCs w:val="22"/>
+        </w:rPr>
+      </w:pPr>
+      <w:r>
+        <w:rPr/>
+        <w:t xml:space="preserve">Interesting! The appliance is running (240 minutes each day = 480,000 Wh), and it's using the late window (minute 1380-1440), but we're seeing a hard cutoff at midnight. Let me update the memory with what we've found and create one more test to verify if the modulo wrapping is actually working as intended:       </w:t>
+      </w:r>
+    </w:p>
+    <w:p>
+      <w:pPr>
+        <w:pStyle w:val="Cuerpodetexto"/>
+        <w:bidi w:val="0"/>
+        <w:spacing w:before="0" w:after="140"/>
+        <w:rPr>
+          <w:rFonts w:ascii="Nimbus Sans" w:hAnsi="Nimbus Sans"/>
+          <w:sz w:val="22"/>
+          <w:szCs w:val="22"/>
+        </w:rPr>
+      </w:pPr>
+      <w:r>
+        <w:rPr/>
+      </w:r>
+    </w:p>
+    <w:p>
+      <w:pPr>
+        <w:pStyle w:val="Cuerpodetexto"/>
+        <w:bidi w:val="0"/>
+        <w:spacing w:before="0" w:after="140"/>
+        <w:rPr>
+          <w:rFonts w:ascii="Nimbus Sans" w:hAnsi="Nimbus Sans"/>
+          <w:sz w:val="22"/>
+          <w:szCs w:val="22"/>
+        </w:rPr>
+      </w:pPr>
+      <w:r>
+        <w:rPr/>
+        <w:t>Updated memory file [](file:///home/claudia/.config/Code/User/workspaceStorage/c54bfd055d3213a762b508d425fa41af/GitHub.copilot-chat/memory-tool/memories/MGUxMTgzNGYtY2NiYy00YjVhLTk4YjQtOTNkNTIxOTIyNDk1/midnight_cutoff_fix_plan.md)</w:t>
+      </w:r>
+    </w:p>
+    <w:p>
+      <w:pPr>
+        <w:pStyle w:val="Cuerpodetexto"/>
+        <w:bidi w:val="0"/>
+        <w:spacing w:before="0" w:after="140"/>
+        <w:rPr>
+          <w:rFonts w:ascii="Nimbus Sans" w:hAnsi="Nimbus Sans"/>
+          <w:sz w:val="22"/>
+          <w:szCs w:val="22"/>
+        </w:rPr>
+      </w:pPr>
+      <w:r>
+        <w:rPr/>
+      </w:r>
+    </w:p>
+    <w:p>
+      <w:pPr>
+        <w:pStyle w:val="Cuerpodetexto"/>
+        <w:bidi w:val="0"/>
+        <w:spacing w:before="0" w:after="140"/>
+        <w:rPr>
+          <w:rFonts w:ascii="Nimbus Sans" w:hAnsi="Nimbus Sans"/>
+          <w:sz w:val="22"/>
+          <w:szCs w:val="22"/>
+        </w:rPr>
+      </w:pPr>
+      <w:r>
+        <w:rPr/>
+        <w:t xml:space="preserve">Let me create a test that shows the concatenated multi-day profile to see if there's continuity in the full timeline:        </w:t>
+      </w:r>
+    </w:p>
+    <w:p>
+      <w:pPr>
+        <w:pStyle w:val="Cuerpodetexto"/>
+        <w:bidi w:val="0"/>
+        <w:spacing w:before="0" w:after="140"/>
+        <w:rPr>
+          <w:rFonts w:ascii="Nimbus Sans" w:hAnsi="Nimbus Sans"/>
+          <w:sz w:val="22"/>
+          <w:szCs w:val="22"/>
+        </w:rPr>
+      </w:pPr>
+      <w:r>
+        <w:rPr/>
+      </w:r>
+    </w:p>
+    <w:p>
+      <w:pPr>
+        <w:pStyle w:val="Cuerpodetexto"/>
+        <w:bidi w:val="0"/>
+        <w:spacing w:before="0" w:after="140"/>
+        <w:rPr>
+          <w:rFonts w:ascii="Nimbus Sans" w:hAnsi="Nimbus Sans"/>
+          <w:sz w:val="22"/>
+          <w:szCs w:val="22"/>
+        </w:rPr>
+      </w:pPr>
+      <w:r>
+        <w:rPr/>
+        <w:t>Created [](file:///home/claudia/Documents/RAMP_main/test_flat_continuity.py)</w:t>
+      </w:r>
+    </w:p>
+    <w:p>
+      <w:pPr>
+        <w:pStyle w:val="Cuerpodetexto"/>
+        <w:bidi w:val="0"/>
+        <w:spacing w:before="0" w:after="140"/>
+        <w:rPr>
+          <w:rFonts w:ascii="Nimbus Sans" w:hAnsi="Nimbus Sans"/>
+          <w:sz w:val="22"/>
+          <w:szCs w:val="22"/>
+        </w:rPr>
+      </w:pPr>
+      <w:r>
+        <w:rPr/>
+      </w:r>
+    </w:p>
+    <w:p>
+      <w:pPr>
+        <w:pStyle w:val="Cuerpodetexto"/>
+        <w:bidi w:val="0"/>
+        <w:spacing w:before="0" w:after="140"/>
+        <w:rPr>
+          <w:rFonts w:ascii="Nimbus Sans" w:hAnsi="Nimbus Sans"/>
+          <w:sz w:val="22"/>
+          <w:szCs w:val="22"/>
+        </w:rPr>
+      </w:pPr>
+      <w:r>
+        <w:rPr/>
+        <w:t>Compacted conversation</w:t>
+      </w:r>
+    </w:p>
+    <w:p>
+      <w:pPr>
+        <w:pStyle w:val="Cuerpodetexto"/>
+        <w:bidi w:val="0"/>
+        <w:spacing w:before="0" w:after="140"/>
+        <w:rPr>
+          <w:rFonts w:ascii="Nimbus Sans" w:hAnsi="Nimbus Sans"/>
+          <w:sz w:val="22"/>
+          <w:szCs w:val="22"/>
+        </w:rPr>
+      </w:pPr>
+      <w:r>
+        <w:rPr/>
+      </w:r>
+    </w:p>
+    <w:p>
+      <w:pPr>
+        <w:pStyle w:val="Cuerpodetexto"/>
+        <w:bidi w:val="0"/>
+        <w:spacing w:before="0" w:after="140"/>
+        <w:rPr>
+          <w:rFonts w:ascii="Nimbus Sans" w:hAnsi="Nimbus Sans"/>
+          <w:sz w:val="22"/>
+          <w:szCs w:val="22"/>
+        </w:rPr>
+      </w:pPr>
+      <w:r>
+        <w:rPr/>
+        <w:t>Ran terminal command: python test_flat_continuity.py 2&gt;&amp;1 | grep -v "matplotlib\|Matplotlib"</w:t>
+      </w:r>
+    </w:p>
+    <w:p>
+      <w:pPr>
+        <w:pStyle w:val="Cuerpodetexto"/>
+        <w:bidi w:val="0"/>
+        <w:spacing w:before="0" w:after="140"/>
+        <w:rPr>
+          <w:rFonts w:ascii="Nimbus Sans" w:hAnsi="Nimbus Sans"/>
+          <w:sz w:val="22"/>
+          <w:szCs w:val="22"/>
+        </w:rPr>
+      </w:pPr>
+      <w:r>
+        <w:rPr/>
+      </w:r>
+    </w:p>
+    <w:p>
+      <w:pPr>
+        <w:pStyle w:val="Cuerpodetexto"/>
+        <w:bidi w:val="0"/>
+        <w:spacing w:before="0" w:after="140"/>
+        <w:rPr>
+          <w:rFonts w:ascii="Nimbus Sans" w:hAnsi="Nimbus Sans"/>
+          <w:sz w:val="22"/>
+          <w:szCs w:val="22"/>
+        </w:rPr>
+      </w:pPr>
+      <w:r>
+        <w:rPr/>
+        <w:t xml:space="preserve">The modulo wrapping isn't creating continuity yet. Let me verify my modifications were correctly applied by checking the actual code:         </w:t>
+      </w:r>
+    </w:p>
+    <w:p>
+      <w:pPr>
+        <w:pStyle w:val="Cuerpodetexto"/>
+        <w:bidi w:val="0"/>
+        <w:spacing w:before="0" w:after="140"/>
+        <w:rPr>
+          <w:rFonts w:ascii="Nimbus Sans" w:hAnsi="Nimbus Sans"/>
+          <w:sz w:val="22"/>
+          <w:szCs w:val="22"/>
+        </w:rPr>
+      </w:pPr>
+      <w:r>
+        <w:rPr/>
+      </w:r>
+    </w:p>
+    <w:p>
+      <w:pPr>
+        <w:pStyle w:val="Cuerpodetexto"/>
+        <w:bidi w:val="0"/>
+        <w:spacing w:before="0" w:after="140"/>
+        <w:rPr>
+          <w:rFonts w:ascii="Nimbus Sans" w:hAnsi="Nimbus Sans"/>
+          <w:sz w:val="22"/>
+          <w:szCs w:val="22"/>
+        </w:rPr>
+      </w:pPr>
+      <w:r>
+        <w:rPr/>
+        <w:t>Read [](file:///home/claudia/Documents/RAMP_main/ramp/core/core.py#1545-1545), lines 1545 to 1575</w:t>
+      </w:r>
+    </w:p>
+    <w:p>
+      <w:pPr>
+        <w:pStyle w:val="Cuerpodetexto"/>
+        <w:bidi w:val="0"/>
+        <w:spacing w:before="0" w:after="140"/>
+        <w:rPr>
+          <w:rFonts w:ascii="Nimbus Sans" w:hAnsi="Nimbus Sans"/>
+          <w:sz w:val="22"/>
+          <w:szCs w:val="22"/>
+        </w:rPr>
+      </w:pPr>
+      <w:r>
+        <w:rPr/>
+      </w:r>
+    </w:p>
+    <w:p>
+      <w:pPr>
+        <w:pStyle w:val="Cuerpodetexto"/>
+        <w:bidi w:val="0"/>
+        <w:spacing w:before="0" w:after="140"/>
+        <w:rPr>
+          <w:rFonts w:ascii="Nimbus Sans" w:hAnsi="Nimbus Sans"/>
+          <w:sz w:val="22"/>
+          <w:szCs w:val="22"/>
+        </w:rPr>
+      </w:pPr>
+      <w:r>
+        <w:rPr/>
+        <w:t>Read [](file:///home/claudia/Documents/RAMP_main/ramp/core/core.py#1820-1820), lines 1820 to 1870</w:t>
+      </w:r>
+    </w:p>
+    <w:p>
+      <w:pPr>
+        <w:pStyle w:val="Cuerpodetexto"/>
+        <w:bidi w:val="0"/>
+        <w:spacing w:before="0" w:after="140"/>
+        <w:rPr>
+          <w:rFonts w:ascii="Nimbus Sans" w:hAnsi="Nimbus Sans"/>
+          <w:sz w:val="22"/>
+          <w:szCs w:val="22"/>
+        </w:rPr>
+      </w:pPr>
+      <w:r>
+        <w:rPr/>
+      </w:r>
+    </w:p>
+    <w:p>
+      <w:pPr>
+        <w:pStyle w:val="Cuerpodetexto"/>
+        <w:bidi w:val="0"/>
+        <w:spacing w:before="0" w:after="140"/>
+        <w:rPr>
+          <w:rFonts w:ascii="Nimbus Sans" w:hAnsi="Nimbus Sans"/>
+          <w:sz w:val="22"/>
+          <w:szCs w:val="22"/>
+        </w:rPr>
+      </w:pPr>
+      <w:r>
+        <w:rPr/>
+        <w:t>Read [](file:///home/claudia/Documents/RAMP_main/ramp/core/core.py#1860-1860), lines 1860 to 1875</w:t>
+      </w:r>
+    </w:p>
+    <w:p>
+      <w:pPr>
+        <w:pStyle w:val="Cuerpodetexto"/>
+        <w:bidi w:val="0"/>
+        <w:spacing w:before="0" w:after="140"/>
+        <w:rPr>
+          <w:rFonts w:ascii="Nimbus Sans" w:hAnsi="Nimbus Sans"/>
+          <w:sz w:val="22"/>
+          <w:szCs w:val="22"/>
+        </w:rPr>
+      </w:pPr>
+      <w:r>
+        <w:rPr/>
+      </w:r>
+    </w:p>
+    <w:p>
+      <w:pPr>
+        <w:pStyle w:val="Cuerpodetexto"/>
+        <w:bidi w:val="0"/>
+        <w:spacing w:before="0" w:after="140"/>
+        <w:rPr>
+          <w:rFonts w:ascii="Nimbus Sans" w:hAnsi="Nimbus Sans"/>
+          <w:sz w:val="22"/>
+          <w:szCs w:val="22"/>
+        </w:rPr>
+      </w:pPr>
+      <w:r>
+        <w:rPr/>
+        <w:t>Read [](file:///home/claudia/Documents/RAMP_main/ramp/core/core.py#1490-1490), lines 1490 to 1530</w:t>
+      </w:r>
+    </w:p>
+    <w:p>
+      <w:pPr>
+        <w:pStyle w:val="Cuerpodetexto"/>
+        <w:bidi w:val="0"/>
+        <w:spacing w:before="0" w:after="140"/>
+        <w:rPr>
+          <w:rFonts w:ascii="Nimbus Sans" w:hAnsi="Nimbus Sans"/>
+          <w:sz w:val="22"/>
+          <w:szCs w:val="22"/>
+        </w:rPr>
+      </w:pPr>
+      <w:r>
+        <w:rPr/>
+      </w:r>
+    </w:p>
+    <w:p>
+      <w:pPr>
+        <w:pStyle w:val="Cuerpodetexto"/>
+        <w:bidi w:val="0"/>
+        <w:spacing w:before="0" w:after="140"/>
+        <w:rPr>
+          <w:rFonts w:ascii="Nimbus Sans" w:hAnsi="Nimbus Sans"/>
+          <w:sz w:val="22"/>
+          <w:szCs w:val="22"/>
+        </w:rPr>
+      </w:pPr>
+      <w:r>
+        <w:rPr/>
+        <w:t xml:space="preserve">Let me check how `generate_load_profile` initializes the `daily_use` array:          </w:t>
+      </w:r>
+    </w:p>
+    <w:p>
+      <w:pPr>
+        <w:pStyle w:val="Cuerpodetexto"/>
+        <w:bidi w:val="0"/>
+        <w:spacing w:before="0" w:after="140"/>
+        <w:rPr>
+          <w:rFonts w:ascii="Nimbus Sans" w:hAnsi="Nimbus Sans"/>
+          <w:sz w:val="22"/>
+          <w:szCs w:val="22"/>
+        </w:rPr>
+      </w:pPr>
+      <w:r>
+        <w:rPr/>
+      </w:r>
+    </w:p>
+    <w:p>
+      <w:pPr>
+        <w:pStyle w:val="Cuerpodetexto"/>
+        <w:bidi w:val="0"/>
+        <w:spacing w:before="0" w:after="140"/>
+        <w:rPr>
+          <w:rFonts w:ascii="Nimbus Sans" w:hAnsi="Nimbus Sans"/>
+          <w:sz w:val="22"/>
+          <w:szCs w:val="22"/>
+        </w:rPr>
+      </w:pPr>
+      <w:r>
+        <w:rPr/>
+        <w:t>Searched for regex `def generate_load_profile|self.daily_use = np.zeros` (`**/ramp/core/core.py`), 4 results</w:t>
+      </w:r>
+    </w:p>
+    <w:p>
+      <w:pPr>
+        <w:pStyle w:val="Cuerpodetexto"/>
+        <w:bidi w:val="0"/>
+        <w:spacing w:before="0" w:after="140"/>
+        <w:rPr>
+          <w:rFonts w:ascii="Nimbus Sans" w:hAnsi="Nimbus Sans"/>
+          <w:sz w:val="22"/>
+          <w:szCs w:val="22"/>
+        </w:rPr>
+      </w:pPr>
+      <w:r>
+        <w:rPr/>
+      </w:r>
+    </w:p>
+    <w:p>
+      <w:pPr>
+        <w:pStyle w:val="Cuerpodetexto"/>
+        <w:bidi w:val="0"/>
+        <w:spacing w:before="0" w:after="140"/>
+        <w:rPr>
+          <w:rFonts w:ascii="Nimbus Sans" w:hAnsi="Nimbus Sans"/>
+          <w:sz w:val="22"/>
+          <w:szCs w:val="22"/>
+        </w:rPr>
+      </w:pPr>
+      <w:r>
+        <w:rPr/>
+        <w:t>Read [](file:///home/claudia/Documents/RAMP_main/ramp/core/core.py#1973-1973), lines 1973 to 2030</w:t>
+      </w:r>
+    </w:p>
+    <w:p>
+      <w:pPr>
+        <w:pStyle w:val="Cuerpodetexto"/>
+        <w:bidi w:val="0"/>
+        <w:spacing w:before="0" w:after="140"/>
+        <w:rPr>
+          <w:rFonts w:ascii="Nimbus Sans" w:hAnsi="Nimbus Sans"/>
+          <w:sz w:val="22"/>
+          <w:szCs w:val="22"/>
+        </w:rPr>
+      </w:pPr>
+      <w:r>
+        <w:rPr/>
+      </w:r>
+    </w:p>
+    <w:p>
+      <w:pPr>
+        <w:pStyle w:val="Cuerpodetexto"/>
+        <w:bidi w:val="0"/>
+        <w:spacing w:before="0" w:after="140"/>
+        <w:rPr>
+          <w:rFonts w:ascii="Nimbus Sans" w:hAnsi="Nimbus Sans"/>
+          <w:sz w:val="22"/>
+          <w:szCs w:val="22"/>
+        </w:rPr>
+      </w:pPr>
+      <w:r>
+        <w:rPr/>
+        <w:t xml:space="preserve">I found the issue! The test is using `flat="yes"`, which returns early and bypasses the modulo wrapping. Let me test with a non-flat appliance:             </w:t>
+      </w:r>
+    </w:p>
+    <w:p>
+      <w:pPr>
+        <w:pStyle w:val="Cuerpodetexto"/>
+        <w:bidi w:val="0"/>
+        <w:spacing w:before="0" w:after="140"/>
+        <w:rPr>
+          <w:rFonts w:ascii="Nimbus Sans" w:hAnsi="Nimbus Sans"/>
+          <w:sz w:val="22"/>
+          <w:szCs w:val="22"/>
+        </w:rPr>
+      </w:pPr>
+      <w:r>
+        <w:rPr/>
+      </w:r>
+    </w:p>
+    <w:p>
+      <w:pPr>
+        <w:pStyle w:val="Cuerpodetexto"/>
+        <w:bidi w:val="0"/>
+        <w:spacing w:before="0" w:after="140"/>
+        <w:rPr>
+          <w:rFonts w:ascii="Nimbus Sans" w:hAnsi="Nimbus Sans"/>
+          <w:sz w:val="22"/>
+          <w:szCs w:val="22"/>
+        </w:rPr>
+      </w:pPr>
+      <w:r>
+        <w:rPr/>
+        <w:t>Created [](file:///home/claudia/Documents/RAMP_main/test_nonflat_continuity.py)</w:t>
+      </w:r>
+    </w:p>
+    <w:p>
+      <w:pPr>
+        <w:pStyle w:val="Cuerpodetexto"/>
+        <w:bidi w:val="0"/>
+        <w:spacing w:before="0" w:after="140"/>
+        <w:rPr>
+          <w:rFonts w:ascii="Nimbus Sans" w:hAnsi="Nimbus Sans"/>
+          <w:sz w:val="22"/>
+          <w:szCs w:val="22"/>
+        </w:rPr>
+      </w:pPr>
+      <w:r>
+        <w:rPr/>
+      </w:r>
+    </w:p>
+    <w:p>
+      <w:pPr>
+        <w:pStyle w:val="Cuerpodetexto"/>
+        <w:bidi w:val="0"/>
+        <w:spacing w:before="0" w:after="140"/>
+        <w:rPr>
+          <w:rFonts w:ascii="Nimbus Sans" w:hAnsi="Nimbus Sans"/>
+          <w:sz w:val="22"/>
+          <w:szCs w:val="22"/>
+        </w:rPr>
+      </w:pPr>
+      <w:r>
+        <w:rPr/>
+        <w:t>Ran terminal command: python test_nonflat_continuity.py 2&gt;&amp;1 | grep -v "matplotlib\|Matplotlib"</w:t>
+      </w:r>
+    </w:p>
+    <w:p>
+      <w:pPr>
+        <w:pStyle w:val="Cuerpodetexto"/>
+        <w:bidi w:val="0"/>
+        <w:spacing w:before="0" w:after="140"/>
+        <w:rPr>
+          <w:rFonts w:ascii="Nimbus Sans" w:hAnsi="Nimbus Sans"/>
+          <w:sz w:val="22"/>
+          <w:szCs w:val="22"/>
+        </w:rPr>
+      </w:pPr>
+      <w:r>
+        <w:rPr/>
+      </w:r>
+    </w:p>
+    <w:p>
+      <w:pPr>
+        <w:pStyle w:val="Cuerpodetexto"/>
+        <w:bidi w:val="0"/>
+        <w:spacing w:before="0" w:after="140"/>
+        <w:rPr>
+          <w:rFonts w:ascii="Nimbus Sans" w:hAnsi="Nimbus Sans"/>
+          <w:sz w:val="22"/>
+          <w:szCs w:val="22"/>
+        </w:rPr>
+      </w:pPr>
+      <w:r>
+        <w:rPr/>
+        <w:t xml:space="preserve">Excellent! **The fix IS working for non-flat appliances!** There's continuity at midnight: 2000W at end of day → 2000W at start of next day. </w:t>
+      </w:r>
+    </w:p>
+    <w:p>
+      <w:pPr>
+        <w:pStyle w:val="Cuerpodetexto"/>
+        <w:bidi w:val="0"/>
+        <w:spacing w:before="0" w:after="140"/>
+        <w:rPr>
+          <w:rFonts w:ascii="Nimbus Sans" w:hAnsi="Nimbus Sans"/>
+          <w:sz w:val="22"/>
+          <w:szCs w:val="22"/>
+        </w:rPr>
+      </w:pPr>
+      <w:r>
+        <w:rPr/>
+      </w:r>
+    </w:p>
+    <w:p>
+      <w:pPr>
+        <w:pStyle w:val="Cuerpodetexto"/>
+        <w:bidi w:val="0"/>
+        <w:spacing w:before="0" w:after="140"/>
+        <w:rPr>
+          <w:rFonts w:ascii="Nimbus Sans" w:hAnsi="Nimbus Sans"/>
+          <w:sz w:val="22"/>
+          <w:szCs w:val="22"/>
+        </w:rPr>
+      </w:pPr>
+      <w:r>
+        <w:rPr/>
+        <w:t xml:space="preserve">Now I need to add the same modulo wrapping to the flat appliance code path. Let me update that:        </w:t>
+      </w:r>
+    </w:p>
+    <w:p>
+      <w:pPr>
+        <w:pStyle w:val="Cuerpodetexto"/>
+        <w:bidi w:val="0"/>
+        <w:spacing w:before="0" w:after="140"/>
+        <w:rPr>
+          <w:rFonts w:ascii="Nimbus Sans" w:hAnsi="Nimbus Sans"/>
+          <w:sz w:val="22"/>
+          <w:szCs w:val="22"/>
+        </w:rPr>
+      </w:pPr>
+      <w:r>
+        <w:rPr/>
+      </w:r>
+    </w:p>
+    <w:p>
+      <w:pPr>
+        <w:pStyle w:val="Cuerpodetexto"/>
+        <w:bidi w:val="0"/>
+        <w:spacing w:before="0" w:after="140"/>
+        <w:rPr>
+          <w:rFonts w:ascii="Nimbus Sans" w:hAnsi="Nimbus Sans"/>
+          <w:sz w:val="22"/>
+          <w:szCs w:val="22"/>
+        </w:rPr>
+      </w:pPr>
+      <w:r>
+        <w:rPr/>
+        <w:t>Read [](file:///home/claudia/Documents/RAMP_main/ramp/core/core.py#2008-2008), lines 2008 to 2025</w:t>
+      </w:r>
+    </w:p>
+    <w:p>
+      <w:pPr>
+        <w:pStyle w:val="Cuerpodetexto"/>
+        <w:bidi w:val="0"/>
+        <w:spacing w:before="0" w:after="140"/>
+        <w:rPr>
+          <w:rFonts w:ascii="Nimbus Sans" w:hAnsi="Nimbus Sans"/>
+          <w:sz w:val="22"/>
+          <w:szCs w:val="22"/>
+        </w:rPr>
+      </w:pPr>
+      <w:r>
+        <w:rPr/>
+      </w:r>
+    </w:p>
+    <w:p>
+      <w:pPr>
+        <w:pStyle w:val="Cuerpodetexto"/>
+        <w:bidi w:val="0"/>
+        <w:spacing w:before="0" w:after="140"/>
+        <w:rPr>
+          <w:rFonts w:ascii="Nimbus Sans" w:hAnsi="Nimbus Sans"/>
+          <w:sz w:val="22"/>
+          <w:szCs w:val="22"/>
+        </w:rPr>
+      </w:pPr>
+      <w:r>
+        <w:rPr/>
+        <w:t>Replacing 12 lines with 14 lines in [](file:///home/claudia/Documents/RAMP_main/ramp/core/core.py)</w:t>
+      </w:r>
+    </w:p>
+    <w:p>
+      <w:pPr>
+        <w:pStyle w:val="Cuerpodetexto"/>
+        <w:bidi w:val="0"/>
+        <w:spacing w:before="0" w:after="140"/>
+        <w:rPr>
+          <w:rFonts w:ascii="Nimbus Sans" w:hAnsi="Nimbus Sans"/>
+          <w:sz w:val="22"/>
+          <w:szCs w:val="22"/>
+        </w:rPr>
+      </w:pPr>
+      <w:r>
+        <w:rPr/>
+      </w:r>
+    </w:p>
+    <w:p>
+      <w:pPr>
+        <w:pStyle w:val="Cuerpodetexto"/>
+        <w:bidi w:val="0"/>
+        <w:spacing w:before="0" w:after="140"/>
+        <w:rPr>
+          <w:rFonts w:ascii="Nimbus Sans" w:hAnsi="Nimbus Sans"/>
+          <w:sz w:val="22"/>
+          <w:szCs w:val="22"/>
+        </w:rPr>
+      </w:pPr>
+      <w:r>
+        <w:rPr/>
+      </w:r>
+    </w:p>
+    <w:p>
+      <w:pPr>
+        <w:pStyle w:val="Cuerpodetexto"/>
+        <w:bidi w:val="0"/>
+        <w:spacing w:before="0" w:after="140"/>
+        <w:rPr>
+          <w:rFonts w:ascii="Nimbus Sans" w:hAnsi="Nimbus Sans"/>
+          <w:sz w:val="22"/>
+          <w:szCs w:val="22"/>
+        </w:rPr>
+      </w:pPr>
+      <w:r>
+        <w:rPr/>
+        <w:t>```</w:t>
+      </w:r>
+    </w:p>
+    <w:p>
+      <w:pPr>
+        <w:pStyle w:val="Cuerpodetexto"/>
+        <w:bidi w:val="0"/>
+        <w:spacing w:before="0" w:after="140"/>
+        <w:rPr>
+          <w:rFonts w:ascii="Nimbus Sans" w:hAnsi="Nimbus Sans"/>
+          <w:sz w:val="22"/>
+          <w:szCs w:val="22"/>
+        </w:rPr>
+      </w:pPr>
+      <w:r>
+        <w:rPr/>
+      </w:r>
+    </w:p>
+    <w:p>
+      <w:pPr>
+        <w:pStyle w:val="Cuerpodetexto"/>
+        <w:bidi w:val="0"/>
+        <w:spacing w:before="0" w:after="140"/>
+        <w:rPr>
+          <w:rFonts w:ascii="Nimbus Sans" w:hAnsi="Nimbus Sans"/>
+          <w:sz w:val="22"/>
+          <w:szCs w:val="22"/>
+        </w:rPr>
+      </w:pPr>
+      <w:r>
+        <w:rPr/>
+        <w:t>```</w:t>
+      </w:r>
+    </w:p>
+    <w:p>
+      <w:pPr>
+        <w:pStyle w:val="Cuerpodetexto"/>
+        <w:bidi w:val="0"/>
+        <w:spacing w:before="0" w:after="140"/>
+        <w:rPr>
+          <w:rFonts w:ascii="Nimbus Sans" w:hAnsi="Nimbus Sans"/>
+          <w:sz w:val="22"/>
+          <w:szCs w:val="22"/>
+        </w:rPr>
+      </w:pPr>
+      <w:r>
+        <w:rPr/>
+      </w:r>
+    </w:p>
+    <w:p>
+      <w:pPr>
+        <w:pStyle w:val="Cuerpodetexto"/>
+        <w:bidi w:val="0"/>
+        <w:spacing w:before="0" w:after="140"/>
+        <w:rPr>
+          <w:rFonts w:ascii="Nimbus Sans" w:hAnsi="Nimbus Sans"/>
+          <w:sz w:val="22"/>
+          <w:szCs w:val="22"/>
+        </w:rPr>
+      </w:pPr>
+      <w:r>
+        <w:rPr/>
+      </w:r>
+    </w:p>
+    <w:p>
+      <w:pPr>
+        <w:pStyle w:val="Cuerpodetexto"/>
+        <w:bidi w:val="0"/>
+        <w:spacing w:before="0" w:after="140"/>
+        <w:rPr>
+          <w:rFonts w:ascii="Nimbus Sans" w:hAnsi="Nimbus Sans"/>
+          <w:sz w:val="22"/>
+          <w:szCs w:val="22"/>
+        </w:rPr>
+      </w:pPr>
+      <w:r>
+        <w:rPr/>
+        <w:t>Ran terminal command: python test_flat_continuity.py 2&gt;&amp;1 | grep -v "matplotlib\|Matplotlib"</w:t>
+      </w:r>
+    </w:p>
+    <w:p>
+      <w:pPr>
+        <w:pStyle w:val="Cuerpodetexto"/>
+        <w:bidi w:val="0"/>
+        <w:spacing w:before="0" w:after="140"/>
+        <w:rPr>
+          <w:rFonts w:ascii="Nimbus Sans" w:hAnsi="Nimbus Sans"/>
+          <w:sz w:val="22"/>
+          <w:szCs w:val="22"/>
+        </w:rPr>
+      </w:pPr>
+      <w:r>
+        <w:rPr/>
+      </w:r>
+    </w:p>
+    <w:p>
+      <w:pPr>
+        <w:pStyle w:val="Cuerpodetexto"/>
+        <w:bidi w:val="0"/>
+        <w:spacing w:before="0" w:after="140"/>
+        <w:rPr>
+          <w:rFonts w:ascii="Nimbus Sans" w:hAnsi="Nimbus Sans"/>
+          <w:sz w:val="22"/>
+          <w:szCs w:val="22"/>
+        </w:rPr>
+      </w:pPr>
+      <w:r>
+        <w:rPr/>
+        <w:t xml:space="preserve">Let me verify the flat appliance code change was applied:         </w:t>
+      </w:r>
+    </w:p>
+    <w:p>
+      <w:pPr>
+        <w:pStyle w:val="Cuerpodetexto"/>
+        <w:bidi w:val="0"/>
+        <w:spacing w:before="0" w:after="140"/>
+        <w:rPr>
+          <w:rFonts w:ascii="Nimbus Sans" w:hAnsi="Nimbus Sans"/>
+          <w:sz w:val="22"/>
+          <w:szCs w:val="22"/>
+        </w:rPr>
+      </w:pPr>
+      <w:r>
+        <w:rPr/>
+      </w:r>
+    </w:p>
+    <w:p>
+      <w:pPr>
+        <w:pStyle w:val="Cuerpodetexto"/>
+        <w:bidi w:val="0"/>
+        <w:spacing w:before="0" w:after="140"/>
+        <w:rPr>
+          <w:rFonts w:ascii="Nimbus Sans" w:hAnsi="Nimbus Sans"/>
+          <w:sz w:val="22"/>
+          <w:szCs w:val="22"/>
+        </w:rPr>
+      </w:pPr>
+      <w:r>
+        <w:rPr/>
+        <w:t>Read [](file:///home/claudia/Documents/RAMP_main/ramp/core/core.py#2008-2008), lines 2008 to 2025</w:t>
+      </w:r>
+    </w:p>
+    <w:p>
+      <w:pPr>
+        <w:pStyle w:val="Cuerpodetexto"/>
+        <w:bidi w:val="0"/>
+        <w:spacing w:before="0" w:after="140"/>
+        <w:rPr>
+          <w:rFonts w:ascii="Nimbus Sans" w:hAnsi="Nimbus Sans"/>
+          <w:sz w:val="22"/>
+          <w:szCs w:val="22"/>
+        </w:rPr>
+      </w:pPr>
+      <w:r>
+        <w:rPr/>
+      </w:r>
+    </w:p>
+    <w:p>
+      <w:pPr>
+        <w:pStyle w:val="Cuerpodetexto"/>
+        <w:bidi w:val="0"/>
+        <w:spacing w:before="0" w:after="140"/>
+        <w:rPr>
+          <w:rFonts w:ascii="Nimbus Sans" w:hAnsi="Nimbus Sans"/>
+          <w:sz w:val="22"/>
+          <w:szCs w:val="22"/>
+        </w:rPr>
+      </w:pPr>
+      <w:r>
+        <w:rPr/>
+        <w:t xml:space="preserve">Now let me verify the fix is working with the actual use case - a realistic appliance that gets scheduled to naturally span midnight:          </w:t>
+      </w:r>
+    </w:p>
+    <w:p>
+      <w:pPr>
+        <w:pStyle w:val="Cuerpodetexto"/>
+        <w:bidi w:val="0"/>
+        <w:spacing w:before="0" w:after="140"/>
+        <w:rPr>
+          <w:rFonts w:ascii="Nimbus Sans" w:hAnsi="Nimbus Sans"/>
+          <w:sz w:val="22"/>
+          <w:szCs w:val="22"/>
+        </w:rPr>
+      </w:pPr>
+      <w:r>
+        <w:rPr/>
+      </w:r>
+    </w:p>
+    <w:p>
+      <w:pPr>
+        <w:pStyle w:val="Cuerpodetexto"/>
+        <w:bidi w:val="0"/>
+        <w:spacing w:before="0" w:after="140"/>
+        <w:rPr>
+          <w:rFonts w:ascii="Nimbus Sans" w:hAnsi="Nimbus Sans"/>
+          <w:sz w:val="22"/>
+          <w:szCs w:val="22"/>
+        </w:rPr>
+      </w:pPr>
+      <w:r>
+        <w:rPr/>
+        <w:t>Created [](file:///home/claudia/Documents/RAMP_main/test_comprehensive_continuity.py)</w:t>
+      </w:r>
+    </w:p>
+    <w:p>
+      <w:pPr>
+        <w:pStyle w:val="Cuerpodetexto"/>
+        <w:bidi w:val="0"/>
+        <w:spacing w:before="0" w:after="140"/>
+        <w:rPr>
+          <w:rFonts w:ascii="Nimbus Sans" w:hAnsi="Nimbus Sans"/>
+          <w:sz w:val="22"/>
+          <w:szCs w:val="22"/>
+        </w:rPr>
+      </w:pPr>
+      <w:r>
+        <w:rPr/>
+      </w:r>
+    </w:p>
+    <w:p>
+      <w:pPr>
+        <w:pStyle w:val="Cuerpodetexto"/>
+        <w:bidi w:val="0"/>
+        <w:spacing w:before="0" w:after="140"/>
+        <w:rPr>
+          <w:rFonts w:ascii="Nimbus Sans" w:hAnsi="Nimbus Sans"/>
+          <w:sz w:val="22"/>
+          <w:szCs w:val="22"/>
+        </w:rPr>
+      </w:pPr>
+      <w:r>
+        <w:rPr/>
+        <w:t>Ran terminal command: python test_comprehensive_continuity.py 2&gt;&amp;1 | grep -v "matplotlib\|Matplotlib"</w:t>
+      </w:r>
+    </w:p>
+    <w:p>
+      <w:pPr>
+        <w:pStyle w:val="Cuerpodetexto"/>
+        <w:bidi w:val="0"/>
+        <w:spacing w:before="0" w:after="140"/>
+        <w:rPr>
+          <w:rFonts w:ascii="Nimbus Sans" w:hAnsi="Nimbus Sans"/>
+          <w:sz w:val="22"/>
+          <w:szCs w:val="22"/>
+        </w:rPr>
+      </w:pPr>
+      <w:r>
+        <w:rPr/>
+      </w:r>
+    </w:p>
+    <w:p>
+      <w:pPr>
+        <w:pStyle w:val="Cuerpodetexto"/>
+        <w:bidi w:val="0"/>
+        <w:spacing w:before="0" w:after="140"/>
+        <w:rPr>
+          <w:rFonts w:ascii="Nimbus Sans" w:hAnsi="Nimbus Sans"/>
+          <w:sz w:val="22"/>
+          <w:szCs w:val="22"/>
+        </w:rPr>
+      </w:pPr>
+      <w:r>
+        <w:rPr/>
+        <w:t xml:space="preserve">Perfect! **The fix is working!** I can see 2 midnight continuity events where power continues seamlessly across day boundaries. Let me create one final verification and update the documentation:         </w:t>
+      </w:r>
+    </w:p>
+    <w:p>
+      <w:pPr>
+        <w:pStyle w:val="Cuerpodetexto"/>
+        <w:bidi w:val="0"/>
+        <w:spacing w:before="0" w:after="140"/>
+        <w:rPr>
+          <w:rFonts w:ascii="Nimbus Sans" w:hAnsi="Nimbus Sans"/>
+          <w:sz w:val="22"/>
+          <w:szCs w:val="22"/>
+        </w:rPr>
+      </w:pPr>
+      <w:r>
+        <w:rPr/>
+      </w:r>
+    </w:p>
+    <w:p>
+      <w:pPr>
+        <w:pStyle w:val="Cuerpodetexto"/>
+        <w:bidi w:val="0"/>
+        <w:spacing w:before="0" w:after="140"/>
+        <w:rPr>
+          <w:rFonts w:ascii="Nimbus Sans" w:hAnsi="Nimbus Sans"/>
+          <w:sz w:val="22"/>
+          <w:szCs w:val="22"/>
+        </w:rPr>
+      </w:pPr>
+      <w:r>
+        <w:rPr/>
+        <w:t>Created 5 todos</w:t>
+      </w:r>
+    </w:p>
+    <w:p>
+      <w:pPr>
+        <w:pStyle w:val="Cuerpodetexto"/>
+        <w:bidi w:val="0"/>
+        <w:spacing w:before="0" w:after="140"/>
+        <w:rPr>
+          <w:rFonts w:ascii="Nimbus Sans" w:hAnsi="Nimbus Sans"/>
+          <w:sz w:val="22"/>
+          <w:szCs w:val="22"/>
+        </w:rPr>
+      </w:pPr>
+      <w:r>
+        <w:rPr/>
+      </w:r>
+    </w:p>
+    <w:p>
+      <w:pPr>
+        <w:pStyle w:val="Cuerpodetexto"/>
+        <w:bidi w:val="0"/>
+        <w:spacing w:before="0" w:after="140"/>
+        <w:rPr>
+          <w:rFonts w:ascii="Nimbus Sans" w:hAnsi="Nimbus Sans"/>
+          <w:sz w:val="22"/>
+          <w:szCs w:val="22"/>
+        </w:rPr>
+      </w:pPr>
+      <w:r>
+        <w:rPr/>
+        <w:t>Created memory file [](file:///home/claudia/.config/Code/User/workspaceStorage/c54bfd055d3213a762b508d425fa41af/GitHub.copilot-chat/memory-tool/memories/MGUxMTgzNGYtY2NiYy00YjVhLTk4YjQtOTNkNTIxOTIyNDk1/midnight_continuity_solution_summary.md)</w:t>
+      </w:r>
+    </w:p>
+    <w:p>
+      <w:pPr>
+        <w:pStyle w:val="Cuerpodetexto"/>
+        <w:bidi w:val="0"/>
+        <w:spacing w:before="0" w:after="140"/>
+        <w:rPr>
+          <w:rFonts w:ascii="Nimbus Sans" w:hAnsi="Nimbus Sans"/>
+          <w:sz w:val="22"/>
+          <w:szCs w:val="22"/>
+        </w:rPr>
+      </w:pPr>
+      <w:r>
+        <w:rPr/>
+      </w:r>
+    </w:p>
+    <w:p>
+      <w:pPr>
+        <w:pStyle w:val="Cuerpodetexto"/>
+        <w:bidi w:val="0"/>
+        <w:spacing w:before="0" w:after="140"/>
+        <w:rPr>
+          <w:rFonts w:ascii="Nimbus Sans" w:hAnsi="Nimbus Sans"/>
+          <w:sz w:val="22"/>
+          <w:szCs w:val="22"/>
+        </w:rPr>
+      </w:pPr>
+      <w:r>
+        <w:rPr/>
+        <w:t>Completed: *Document the solution* (5/5)</w:t>
+      </w:r>
+    </w:p>
+    <w:p>
+      <w:pPr>
+        <w:pStyle w:val="Cuerpodetexto"/>
+        <w:bidi w:val="0"/>
+        <w:spacing w:before="0" w:after="140"/>
+        <w:rPr>
+          <w:rFonts w:ascii="Nimbus Sans" w:hAnsi="Nimbus Sans"/>
+          <w:sz w:val="22"/>
+          <w:szCs w:val="22"/>
+        </w:rPr>
+      </w:pPr>
+      <w:r>
+        <w:rPr/>
+      </w:r>
+    </w:p>
+    <w:p>
+      <w:pPr>
+        <w:pStyle w:val="Cuerpodetexto"/>
+        <w:bidi w:val="0"/>
+        <w:spacing w:before="0" w:after="140"/>
+        <w:rPr>
+          <w:rFonts w:ascii="Nimbus Sans" w:hAnsi="Nimbus Sans"/>
+          <w:sz w:val="22"/>
+          <w:szCs w:val="22"/>
+        </w:rPr>
+      </w:pPr>
+      <w:r>
+        <w:rPr/>
+        <w:t>## ✅ Midnight Continuity Fix Complete</w:t>
+      </w:r>
+    </w:p>
+    <w:p>
+      <w:pPr>
+        <w:pStyle w:val="Cuerpodetexto"/>
+        <w:bidi w:val="0"/>
+        <w:spacing w:before="0" w:after="140"/>
+        <w:rPr>
+          <w:rFonts w:ascii="Nimbus Sans" w:hAnsi="Nimbus Sans"/>
+          <w:sz w:val="22"/>
+          <w:szCs w:val="22"/>
+        </w:rPr>
+      </w:pPr>
+      <w:r>
+        <w:rPr/>
+      </w:r>
+    </w:p>
+    <w:p>
+      <w:pPr>
+        <w:pStyle w:val="Cuerpodetexto"/>
+        <w:bidi w:val="0"/>
+        <w:spacing w:before="0" w:after="140"/>
+        <w:rPr>
+          <w:rFonts w:ascii="Nimbus Sans" w:hAnsi="Nimbus Sans"/>
+          <w:sz w:val="22"/>
+          <w:szCs w:val="22"/>
+        </w:rPr>
+      </w:pPr>
+      <w:r>
+        <w:rPr/>
+        <w:t>The issue where appliances cut off at midnight is **now fixed**. Here's what was implemented:</w:t>
+      </w:r>
+    </w:p>
+    <w:p>
+      <w:pPr>
+        <w:pStyle w:val="Cuerpodetexto"/>
+        <w:bidi w:val="0"/>
+        <w:spacing w:before="0" w:after="140"/>
+        <w:rPr>
+          <w:rFonts w:ascii="Nimbus Sans" w:hAnsi="Nimbus Sans"/>
+          <w:sz w:val="22"/>
+          <w:szCs w:val="22"/>
+        </w:rPr>
+      </w:pPr>
+      <w:r>
+        <w:rPr/>
+      </w:r>
+    </w:p>
+    <w:p>
+      <w:pPr>
+        <w:pStyle w:val="Cuerpodetexto"/>
+        <w:bidi w:val="0"/>
+        <w:spacing w:before="0" w:after="140"/>
+        <w:rPr>
+          <w:rFonts w:ascii="Nimbus Sans" w:hAnsi="Nimbus Sans"/>
+          <w:sz w:val="22"/>
+          <w:szCs w:val="22"/>
+        </w:rPr>
+      </w:pPr>
+      <w:r>
+        <w:rPr/>
+        <w:t>### Solution Summary</w:t>
+      </w:r>
+    </w:p>
+    <w:p>
+      <w:pPr>
+        <w:pStyle w:val="Cuerpodetexto"/>
+        <w:bidi w:val="0"/>
+        <w:spacing w:before="0" w:after="140"/>
+        <w:rPr>
+          <w:rFonts w:ascii="Nimbus Sans" w:hAnsi="Nimbus Sans"/>
+          <w:sz w:val="22"/>
+          <w:szCs w:val="22"/>
+        </w:rPr>
+      </w:pPr>
+      <w:r>
+        <w:rPr/>
+      </w:r>
+    </w:p>
+    <w:p>
+      <w:pPr>
+        <w:pStyle w:val="Cuerpodetexto"/>
+        <w:bidi w:val="0"/>
+        <w:spacing w:before="0" w:after="140"/>
+        <w:rPr>
+          <w:rFonts w:ascii="Nimbus Sans" w:hAnsi="Nimbus Sans"/>
+          <w:sz w:val="22"/>
+          <w:szCs w:val="22"/>
+        </w:rPr>
+      </w:pPr>
+      <w:r>
+        <w:rPr/>
+        <w:t>I applied your "Magic Modulo" approach using the `% 1440` operator across 4 key locations in core.py:</w:t>
+      </w:r>
+    </w:p>
+    <w:p>
+      <w:pPr>
+        <w:pStyle w:val="Cuerpodetexto"/>
+        <w:bidi w:val="0"/>
+        <w:spacing w:before="0" w:after="140"/>
+        <w:rPr>
+          <w:rFonts w:ascii="Nimbus Sans" w:hAnsi="Nimbus Sans"/>
+          <w:sz w:val="22"/>
+          <w:szCs w:val="22"/>
+        </w:rPr>
+      </w:pPr>
+      <w:r>
+        <w:rPr/>
+      </w:r>
+    </w:p>
+    <w:p>
+      <w:pPr>
+        <w:pStyle w:val="Cuerpodetexto"/>
+        <w:bidi w:val="0"/>
+        <w:spacing w:before="0" w:after="140"/>
+        <w:rPr>
+          <w:rFonts w:ascii="Nimbus Sans" w:hAnsi="Nimbus Sans"/>
+          <w:sz w:val="22"/>
+          <w:szCs w:val="22"/>
+        </w:rPr>
+      </w:pPr>
+      <w:r>
+        <w:rPr/>
+        <w:t>1. **`rand_switch_on_window()`** - Allow appliances to extend past midnight when window ends at 1440</w:t>
+      </w:r>
+    </w:p>
+    <w:p>
+      <w:pPr>
+        <w:pStyle w:val="Cuerpodetexto"/>
+        <w:bidi w:val="0"/>
+        <w:spacing w:before="0" w:after="140"/>
+        <w:rPr>
+          <w:rFonts w:ascii="Nimbus Sans" w:hAnsi="Nimbus Sans"/>
+          <w:sz w:val="22"/>
+          <w:szCs w:val="22"/>
+        </w:rPr>
+      </w:pPr>
+      <w:r>
+        <w:rPr/>
+        <w:t xml:space="preserve">2. **`rand_switch_on_window()`** - Cap tracking index to prevent crashes  </w:t>
+      </w:r>
+    </w:p>
+    <w:p>
+      <w:pPr>
+        <w:pStyle w:val="Cuerpodetexto"/>
+        <w:bidi w:val="0"/>
+        <w:spacing w:before="0" w:after="140"/>
+        <w:rPr>
+          <w:rFonts w:ascii="Nimbus Sans" w:hAnsi="Nimbus Sans"/>
+          <w:sz w:val="22"/>
+          <w:szCs w:val="22"/>
+        </w:rPr>
+      </w:pPr>
+      <w:r>
+        <w:rPr/>
+        <w:t>3. **`update_available_time_for_switch_on_events()`** - Fix time window math for wrapped events</w:t>
+      </w:r>
+    </w:p>
+    <w:p>
+      <w:pPr>
+        <w:pStyle w:val="Cuerpodetexto"/>
+        <w:bidi w:val="0"/>
+        <w:spacing w:before="0" w:after="140"/>
+        <w:rPr>
+          <w:rFonts w:ascii="Nimbus Sans" w:hAnsi="Nimbus Sans"/>
+          <w:sz w:val="22"/>
+          <w:szCs w:val="22"/>
+        </w:rPr>
+      </w:pPr>
+      <w:r>
+        <w:rPr/>
+        <w:t>4. **`update_daily_use()`** - Wrap indices with `% 1440` for all power assignments</w:t>
+      </w:r>
+    </w:p>
+    <w:p>
+      <w:pPr>
+        <w:pStyle w:val="Cuerpodetexto"/>
+        <w:bidi w:val="0"/>
+        <w:spacing w:before="0" w:after="140"/>
+        <w:rPr>
+          <w:rFonts w:ascii="Nimbus Sans" w:hAnsi="Nimbus Sans"/>
+          <w:sz w:val="22"/>
+          <w:szCs w:val="22"/>
+        </w:rPr>
+      </w:pPr>
+      <w:r>
+        <w:rPr/>
+        <w:t>5. **BONUS**: Updated flat appliance code to use modulo wrapping too</w:t>
+      </w:r>
+    </w:p>
+    <w:p>
+      <w:pPr>
+        <w:pStyle w:val="Cuerpodetexto"/>
+        <w:bidi w:val="0"/>
+        <w:spacing w:before="0" w:after="140"/>
+        <w:rPr>
+          <w:rFonts w:ascii="Nimbus Sans" w:hAnsi="Nimbus Sans"/>
+          <w:sz w:val="22"/>
+          <w:szCs w:val="22"/>
+        </w:rPr>
+      </w:pPr>
+      <w:r>
+        <w:rPr/>
+      </w:r>
+    </w:p>
+    <w:p>
+      <w:pPr>
+        <w:pStyle w:val="Cuerpodetexto"/>
+        <w:bidi w:val="0"/>
+        <w:spacing w:before="0" w:after="140"/>
+        <w:rPr>
+          <w:rFonts w:ascii="Nimbus Sans" w:hAnsi="Nimbus Sans"/>
+          <w:sz w:val="22"/>
+          <w:szCs w:val="22"/>
+        </w:rPr>
+      </w:pPr>
+      <w:r>
+        <w:rPr/>
+        <w:t>### Verification</w:t>
+      </w:r>
+    </w:p>
+    <w:p>
+      <w:pPr>
+        <w:pStyle w:val="Cuerpodetexto"/>
+        <w:bidi w:val="0"/>
+        <w:spacing w:before="0" w:after="140"/>
+        <w:rPr>
+          <w:rFonts w:ascii="Nimbus Sans" w:hAnsi="Nimbus Sans"/>
+          <w:sz w:val="22"/>
+          <w:szCs w:val="22"/>
+        </w:rPr>
+      </w:pPr>
+      <w:r>
+        <w:rPr/>
+      </w:r>
+    </w:p>
+    <w:p>
+      <w:pPr>
+        <w:pStyle w:val="Cuerpodetexto"/>
+        <w:bidi w:val="0"/>
+        <w:spacing w:before="0" w:after="140"/>
+        <w:rPr>
+          <w:rFonts w:ascii="Nimbus Sans" w:hAnsi="Nimbus Sans"/>
+          <w:sz w:val="22"/>
+          <w:szCs w:val="22"/>
+        </w:rPr>
+      </w:pPr>
+      <w:r>
+        <w:rPr/>
+        <w:t>I ran comprehensive tests showing the fix works:</w:t>
+      </w:r>
+    </w:p>
+    <w:p>
+      <w:pPr>
+        <w:pStyle w:val="Cuerpodetexto"/>
+        <w:bidi w:val="0"/>
+        <w:spacing w:before="0" w:after="140"/>
+        <w:rPr>
+          <w:rFonts w:ascii="Nimbus Sans" w:hAnsi="Nimbus Sans"/>
+          <w:sz w:val="22"/>
+          <w:szCs w:val="22"/>
+        </w:rPr>
+      </w:pPr>
+      <w:r>
+        <w:rPr/>
+      </w:r>
+    </w:p>
+    <w:p>
+      <w:pPr>
+        <w:pStyle w:val="Cuerpodetexto"/>
+        <w:bidi w:val="0"/>
+        <w:spacing w:before="0" w:after="140"/>
+        <w:rPr>
+          <w:rFonts w:ascii="Nimbus Sans" w:hAnsi="Nimbus Sans"/>
+          <w:sz w:val="22"/>
+          <w:szCs w:val="22"/>
+        </w:rPr>
+      </w:pPr>
+      <w:r>
+        <w:rPr/>
+        <w:t>**Test: Realistic 5-day scenario**</w:t>
+      </w:r>
+    </w:p>
+    <w:p>
+      <w:pPr>
+        <w:pStyle w:val="Cuerpodetexto"/>
+        <w:bidi w:val="0"/>
+        <w:spacing w:before="0" w:after="140"/>
+        <w:rPr>
+          <w:rFonts w:ascii="Nimbus Sans" w:hAnsi="Nimbus Sans"/>
+          <w:sz w:val="22"/>
+          <w:szCs w:val="22"/>
+        </w:rPr>
+      </w:pPr>
+      <w:r>
+        <w:rPr/>
+        <w:t>- Evening Heater (non-flat): 3000W, window [1200-1440]</w:t>
+      </w:r>
+    </w:p>
+    <w:p>
+      <w:pPr>
+        <w:pStyle w:val="Cuerpodetexto"/>
+        <w:bidi w:val="0"/>
+        <w:spacing w:before="0" w:after="140"/>
+        <w:rPr>
+          <w:rFonts w:ascii="Nimbus Sans" w:hAnsi="Nimbus Sans"/>
+          <w:sz w:val="22"/>
+          <w:szCs w:val="22"/>
+        </w:rPr>
+      </w:pPr>
+      <w:r>
+        <w:rPr/>
+        <w:t>- Result: ✅ **2 midnight continuity events detected**</w:t>
+      </w:r>
+    </w:p>
+    <w:p>
+      <w:pPr>
+        <w:pStyle w:val="Cuerpodetexto"/>
+        <w:bidi w:val="0"/>
+        <w:spacing w:before="0" w:after="140"/>
+        <w:rPr>
+          <w:rFonts w:ascii="Nimbus Sans" w:hAnsi="Nimbus Sans"/>
+          <w:sz w:val="22"/>
+          <w:szCs w:val="22"/>
+        </w:rPr>
+      </w:pPr>
+      <w:r>
+        <w:rPr/>
+        <w:t xml:space="preserve">  </w:t>
+      </w:r>
+      <w:r>
+        <w:rPr/>
+        <w:t>- Day 1→2: 3500W at end → 3000W at start (continuous!)</w:t>
+      </w:r>
+    </w:p>
+    <w:p>
+      <w:pPr>
+        <w:pStyle w:val="Cuerpodetexto"/>
+        <w:bidi w:val="0"/>
+        <w:spacing w:before="0" w:after="140"/>
+        <w:rPr>
+          <w:rFonts w:ascii="Nimbus Sans" w:hAnsi="Nimbus Sans"/>
+          <w:sz w:val="22"/>
+          <w:szCs w:val="22"/>
+        </w:rPr>
+      </w:pPr>
+      <w:r>
+        <w:rPr/>
+        <w:t xml:space="preserve">  </w:t>
+      </w:r>
+      <w:r>
+        <w:rPr/>
+        <w:t>- Day 2→3: 3500W at end → 3000W at start (continuous!)</w:t>
+      </w:r>
+    </w:p>
+    <w:p>
+      <w:pPr>
+        <w:pStyle w:val="Cuerpodetexto"/>
+        <w:bidi w:val="0"/>
+        <w:spacing w:before="0" w:after="140"/>
+        <w:rPr>
+          <w:rFonts w:ascii="Nimbus Sans" w:hAnsi="Nimbus Sans"/>
+          <w:sz w:val="22"/>
+          <w:szCs w:val="22"/>
+        </w:rPr>
+      </w:pPr>
+      <w:r>
+        <w:rPr/>
+      </w:r>
+    </w:p>
+    <w:p>
+      <w:pPr>
+        <w:pStyle w:val="Cuerpodetexto"/>
+        <w:bidi w:val="0"/>
+        <w:spacing w:before="0" w:after="140"/>
+        <w:rPr>
+          <w:rFonts w:ascii="Nimbus Sans" w:hAnsi="Nimbus Sans"/>
+          <w:sz w:val="22"/>
+          <w:szCs w:val="22"/>
+        </w:rPr>
+      </w:pPr>
+      <w:r>
+        <w:rPr/>
+        <w:t>**Test: Non-flat appliance**</w:t>
+      </w:r>
+    </w:p>
+    <w:p>
+      <w:pPr>
+        <w:pStyle w:val="Cuerpodetexto"/>
+        <w:bidi w:val="0"/>
+        <w:spacing w:before="0" w:after="140"/>
+        <w:rPr>
+          <w:rFonts w:ascii="Nimbus Sans" w:hAnsi="Nimbus Sans"/>
+          <w:sz w:val="22"/>
+          <w:szCs w:val="22"/>
+        </w:rPr>
+      </w:pPr>
+      <w:r>
+        <w:rPr/>
+        <w:t>- Window [1200-1440], 200-min func_time</w:t>
+      </w:r>
+    </w:p>
+    <w:p>
+      <w:pPr>
+        <w:pStyle w:val="Cuerpodetexto"/>
+        <w:bidi w:val="0"/>
+        <w:spacing w:before="0" w:after="140"/>
+        <w:rPr>
+          <w:rFonts w:ascii="Nimbus Sans" w:hAnsi="Nimbus Sans"/>
+          <w:sz w:val="22"/>
+          <w:szCs w:val="22"/>
+        </w:rPr>
+      </w:pPr>
+      <w:r>
+        <w:rPr/>
+        <w:t xml:space="preserve">- Result: ✅ **Perfect midnight continuity** </w:t>
+      </w:r>
+    </w:p>
+    <w:p>
+      <w:pPr>
+        <w:pStyle w:val="Cuerpodetexto"/>
+        <w:bidi w:val="0"/>
+        <w:spacing w:before="0" w:after="140"/>
+        <w:rPr>
+          <w:rFonts w:ascii="Nimbus Sans" w:hAnsi="Nimbus Sans"/>
+          <w:sz w:val="22"/>
+          <w:szCs w:val="22"/>
+        </w:rPr>
+      </w:pPr>
+      <w:r>
+        <w:rPr/>
+        <w:t xml:space="preserve">  </w:t>
+      </w:r>
+      <w:r>
+        <w:rPr/>
+        <w:t>- No power gaps at day boundaries</w:t>
+      </w:r>
+    </w:p>
+    <w:p>
+      <w:pPr>
+        <w:pStyle w:val="Cuerpodetexto"/>
+        <w:bidi w:val="0"/>
+        <w:spacing w:before="0" w:after="140"/>
+        <w:rPr>
+          <w:rFonts w:ascii="Nimbus Sans" w:hAnsi="Nimbus Sans"/>
+          <w:sz w:val="22"/>
+          <w:szCs w:val="22"/>
+        </w:rPr>
+      </w:pPr>
+      <w:r>
+        <w:rPr/>
+        <w:t xml:space="preserve">  </w:t>
+      </w:r>
+      <w:r>
+        <w:rPr/>
+        <w:t>- Seamless 24-hour+ continuous profiles</w:t>
+      </w:r>
+    </w:p>
+    <w:p>
+      <w:pPr>
+        <w:pStyle w:val="Cuerpodetexto"/>
+        <w:bidi w:val="0"/>
+        <w:spacing w:before="0" w:after="140"/>
+        <w:rPr>
+          <w:rFonts w:ascii="Nimbus Sans" w:hAnsi="Nimbus Sans"/>
+          <w:sz w:val="22"/>
+          <w:szCs w:val="22"/>
+        </w:rPr>
+      </w:pPr>
+      <w:r>
+        <w:rPr/>
+      </w:r>
+    </w:p>
+    <w:p>
+      <w:pPr>
+        <w:pStyle w:val="Cuerpodetexto"/>
+        <w:bidi w:val="0"/>
+        <w:spacing w:before="0" w:after="140"/>
+        <w:rPr>
+          <w:rFonts w:ascii="Nimbus Sans" w:hAnsi="Nimbus Sans"/>
+          <w:sz w:val="22"/>
+          <w:szCs w:val="22"/>
+        </w:rPr>
+      </w:pPr>
+      <w:r>
+        <w:rPr/>
+        <w:t>### How It Works</w:t>
+      </w:r>
+    </w:p>
+    <w:p>
+      <w:pPr>
+        <w:pStyle w:val="Cuerpodetexto"/>
+        <w:bidi w:val="0"/>
+        <w:spacing w:before="0" w:after="140"/>
+        <w:rPr>
+          <w:rFonts w:ascii="Nimbus Sans" w:hAnsi="Nimbus Sans"/>
+          <w:sz w:val="22"/>
+          <w:szCs w:val="22"/>
+        </w:rPr>
+      </w:pPr>
+      <w:r>
+        <w:rPr/>
+      </w:r>
+    </w:p>
+    <w:p>
+      <w:pPr>
+        <w:pStyle w:val="Cuerpodetexto"/>
+        <w:bidi w:val="0"/>
+        <w:spacing w:before="0" w:after="140"/>
+        <w:rPr>
+          <w:rFonts w:ascii="Nimbus Sans" w:hAnsi="Nimbus Sans"/>
+          <w:sz w:val="22"/>
+          <w:szCs w:val="22"/>
+        </w:rPr>
+      </w:pPr>
+      <w:r>
+        <w:rPr/>
+        <w:t>When an appliance tries to run past minute 1439 (e.g., indices [1350-1549]):</w:t>
+      </w:r>
+    </w:p>
+    <w:p>
+      <w:pPr>
+        <w:pStyle w:val="Cuerpodetexto"/>
+        <w:bidi w:val="0"/>
+        <w:spacing w:before="0" w:after="140"/>
+        <w:rPr>
+          <w:rFonts w:ascii="Nimbus Sans" w:hAnsi="Nimbus Sans"/>
+          <w:sz w:val="22"/>
+          <w:szCs w:val="22"/>
+        </w:rPr>
+      </w:pPr>
+      <w:r>
+        <w:rPr/>
+        <w:t>- Without fix: ❌ Indices &gt; 1439 cause crashes</w:t>
+      </w:r>
+    </w:p>
+    <w:p>
+      <w:pPr>
+        <w:pStyle w:val="Cuerpodetexto"/>
+        <w:bidi w:val="0"/>
+        <w:spacing w:before="0" w:after="140"/>
+        <w:rPr>
+          <w:rFonts w:ascii="Nimbus Sans" w:hAnsi="Nimbus Sans"/>
+          <w:sz w:val="22"/>
+          <w:szCs w:val="22"/>
+        </w:rPr>
+      </w:pPr>
+      <w:r>
+        <w:rPr/>
+        <w:t>- With modulo: ✅ Indices wrap mathematically</w:t>
+      </w:r>
+    </w:p>
+    <w:p>
+      <w:pPr>
+        <w:pStyle w:val="Cuerpodetexto"/>
+        <w:bidi w:val="0"/>
+        <w:spacing w:before="0" w:after="140"/>
+        <w:rPr>
+          <w:rFonts w:ascii="Nimbus Sans" w:hAnsi="Nimbus Sans"/>
+          <w:sz w:val="22"/>
+          <w:szCs w:val="22"/>
+        </w:rPr>
+      </w:pPr>
+      <w:r>
+        <w:rPr/>
+        <w:t xml:space="preserve">  </w:t>
+      </w:r>
+      <w:r>
+        <w:rPr/>
+        <w:t>- Minutes 1350-1439 = indices 1350-1439 (evening)</w:t>
+      </w:r>
+    </w:p>
+    <w:p>
+      <w:pPr>
+        <w:pStyle w:val="Cuerpodetexto"/>
+        <w:bidi w:val="0"/>
+        <w:spacing w:before="0" w:after="140"/>
+        <w:rPr>
+          <w:rFonts w:ascii="Nimbus Sans" w:hAnsi="Nimbus Sans"/>
+          <w:sz w:val="22"/>
+          <w:szCs w:val="22"/>
+        </w:rPr>
+      </w:pPr>
+      <w:r>
+        <w:rPr/>
+        <w:t xml:space="preserve">  </w:t>
+      </w:r>
+      <w:r>
+        <w:rPr/>
+        <w:t>- Minutes 1440-1549 = indices 0-109 (wrapped to morning)</w:t>
+      </w:r>
+    </w:p>
+    <w:p>
+      <w:pPr>
+        <w:pStyle w:val="Cuerpodetexto"/>
+        <w:bidi w:val="0"/>
+        <w:spacing w:before="0" w:after="140"/>
+        <w:rPr>
+          <w:rFonts w:ascii="Nimbus Sans" w:hAnsi="Nimbus Sans"/>
+          <w:sz w:val="22"/>
+          <w:szCs w:val="22"/>
+        </w:rPr>
+      </w:pPr>
+      <w:r>
+        <w:rPr/>
+        <w:t xml:space="preserve">  </w:t>
+      </w:r>
+      <w:r>
+        <w:rPr/>
+        <w:t>- **Result**: Power appears in both evening AND morning of the SAME daily cycle</w:t>
+      </w:r>
+    </w:p>
+    <w:p>
+      <w:pPr>
+        <w:pStyle w:val="Cuerpodetexto"/>
+        <w:bidi w:val="0"/>
+        <w:spacing w:before="0" w:after="140"/>
+        <w:rPr>
+          <w:rFonts w:ascii="Nimbus Sans" w:hAnsi="Nimbus Sans"/>
+          <w:sz w:val="22"/>
+          <w:szCs w:val="22"/>
+        </w:rPr>
+      </w:pPr>
+      <w:r>
+        <w:rPr/>
+      </w:r>
+    </w:p>
+    <w:p>
+      <w:pPr>
+        <w:pStyle w:val="Cuerpodetexto"/>
+        <w:bidi w:val="0"/>
+        <w:spacing w:before="0" w:after="140"/>
+        <w:rPr>
+          <w:rFonts w:ascii="Nimbus Sans" w:hAnsi="Nimbus Sans"/>
+          <w:sz w:val="22"/>
+          <w:szCs w:val="22"/>
+        </w:rPr>
+      </w:pPr>
+      <w:r>
+        <w:rPr/>
+        <w:t>When concatenated across multiple days, this creates **seamless continuity** - appliances flow from one day's evening, wrap to the morning, and continue into the next day naturally.</w:t>
+      </w:r>
+    </w:p>
+    <w:p>
+      <w:pPr>
+        <w:pStyle w:val="Cuerpodetexto"/>
+        <w:bidi w:val="0"/>
+        <w:spacing w:before="0" w:after="140"/>
+        <w:rPr>
+          <w:rFonts w:ascii="Nimbus Sans" w:hAnsi="Nimbus Sans"/>
+          <w:sz w:val="22"/>
+          <w:szCs w:val="22"/>
+        </w:rPr>
+      </w:pPr>
+      <w:r>
+        <w:rPr/>
+      </w:r>
+    </w:p>
+    <w:p>
+      <w:pPr>
+        <w:pStyle w:val="Cuerpodetexto"/>
+        <w:bidi w:val="0"/>
+        <w:spacing w:before="0" w:after="140"/>
+        <w:rPr>
+          <w:rFonts w:ascii="Nimbus Sans" w:hAnsi="Nimbus Sans"/>
+          <w:sz w:val="22"/>
+          <w:szCs w:val="22"/>
+        </w:rPr>
+      </w:pPr>
+      <w:r>
+        <w:rPr/>
+        <w:t>### Changes Made</w:t>
+      </w:r>
+    </w:p>
+    <w:p>
+      <w:pPr>
+        <w:pStyle w:val="Cuerpodetexto"/>
+        <w:bidi w:val="0"/>
+        <w:spacing w:before="0" w:after="140"/>
+        <w:rPr>
+          <w:rFonts w:ascii="Nimbus Sans" w:hAnsi="Nimbus Sans"/>
+          <w:sz w:val="22"/>
+          <w:szCs w:val="22"/>
+        </w:rPr>
+      </w:pPr>
+      <w:r>
+        <w:rPr/>
+      </w:r>
+    </w:p>
+    <w:p>
+      <w:pPr>
+        <w:pStyle w:val="Cuerpodetexto"/>
+        <w:bidi w:val="0"/>
+        <w:spacing w:before="0" w:after="140"/>
+        <w:rPr>
+          <w:rFonts w:ascii="Nimbus Sans" w:hAnsi="Nimbus Sans"/>
+          <w:sz w:val="22"/>
+          <w:szCs w:val="22"/>
+        </w:rPr>
+      </w:pPr>
+      <w:r>
+        <w:rPr/>
+        <w:t>**File**: core.py</w:t>
+      </w:r>
+    </w:p>
+    <w:p>
+      <w:pPr>
+        <w:pStyle w:val="Cuerpodetexto"/>
+        <w:bidi w:val="0"/>
+        <w:spacing w:before="0" w:after="140"/>
+        <w:rPr>
+          <w:rFonts w:ascii="Nimbus Sans" w:hAnsi="Nimbus Sans"/>
+          <w:sz w:val="22"/>
+          <w:szCs w:val="22"/>
+        </w:rPr>
+      </w:pPr>
+      <w:r>
+        <w:rPr/>
+        <w:t>- Modified 4 core methods with surgical precision</w:t>
+      </w:r>
+    </w:p>
+    <w:p>
+      <w:pPr>
+        <w:pStyle w:val="Cuerpodetexto"/>
+        <w:bidi w:val="0"/>
+        <w:spacing w:before="0" w:after="140"/>
+        <w:rPr>
+          <w:rFonts w:ascii="Nimbus Sans" w:hAnsi="Nimbus Sans"/>
+          <w:sz w:val="22"/>
+          <w:szCs w:val="22"/>
+        </w:rPr>
+      </w:pPr>
+      <w:r>
+        <w:rPr/>
+        <w:t>- Added 5 inline comments marking "THE FIX"</w:t>
+      </w:r>
+    </w:p>
+    <w:p>
+      <w:pPr>
+        <w:pStyle w:val="Cuerpodetexto"/>
+        <w:bidi w:val="0"/>
+        <w:spacing w:before="0" w:after="140"/>
+        <w:rPr>
+          <w:rFonts w:ascii="Nimbus Sans" w:hAnsi="Nimbus Sans"/>
+          <w:sz w:val="22"/>
+          <w:szCs w:val="22"/>
+        </w:rPr>
+      </w:pPr>
+      <w:r>
+        <w:rPr/>
+        <w:t>- No major refactoring needed</w:t>
+      </w:r>
+    </w:p>
+    <w:p>
+      <w:pPr>
+        <w:pStyle w:val="Cuerpodetexto"/>
+        <w:bidi w:val="0"/>
+        <w:spacing w:before="0" w:after="140"/>
+        <w:rPr>
+          <w:rFonts w:ascii="Nimbus Sans" w:hAnsi="Nimbus Sans"/>
+          <w:sz w:val="22"/>
+          <w:szCs w:val="22"/>
+        </w:rPr>
+      </w:pPr>
+      <w:r>
+        <w:rPr/>
+        <w:t>- Respects RAMP's numpy-vectorized architecture</w:t>
+      </w:r>
+    </w:p>
+    <w:p>
+      <w:pPr>
+        <w:pStyle w:val="Cuerpodetexto"/>
+        <w:bidi w:val="0"/>
+        <w:spacing w:before="0" w:after="140"/>
+        <w:rPr>
+          <w:rFonts w:ascii="Nimbus Sans" w:hAnsi="Nimbus Sans"/>
+          <w:sz w:val="22"/>
+          <w:szCs w:val="22"/>
+        </w:rPr>
+      </w:pPr>
+      <w:r>
+        <w:rPr/>
+      </w:r>
+    </w:p>
+    <w:p>
+      <w:pPr>
+        <w:pStyle w:val="Cuerpodetexto"/>
+        <w:bidi w:val="0"/>
+        <w:spacing w:before="0" w:after="140"/>
+        <w:rPr>
+          <w:rFonts w:ascii="Nimbus Sans" w:hAnsi="Nimbus Sans"/>
+          <w:sz w:val="22"/>
+          <w:szCs w:val="22"/>
+        </w:rPr>
+      </w:pPr>
+      <w:r>
+        <w:rPr/>
+        <w:t>**Test Files Created**:</w:t>
+      </w:r>
+    </w:p>
+    <w:p>
+      <w:pPr>
+        <w:pStyle w:val="Cuerpodetexto"/>
+        <w:bidi w:val="0"/>
+        <w:spacing w:before="0" w:after="140"/>
+        <w:rPr>
+          <w:rFonts w:ascii="Nimbus Sans" w:hAnsi="Nimbus Sans"/>
+          <w:sz w:val="22"/>
+          <w:szCs w:val="22"/>
+        </w:rPr>
+      </w:pPr>
+      <w:r>
+        <w:rPr/>
+        <w:t>- test_comprehensive_continuity.py - Multi-appliance scenario ✅</w:t>
+      </w:r>
+    </w:p>
+    <w:p>
+      <w:pPr>
+        <w:pStyle w:val="Cuerpodetexto"/>
+        <w:bidi w:val="0"/>
+        <w:spacing w:before="0" w:after="140"/>
+        <w:rPr>
+          <w:rFonts w:ascii="Nimbus Sans" w:hAnsi="Nimbus Sans"/>
+          <w:sz w:val="22"/>
+          <w:szCs w:val="22"/>
+        </w:rPr>
+      </w:pPr>
+      <w:r>
+        <w:rPr/>
+        <w:t>- test_nonflat_continuity.py - Non-flat verification ✅</w:t>
+      </w:r>
+    </w:p>
+    <w:p>
+      <w:pPr>
+        <w:pStyle w:val="Cuerpodetexto"/>
+        <w:bidi w:val="0"/>
+        <w:spacing w:before="0" w:after="140"/>
+        <w:rPr>
+          <w:rFonts w:ascii="Nimbus Sans" w:hAnsi="Nimbus Sans"/>
+          <w:sz w:val="22"/>
+          <w:szCs w:val="22"/>
+        </w:rPr>
+      </w:pPr>
+      <w:r>
+        <w:rPr/>
+      </w:r>
+    </w:p>
+    <w:p>
+      <w:pPr>
+        <w:pStyle w:val="Cuerpodetexto"/>
+        <w:bidi w:val="0"/>
+        <w:spacing w:before="0" w:after="140"/>
+        <w:rPr>
+          <w:rFonts w:ascii="Nimbus Sans" w:hAnsi="Nimbus Sans"/>
+          <w:sz w:val="22"/>
+          <w:szCs w:val="22"/>
+        </w:rPr>
+      </w:pPr>
+      <w:r>
+        <w:rPr/>
+        <w:t>### Ready to Use</w:t>
+      </w:r>
+    </w:p>
+    <w:p>
+      <w:pPr>
+        <w:pStyle w:val="Cuerpodetexto"/>
+        <w:bidi w:val="0"/>
+        <w:spacing w:before="0" w:after="140"/>
+        <w:rPr>
+          <w:rFonts w:ascii="Nimbus Sans" w:hAnsi="Nimbus Sans"/>
+          <w:sz w:val="22"/>
+          <w:szCs w:val="22"/>
+        </w:rPr>
+      </w:pPr>
+      <w:r>
+        <w:rPr/>
+      </w:r>
+    </w:p>
+    <w:p>
+      <w:pPr>
+        <w:pStyle w:val="Cuerpodetexto"/>
+        <w:bidi w:val="0"/>
+        <w:spacing w:before="0" w:after="140"/>
+        <w:rPr>
+          <w:rFonts w:ascii="Nimbus Sans" w:hAnsi="Nimbus Sans"/>
+          <w:sz w:val="22"/>
+          <w:szCs w:val="22"/>
+        </w:rPr>
+      </w:pPr>
+      <w:r>
+        <w:rPr/>
+        <w:t>Your appliances will now:</w:t>
+      </w:r>
+    </w:p>
+    <w:p>
+      <w:pPr>
+        <w:pStyle w:val="Cuerpodetexto"/>
+        <w:bidi w:val="0"/>
+        <w:spacing w:before="0" w:after="140"/>
+        <w:rPr>
+          <w:rFonts w:ascii="Nimbus Sans" w:hAnsi="Nimbus Sans"/>
+          <w:sz w:val="22"/>
+          <w:szCs w:val="22"/>
+        </w:rPr>
+      </w:pPr>
+      <w:r>
+        <w:rPr/>
+        <w:t>- ✅ Continue seamlessly across midnight</w:t>
+      </w:r>
+    </w:p>
+    <w:p>
+      <w:pPr>
+        <w:pStyle w:val="Cuerpodetexto"/>
+        <w:bidi w:val="0"/>
+        <w:spacing w:before="0" w:after="140"/>
+        <w:rPr>
+          <w:rFonts w:ascii="Nimbus Sans" w:hAnsi="Nimbus Sans"/>
+          <w:sz w:val="22"/>
+          <w:szCs w:val="22"/>
+        </w:rPr>
+      </w:pPr>
+      <w:r>
+        <w:rPr/>
+        <w:t xml:space="preserve">- ✅ Not treat days as isolated islands  </w:t>
+      </w:r>
+    </w:p>
+    <w:p>
+      <w:pPr>
+        <w:pStyle w:val="Cuerpodetexto"/>
+        <w:bidi w:val="0"/>
+        <w:spacing w:before="0" w:after="140"/>
+        <w:rPr>
+          <w:rFonts w:ascii="Nimbus Sans" w:hAnsi="Nimbus Sans"/>
+          <w:sz w:val="22"/>
+          <w:szCs w:val="22"/>
+        </w:rPr>
+      </w:pPr>
+      <w:r>
+        <w:rPr/>
+        <w:t>- ✅ Support realistic multi-day load profiles</w:t>
+      </w:r>
+    </w:p>
+    <w:p>
+      <w:pPr>
+        <w:pStyle w:val="Cuerpodetexto"/>
+        <w:bidi w:val="0"/>
+        <w:spacing w:before="0" w:after="140"/>
+        <w:rPr>
+          <w:rFonts w:ascii="Nimbus Sans" w:hAnsi="Nimbus Sans"/>
+          <w:sz w:val="22"/>
+          <w:szCs w:val="22"/>
+        </w:rPr>
+      </w:pPr>
+      <w:r>
+        <w:rPr/>
+        <w:t>- ✅ Work with your existing code unchanged</w:t>
+      </w:r>
+    </w:p>
+    <w:p>
+      <w:pPr>
+        <w:pStyle w:val="Cuerpodetexto"/>
+        <w:bidi w:val="0"/>
+        <w:spacing w:before="0" w:after="140"/>
+        <w:rPr>
+          <w:rFonts w:ascii="Nimbus Sans" w:hAnsi="Nimbus Sans"/>
+          <w:sz w:val="22"/>
+          <w:szCs w:val="22"/>
+        </w:rPr>
+      </w:pPr>
+      <w:r>
+        <w:rPr/>
+      </w:r>
+    </w:p>
+    <w:p>
+      <w:pPr>
+        <w:pStyle w:val="Cuerpodetexto"/>
+        <w:bidi w:val="0"/>
+        <w:spacing w:before="0" w:after="140"/>
+        <w:rPr>
+          <w:rFonts w:ascii="Nimbus Sans" w:hAnsi="Nimbus Sans"/>
+          <w:sz w:val="22"/>
+          <w:szCs w:val="22"/>
+        </w:rPr>
+      </w:pPr>
+      <w:r>
+        <w:rPr/>
+        <w:t>The fix is already integrated into your editable RAMP installation, so changes apply immediately!You've used 54% of your weekly rate limit. Your weekly rate limit will reset on May 11 at 2:00 AM. [Learn More](https://aka.ms/github-copilot-rate-limit-error)</w:t>
+      </w:r>
+    </w:p>
+    <w:p>
+      <w:pPr>
+        <w:pStyle w:val="Cuerpodetexto"/>
+        <w:bidi w:val="0"/>
+        <w:spacing w:before="0" w:after="140"/>
+        <w:rPr>
+          <w:rFonts w:ascii="Nimbus Sans" w:hAnsi="Nimbus Sans"/>
+          <w:sz w:val="22"/>
+          <w:szCs w:val="22"/>
+        </w:rPr>
+      </w:pPr>
+      <w:r>
+        <w:rPr/>
+      </w:r>
+    </w:p>
+    <w:p>
+      <w:pPr>
+        <w:pStyle w:val="Cuerpodetexto"/>
+        <w:bidi w:val="0"/>
+        <w:spacing w:before="0" w:after="140"/>
+        <w:rPr>
+          <w:rFonts w:ascii="Nimbus Sans" w:hAnsi="Nimbus Sans"/>
+          <w:sz w:val="22"/>
+          <w:szCs w:val="22"/>
+        </w:rPr>
+      </w:pPr>
+      <w:r>
+        <w:rPr/>
+        <w:t>Made changes.</w:t>
+      </w:r>
+    </w:p>
+    <w:p>
+      <w:pPr>
+        <w:pStyle w:val="Cuerpodetexto"/>
+        <w:bidi w:val="0"/>
+        <w:spacing w:before="0" w:after="140"/>
+        <w:rPr>
+          <w:rFonts w:ascii="Nimbus Sans" w:hAnsi="Nimbus Sans"/>
+          <w:sz w:val="22"/>
+          <w:szCs w:val="22"/>
+        </w:rPr>
+      </w:pPr>
+      <w:r>
+        <w:rPr/>
+      </w:r>
+    </w:p>
+    <w:p>
+      <w:pPr>
+        <w:pStyle w:val="Cuerpodetexto"/>
+        <w:bidi w:val="0"/>
+        <w:spacing w:before="0" w:after="140"/>
+        <w:rPr>
+          <w:rFonts w:ascii="Nimbus Sans" w:hAnsi="Nimbus Sans"/>
+          <w:sz w:val="22"/>
+          <w:szCs w:val="22"/>
+        </w:rPr>
+      </w:pPr>
+      <w:r>
+        <w:rPr/>
+        <w:t>The fix is documented in two places:</w:t>
+      </w:r>
+    </w:p>
+    <w:p>
+      <w:pPr>
+        <w:pStyle w:val="Cuerpodetexto"/>
+        <w:bidi w:val="0"/>
+        <w:spacing w:before="0" w:after="140"/>
+        <w:rPr>
+          <w:rFonts w:ascii="Nimbus Sans" w:hAnsi="Nimbus Sans"/>
+          <w:sz w:val="22"/>
+          <w:szCs w:val="22"/>
+        </w:rPr>
+      </w:pPr>
+      <w:r>
+        <w:rPr/>
+      </w:r>
+    </w:p>
+    <w:p>
+      <w:pPr>
+        <w:pStyle w:val="Cuerpodetexto"/>
+        <w:bidi w:val="0"/>
+        <w:spacing w:before="0" w:after="140"/>
+        <w:rPr>
+          <w:rFonts w:ascii="Nimbus Sans" w:hAnsi="Nimbus Sans"/>
+          <w:sz w:val="22"/>
+          <w:szCs w:val="22"/>
+        </w:rPr>
+      </w:pPr>
+      <w:r>
+        <w:rPr/>
+        <w:t>1. **In the code** - I added inline comments throughout core.py marking each modification with "THE FIX:". You'll find these comments at:</w:t>
+      </w:r>
+    </w:p>
+    <w:p>
+      <w:pPr>
+        <w:pStyle w:val="Cuerpodetexto"/>
+        <w:bidi w:val="0"/>
+        <w:spacing w:before="0" w:after="140"/>
+        <w:rPr>
+          <w:rFonts w:ascii="Nimbus Sans" w:hAnsi="Nimbus Sans"/>
+          <w:sz w:val="22"/>
+          <w:szCs w:val="22"/>
+        </w:rPr>
+      </w:pPr>
+      <w:r>
+        <w:rPr/>
+        <w:t xml:space="preserve">   </w:t>
+      </w:r>
+      <w:r>
+        <w:rPr/>
+        <w:t>- Line ~1844 in `rand_switch_on_window()` - allows midnight extension</w:t>
+      </w:r>
+    </w:p>
+    <w:p>
+      <w:pPr>
+        <w:pStyle w:val="Cuerpodetexto"/>
+        <w:bidi w:val="0"/>
+        <w:spacing w:before="0" w:after="140"/>
+        <w:rPr>
+          <w:rFonts w:ascii="Nimbus Sans" w:hAnsi="Nimbus Sans"/>
+          <w:sz w:val="22"/>
+          <w:szCs w:val="22"/>
+        </w:rPr>
+      </w:pPr>
+      <w:r>
+        <w:rPr/>
+        <w:t xml:space="preserve">   </w:t>
+      </w:r>
+      <w:r>
+        <w:rPr/>
+        <w:t>- Line ~1875 in `rand_switch_on_window()` - caps tracking index</w:t>
+      </w:r>
+    </w:p>
+    <w:p>
+      <w:pPr>
+        <w:pStyle w:val="Cuerpodetexto"/>
+        <w:bidi w:val="0"/>
+        <w:spacing w:before="0" w:after="140"/>
+        <w:rPr>
+          <w:rFonts w:ascii="Nimbus Sans" w:hAnsi="Nimbus Sans"/>
+          <w:sz w:val="22"/>
+          <w:szCs w:val="22"/>
+        </w:rPr>
+      </w:pPr>
+      <w:r>
+        <w:rPr/>
+        <w:t xml:space="preserve">   </w:t>
+      </w:r>
+      <w:r>
+        <w:rPr/>
+        <w:t>- Line ~1510 in `update_available_time_for_switch_on_events()` - fixes window math</w:t>
+      </w:r>
+    </w:p>
+    <w:p>
+      <w:pPr>
+        <w:pStyle w:val="Cuerpodetexto"/>
+        <w:bidi w:val="0"/>
+        <w:spacing w:before="0" w:after="140"/>
+        <w:rPr>
+          <w:rFonts w:ascii="Nimbus Sans" w:hAnsi="Nimbus Sans"/>
+          <w:sz w:val="22"/>
+          <w:szCs w:val="22"/>
+        </w:rPr>
+      </w:pPr>
+      <w:r>
+        <w:rPr/>
+        <w:t xml:space="preserve">   </w:t>
+      </w:r>
+      <w:r>
+        <w:rPr/>
+        <w:t>- Lines ~1553-1566 in `update_daily_use()` - wraps indices with `% 1440`</w:t>
+      </w:r>
+    </w:p>
+    <w:p>
+      <w:pPr>
+        <w:pStyle w:val="Cuerpodetexto"/>
+        <w:bidi w:val="0"/>
+        <w:spacing w:before="0" w:after="140"/>
+        <w:rPr>
+          <w:rFonts w:ascii="Nimbus Sans" w:hAnsi="Nimbus Sans"/>
+          <w:sz w:val="22"/>
+          <w:szCs w:val="22"/>
+        </w:rPr>
+      </w:pPr>
+      <w:r>
+        <w:rPr/>
+        <w:t xml:space="preserve">   </w:t>
+      </w:r>
+      <w:r>
+        <w:rPr/>
+        <w:t>- Line ~2014 in `generate_load_profile()` - bonus: flat appliance wrapping</w:t>
+      </w:r>
+    </w:p>
+    <w:p>
+      <w:pPr>
+        <w:pStyle w:val="Cuerpodetexto"/>
+        <w:bidi w:val="0"/>
+        <w:spacing w:before="0" w:after="140"/>
+        <w:rPr>
+          <w:rFonts w:ascii="Nimbus Sans" w:hAnsi="Nimbus Sans"/>
+          <w:sz w:val="22"/>
+          <w:szCs w:val="22"/>
+        </w:rPr>
+      </w:pPr>
+      <w:r>
+        <w:rPr/>
+      </w:r>
+    </w:p>
+    <w:p>
+      <w:pPr>
+        <w:pStyle w:val="Cuerpodetexto"/>
+        <w:bidi w:val="0"/>
+        <w:spacing w:before="0" w:after="140"/>
+        <w:rPr>
+          <w:rFonts w:ascii="Nimbus Sans" w:hAnsi="Nimbus Sans"/>
+          <w:sz w:val="22"/>
+          <w:szCs w:val="22"/>
+        </w:rPr>
+      </w:pPr>
+      <w:r>
+        <w:rPr/>
+        <w:t>2. **In session memory** - I created a comprehensive summary at:</w:t>
+      </w:r>
+    </w:p>
+    <w:p>
+      <w:pPr>
+        <w:pStyle w:val="Cuerpodetexto"/>
+        <w:bidi w:val="0"/>
+        <w:spacing w:before="0" w:after="140"/>
+        <w:rPr>
+          <w:rFonts w:ascii="Nimbus Sans" w:hAnsi="Nimbus Sans"/>
+          <w:sz w:val="22"/>
+          <w:szCs w:val="22"/>
+        </w:rPr>
+      </w:pPr>
+      <w:r>
+        <w:rPr/>
+        <w:t xml:space="preserve">   </w:t>
+      </w:r>
+      <w:r>
+        <w:rPr/>
+        <w:t>- `/memories/session/midnight_continuity_solution_summary.md`</w:t>
+      </w:r>
+    </w:p>
+    <w:p>
+      <w:pPr>
+        <w:pStyle w:val="Cuerpodetexto"/>
+        <w:bidi w:val="0"/>
+        <w:spacing w:before="0" w:after="140"/>
+        <w:rPr>
+          <w:rFonts w:ascii="Nimbus Sans" w:hAnsi="Nimbus Sans"/>
+          <w:sz w:val="22"/>
+          <w:szCs w:val="22"/>
+        </w:rPr>
+      </w:pPr>
+      <w:r>
+        <w:rPr/>
+        <w:t xml:space="preserve">   </w:t>
+      </w:r>
+    </w:p>
+    <w:p>
+      <w:pPr>
+        <w:pStyle w:val="Cuerpodetexto"/>
+        <w:bidi w:val="0"/>
+        <w:spacing w:before="0" w:after="140"/>
+        <w:rPr>
+          <w:rFonts w:ascii="Nimbus Sans" w:hAnsi="Nimbus Sans"/>
+          <w:sz w:val="22"/>
+          <w:szCs w:val="22"/>
+        </w:rPr>
+      </w:pPr>
+      <w:r>
+        <w:rPr/>
+        <w:t xml:space="preserve">   </w:t>
+      </w:r>
+      <w:r>
+        <w:rPr/>
+        <w:t>This file contains:</w:t>
+      </w:r>
+    </w:p>
+    <w:p>
+      <w:pPr>
+        <w:pStyle w:val="Cuerpodetexto"/>
+        <w:bidi w:val="0"/>
+        <w:spacing w:before="0" w:after="140"/>
+        <w:rPr>
+          <w:rFonts w:ascii="Nimbus Sans" w:hAnsi="Nimbus Sans"/>
+          <w:sz w:val="22"/>
+          <w:szCs w:val="22"/>
+        </w:rPr>
+      </w:pPr>
+      <w:r>
+        <w:rPr/>
+        <w:t xml:space="preserve">   </w:t>
+      </w:r>
+      <w:r>
+        <w:rPr/>
+        <w:t>- Problem statement</w:t>
+      </w:r>
+    </w:p>
+    <w:p>
+      <w:pPr>
+        <w:pStyle w:val="Cuerpodetexto"/>
+        <w:bidi w:val="0"/>
+        <w:spacing w:before="0" w:after="140"/>
+        <w:rPr>
+          <w:rFonts w:ascii="Nimbus Sans" w:hAnsi="Nimbus Sans"/>
+          <w:sz w:val="22"/>
+          <w:szCs w:val="22"/>
+        </w:rPr>
+      </w:pPr>
+      <w:r>
+        <w:rPr/>
+        <w:t xml:space="preserve">   </w:t>
+      </w:r>
+      <w:r>
+        <w:rPr/>
+        <w:t>- Root cause analysis</w:t>
+      </w:r>
+    </w:p>
+    <w:p>
+      <w:pPr>
+        <w:pStyle w:val="Cuerpodetexto"/>
+        <w:bidi w:val="0"/>
+        <w:spacing w:before="0" w:after="140"/>
+        <w:rPr>
+          <w:rFonts w:ascii="Nimbus Sans" w:hAnsi="Nimbus Sans"/>
+          <w:sz w:val="22"/>
+          <w:szCs w:val="22"/>
+        </w:rPr>
+      </w:pPr>
+      <w:r>
+        <w:rPr/>
+        <w:t xml:space="preserve">   </w:t>
+      </w:r>
+      <w:r>
+        <w:rPr/>
+        <w:t>- Complete implementation details</w:t>
+      </w:r>
+    </w:p>
+    <w:p>
+      <w:pPr>
+        <w:pStyle w:val="Cuerpodetexto"/>
+        <w:bidi w:val="0"/>
+        <w:spacing w:before="0" w:after="140"/>
+        <w:rPr>
+          <w:rFonts w:ascii="Nimbus Sans" w:hAnsi="Nimbus Sans"/>
+          <w:sz w:val="22"/>
+          <w:szCs w:val="22"/>
+        </w:rPr>
+      </w:pPr>
+      <w:r>
+        <w:rPr/>
+        <w:t xml:space="preserve">   </w:t>
+      </w:r>
+      <w:r>
+        <w:rPr/>
+        <w:t>- How the modulo wrapping works</w:t>
+      </w:r>
+    </w:p>
+    <w:p>
+      <w:pPr>
+        <w:pStyle w:val="Cuerpodetexto"/>
+        <w:bidi w:val="0"/>
+        <w:spacing w:before="0" w:after="140"/>
+        <w:rPr>
+          <w:rFonts w:ascii="Nimbus Sans" w:hAnsi="Nimbus Sans"/>
+          <w:sz w:val="22"/>
+          <w:szCs w:val="22"/>
+        </w:rPr>
+      </w:pPr>
+      <w:r>
+        <w:rPr/>
+        <w:t xml:space="preserve">   </w:t>
+      </w:r>
+      <w:r>
+        <w:rPr/>
+        <w:t>- Verification test results</w:t>
+      </w:r>
+    </w:p>
+    <w:p>
+      <w:pPr>
+        <w:pStyle w:val="Cuerpodetexto"/>
+        <w:bidi w:val="0"/>
+        <w:spacing w:before="0" w:after="140"/>
+        <w:rPr>
+          <w:rFonts w:ascii="Nimbus Sans" w:hAnsi="Nimbus Sans"/>
+          <w:sz w:val="22"/>
+          <w:szCs w:val="22"/>
+        </w:rPr>
+      </w:pPr>
+      <w:r>
+        <w:rPr/>
+        <w:t xml:space="preserve">   </w:t>
+      </w:r>
+      <w:r>
+        <w:rPr/>
+        <w:t>- Usage instructions</w:t>
+      </w:r>
+    </w:p>
+    <w:p>
+      <w:pPr>
+        <w:pStyle w:val="Cuerpodetexto"/>
+        <w:bidi w:val="0"/>
+        <w:spacing w:before="0" w:after="140"/>
+        <w:rPr>
+          <w:rFonts w:ascii="Nimbus Sans" w:hAnsi="Nimbus Sans"/>
+          <w:sz w:val="22"/>
+          <w:szCs w:val="22"/>
+        </w:rPr>
+      </w:pPr>
+      <w:r>
+        <w:rPr/>
+      </w:r>
+    </w:p>
+    <w:p>
+      <w:pPr>
+        <w:pStyle w:val="Cuerpodetexto"/>
+        <w:bidi w:val="0"/>
+        <w:spacing w:before="0" w:after="140"/>
+        <w:rPr>
+          <w:rFonts w:ascii="Nimbus Sans" w:hAnsi="Nimbus Sans"/>
+          <w:sz w:val="22"/>
+          <w:szCs w:val="22"/>
+        </w:rPr>
+      </w:pPr>
+      <w:r>
+        <w:rPr/>
+        <w:t>You can view the session memory file to get a complete reference of what was changed and why. Or you can search the code file for "THE FIX:" to quickly locate each modification.You've used 54% of your weekly rate limit. Your weekly rate limit will reset on May 11 at 2:00 AM. [Learn More](https://aka.ms/github-copilot-rate-limit-error)</w:t>
       </w:r>
     </w:p>
     <w:sectPr>
@@ -8045,6 +13129,125 @@
     </w:lvl>
   </w:abstractNum>
   <w:abstractNum w:abstractNumId="25">
+    <w:lvl w:ilvl="0">
+      <w:start w:val="1"/>
+      <w:numFmt w:val="decimal"/>
+      <w:lvlText w:val="%1."/>
+      <w:lvlJc w:val="left"/>
+      <w:pPr>
+        <w:tabs>
+          <w:tab w:val="num" w:pos="709"/>
+        </w:tabs>
+        <w:ind w:left="709" w:hanging="283"/>
+      </w:pPr>
+      <w:rPr/>
+    </w:lvl>
+    <w:lvl w:ilvl="1">
+      <w:start w:val="1"/>
+      <w:numFmt w:val="decimal"/>
+      <w:lvlText w:val="%2."/>
+      <w:lvlJc w:val="left"/>
+      <w:pPr>
+        <w:tabs>
+          <w:tab w:val="num" w:pos="1418"/>
+        </w:tabs>
+        <w:ind w:left="1418" w:hanging="283"/>
+      </w:pPr>
+      <w:rPr/>
+    </w:lvl>
+    <w:lvl w:ilvl="2">
+      <w:start w:val="1"/>
+      <w:numFmt w:val="decimal"/>
+      <w:lvlText w:val="%3."/>
+      <w:lvlJc w:val="left"/>
+      <w:pPr>
+        <w:tabs>
+          <w:tab w:val="num" w:pos="2127"/>
+        </w:tabs>
+        <w:ind w:left="2127" w:hanging="283"/>
+      </w:pPr>
+      <w:rPr/>
+    </w:lvl>
+    <w:lvl w:ilvl="3">
+      <w:start w:val="1"/>
+      <w:numFmt w:val="decimal"/>
+      <w:lvlText w:val="%4."/>
+      <w:lvlJc w:val="left"/>
+      <w:pPr>
+        <w:tabs>
+          <w:tab w:val="num" w:pos="2836"/>
+        </w:tabs>
+        <w:ind w:left="2836" w:hanging="283"/>
+      </w:pPr>
+      <w:rPr/>
+    </w:lvl>
+    <w:lvl w:ilvl="4">
+      <w:start w:val="1"/>
+      <w:numFmt w:val="decimal"/>
+      <w:lvlText w:val="%5."/>
+      <w:lvlJc w:val="left"/>
+      <w:pPr>
+        <w:tabs>
+          <w:tab w:val="num" w:pos="3545"/>
+        </w:tabs>
+        <w:ind w:left="3545" w:hanging="283"/>
+      </w:pPr>
+      <w:rPr/>
+    </w:lvl>
+    <w:lvl w:ilvl="5">
+      <w:start w:val="1"/>
+      <w:numFmt w:val="decimal"/>
+      <w:lvlText w:val="%6."/>
+      <w:lvlJc w:val="left"/>
+      <w:pPr>
+        <w:tabs>
+          <w:tab w:val="num" w:pos="4254"/>
+        </w:tabs>
+        <w:ind w:left="4254" w:hanging="283"/>
+      </w:pPr>
+      <w:rPr/>
+    </w:lvl>
+    <w:lvl w:ilvl="6">
+      <w:start w:val="1"/>
+      <w:numFmt w:val="decimal"/>
+      <w:lvlText w:val="%7."/>
+      <w:lvlJc w:val="left"/>
+      <w:pPr>
+        <w:tabs>
+          <w:tab w:val="num" w:pos="4963"/>
+        </w:tabs>
+        <w:ind w:left="4963" w:hanging="283"/>
+      </w:pPr>
+      <w:rPr/>
+    </w:lvl>
+    <w:lvl w:ilvl="7">
+      <w:start w:val="1"/>
+      <w:numFmt w:val="decimal"/>
+      <w:lvlText w:val="%8."/>
+      <w:lvlJc w:val="left"/>
+      <w:pPr>
+        <w:tabs>
+          <w:tab w:val="num" w:pos="5672"/>
+        </w:tabs>
+        <w:ind w:left="5672" w:hanging="283"/>
+      </w:pPr>
+      <w:rPr/>
+    </w:lvl>
+    <w:lvl w:ilvl="8">
+      <w:start w:val="1"/>
+      <w:numFmt w:val="decimal"/>
+      <w:lvlText w:val="%9."/>
+      <w:lvlJc w:val="left"/>
+      <w:pPr>
+        <w:tabs>
+          <w:tab w:val="num" w:pos="6381"/>
+        </w:tabs>
+        <w:ind w:left="6381" w:hanging="283"/>
+      </w:pPr>
+      <w:rPr/>
+    </w:lvl>
+  </w:abstractNum>
+  <w:abstractNum w:abstractNumId="26">
     <w:lvl w:ilvl="0">
       <w:start w:val="1"/>
       <w:numFmt w:val="none"/>
@@ -8237,6 +13440,9 @@
   </w:num>
   <w:num w:numId="25">
     <w:abstractNumId w:val="25"/>
+  </w:num>
+  <w:num w:numId="26">
+    <w:abstractNumId w:val="26"/>
   </w:num>
 </w:numbering>
 </file>
@@ -8406,5 +13612,18 @@
       <w:szCs w:val="12"/>
     </w:rPr>
   </w:style>
+  <w:style w:type="paragraph" w:styleId="Textopreformateado">
+    <w:name w:val="Texto preformateado"/>
+    <w:basedOn w:val="Normal"/>
+    <w:qFormat/>
+    <w:pPr>
+      <w:spacing w:before="0" w:after="0"/>
+    </w:pPr>
+    <w:rPr>
+      <w:rFonts w:ascii="Liberation Mono" w:hAnsi="Liberation Mono" w:eastAsia="Noto Sans Mono CJK SC" w:cs="Liberation Mono"/>
+      <w:sz w:val="20"/>
+      <w:szCs w:val="20"/>
+    </w:rPr>
+  </w:style>
 </w:styles>
 </file>
--- a/notes/methods_notes.docx
+++ b/notes/methods_notes.docx
@@ -2075,8 +2075,8 @@
           <w:szCs w:val="22"/>
         </w:rPr>
       </w:pPr>
-      <w:bookmarkStart w:id="22" w:name="p-rc_895d565de993a895-589"/>
-      <w:bookmarkStart w:id="23" w:name="p-rc_895d565de993a895-590"/>
+      <w:bookmarkStart w:id="22" w:name="p-rc_895d565de993a895-590"/>
+      <w:bookmarkStart w:id="23" w:name="p-rc_895d565de993a895-589"/>
       <w:bookmarkEnd w:id="22"/>
       <w:bookmarkEnd w:id="23"/>
       <w:r>
@@ -5975,7 +5975,11 @@
         </w:rPr>
       </w:pPr>
       <w:r>
-        <w:rPr/>
+        <w:rPr>
+          <w:rFonts w:ascii="Nimbus Sans" w:hAnsi="Nimbus Sans"/>
+          <w:sz w:val="22"/>
+          <w:szCs w:val="22"/>
+        </w:rPr>
       </w:r>
     </w:p>
     <w:p>
@@ -6006,7 +6010,11 @@
         </w:rPr>
       </w:pPr>
       <w:r>
-        <w:rPr/>
+        <w:rPr>
+          <w:rFonts w:ascii="Nimbus Sans" w:hAnsi="Nimbus Sans"/>
+          <w:sz w:val="22"/>
+          <w:szCs w:val="22"/>
+        </w:rPr>
       </w:r>
     </w:p>
     <w:p>
@@ -6037,7 +6045,11 @@
         </w:rPr>
       </w:pPr>
       <w:r>
-        <w:rPr/>
+        <w:rPr>
+          <w:rFonts w:ascii="Nimbus Sans" w:hAnsi="Nimbus Sans"/>
+          <w:sz w:val="22"/>
+          <w:szCs w:val="22"/>
+        </w:rPr>
       </w:r>
     </w:p>
     <w:p>
@@ -6068,7 +6080,11 @@
         </w:rPr>
       </w:pPr>
       <w:r>
-        <w:rPr/>
+        <w:rPr>
+          <w:rFonts w:ascii="Nimbus Sans" w:hAnsi="Nimbus Sans"/>
+          <w:sz w:val="22"/>
+          <w:szCs w:val="22"/>
+        </w:rPr>
       </w:r>
     </w:p>
     <w:p>
@@ -6099,7 +6115,11 @@
         </w:rPr>
       </w:pPr>
       <w:r>
-        <w:rPr/>
+        <w:rPr>
+          <w:rFonts w:ascii="Nimbus Sans" w:hAnsi="Nimbus Sans"/>
+          <w:sz w:val="22"/>
+          <w:szCs w:val="22"/>
+        </w:rPr>
       </w:r>
     </w:p>
     <w:p>
@@ -6130,7 +6150,11 @@
         </w:rPr>
       </w:pPr>
       <w:r>
-        <w:rPr/>
+        <w:rPr>
+          <w:rFonts w:ascii="Nimbus Sans" w:hAnsi="Nimbus Sans"/>
+          <w:sz w:val="22"/>
+          <w:szCs w:val="22"/>
+        </w:rPr>
       </w:r>
     </w:p>
     <w:p>
@@ -6161,7 +6185,11 @@
         </w:rPr>
       </w:pPr>
       <w:r>
-        <w:rPr/>
+        <w:rPr>
+          <w:rFonts w:ascii="Nimbus Sans" w:hAnsi="Nimbus Sans"/>
+          <w:sz w:val="22"/>
+          <w:szCs w:val="22"/>
+        </w:rPr>
       </w:r>
     </w:p>
     <w:p>
@@ -6192,7 +6220,11 @@
         </w:rPr>
       </w:pPr>
       <w:r>
-        <w:rPr/>
+        <w:rPr>
+          <w:rFonts w:ascii="Nimbus Sans" w:hAnsi="Nimbus Sans"/>
+          <w:sz w:val="22"/>
+          <w:szCs w:val="22"/>
+        </w:rPr>
       </w:r>
     </w:p>
     <w:p>
@@ -6223,7 +6255,11 @@
         </w:rPr>
       </w:pPr>
       <w:r>
-        <w:rPr/>
+        <w:rPr>
+          <w:rFonts w:ascii="Nimbus Sans" w:hAnsi="Nimbus Sans"/>
+          <w:sz w:val="22"/>
+          <w:szCs w:val="22"/>
+        </w:rPr>
       </w:r>
     </w:p>
     <w:p>
@@ -6254,7 +6290,11 @@
         </w:rPr>
       </w:pPr>
       <w:r>
-        <w:rPr/>
+        <w:rPr>
+          <w:rFonts w:ascii="Nimbus Sans" w:hAnsi="Nimbus Sans"/>
+          <w:sz w:val="22"/>
+          <w:szCs w:val="22"/>
+        </w:rPr>
       </w:r>
     </w:p>
     <w:p>
@@ -6285,7 +6325,11 @@
         </w:rPr>
       </w:pPr>
       <w:r>
-        <w:rPr/>
+        <w:rPr>
+          <w:rFonts w:ascii="Nimbus Sans" w:hAnsi="Nimbus Sans"/>
+          <w:sz w:val="22"/>
+          <w:szCs w:val="22"/>
+        </w:rPr>
       </w:r>
     </w:p>
     <w:p>
@@ -6316,7 +6360,11 @@
         </w:rPr>
       </w:pPr>
       <w:r>
-        <w:rPr/>
+        <w:rPr>
+          <w:rFonts w:ascii="Nimbus Sans" w:hAnsi="Nimbus Sans"/>
+          <w:sz w:val="22"/>
+          <w:szCs w:val="22"/>
+        </w:rPr>
       </w:r>
     </w:p>
     <w:p>
@@ -6347,22 +6395,30 @@
         </w:rPr>
       </w:pPr>
       <w:r>
-        <w:rPr/>
-      </w:r>
-    </w:p>
-    <w:p>
-      <w:pPr>
-        <w:pStyle w:val="Cuerpodetexto"/>
-        <w:bidi w:val="0"/>
-        <w:spacing w:before="0" w:after="140"/>
-        <w:rPr>
-          <w:rFonts w:ascii="Nimbus Sans" w:hAnsi="Nimbus Sans"/>
-          <w:sz w:val="22"/>
-          <w:szCs w:val="22"/>
-        </w:rPr>
-      </w:pPr>
-      <w:r>
-        <w:rPr/>
+        <w:rPr>
+          <w:rFonts w:ascii="Nimbus Sans" w:hAnsi="Nimbus Sans"/>
+          <w:sz w:val="22"/>
+          <w:szCs w:val="22"/>
+        </w:rPr>
+      </w:r>
+    </w:p>
+    <w:p>
+      <w:pPr>
+        <w:pStyle w:val="Cuerpodetexto"/>
+        <w:bidi w:val="0"/>
+        <w:spacing w:before="0" w:after="140"/>
+        <w:rPr>
+          <w:rFonts w:ascii="Nimbus Sans" w:hAnsi="Nimbus Sans"/>
+          <w:sz w:val="22"/>
+          <w:szCs w:val="22"/>
+        </w:rPr>
+      </w:pPr>
+      <w:r>
+        <w:rPr>
+          <w:rFonts w:ascii="Nimbus Sans" w:hAnsi="Nimbus Sans"/>
+          <w:sz w:val="22"/>
+          <w:szCs w:val="22"/>
+        </w:rPr>
       </w:r>
     </w:p>
     <w:p>
@@ -6393,7 +6449,11 @@
         </w:rPr>
       </w:pPr>
       <w:r>
-        <w:rPr/>
+        <w:rPr>
+          <w:rFonts w:ascii="Nimbus Sans" w:hAnsi="Nimbus Sans"/>
+          <w:sz w:val="22"/>
+          <w:szCs w:val="22"/>
+        </w:rPr>
       </w:r>
     </w:p>
     <w:p>
@@ -6424,22 +6484,30 @@
         </w:rPr>
       </w:pPr>
       <w:r>
-        <w:rPr/>
-      </w:r>
-    </w:p>
-    <w:p>
-      <w:pPr>
-        <w:pStyle w:val="Cuerpodetexto"/>
-        <w:bidi w:val="0"/>
-        <w:spacing w:before="0" w:after="140"/>
-        <w:rPr>
-          <w:rFonts w:ascii="Nimbus Sans" w:hAnsi="Nimbus Sans"/>
-          <w:sz w:val="22"/>
-          <w:szCs w:val="22"/>
-        </w:rPr>
-      </w:pPr>
-      <w:r>
-        <w:rPr/>
+        <w:rPr>
+          <w:rFonts w:ascii="Nimbus Sans" w:hAnsi="Nimbus Sans"/>
+          <w:sz w:val="22"/>
+          <w:szCs w:val="22"/>
+        </w:rPr>
+      </w:r>
+    </w:p>
+    <w:p>
+      <w:pPr>
+        <w:pStyle w:val="Cuerpodetexto"/>
+        <w:bidi w:val="0"/>
+        <w:spacing w:before="0" w:after="140"/>
+        <w:rPr>
+          <w:rFonts w:ascii="Nimbus Sans" w:hAnsi="Nimbus Sans"/>
+          <w:sz w:val="22"/>
+          <w:szCs w:val="22"/>
+        </w:rPr>
+      </w:pPr>
+      <w:r>
+        <w:rPr>
+          <w:rFonts w:ascii="Nimbus Sans" w:hAnsi="Nimbus Sans"/>
+          <w:sz w:val="22"/>
+          <w:szCs w:val="22"/>
+        </w:rPr>
       </w:r>
     </w:p>
     <w:p>
@@ -6470,22 +6538,30 @@
         </w:rPr>
       </w:pPr>
       <w:r>
-        <w:rPr/>
-      </w:r>
-    </w:p>
-    <w:p>
-      <w:pPr>
-        <w:pStyle w:val="Cuerpodetexto"/>
-        <w:bidi w:val="0"/>
-        <w:spacing w:before="0" w:after="140"/>
-        <w:rPr>
-          <w:rFonts w:ascii="Nimbus Sans" w:hAnsi="Nimbus Sans"/>
-          <w:sz w:val="22"/>
-          <w:szCs w:val="22"/>
-        </w:rPr>
-      </w:pPr>
-      <w:r>
-        <w:rPr/>
+        <w:rPr>
+          <w:rFonts w:ascii="Nimbus Sans" w:hAnsi="Nimbus Sans"/>
+          <w:sz w:val="22"/>
+          <w:szCs w:val="22"/>
+        </w:rPr>
+      </w:r>
+    </w:p>
+    <w:p>
+      <w:pPr>
+        <w:pStyle w:val="Cuerpodetexto"/>
+        <w:bidi w:val="0"/>
+        <w:spacing w:before="0" w:after="140"/>
+        <w:rPr>
+          <w:rFonts w:ascii="Nimbus Sans" w:hAnsi="Nimbus Sans"/>
+          <w:sz w:val="22"/>
+          <w:szCs w:val="22"/>
+        </w:rPr>
+      </w:pPr>
+      <w:r>
+        <w:rPr>
+          <w:rFonts w:ascii="Nimbus Sans" w:hAnsi="Nimbus Sans"/>
+          <w:sz w:val="22"/>
+          <w:szCs w:val="22"/>
+        </w:rPr>
       </w:r>
     </w:p>
     <w:p>
@@ -6516,7 +6592,11 @@
         </w:rPr>
       </w:pPr>
       <w:r>
-        <w:rPr/>
+        <w:rPr>
+          <w:rFonts w:ascii="Nimbus Sans" w:hAnsi="Nimbus Sans"/>
+          <w:sz w:val="22"/>
+          <w:szCs w:val="22"/>
+        </w:rPr>
       </w:r>
     </w:p>
     <w:p>
@@ -6547,22 +6627,30 @@
         </w:rPr>
       </w:pPr>
       <w:r>
-        <w:rPr/>
-      </w:r>
-    </w:p>
-    <w:p>
-      <w:pPr>
-        <w:pStyle w:val="Cuerpodetexto"/>
-        <w:bidi w:val="0"/>
-        <w:spacing w:before="0" w:after="140"/>
-        <w:rPr>
-          <w:rFonts w:ascii="Nimbus Sans" w:hAnsi="Nimbus Sans"/>
-          <w:sz w:val="22"/>
-          <w:szCs w:val="22"/>
-        </w:rPr>
-      </w:pPr>
-      <w:r>
-        <w:rPr/>
+        <w:rPr>
+          <w:rFonts w:ascii="Nimbus Sans" w:hAnsi="Nimbus Sans"/>
+          <w:sz w:val="22"/>
+          <w:szCs w:val="22"/>
+        </w:rPr>
+      </w:r>
+    </w:p>
+    <w:p>
+      <w:pPr>
+        <w:pStyle w:val="Cuerpodetexto"/>
+        <w:bidi w:val="0"/>
+        <w:spacing w:before="0" w:after="140"/>
+        <w:rPr>
+          <w:rFonts w:ascii="Nimbus Sans" w:hAnsi="Nimbus Sans"/>
+          <w:sz w:val="22"/>
+          <w:szCs w:val="22"/>
+        </w:rPr>
+      </w:pPr>
+      <w:r>
+        <w:rPr>
+          <w:rFonts w:ascii="Nimbus Sans" w:hAnsi="Nimbus Sans"/>
+          <w:sz w:val="22"/>
+          <w:szCs w:val="22"/>
+        </w:rPr>
       </w:r>
     </w:p>
     <w:p>
@@ -6593,22 +6681,30 @@
         </w:rPr>
       </w:pPr>
       <w:r>
-        <w:rPr/>
-      </w:r>
-    </w:p>
-    <w:p>
-      <w:pPr>
-        <w:pStyle w:val="Cuerpodetexto"/>
-        <w:bidi w:val="0"/>
-        <w:spacing w:before="0" w:after="140"/>
-        <w:rPr>
-          <w:rFonts w:ascii="Nimbus Sans" w:hAnsi="Nimbus Sans"/>
-          <w:sz w:val="22"/>
-          <w:szCs w:val="22"/>
-        </w:rPr>
-      </w:pPr>
-      <w:r>
-        <w:rPr/>
+        <w:rPr>
+          <w:rFonts w:ascii="Nimbus Sans" w:hAnsi="Nimbus Sans"/>
+          <w:sz w:val="22"/>
+          <w:szCs w:val="22"/>
+        </w:rPr>
+      </w:r>
+    </w:p>
+    <w:p>
+      <w:pPr>
+        <w:pStyle w:val="Cuerpodetexto"/>
+        <w:bidi w:val="0"/>
+        <w:spacing w:before="0" w:after="140"/>
+        <w:rPr>
+          <w:rFonts w:ascii="Nimbus Sans" w:hAnsi="Nimbus Sans"/>
+          <w:sz w:val="22"/>
+          <w:szCs w:val="22"/>
+        </w:rPr>
+      </w:pPr>
+      <w:r>
+        <w:rPr>
+          <w:rFonts w:ascii="Nimbus Sans" w:hAnsi="Nimbus Sans"/>
+          <w:sz w:val="22"/>
+          <w:szCs w:val="22"/>
+        </w:rPr>
       </w:r>
     </w:p>
     <w:p>
@@ -6639,7 +6735,11 @@
         </w:rPr>
       </w:pPr>
       <w:r>
-        <w:rPr/>
+        <w:rPr>
+          <w:rFonts w:ascii="Nimbus Sans" w:hAnsi="Nimbus Sans"/>
+          <w:sz w:val="22"/>
+          <w:szCs w:val="22"/>
+        </w:rPr>
       </w:r>
     </w:p>
     <w:p>
@@ -6670,22 +6770,30 @@
         </w:rPr>
       </w:pPr>
       <w:r>
-        <w:rPr/>
-      </w:r>
-    </w:p>
-    <w:p>
-      <w:pPr>
-        <w:pStyle w:val="Cuerpodetexto"/>
-        <w:bidi w:val="0"/>
-        <w:spacing w:before="0" w:after="140"/>
-        <w:rPr>
-          <w:rFonts w:ascii="Nimbus Sans" w:hAnsi="Nimbus Sans"/>
-          <w:sz w:val="22"/>
-          <w:szCs w:val="22"/>
-        </w:rPr>
-      </w:pPr>
-      <w:r>
-        <w:rPr/>
+        <w:rPr>
+          <w:rFonts w:ascii="Nimbus Sans" w:hAnsi="Nimbus Sans"/>
+          <w:sz w:val="22"/>
+          <w:szCs w:val="22"/>
+        </w:rPr>
+      </w:r>
+    </w:p>
+    <w:p>
+      <w:pPr>
+        <w:pStyle w:val="Cuerpodetexto"/>
+        <w:bidi w:val="0"/>
+        <w:spacing w:before="0" w:after="140"/>
+        <w:rPr>
+          <w:rFonts w:ascii="Nimbus Sans" w:hAnsi="Nimbus Sans"/>
+          <w:sz w:val="22"/>
+          <w:szCs w:val="22"/>
+        </w:rPr>
+      </w:pPr>
+      <w:r>
+        <w:rPr>
+          <w:rFonts w:ascii="Nimbus Sans" w:hAnsi="Nimbus Sans"/>
+          <w:sz w:val="22"/>
+          <w:szCs w:val="22"/>
+        </w:rPr>
       </w:r>
     </w:p>
     <w:p>
@@ -6716,22 +6824,30 @@
         </w:rPr>
       </w:pPr>
       <w:r>
-        <w:rPr/>
-      </w:r>
-    </w:p>
-    <w:p>
-      <w:pPr>
-        <w:pStyle w:val="Cuerpodetexto"/>
-        <w:bidi w:val="0"/>
-        <w:spacing w:before="0" w:after="140"/>
-        <w:rPr>
-          <w:rFonts w:ascii="Nimbus Sans" w:hAnsi="Nimbus Sans"/>
-          <w:sz w:val="22"/>
-          <w:szCs w:val="22"/>
-        </w:rPr>
-      </w:pPr>
-      <w:r>
-        <w:rPr/>
+        <w:rPr>
+          <w:rFonts w:ascii="Nimbus Sans" w:hAnsi="Nimbus Sans"/>
+          <w:sz w:val="22"/>
+          <w:szCs w:val="22"/>
+        </w:rPr>
+      </w:r>
+    </w:p>
+    <w:p>
+      <w:pPr>
+        <w:pStyle w:val="Cuerpodetexto"/>
+        <w:bidi w:val="0"/>
+        <w:spacing w:before="0" w:after="140"/>
+        <w:rPr>
+          <w:rFonts w:ascii="Nimbus Sans" w:hAnsi="Nimbus Sans"/>
+          <w:sz w:val="22"/>
+          <w:szCs w:val="22"/>
+        </w:rPr>
+      </w:pPr>
+      <w:r>
+        <w:rPr>
+          <w:rFonts w:ascii="Nimbus Sans" w:hAnsi="Nimbus Sans"/>
+          <w:sz w:val="22"/>
+          <w:szCs w:val="22"/>
+        </w:rPr>
       </w:r>
     </w:p>
     <w:p>
@@ -6762,7 +6878,11 @@
         </w:rPr>
       </w:pPr>
       <w:r>
-        <w:rPr/>
+        <w:rPr>
+          <w:rFonts w:ascii="Nimbus Sans" w:hAnsi="Nimbus Sans"/>
+          <w:sz w:val="22"/>
+          <w:szCs w:val="22"/>
+        </w:rPr>
       </w:r>
     </w:p>
     <w:p>
@@ -6809,7 +6929,11 @@
         </w:rPr>
       </w:pPr>
       <w:r>
-        <w:rPr/>
+        <w:rPr>
+          <w:rFonts w:ascii="Nimbus Sans" w:hAnsi="Nimbus Sans"/>
+          <w:sz w:val="22"/>
+          <w:szCs w:val="22"/>
+        </w:rPr>
       </w:r>
     </w:p>
     <w:p>
@@ -6840,7 +6964,11 @@
         </w:rPr>
       </w:pPr>
       <w:r>
-        <w:rPr/>
+        <w:rPr>
+          <w:rFonts w:ascii="Nimbus Sans" w:hAnsi="Nimbus Sans"/>
+          <w:sz w:val="22"/>
+          <w:szCs w:val="22"/>
+        </w:rPr>
       </w:r>
     </w:p>
     <w:p>
@@ -6871,7 +6999,11 @@
         </w:rPr>
       </w:pPr>
       <w:r>
-        <w:rPr/>
+        <w:rPr>
+          <w:rFonts w:ascii="Nimbus Sans" w:hAnsi="Nimbus Sans"/>
+          <w:sz w:val="22"/>
+          <w:szCs w:val="22"/>
+        </w:rPr>
       </w:r>
     </w:p>
     <w:p>
@@ -6902,7 +7034,11 @@
         </w:rPr>
       </w:pPr>
       <w:r>
-        <w:rPr/>
+        <w:rPr>
+          <w:rFonts w:ascii="Nimbus Sans" w:hAnsi="Nimbus Sans"/>
+          <w:sz w:val="22"/>
+          <w:szCs w:val="22"/>
+        </w:rPr>
       </w:r>
     </w:p>
     <w:p>
@@ -6933,7 +7069,11 @@
         </w:rPr>
       </w:pPr>
       <w:r>
-        <w:rPr/>
+        <w:rPr>
+          <w:rFonts w:ascii="Nimbus Sans" w:hAnsi="Nimbus Sans"/>
+          <w:sz w:val="22"/>
+          <w:szCs w:val="22"/>
+        </w:rPr>
       </w:r>
     </w:p>
     <w:p>
@@ -6964,7 +7104,11 @@
         </w:rPr>
       </w:pPr>
       <w:r>
-        <w:rPr/>
+        <w:rPr>
+          <w:rFonts w:ascii="Nimbus Sans" w:hAnsi="Nimbus Sans"/>
+          <w:sz w:val="22"/>
+          <w:szCs w:val="22"/>
+        </w:rPr>
       </w:r>
     </w:p>
     <w:p>
@@ -6995,7 +7139,11 @@
         </w:rPr>
       </w:pPr>
       <w:r>
-        <w:rPr/>
+        <w:rPr>
+          <w:rFonts w:ascii="Nimbus Sans" w:hAnsi="Nimbus Sans"/>
+          <w:sz w:val="22"/>
+          <w:szCs w:val="22"/>
+        </w:rPr>
       </w:r>
     </w:p>
     <w:p>
@@ -7026,7 +7174,11 @@
         </w:rPr>
       </w:pPr>
       <w:r>
-        <w:rPr/>
+        <w:rPr>
+          <w:rFonts w:ascii="Nimbus Sans" w:hAnsi="Nimbus Sans"/>
+          <w:sz w:val="22"/>
+          <w:szCs w:val="22"/>
+        </w:rPr>
       </w:r>
     </w:p>
     <w:p>
@@ -7057,7 +7209,11 @@
         </w:rPr>
       </w:pPr>
       <w:r>
-        <w:rPr/>
+        <w:rPr>
+          <w:rFonts w:ascii="Nimbus Sans" w:hAnsi="Nimbus Sans"/>
+          <w:sz w:val="22"/>
+          <w:szCs w:val="22"/>
+        </w:rPr>
       </w:r>
     </w:p>
     <w:p>
@@ -7088,7 +7244,11 @@
         </w:rPr>
       </w:pPr>
       <w:r>
-        <w:rPr/>
+        <w:rPr>
+          <w:rFonts w:ascii="Nimbus Sans" w:hAnsi="Nimbus Sans"/>
+          <w:sz w:val="22"/>
+          <w:szCs w:val="22"/>
+        </w:rPr>
       </w:r>
     </w:p>
     <w:p>
@@ -7119,7 +7279,11 @@
         </w:rPr>
       </w:pPr>
       <w:r>
-        <w:rPr/>
+        <w:rPr>
+          <w:rFonts w:ascii="Nimbus Sans" w:hAnsi="Nimbus Sans"/>
+          <w:sz w:val="22"/>
+          <w:szCs w:val="22"/>
+        </w:rPr>
       </w:r>
     </w:p>
     <w:p>
@@ -7150,7 +7314,11 @@
         </w:rPr>
       </w:pPr>
       <w:r>
-        <w:rPr/>
+        <w:rPr>
+          <w:rFonts w:ascii="Nimbus Sans" w:hAnsi="Nimbus Sans"/>
+          <w:sz w:val="22"/>
+          <w:szCs w:val="22"/>
+        </w:rPr>
       </w:r>
     </w:p>
     <w:p>
@@ -7181,7 +7349,11 @@
         </w:rPr>
       </w:pPr>
       <w:r>
-        <w:rPr/>
+        <w:rPr>
+          <w:rFonts w:ascii="Nimbus Sans" w:hAnsi="Nimbus Sans"/>
+          <w:sz w:val="22"/>
+          <w:szCs w:val="22"/>
+        </w:rPr>
       </w:r>
     </w:p>
     <w:p>
@@ -7212,7 +7384,11 @@
         </w:rPr>
       </w:pPr>
       <w:r>
-        <w:rPr/>
+        <w:rPr>
+          <w:rFonts w:ascii="Nimbus Sans" w:hAnsi="Nimbus Sans"/>
+          <w:sz w:val="22"/>
+          <w:szCs w:val="22"/>
+        </w:rPr>
       </w:r>
     </w:p>
     <w:p>
@@ -7243,7 +7419,11 @@
         </w:rPr>
       </w:pPr>
       <w:r>
-        <w:rPr/>
+        <w:rPr>
+          <w:rFonts w:ascii="Nimbus Sans" w:hAnsi="Nimbus Sans"/>
+          <w:sz w:val="22"/>
+          <w:szCs w:val="22"/>
+        </w:rPr>
       </w:r>
     </w:p>
     <w:p>
@@ -7274,7 +7454,11 @@
         </w:rPr>
       </w:pPr>
       <w:r>
-        <w:rPr/>
+        <w:rPr>
+          <w:rFonts w:ascii="Nimbus Sans" w:hAnsi="Nimbus Sans"/>
+          <w:sz w:val="22"/>
+          <w:szCs w:val="22"/>
+        </w:rPr>
       </w:r>
     </w:p>
     <w:p>
@@ -7305,7 +7489,11 @@
         </w:rPr>
       </w:pPr>
       <w:r>
-        <w:rPr/>
+        <w:rPr>
+          <w:rFonts w:ascii="Nimbus Sans" w:hAnsi="Nimbus Sans"/>
+          <w:sz w:val="22"/>
+          <w:szCs w:val="22"/>
+        </w:rPr>
       </w:r>
     </w:p>
     <w:p>
@@ -7336,7 +7524,11 @@
         </w:rPr>
       </w:pPr>
       <w:r>
-        <w:rPr/>
+        <w:rPr>
+          <w:rFonts w:ascii="Nimbus Sans" w:hAnsi="Nimbus Sans"/>
+          <w:sz w:val="22"/>
+          <w:szCs w:val="22"/>
+        </w:rPr>
       </w:r>
     </w:p>
     <w:p>
@@ -7367,7 +7559,11 @@
         </w:rPr>
       </w:pPr>
       <w:r>
-        <w:rPr/>
+        <w:rPr>
+          <w:rFonts w:ascii="Nimbus Sans" w:hAnsi="Nimbus Sans"/>
+          <w:sz w:val="22"/>
+          <w:szCs w:val="22"/>
+        </w:rPr>
       </w:r>
     </w:p>
     <w:p>
@@ -7398,7 +7594,11 @@
         </w:rPr>
       </w:pPr>
       <w:r>
-        <w:rPr/>
+        <w:rPr>
+          <w:rFonts w:ascii="Nimbus Sans" w:hAnsi="Nimbus Sans"/>
+          <w:sz w:val="22"/>
+          <w:szCs w:val="22"/>
+        </w:rPr>
       </w:r>
     </w:p>
     <w:p>
@@ -7429,7 +7629,11 @@
         </w:rPr>
       </w:pPr>
       <w:r>
-        <w:rPr/>
+        <w:rPr>
+          <w:rFonts w:ascii="Nimbus Sans" w:hAnsi="Nimbus Sans"/>
+          <w:sz w:val="22"/>
+          <w:szCs w:val="22"/>
+        </w:rPr>
       </w:r>
     </w:p>
     <w:p>
@@ -7460,7 +7664,11 @@
         </w:rPr>
       </w:pPr>
       <w:r>
-        <w:rPr/>
+        <w:rPr>
+          <w:rFonts w:ascii="Nimbus Sans" w:hAnsi="Nimbus Sans"/>
+          <w:sz w:val="22"/>
+          <w:szCs w:val="22"/>
+        </w:rPr>
       </w:r>
     </w:p>
     <w:p>
@@ -7491,7 +7699,11 @@
         </w:rPr>
       </w:pPr>
       <w:r>
-        <w:rPr/>
+        <w:rPr>
+          <w:rFonts w:ascii="Nimbus Sans" w:hAnsi="Nimbus Sans"/>
+          <w:sz w:val="22"/>
+          <w:szCs w:val="22"/>
+        </w:rPr>
       </w:r>
     </w:p>
     <w:p>
@@ -7522,7 +7734,11 @@
         </w:rPr>
       </w:pPr>
       <w:r>
-        <w:rPr/>
+        <w:rPr>
+          <w:rFonts w:ascii="Nimbus Sans" w:hAnsi="Nimbus Sans"/>
+          <w:sz w:val="22"/>
+          <w:szCs w:val="22"/>
+        </w:rPr>
       </w:r>
     </w:p>
     <w:p>
@@ -7553,7 +7769,11 @@
         </w:rPr>
       </w:pPr>
       <w:r>
-        <w:rPr/>
+        <w:rPr>
+          <w:rFonts w:ascii="Nimbus Sans" w:hAnsi="Nimbus Sans"/>
+          <w:sz w:val="22"/>
+          <w:szCs w:val="22"/>
+        </w:rPr>
       </w:r>
     </w:p>
     <w:p>
@@ -7584,7 +7804,11 @@
         </w:rPr>
       </w:pPr>
       <w:r>
-        <w:rPr/>
+        <w:rPr>
+          <w:rFonts w:ascii="Nimbus Sans" w:hAnsi="Nimbus Sans"/>
+          <w:sz w:val="22"/>
+          <w:szCs w:val="22"/>
+        </w:rPr>
       </w:r>
     </w:p>
     <w:p>
@@ -7615,7 +7839,11 @@
         </w:rPr>
       </w:pPr>
       <w:r>
-        <w:rPr/>
+        <w:rPr>
+          <w:rFonts w:ascii="Nimbus Sans" w:hAnsi="Nimbus Sans"/>
+          <w:sz w:val="22"/>
+          <w:szCs w:val="22"/>
+        </w:rPr>
       </w:r>
     </w:p>
     <w:p>
@@ -7646,7 +7874,11 @@
         </w:rPr>
       </w:pPr>
       <w:r>
-        <w:rPr/>
+        <w:rPr>
+          <w:rFonts w:ascii="Nimbus Sans" w:hAnsi="Nimbus Sans"/>
+          <w:sz w:val="22"/>
+          <w:szCs w:val="22"/>
+        </w:rPr>
       </w:r>
     </w:p>
     <w:p>
@@ -7677,7 +7909,11 @@
         </w:rPr>
       </w:pPr>
       <w:r>
-        <w:rPr/>
+        <w:rPr>
+          <w:rFonts w:ascii="Nimbus Sans" w:hAnsi="Nimbus Sans"/>
+          <w:sz w:val="22"/>
+          <w:szCs w:val="22"/>
+        </w:rPr>
       </w:r>
     </w:p>
     <w:p>
@@ -7708,7 +7944,11 @@
         </w:rPr>
       </w:pPr>
       <w:r>
-        <w:rPr/>
+        <w:rPr>
+          <w:rFonts w:ascii="Nimbus Sans" w:hAnsi="Nimbus Sans"/>
+          <w:sz w:val="22"/>
+          <w:szCs w:val="22"/>
+        </w:rPr>
       </w:r>
     </w:p>
     <w:p>
@@ -7739,7 +7979,11 @@
         </w:rPr>
       </w:pPr>
       <w:r>
-        <w:rPr/>
+        <w:rPr>
+          <w:rFonts w:ascii="Nimbus Sans" w:hAnsi="Nimbus Sans"/>
+          <w:sz w:val="22"/>
+          <w:szCs w:val="22"/>
+        </w:rPr>
       </w:r>
     </w:p>
     <w:p>
@@ -7770,7 +8014,11 @@
         </w:rPr>
       </w:pPr>
       <w:r>
-        <w:rPr/>
+        <w:rPr>
+          <w:rFonts w:ascii="Nimbus Sans" w:hAnsi="Nimbus Sans"/>
+          <w:sz w:val="22"/>
+          <w:szCs w:val="22"/>
+        </w:rPr>
       </w:r>
     </w:p>
     <w:p>
@@ -7801,7 +8049,11 @@
         </w:rPr>
       </w:pPr>
       <w:r>
-        <w:rPr/>
+        <w:rPr>
+          <w:rFonts w:ascii="Nimbus Sans" w:hAnsi="Nimbus Sans"/>
+          <w:sz w:val="22"/>
+          <w:szCs w:val="22"/>
+        </w:rPr>
       </w:r>
     </w:p>
     <w:p>
@@ -7832,7 +8084,11 @@
         </w:rPr>
       </w:pPr>
       <w:r>
-        <w:rPr/>
+        <w:rPr>
+          <w:rFonts w:ascii="Nimbus Sans" w:hAnsi="Nimbus Sans"/>
+          <w:sz w:val="22"/>
+          <w:szCs w:val="22"/>
+        </w:rPr>
       </w:r>
     </w:p>
     <w:p>
@@ -7863,7 +8119,11 @@
         </w:rPr>
       </w:pPr>
       <w:r>
-        <w:rPr/>
+        <w:rPr>
+          <w:rFonts w:ascii="Nimbus Sans" w:hAnsi="Nimbus Sans"/>
+          <w:sz w:val="22"/>
+          <w:szCs w:val="22"/>
+        </w:rPr>
       </w:r>
     </w:p>
     <w:p>
@@ -7894,7 +8154,11 @@
         </w:rPr>
       </w:pPr>
       <w:r>
-        <w:rPr/>
+        <w:rPr>
+          <w:rFonts w:ascii="Nimbus Sans" w:hAnsi="Nimbus Sans"/>
+          <w:sz w:val="22"/>
+          <w:szCs w:val="22"/>
+        </w:rPr>
       </w:r>
     </w:p>
     <w:p>
@@ -7925,7 +8189,11 @@
         </w:rPr>
       </w:pPr>
       <w:r>
-        <w:rPr/>
+        <w:rPr>
+          <w:rFonts w:ascii="Nimbus Sans" w:hAnsi="Nimbus Sans"/>
+          <w:sz w:val="22"/>
+          <w:szCs w:val="22"/>
+        </w:rPr>
       </w:r>
     </w:p>
     <w:p>
@@ -7956,7 +8224,11 @@
         </w:rPr>
       </w:pPr>
       <w:r>
-        <w:rPr/>
+        <w:rPr>
+          <w:rFonts w:ascii="Nimbus Sans" w:hAnsi="Nimbus Sans"/>
+          <w:sz w:val="22"/>
+          <w:szCs w:val="22"/>
+        </w:rPr>
       </w:r>
     </w:p>
     <w:p>
@@ -7987,22 +8259,30 @@
         </w:rPr>
       </w:pPr>
       <w:r>
-        <w:rPr/>
-      </w:r>
-    </w:p>
-    <w:p>
-      <w:pPr>
-        <w:pStyle w:val="Cuerpodetexto"/>
-        <w:bidi w:val="0"/>
-        <w:spacing w:before="0" w:after="140"/>
-        <w:rPr>
-          <w:rFonts w:ascii="Nimbus Sans" w:hAnsi="Nimbus Sans"/>
-          <w:sz w:val="22"/>
-          <w:szCs w:val="22"/>
-        </w:rPr>
-      </w:pPr>
-      <w:r>
-        <w:rPr/>
+        <w:rPr>
+          <w:rFonts w:ascii="Nimbus Sans" w:hAnsi="Nimbus Sans"/>
+          <w:sz w:val="22"/>
+          <w:szCs w:val="22"/>
+        </w:rPr>
+      </w:r>
+    </w:p>
+    <w:p>
+      <w:pPr>
+        <w:pStyle w:val="Cuerpodetexto"/>
+        <w:bidi w:val="0"/>
+        <w:spacing w:before="0" w:after="140"/>
+        <w:rPr>
+          <w:rFonts w:ascii="Nimbus Sans" w:hAnsi="Nimbus Sans"/>
+          <w:sz w:val="22"/>
+          <w:szCs w:val="22"/>
+        </w:rPr>
+      </w:pPr>
+      <w:r>
+        <w:rPr>
+          <w:rFonts w:ascii="Nimbus Sans" w:hAnsi="Nimbus Sans"/>
+          <w:sz w:val="22"/>
+          <w:szCs w:val="22"/>
+        </w:rPr>
       </w:r>
     </w:p>
     <w:p>
@@ -8033,7 +8313,11 @@
         </w:rPr>
       </w:pPr>
       <w:r>
-        <w:rPr/>
+        <w:rPr>
+          <w:rFonts w:ascii="Nimbus Sans" w:hAnsi="Nimbus Sans"/>
+          <w:sz w:val="22"/>
+          <w:szCs w:val="22"/>
+        </w:rPr>
       </w:r>
     </w:p>
     <w:p>
@@ -8064,22 +8348,30 @@
         </w:rPr>
       </w:pPr>
       <w:r>
-        <w:rPr/>
-      </w:r>
-    </w:p>
-    <w:p>
-      <w:pPr>
-        <w:pStyle w:val="Cuerpodetexto"/>
-        <w:bidi w:val="0"/>
-        <w:spacing w:before="0" w:after="140"/>
-        <w:rPr>
-          <w:rFonts w:ascii="Nimbus Sans" w:hAnsi="Nimbus Sans"/>
-          <w:sz w:val="22"/>
-          <w:szCs w:val="22"/>
-        </w:rPr>
-      </w:pPr>
-      <w:r>
-        <w:rPr/>
+        <w:rPr>
+          <w:rFonts w:ascii="Nimbus Sans" w:hAnsi="Nimbus Sans"/>
+          <w:sz w:val="22"/>
+          <w:szCs w:val="22"/>
+        </w:rPr>
+      </w:r>
+    </w:p>
+    <w:p>
+      <w:pPr>
+        <w:pStyle w:val="Cuerpodetexto"/>
+        <w:bidi w:val="0"/>
+        <w:spacing w:before="0" w:after="140"/>
+        <w:rPr>
+          <w:rFonts w:ascii="Nimbus Sans" w:hAnsi="Nimbus Sans"/>
+          <w:sz w:val="22"/>
+          <w:szCs w:val="22"/>
+        </w:rPr>
+      </w:pPr>
+      <w:r>
+        <w:rPr>
+          <w:rFonts w:ascii="Nimbus Sans" w:hAnsi="Nimbus Sans"/>
+          <w:sz w:val="22"/>
+          <w:szCs w:val="22"/>
+        </w:rPr>
       </w:r>
     </w:p>
     <w:p>
@@ -8110,7 +8402,11 @@
         </w:rPr>
       </w:pPr>
       <w:r>
-        <w:rPr/>
+        <w:rPr>
+          <w:rFonts w:ascii="Nimbus Sans" w:hAnsi="Nimbus Sans"/>
+          <w:sz w:val="22"/>
+          <w:szCs w:val="22"/>
+        </w:rPr>
       </w:r>
     </w:p>
     <w:p>
@@ -8141,7 +8437,11 @@
         </w:rPr>
       </w:pPr>
       <w:r>
-        <w:rPr/>
+        <w:rPr>
+          <w:rFonts w:ascii="Nimbus Sans" w:hAnsi="Nimbus Sans"/>
+          <w:sz w:val="22"/>
+          <w:szCs w:val="22"/>
+        </w:rPr>
       </w:r>
     </w:p>
     <w:p>
@@ -8172,7 +8472,11 @@
         </w:rPr>
       </w:pPr>
       <w:r>
-        <w:rPr/>
+        <w:rPr>
+          <w:rFonts w:ascii="Nimbus Sans" w:hAnsi="Nimbus Sans"/>
+          <w:sz w:val="22"/>
+          <w:szCs w:val="22"/>
+        </w:rPr>
       </w:r>
     </w:p>
     <w:p>
@@ -8203,7 +8507,11 @@
         </w:rPr>
       </w:pPr>
       <w:r>
-        <w:rPr/>
+        <w:rPr>
+          <w:rFonts w:ascii="Nimbus Sans" w:hAnsi="Nimbus Sans"/>
+          <w:sz w:val="22"/>
+          <w:szCs w:val="22"/>
+        </w:rPr>
       </w:r>
     </w:p>
     <w:p>
@@ -8234,7 +8542,11 @@
         </w:rPr>
       </w:pPr>
       <w:r>
-        <w:rPr/>
+        <w:rPr>
+          <w:rFonts w:ascii="Nimbus Sans" w:hAnsi="Nimbus Sans"/>
+          <w:sz w:val="22"/>
+          <w:szCs w:val="22"/>
+        </w:rPr>
       </w:r>
     </w:p>
     <w:p>
@@ -8265,7 +8577,11 @@
         </w:rPr>
       </w:pPr>
       <w:r>
-        <w:rPr/>
+        <w:rPr>
+          <w:rFonts w:ascii="Nimbus Sans" w:hAnsi="Nimbus Sans"/>
+          <w:sz w:val="22"/>
+          <w:szCs w:val="22"/>
+        </w:rPr>
       </w:r>
     </w:p>
     <w:p>
@@ -8296,7 +8612,11 @@
         </w:rPr>
       </w:pPr>
       <w:r>
-        <w:rPr/>
+        <w:rPr>
+          <w:rFonts w:ascii="Nimbus Sans" w:hAnsi="Nimbus Sans"/>
+          <w:sz w:val="22"/>
+          <w:szCs w:val="22"/>
+        </w:rPr>
       </w:r>
     </w:p>
     <w:p>
@@ -8327,7 +8647,11 @@
         </w:rPr>
       </w:pPr>
       <w:r>
-        <w:rPr/>
+        <w:rPr>
+          <w:rFonts w:ascii="Nimbus Sans" w:hAnsi="Nimbus Sans"/>
+          <w:sz w:val="22"/>
+          <w:szCs w:val="22"/>
+        </w:rPr>
       </w:r>
     </w:p>
     <w:p>
@@ -8358,7 +8682,11 @@
         </w:rPr>
       </w:pPr>
       <w:r>
-        <w:rPr/>
+        <w:rPr>
+          <w:rFonts w:ascii="Nimbus Sans" w:hAnsi="Nimbus Sans"/>
+          <w:sz w:val="22"/>
+          <w:szCs w:val="22"/>
+        </w:rPr>
       </w:r>
     </w:p>
     <w:p>
@@ -8389,7 +8717,11 @@
         </w:rPr>
       </w:pPr>
       <w:r>
-        <w:rPr/>
+        <w:rPr>
+          <w:rFonts w:ascii="Nimbus Sans" w:hAnsi="Nimbus Sans"/>
+          <w:sz w:val="22"/>
+          <w:szCs w:val="22"/>
+        </w:rPr>
       </w:r>
     </w:p>
     <w:p>
@@ -8420,7 +8752,11 @@
         </w:rPr>
       </w:pPr>
       <w:r>
-        <w:rPr/>
+        <w:rPr>
+          <w:rFonts w:ascii="Nimbus Sans" w:hAnsi="Nimbus Sans"/>
+          <w:sz w:val="22"/>
+          <w:szCs w:val="22"/>
+        </w:rPr>
       </w:r>
     </w:p>
     <w:p>
@@ -8451,7 +8787,11 @@
         </w:rPr>
       </w:pPr>
       <w:r>
-        <w:rPr/>
+        <w:rPr>
+          <w:rFonts w:ascii="Nimbus Sans" w:hAnsi="Nimbus Sans"/>
+          <w:sz w:val="22"/>
+          <w:szCs w:val="22"/>
+        </w:rPr>
       </w:r>
     </w:p>
     <w:p>
@@ -8482,7 +8822,11 @@
         </w:rPr>
       </w:pPr>
       <w:r>
-        <w:rPr/>
+        <w:rPr>
+          <w:rFonts w:ascii="Nimbus Sans" w:hAnsi="Nimbus Sans"/>
+          <w:sz w:val="22"/>
+          <w:szCs w:val="22"/>
+        </w:rPr>
       </w:r>
     </w:p>
     <w:p>
@@ -8513,7 +8857,11 @@
         </w:rPr>
       </w:pPr>
       <w:r>
-        <w:rPr/>
+        <w:rPr>
+          <w:rFonts w:ascii="Nimbus Sans" w:hAnsi="Nimbus Sans"/>
+          <w:sz w:val="22"/>
+          <w:szCs w:val="22"/>
+        </w:rPr>
       </w:r>
     </w:p>
     <w:p>
@@ -8608,7 +8956,11 @@
         </w:rPr>
       </w:pPr>
       <w:r>
-        <w:rPr/>
+        <w:rPr>
+          <w:rFonts w:ascii="Nimbus Sans" w:hAnsi="Nimbus Sans"/>
+          <w:sz w:val="22"/>
+          <w:szCs w:val="22"/>
+        </w:rPr>
       </w:r>
     </w:p>
     <w:p>
@@ -8639,7 +8991,11 @@
         </w:rPr>
       </w:pPr>
       <w:r>
-        <w:rPr/>
+        <w:rPr>
+          <w:rFonts w:ascii="Nimbus Sans" w:hAnsi="Nimbus Sans"/>
+          <w:sz w:val="22"/>
+          <w:szCs w:val="22"/>
+        </w:rPr>
       </w:r>
     </w:p>
     <w:p>
@@ -8670,7 +9026,11 @@
         </w:rPr>
       </w:pPr>
       <w:r>
-        <w:rPr/>
+        <w:rPr>
+          <w:rFonts w:ascii="Nimbus Sans" w:hAnsi="Nimbus Sans"/>
+          <w:sz w:val="22"/>
+          <w:szCs w:val="22"/>
+        </w:rPr>
       </w:r>
     </w:p>
     <w:p>
@@ -8773,7 +9133,11 @@
         </w:rPr>
       </w:pPr>
       <w:r>
-        <w:rPr/>
+        <w:rPr>
+          <w:rFonts w:ascii="Nimbus Sans" w:hAnsi="Nimbus Sans"/>
+          <w:sz w:val="22"/>
+          <w:szCs w:val="22"/>
+        </w:rPr>
       </w:r>
     </w:p>
     <w:p>
@@ -8876,7 +9240,11 @@
         </w:rPr>
       </w:pPr>
       <w:r>
-        <w:rPr/>
+        <w:rPr>
+          <w:rFonts w:ascii="Nimbus Sans" w:hAnsi="Nimbus Sans"/>
+          <w:sz w:val="22"/>
+          <w:szCs w:val="22"/>
+        </w:rPr>
       </w:r>
     </w:p>
     <w:p>
@@ -8907,7 +9275,11 @@
         </w:rPr>
       </w:pPr>
       <w:r>
-        <w:rPr/>
+        <w:rPr>
+          <w:rFonts w:ascii="Nimbus Sans" w:hAnsi="Nimbus Sans"/>
+          <w:sz w:val="22"/>
+          <w:szCs w:val="22"/>
+        </w:rPr>
       </w:r>
     </w:p>
     <w:p>
@@ -9030,7 +9402,11 @@
         </w:rPr>
       </w:pPr>
       <w:r>
-        <w:rPr/>
+        <w:rPr>
+          <w:rFonts w:ascii="Nimbus Sans" w:hAnsi="Nimbus Sans"/>
+          <w:sz w:val="22"/>
+          <w:szCs w:val="22"/>
+        </w:rPr>
       </w:r>
     </w:p>
     <w:p>
@@ -9061,7 +9437,11 @@
         </w:rPr>
       </w:pPr>
       <w:r>
-        <w:rPr/>
+        <w:rPr>
+          <w:rFonts w:ascii="Nimbus Sans" w:hAnsi="Nimbus Sans"/>
+          <w:sz w:val="22"/>
+          <w:szCs w:val="22"/>
+        </w:rPr>
       </w:r>
     </w:p>
     <w:p>
@@ -9092,7 +9472,11 @@
         </w:rPr>
       </w:pPr>
       <w:r>
-        <w:rPr/>
+        <w:rPr>
+          <w:rFonts w:ascii="Nimbus Sans" w:hAnsi="Nimbus Sans"/>
+          <w:sz w:val="22"/>
+          <w:szCs w:val="22"/>
+        </w:rPr>
       </w:r>
     </w:p>
     <w:p>
@@ -9187,7 +9571,11 @@
         </w:rPr>
       </w:pPr>
       <w:r>
-        <w:rPr/>
+        <w:rPr>
+          <w:rFonts w:ascii="Nimbus Sans" w:hAnsi="Nimbus Sans"/>
+          <w:sz w:val="22"/>
+          <w:szCs w:val="22"/>
+        </w:rPr>
       </w:r>
     </w:p>
     <w:p>
@@ -9250,7 +9638,11 @@
         </w:rPr>
       </w:pPr>
       <w:r>
-        <w:rPr/>
+        <w:rPr>
+          <w:rFonts w:ascii="Nimbus Sans" w:hAnsi="Nimbus Sans"/>
+          <w:sz w:val="22"/>
+          <w:szCs w:val="22"/>
+        </w:rPr>
       </w:r>
     </w:p>
     <w:p>
@@ -9281,7 +9673,11 @@
         </w:rPr>
       </w:pPr>
       <w:r>
-        <w:rPr/>
+        <w:rPr>
+          <w:rFonts w:ascii="Nimbus Sans" w:hAnsi="Nimbus Sans"/>
+          <w:sz w:val="22"/>
+          <w:szCs w:val="22"/>
+        </w:rPr>
       </w:r>
     </w:p>
     <w:p>
@@ -9376,7 +9772,11 @@
         </w:rPr>
       </w:pPr>
       <w:r>
-        <w:rPr/>
+        <w:rPr>
+          <w:rFonts w:ascii="Nimbus Sans" w:hAnsi="Nimbus Sans"/>
+          <w:sz w:val="22"/>
+          <w:szCs w:val="22"/>
+        </w:rPr>
       </w:r>
     </w:p>
     <w:p>
@@ -9407,7 +9807,11 @@
         </w:rPr>
       </w:pPr>
       <w:r>
-        <w:rPr/>
+        <w:rPr>
+          <w:rFonts w:ascii="Nimbus Sans" w:hAnsi="Nimbus Sans"/>
+          <w:sz w:val="22"/>
+          <w:szCs w:val="22"/>
+        </w:rPr>
       </w:r>
     </w:p>
     <w:p>
@@ -9438,7 +9842,11 @@
         </w:rPr>
       </w:pPr>
       <w:r>
-        <w:rPr/>
+        <w:rPr>
+          <w:rFonts w:ascii="Nimbus Sans" w:hAnsi="Nimbus Sans"/>
+          <w:sz w:val="22"/>
+          <w:szCs w:val="22"/>
+        </w:rPr>
       </w:r>
     </w:p>
     <w:p>
@@ -9469,7 +9877,11 @@
         </w:rPr>
       </w:pPr>
       <w:r>
-        <w:rPr/>
+        <w:rPr>
+          <w:rFonts w:ascii="Nimbus Sans" w:hAnsi="Nimbus Sans"/>
+          <w:sz w:val="22"/>
+          <w:szCs w:val="22"/>
+        </w:rPr>
       </w:r>
     </w:p>
     <w:p>
@@ -9600,7 +10012,11 @@
         </w:rPr>
       </w:pPr>
       <w:r>
-        <w:rPr/>
+        <w:rPr>
+          <w:rFonts w:ascii="Nimbus Sans" w:hAnsi="Nimbus Sans"/>
+          <w:sz w:val="22"/>
+          <w:szCs w:val="22"/>
+        </w:rPr>
       </w:r>
     </w:p>
     <w:p>
@@ -9807,23 +10223,4375 @@
         </w:rPr>
       </w:pPr>
       <w:r>
-        <w:rPr/>
-      </w:r>
-    </w:p>
-    <w:p>
-      <w:pPr>
-        <w:pStyle w:val="Cuerpodetexto"/>
-        <w:bidi w:val="0"/>
-        <w:spacing w:before="0" w:after="140"/>
-        <w:rPr>
-          <w:rFonts w:ascii="Nimbus Sans" w:hAnsi="Nimbus Sans"/>
-          <w:sz w:val="22"/>
-          <w:szCs w:val="22"/>
-        </w:rPr>
-      </w:pPr>
-      <w:r>
-        <w:rPr/>
-        <w:t>You can view the session memory file to get a complete reference of what was changed and why. Or you can search the code file for "THE FIX:" to quickly locate each modification.You've used 54% of your weekly rate limit. Your weekly rate limit will reset on May 11 at 2:00 AM. [Learn More](https://aka.ms/github-copilot-rate-limit-error)</w:t>
+        <w:rPr>
+          <w:rFonts w:ascii="Nimbus Sans" w:hAnsi="Nimbus Sans"/>
+          <w:sz w:val="22"/>
+          <w:szCs w:val="22"/>
+        </w:rPr>
+      </w:r>
+    </w:p>
+    <w:p>
+      <w:pPr>
+        <w:pStyle w:val="Cuerpodetexto"/>
+        <w:bidi w:val="0"/>
+        <w:spacing w:before="0" w:after="140"/>
+        <w:rPr>
+          <w:rFonts w:ascii="Nimbus Sans" w:hAnsi="Nimbus Sans"/>
+          <w:sz w:val="22"/>
+          <w:szCs w:val="22"/>
+        </w:rPr>
+      </w:pPr>
+      <w:r>
+        <w:rPr/>
+        <w:t>You can view the session memory file to get a complete reference of what was changed and why. Or you can search the code file for "THE FIX:" to quickly locate each modification.You've used 54% of your weekly rate limit. Your weekly rate limit will reset on May 11 at 2:00 AM. [Learn More](</w:t>
+      </w:r>
+      <w:hyperlink r:id="rId2">
+        <w:r>
+          <w:rPr>
+            <w:rStyle w:val="EnlacedeInternet"/>
+          </w:rPr>
+          <w:t>https://aka.ms/github-copilot-rate-limit-error</w:t>
+        </w:r>
+      </w:hyperlink>
+      <w:hyperlink r:id="rId3">
+        <w:r>
+          <w:rPr/>
+          <w:t>)</w:t>
+        </w:r>
+      </w:hyperlink>
+    </w:p>
+    <w:p>
+      <w:pPr>
+        <w:pStyle w:val="Cuerpodetexto"/>
+        <w:bidi w:val="0"/>
+        <w:spacing w:before="0" w:after="140"/>
+        <w:rPr>
+          <w:rFonts w:ascii="Nimbus Sans" w:hAnsi="Nimbus Sans"/>
+          <w:sz w:val="22"/>
+          <w:szCs w:val="22"/>
+        </w:rPr>
+      </w:pPr>
+      <w:r>
+        <w:rPr/>
+      </w:r>
+    </w:p>
+    <w:p>
+      <w:pPr>
+        <w:pStyle w:val="Cuerpodetexto"/>
+        <w:bidi w:val="0"/>
+        <w:spacing w:before="0" w:after="140"/>
+        <w:rPr>
+          <w:rFonts w:ascii="Nimbus Sans" w:hAnsi="Nimbus Sans"/>
+          <w:sz w:val="22"/>
+          <w:szCs w:val="22"/>
+        </w:rPr>
+      </w:pPr>
+      <w:r>
+        <w:rPr/>
+        <w:t>Final pipeline:</w:t>
+      </w:r>
+    </w:p>
+    <w:p>
+      <w:pPr>
+        <w:pStyle w:val="Cuerpodetexto"/>
+        <w:bidi w:val="0"/>
+        <w:spacing w:before="0" w:after="140"/>
+        <w:rPr>
+          <w:rFonts w:ascii="Nimbus Sans" w:hAnsi="Nimbus Sans"/>
+          <w:sz w:val="22"/>
+          <w:szCs w:val="22"/>
+        </w:rPr>
+      </w:pPr>
+      <w:r>
+        <w:rPr>
+          <w:rFonts w:ascii="Google Sans Text;sans-serif" w:hAnsi="Google Sans Text;sans-serif"/>
+        </w:rPr>
+        <w:t>Here is the complete, end-to-end pipeline. It starts with the human researcher (triangulating the data) and ends with the automated Python script (compiling the simulation).</w:t>
+      </w:r>
+    </w:p>
+    <w:p>
+      <w:pPr>
+        <w:pStyle w:val="Ttulo3"/>
+        <w:spacing w:lineRule="auto" w:line="273" w:before="0" w:after="140"/>
+        <w:rPr>
+          <w:rFonts w:ascii="Nimbus Sans" w:hAnsi="Nimbus Sans"/>
+          <w:sz w:val="22"/>
+          <w:szCs w:val="22"/>
+        </w:rPr>
+      </w:pPr>
+      <w:r>
+        <w:rPr>
+          <w:rFonts w:ascii="Google Sans;sans-serif" w:hAnsi="Google Sans;sans-serif"/>
+        </w:rPr>
+        <w:t>Phase 1: The Triangulation (The Human Ground-Truth)</w:t>
+      </w:r>
+    </w:p>
+    <w:p>
+      <w:pPr>
+        <w:pStyle w:val="Cuerpodetexto"/>
+        <w:spacing w:lineRule="auto" w:line="273" w:before="0" w:after="140"/>
+        <w:rPr>
+          <w:rFonts w:ascii="Nimbus Sans" w:hAnsi="Nimbus Sans"/>
+          <w:sz w:val="22"/>
+          <w:szCs w:val="22"/>
+        </w:rPr>
+      </w:pPr>
+      <w:r>
+        <w:rPr>
+          <w:rFonts w:ascii="Google Sans Text;sans-serif" w:hAnsi="Google Sans Text;sans-serif"/>
+        </w:rPr>
+        <w:t>Before writing the classification algorithm, you must define the mathematical thresholds. The computer cannot invent these numbers; they must be empirically derived by the researcher.</w:t>
+      </w:r>
+    </w:p>
+    <w:p>
+      <w:pPr>
+        <w:pStyle w:val="Cuerpodetexto"/>
+        <w:numPr>
+          <w:ilvl w:val="0"/>
+          <w:numId w:val="26"/>
+        </w:numPr>
+        <w:pBdr/>
+        <w:tabs>
+          <w:tab w:val="clear" w:pos="709"/>
+          <w:tab w:val="left" w:pos="0" w:leader="none"/>
+        </w:tabs>
+        <w:spacing w:lineRule="auto" w:line="273" w:before="0" w:after="140"/>
+        <w:ind w:left="709" w:hanging="283"/>
+        <w:rPr>
+          <w:rFonts w:ascii="Nimbus Sans" w:hAnsi="Nimbus Sans"/>
+          <w:sz w:val="22"/>
+          <w:szCs w:val="22"/>
+        </w:rPr>
+      </w:pPr>
+      <w:r>
+        <w:rPr>
+          <w:rFonts w:ascii="Google Sans Text;sans-serif" w:hAnsi="Google Sans Text;sans-serif"/>
+          <w:b/>
+        </w:rPr>
+        <w:t>The Blind Scan:</w:t>
+      </w:r>
+      <w:r>
+        <w:rPr>
+          <w:rFonts w:ascii="Google Sans Text;sans-serif" w:hAnsi="Google Sans Text;sans-serif"/>
+        </w:rPr>
+        <w:t xml:space="preserve"> Run </w:t>
+      </w:r>
+      <w:r>
+        <w:rPr>
+          <w:rFonts w:ascii="Google Sans Text;sans-serif" w:hAnsi="Google Sans Text;sans-serif"/>
+          <w:b/>
+        </w:rPr>
+        <w:t>Script 1</w:t>
+      </w:r>
+      <w:r>
+        <w:rPr>
+          <w:rFonts w:ascii="Google Sans Text;sans-serif" w:hAnsi="Google Sans Text;sans-serif"/>
+        </w:rPr>
+        <w:t xml:space="preserve"> on all raw dataloggers to extract the macro-indicators (</w:t>
+      </w:r>
+      <w:r>
+        <w:rPr>
+          <w:rStyle w:val="Textooriginal"/>
+          <w:rFonts w:ascii="Google Sans Text;sans-serif" w:hAnsi="Google Sans Text;sans-serif"/>
+        </w:rPr>
+        <w:t>Base_Load</w:t>
+      </w:r>
+      <w:r>
+        <w:rPr>
+          <w:rFonts w:ascii="Google Sans Text;sans-serif" w:hAnsi="Google Sans Text;sans-serif"/>
+        </w:rPr>
+        <w:t xml:space="preserve">, </w:t>
+      </w:r>
+      <w:r>
+        <w:rPr>
+          <w:rStyle w:val="Textooriginal"/>
+          <w:rFonts w:ascii="Google Sans Text;sans-serif" w:hAnsi="Google Sans Text;sans-serif"/>
+        </w:rPr>
+        <w:t>MRSD</w:t>
+      </w:r>
+      <w:r>
+        <w:rPr>
+          <w:rFonts w:ascii="Google Sans Text;sans-serif" w:hAnsi="Google Sans Text;sans-serif"/>
+        </w:rPr>
+        <w:t xml:space="preserve">, </w:t>
+      </w:r>
+      <w:r>
+        <w:rPr>
+          <w:rStyle w:val="Textooriginal"/>
+          <w:rFonts w:ascii="Google Sans Text;sans-serif" w:hAnsi="Google Sans Text;sans-serif"/>
+        </w:rPr>
+        <w:t>Peak_Hour</w:t>
+      </w:r>
+      <w:r>
+        <w:rPr>
+          <w:rFonts w:ascii="Google Sans Text;sans-serif" w:hAnsi="Google Sans Text;sans-serif"/>
+        </w:rPr>
+        <w:t>) for every household.</w:t>
+      </w:r>
+    </w:p>
+    <w:p>
+      <w:pPr>
+        <w:pStyle w:val="Cuerpodetexto"/>
+        <w:numPr>
+          <w:ilvl w:val="0"/>
+          <w:numId w:val="26"/>
+        </w:numPr>
+        <w:pBdr/>
+        <w:tabs>
+          <w:tab w:val="clear" w:pos="709"/>
+          <w:tab w:val="left" w:pos="0" w:leader="none"/>
+        </w:tabs>
+        <w:spacing w:lineRule="auto" w:line="273" w:before="0" w:after="140"/>
+        <w:ind w:left="709" w:hanging="283"/>
+        <w:rPr>
+          <w:rFonts w:ascii="Nimbus Sans" w:hAnsi="Nimbus Sans"/>
+          <w:sz w:val="22"/>
+          <w:szCs w:val="22"/>
+        </w:rPr>
+      </w:pPr>
+      <w:r>
+        <w:rPr>
+          <w:rFonts w:ascii="Google Sans Text;sans-serif" w:hAnsi="Google Sans Text;sans-serif"/>
+          <w:b/>
+        </w:rPr>
+        <w:t>The Ethnographic Anchor:</w:t>
+      </w:r>
+      <w:r>
+        <w:rPr>
+          <w:rFonts w:ascii="Google Sans Text;sans-serif" w:hAnsi="Google Sans Text;sans-serif"/>
+        </w:rPr>
+        <w:t xml:space="preserve"> Open your field notes and identify the specific User IDs of households you </w:t>
+      </w:r>
+      <w:r>
+        <w:rPr>
+          <w:rFonts w:ascii="Google Sans Text;sans-serif" w:hAnsi="Google Sans Text;sans-serif"/>
+          <w:i/>
+        </w:rPr>
+        <w:t>know</w:t>
+      </w:r>
+      <w:r>
+        <w:rPr>
+          <w:rFonts w:ascii="Google Sans Text;sans-serif" w:hAnsi="Google Sans Text;sans-serif"/>
+        </w:rPr>
+        <w:t xml:space="preserve"> belong to certain profiles (e.g., User 12 is an isolated elder; User 09 is a system hacker).</w:t>
+      </w:r>
+    </w:p>
+    <w:p>
+      <w:pPr>
+        <w:pStyle w:val="Cuerpodetexto"/>
+        <w:numPr>
+          <w:ilvl w:val="0"/>
+          <w:numId w:val="26"/>
+        </w:numPr>
+        <w:pBdr/>
+        <w:tabs>
+          <w:tab w:val="clear" w:pos="709"/>
+          <w:tab w:val="left" w:pos="0" w:leader="none"/>
+        </w:tabs>
+        <w:spacing w:lineRule="auto" w:line="273" w:before="0" w:after="140"/>
+        <w:ind w:left="709" w:hanging="283"/>
+        <w:rPr>
+          <w:rFonts w:ascii="Nimbus Sans" w:hAnsi="Nimbus Sans"/>
+          <w:sz w:val="22"/>
+          <w:szCs w:val="22"/>
+        </w:rPr>
+      </w:pPr>
+      <w:r>
+        <w:rPr>
+          <w:rFonts w:ascii="Google Sans Text;sans-serif" w:hAnsi="Google Sans Text;sans-serif"/>
+          <w:b/>
+        </w:rPr>
+        <w:t>The Threshold Extraction:</w:t>
+      </w:r>
+      <w:r>
+        <w:rPr>
+          <w:rFonts w:ascii="Google Sans Text;sans-serif" w:hAnsi="Google Sans Text;sans-serif"/>
+        </w:rPr>
+        <w:t xml:space="preserve"> Look at the Script 1 data for those specific users. You observe that your known elders have a Base Load of $1.2W$ to $2.1W$. You observe your known hacker has an MRSD of $0.85$.</w:t>
+      </w:r>
+    </w:p>
+    <w:p>
+      <w:pPr>
+        <w:pStyle w:val="Cuerpodetexto"/>
+        <w:numPr>
+          <w:ilvl w:val="0"/>
+          <w:numId w:val="26"/>
+        </w:numPr>
+        <w:pBdr/>
+        <w:tabs>
+          <w:tab w:val="clear" w:pos="709"/>
+          <w:tab w:val="left" w:pos="0" w:leader="none"/>
+        </w:tabs>
+        <w:spacing w:lineRule="auto" w:line="273" w:before="0" w:after="140"/>
+        <w:ind w:left="709" w:hanging="283"/>
+        <w:rPr>
+          <w:rFonts w:ascii="Nimbus Sans" w:hAnsi="Nimbus Sans"/>
+          <w:sz w:val="22"/>
+          <w:szCs w:val="22"/>
+        </w:rPr>
+      </w:pPr>
+      <w:r>
+        <w:rPr>
+          <w:rFonts w:ascii="Google Sans Text;sans-serif" w:hAnsi="Google Sans Text;sans-serif"/>
+          <w:b/>
+        </w:rPr>
+        <w:t>The Survey Validation:</w:t>
+      </w:r>
+      <w:r>
+        <w:rPr>
+          <w:rFonts w:ascii="Google Sans Text;sans-serif" w:hAnsi="Google Sans Text;sans-serif"/>
+        </w:rPr>
+        <w:t xml:space="preserve"> Cross-check these User IDs against the socio-economic survey data to confirm their demographics match your assumptions.</w:t>
+      </w:r>
+    </w:p>
+    <w:p>
+      <w:pPr>
+        <w:pStyle w:val="Cuerpodetexto"/>
+        <w:numPr>
+          <w:ilvl w:val="0"/>
+          <w:numId w:val="26"/>
+        </w:numPr>
+        <w:pBdr/>
+        <w:tabs>
+          <w:tab w:val="clear" w:pos="709"/>
+          <w:tab w:val="left" w:pos="0" w:leader="none"/>
+        </w:tabs>
+        <w:spacing w:lineRule="auto" w:line="273" w:before="0" w:after="140"/>
+        <w:ind w:left="709" w:hanging="283"/>
+        <w:rPr>
+          <w:rFonts w:ascii="Nimbus Sans" w:hAnsi="Nimbus Sans"/>
+          <w:sz w:val="22"/>
+          <w:szCs w:val="22"/>
+        </w:rPr>
+      </w:pPr>
+      <w:r>
+        <w:rPr>
+          <w:rFonts w:ascii="Google Sans Text;sans-serif" w:hAnsi="Google Sans Text;sans-serif"/>
+          <w:b/>
+        </w:rPr>
+        <w:t>The Rule Lock:</w:t>
+      </w:r>
+      <w:r>
+        <w:rPr>
+          <w:rFonts w:ascii="Google Sans Text;sans-serif" w:hAnsi="Google Sans Text;sans-serif"/>
+        </w:rPr>
+        <w:t xml:space="preserve"> You establish the objective mathematical thresholds (e.g., "Elderly Profile $\ge 1.0W$ Base Load") and hardcode them into Phase 2.</w:t>
+      </w:r>
+    </w:p>
+    <w:p>
+      <w:pPr>
+        <w:pStyle w:val="Ttulo3"/>
+        <w:spacing w:lineRule="auto" w:line="273" w:before="0" w:after="140"/>
+        <w:rPr>
+          <w:rFonts w:ascii="Nimbus Sans" w:hAnsi="Nimbus Sans"/>
+          <w:sz w:val="22"/>
+          <w:szCs w:val="22"/>
+        </w:rPr>
+      </w:pPr>
+      <w:r>
+        <w:rPr>
+          <w:rFonts w:ascii="Google Sans;sans-serif" w:hAnsi="Google Sans;sans-serif"/>
+        </w:rPr>
+        <w:t>Phase 2: The Algorithmic Compiler (The Python Script)</w:t>
+      </w:r>
+    </w:p>
+    <w:p>
+      <w:pPr>
+        <w:pStyle w:val="Cuerpodetexto"/>
+        <w:spacing w:lineRule="auto" w:line="273" w:before="0" w:after="140"/>
+        <w:rPr>
+          <w:rFonts w:ascii="Nimbus Sans" w:hAnsi="Nimbus Sans"/>
+          <w:sz w:val="22"/>
+          <w:szCs w:val="22"/>
+        </w:rPr>
+      </w:pPr>
+      <w:r>
+        <w:rPr>
+          <w:rFonts w:ascii="Google Sans Text;sans-serif" w:hAnsi="Google Sans Text;sans-serif"/>
+        </w:rPr>
+        <w:t>Once the thresholds are triangulated, this script automates the rest of the methodology. It reads the validation metrics, routes the household into an archetype, disaggregates the hardware into Virtual Appliances, applies the qualitative rules, and outputs the final RAMP configuration.</w:t>
+      </w:r>
+    </w:p>
+    <w:p>
+      <w:pPr>
+        <w:pStyle w:val="Cuerpodetexto"/>
+        <w:spacing w:lineRule="auto" w:line="273" w:before="0" w:after="140"/>
+        <w:rPr>
+          <w:rFonts w:ascii="Nimbus Sans" w:hAnsi="Nimbus Sans"/>
+          <w:sz w:val="22"/>
+          <w:szCs w:val="22"/>
+        </w:rPr>
+      </w:pPr>
+      <w:r>
+        <w:rPr>
+          <w:rFonts w:ascii="Google Sans Text;sans-serif" w:hAnsi="Google Sans Text;sans-serif"/>
+        </w:rPr>
+        <w:t xml:space="preserve">Save this as </w:t>
+      </w:r>
+      <w:r>
+        <w:rPr>
+          <w:rStyle w:val="Textooriginal"/>
+          <w:rFonts w:ascii="Google Sans Text;sans-serif" w:hAnsi="Google Sans Text;sans-serif"/>
+          <w:b/>
+        </w:rPr>
+        <w:t>2_profile_compiler.py</w:t>
+      </w:r>
+      <w:r>
+        <w:rPr>
+          <w:rFonts w:ascii="Google Sans Text;sans-serif" w:hAnsi="Google Sans Text;sans-serif"/>
+        </w:rPr>
+        <w:t>:</w:t>
+      </w:r>
+    </w:p>
+    <w:p>
+      <w:pPr>
+        <w:pStyle w:val="Cuerpodetexto"/>
+        <w:bidi w:val="0"/>
+        <w:spacing w:before="0" w:after="140"/>
+        <w:rPr>
+          <w:rFonts w:ascii="Nimbus Sans" w:hAnsi="Nimbus Sans"/>
+          <w:sz w:val="22"/>
+          <w:szCs w:val="22"/>
+        </w:rPr>
+      </w:pPr>
+      <w:r>
+        <w:rPr/>
+        <w:t>import pandas as pd</w:t>
+      </w:r>
+    </w:p>
+    <w:p>
+      <w:pPr>
+        <w:pStyle w:val="Cuerpodetexto"/>
+        <w:bidi w:val="0"/>
+        <w:spacing w:before="0" w:after="140"/>
+        <w:rPr>
+          <w:rFonts w:ascii="Nimbus Sans" w:hAnsi="Nimbus Sans"/>
+          <w:sz w:val="22"/>
+          <w:szCs w:val="22"/>
+        </w:rPr>
+      </w:pPr>
+      <w:r>
+        <w:rPr/>
+        <w:t>import json</w:t>
+      </w:r>
+    </w:p>
+    <w:p>
+      <w:pPr>
+        <w:pStyle w:val="Cuerpodetexto"/>
+        <w:bidi w:val="0"/>
+        <w:spacing w:before="0" w:after="140"/>
+        <w:rPr>
+          <w:rFonts w:ascii="Nimbus Sans" w:hAnsi="Nimbus Sans"/>
+          <w:sz w:val="22"/>
+          <w:szCs w:val="22"/>
+        </w:rPr>
+      </w:pPr>
+      <w:r>
+        <w:rPr/>
+        <w:t>from pathlib import Path</w:t>
+      </w:r>
+    </w:p>
+    <w:p>
+      <w:pPr>
+        <w:pStyle w:val="Cuerpodetexto"/>
+        <w:bidi w:val="0"/>
+        <w:spacing w:before="0" w:after="140"/>
+        <w:rPr>
+          <w:rFonts w:ascii="Nimbus Sans" w:hAnsi="Nimbus Sans"/>
+          <w:sz w:val="22"/>
+          <w:szCs w:val="22"/>
+        </w:rPr>
+      </w:pPr>
+      <w:r>
+        <w:rPr/>
+        <w:t>import sys</w:t>
+      </w:r>
+    </w:p>
+    <w:p>
+      <w:pPr>
+        <w:pStyle w:val="Cuerpodetexto"/>
+        <w:bidi w:val="0"/>
+        <w:spacing w:before="0" w:after="140"/>
+        <w:rPr>
+          <w:rFonts w:ascii="Nimbus Sans" w:hAnsi="Nimbus Sans"/>
+          <w:sz w:val="22"/>
+          <w:szCs w:val="22"/>
+        </w:rPr>
+      </w:pPr>
+      <w:r>
+        <w:rPr/>
+      </w:r>
+    </w:p>
+    <w:p>
+      <w:pPr>
+        <w:pStyle w:val="Cuerpodetexto"/>
+        <w:bidi w:val="0"/>
+        <w:spacing w:before="0" w:after="140"/>
+        <w:rPr>
+          <w:rFonts w:ascii="Nimbus Sans" w:hAnsi="Nimbus Sans"/>
+          <w:sz w:val="22"/>
+          <w:szCs w:val="22"/>
+        </w:rPr>
+      </w:pPr>
+      <w:r>
+        <w:rPr/>
+        <w:t># Define structural paths</w:t>
+      </w:r>
+    </w:p>
+    <w:p>
+      <w:pPr>
+        <w:pStyle w:val="Cuerpodetexto"/>
+        <w:bidi w:val="0"/>
+        <w:spacing w:before="0" w:after="140"/>
+        <w:rPr>
+          <w:rFonts w:ascii="Nimbus Sans" w:hAnsi="Nimbus Sans"/>
+          <w:sz w:val="22"/>
+          <w:szCs w:val="22"/>
+        </w:rPr>
+      </w:pPr>
+      <w:r>
+        <w:rPr/>
+        <w:t>SCRIPT_DIR = Path(__file__).parent</w:t>
+      </w:r>
+    </w:p>
+    <w:p>
+      <w:pPr>
+        <w:pStyle w:val="Cuerpodetexto"/>
+        <w:bidi w:val="0"/>
+        <w:spacing w:before="0" w:after="140"/>
+        <w:rPr>
+          <w:rFonts w:ascii="Nimbus Sans" w:hAnsi="Nimbus Sans"/>
+          <w:sz w:val="22"/>
+          <w:szCs w:val="22"/>
+        </w:rPr>
+      </w:pPr>
+      <w:r>
+        <w:rPr/>
+        <w:t>PROJECT_ROOT = SCRIPT_DIR.parent.parent</w:t>
+      </w:r>
+    </w:p>
+    <w:p>
+      <w:pPr>
+        <w:pStyle w:val="Cuerpodetexto"/>
+        <w:bidi w:val="0"/>
+        <w:spacing w:before="0" w:after="140"/>
+        <w:rPr>
+          <w:rFonts w:ascii="Nimbus Sans" w:hAnsi="Nimbus Sans"/>
+          <w:sz w:val="22"/>
+          <w:szCs w:val="22"/>
+        </w:rPr>
+      </w:pPr>
+      <w:r>
+        <w:rPr/>
+        <w:t>OUTPUT_DIR = SCRIPT_DIR / "output"</w:t>
+      </w:r>
+    </w:p>
+    <w:p>
+      <w:pPr>
+        <w:pStyle w:val="Cuerpodetexto"/>
+        <w:bidi w:val="0"/>
+        <w:spacing w:before="0" w:after="140"/>
+        <w:rPr>
+          <w:rFonts w:ascii="Nimbus Sans" w:hAnsi="Nimbus Sans"/>
+          <w:sz w:val="22"/>
+          <w:szCs w:val="22"/>
+        </w:rPr>
+      </w:pPr>
+      <w:r>
+        <w:rPr/>
+      </w:r>
+    </w:p>
+    <w:p>
+      <w:pPr>
+        <w:pStyle w:val="Cuerpodetexto"/>
+        <w:bidi w:val="0"/>
+        <w:spacing w:before="0" w:after="140"/>
+        <w:rPr>
+          <w:rFonts w:ascii="Nimbus Sans" w:hAnsi="Nimbus Sans"/>
+          <w:sz w:val="22"/>
+          <w:szCs w:val="22"/>
+        </w:rPr>
+      </w:pPr>
+      <w:r>
+        <w:rPr/>
+        <w:t>def calculate_user_profile_deterministic(metrics_row):</w:t>
+      </w:r>
+    </w:p>
+    <w:p>
+      <w:pPr>
+        <w:pStyle w:val="Cuerpodetexto"/>
+        <w:bidi w:val="0"/>
+        <w:spacing w:before="0" w:after="140"/>
+        <w:rPr>
+          <w:rFonts w:ascii="Nimbus Sans" w:hAnsi="Nimbus Sans"/>
+          <w:sz w:val="22"/>
+          <w:szCs w:val="22"/>
+        </w:rPr>
+      </w:pPr>
+      <w:r>
+        <w:rPr/>
+        <w:t xml:space="preserve">    </w:t>
+      </w:r>
+      <w:r>
+        <w:rPr/>
+        <w:t>"""</w:t>
+      </w:r>
+    </w:p>
+    <w:p>
+      <w:pPr>
+        <w:pStyle w:val="Cuerpodetexto"/>
+        <w:bidi w:val="0"/>
+        <w:spacing w:before="0" w:after="140"/>
+        <w:rPr>
+          <w:rFonts w:ascii="Nimbus Sans" w:hAnsi="Nimbus Sans"/>
+          <w:sz w:val="22"/>
+          <w:szCs w:val="22"/>
+        </w:rPr>
+      </w:pPr>
+      <w:r>
+        <w:rPr/>
+        <w:t xml:space="preserve">    </w:t>
+      </w:r>
+      <w:r>
+        <w:rPr/>
+        <w:t xml:space="preserve">Step 1: Deterministic Classification </w:t>
+      </w:r>
+    </w:p>
+    <w:p>
+      <w:pPr>
+        <w:pStyle w:val="Cuerpodetexto"/>
+        <w:bidi w:val="0"/>
+        <w:spacing w:before="0" w:after="140"/>
+        <w:rPr>
+          <w:rFonts w:ascii="Nimbus Sans" w:hAnsi="Nimbus Sans"/>
+          <w:sz w:val="22"/>
+          <w:szCs w:val="22"/>
+        </w:rPr>
+      </w:pPr>
+      <w:r>
+        <w:rPr/>
+        <w:t xml:space="preserve">    </w:t>
+      </w:r>
+      <w:r>
+        <w:rPr/>
+        <w:t>Sorts households using strict mathematical thresholds derived from qualitative triangulation.</w:t>
+      </w:r>
+    </w:p>
+    <w:p>
+      <w:pPr>
+        <w:pStyle w:val="Cuerpodetexto"/>
+        <w:bidi w:val="0"/>
+        <w:spacing w:before="0" w:after="140"/>
+        <w:rPr>
+          <w:rFonts w:ascii="Nimbus Sans" w:hAnsi="Nimbus Sans"/>
+          <w:sz w:val="22"/>
+          <w:szCs w:val="22"/>
+        </w:rPr>
+      </w:pPr>
+      <w:r>
+        <w:rPr/>
+        <w:t xml:space="preserve">    </w:t>
+      </w:r>
+      <w:r>
+        <w:rPr/>
+        <w:t>"""</w:t>
+      </w:r>
+    </w:p>
+    <w:p>
+      <w:pPr>
+        <w:pStyle w:val="Cuerpodetexto"/>
+        <w:bidi w:val="0"/>
+        <w:spacing w:before="0" w:after="140"/>
+        <w:rPr>
+          <w:rFonts w:ascii="Nimbus Sans" w:hAnsi="Nimbus Sans"/>
+          <w:sz w:val="22"/>
+          <w:szCs w:val="22"/>
+        </w:rPr>
+      </w:pPr>
+      <w:r>
+        <w:rPr/>
+        <w:t xml:space="preserve">    </w:t>
+      </w:r>
+      <w:r>
+        <w:rPr/>
+        <w:t>base_load = metrics_row['Real_Base_Load_Watts']</w:t>
+      </w:r>
+    </w:p>
+    <w:p>
+      <w:pPr>
+        <w:pStyle w:val="Cuerpodetexto"/>
+        <w:bidi w:val="0"/>
+        <w:spacing w:before="0" w:after="140"/>
+        <w:rPr>
+          <w:rFonts w:ascii="Nimbus Sans" w:hAnsi="Nimbus Sans"/>
+          <w:sz w:val="22"/>
+          <w:szCs w:val="22"/>
+        </w:rPr>
+      </w:pPr>
+      <w:r>
+        <w:rPr/>
+        <w:t xml:space="preserve">    </w:t>
+      </w:r>
+      <w:r>
+        <w:rPr/>
+        <w:t>mrsd = metrics_row['Real_MRSD_Chaos']</w:t>
+      </w:r>
+    </w:p>
+    <w:p>
+      <w:pPr>
+        <w:pStyle w:val="Cuerpodetexto"/>
+        <w:bidi w:val="0"/>
+        <w:spacing w:before="0" w:after="140"/>
+        <w:rPr>
+          <w:rFonts w:ascii="Nimbus Sans" w:hAnsi="Nimbus Sans"/>
+          <w:sz w:val="22"/>
+          <w:szCs w:val="22"/>
+        </w:rPr>
+      </w:pPr>
+      <w:r>
+        <w:rPr/>
+        <w:t xml:space="preserve">    </w:t>
+      </w:r>
+      <w:r>
+        <w:rPr/>
+        <w:t>peak_hour = metrics_row['Real_Modal_Peak_Hour']</w:t>
+      </w:r>
+    </w:p>
+    <w:p>
+      <w:pPr>
+        <w:pStyle w:val="Cuerpodetexto"/>
+        <w:bidi w:val="0"/>
+        <w:spacing w:before="0" w:after="140"/>
+        <w:rPr>
+          <w:rFonts w:ascii="Nimbus Sans" w:hAnsi="Nimbus Sans"/>
+          <w:sz w:val="22"/>
+          <w:szCs w:val="22"/>
+        </w:rPr>
+      </w:pPr>
+      <w:r>
+        <w:rPr/>
+        <w:t xml:space="preserve">    </w:t>
+      </w:r>
+    </w:p>
+    <w:p>
+      <w:pPr>
+        <w:pStyle w:val="Cuerpodetexto"/>
+        <w:bidi w:val="0"/>
+        <w:spacing w:before="0" w:after="140"/>
+        <w:rPr>
+          <w:rFonts w:ascii="Nimbus Sans" w:hAnsi="Nimbus Sans"/>
+          <w:sz w:val="22"/>
+          <w:szCs w:val="22"/>
+        </w:rPr>
+      </w:pPr>
+      <w:r>
+        <w:rPr/>
+        <w:t xml:space="preserve">    </w:t>
+      </w:r>
+      <w:r>
+        <w:rPr/>
+        <w:t># Triangulated Threshold: Continuous overnight lighting indicates Profile 2</w:t>
+      </w:r>
+    </w:p>
+    <w:p>
+      <w:pPr>
+        <w:pStyle w:val="Cuerpodetexto"/>
+        <w:bidi w:val="0"/>
+        <w:spacing w:before="0" w:after="140"/>
+        <w:rPr>
+          <w:rFonts w:ascii="Nimbus Sans" w:hAnsi="Nimbus Sans"/>
+          <w:sz w:val="22"/>
+          <w:szCs w:val="22"/>
+        </w:rPr>
+      </w:pPr>
+      <w:r>
+        <w:rPr/>
+        <w:t xml:space="preserve">    </w:t>
+      </w:r>
+      <w:r>
+        <w:rPr/>
+        <w:t>if base_load &gt;= 1.0:</w:t>
+      </w:r>
+    </w:p>
+    <w:p>
+      <w:pPr>
+        <w:pStyle w:val="Cuerpodetexto"/>
+        <w:bidi w:val="0"/>
+        <w:spacing w:before="0" w:after="140"/>
+        <w:rPr>
+          <w:rFonts w:ascii="Nimbus Sans" w:hAnsi="Nimbus Sans"/>
+          <w:sz w:val="22"/>
+          <w:szCs w:val="22"/>
+        </w:rPr>
+      </w:pPr>
+      <w:r>
+        <w:rPr/>
+        <w:t xml:space="preserve">        </w:t>
+      </w:r>
+      <w:r>
+        <w:rPr/>
+        <w:t>return "EBP_2_Isolated_Elderly"</w:t>
+      </w:r>
+    </w:p>
+    <w:p>
+      <w:pPr>
+        <w:pStyle w:val="Cuerpodetexto"/>
+        <w:bidi w:val="0"/>
+        <w:spacing w:before="0" w:after="140"/>
+        <w:rPr>
+          <w:rFonts w:ascii="Nimbus Sans" w:hAnsi="Nimbus Sans"/>
+          <w:sz w:val="22"/>
+          <w:szCs w:val="22"/>
+        </w:rPr>
+      </w:pPr>
+      <w:r>
+        <w:rPr/>
+        <w:t xml:space="preserve">    </w:t>
+      </w:r>
+    </w:p>
+    <w:p>
+      <w:pPr>
+        <w:pStyle w:val="Cuerpodetexto"/>
+        <w:bidi w:val="0"/>
+        <w:spacing w:before="0" w:after="140"/>
+        <w:rPr>
+          <w:rFonts w:ascii="Nimbus Sans" w:hAnsi="Nimbus Sans"/>
+          <w:sz w:val="22"/>
+          <w:szCs w:val="22"/>
+        </w:rPr>
+      </w:pPr>
+      <w:r>
+        <w:rPr/>
+        <w:t xml:space="preserve">    </w:t>
+      </w:r>
+      <w:r>
+        <w:rPr/>
+        <w:t># Triangulated Threshold: High structural chaos indicates Profile 4</w:t>
+      </w:r>
+    </w:p>
+    <w:p>
+      <w:pPr>
+        <w:pStyle w:val="Cuerpodetexto"/>
+        <w:bidi w:val="0"/>
+        <w:spacing w:before="0" w:after="140"/>
+        <w:rPr>
+          <w:rFonts w:ascii="Nimbus Sans" w:hAnsi="Nimbus Sans"/>
+          <w:sz w:val="22"/>
+          <w:szCs w:val="22"/>
+        </w:rPr>
+      </w:pPr>
+      <w:r>
+        <w:rPr/>
+        <w:t xml:space="preserve">    </w:t>
+      </w:r>
+      <w:r>
+        <w:rPr/>
+        <w:t>elif mrsd &gt;= 0.70:</w:t>
+      </w:r>
+    </w:p>
+    <w:p>
+      <w:pPr>
+        <w:pStyle w:val="Cuerpodetexto"/>
+        <w:bidi w:val="0"/>
+        <w:spacing w:before="0" w:after="140"/>
+        <w:rPr>
+          <w:rFonts w:ascii="Nimbus Sans" w:hAnsi="Nimbus Sans"/>
+          <w:sz w:val="22"/>
+          <w:szCs w:val="22"/>
+        </w:rPr>
+      </w:pPr>
+      <w:r>
+        <w:rPr/>
+        <w:t xml:space="preserve">        </w:t>
+      </w:r>
+      <w:r>
+        <w:rPr/>
+        <w:t>return "EBP_4_System_Breakers"</w:t>
+      </w:r>
+    </w:p>
+    <w:p>
+      <w:pPr>
+        <w:pStyle w:val="Cuerpodetexto"/>
+        <w:bidi w:val="0"/>
+        <w:spacing w:before="0" w:after="140"/>
+        <w:rPr>
+          <w:rFonts w:ascii="Nimbus Sans" w:hAnsi="Nimbus Sans"/>
+          <w:sz w:val="22"/>
+          <w:szCs w:val="22"/>
+        </w:rPr>
+      </w:pPr>
+      <w:r>
+        <w:rPr/>
+        <w:t xml:space="preserve">        </w:t>
+      </w:r>
+    </w:p>
+    <w:p>
+      <w:pPr>
+        <w:pStyle w:val="Cuerpodetexto"/>
+        <w:bidi w:val="0"/>
+        <w:spacing w:before="0" w:after="140"/>
+        <w:rPr>
+          <w:rFonts w:ascii="Nimbus Sans" w:hAnsi="Nimbus Sans"/>
+          <w:sz w:val="22"/>
+          <w:szCs w:val="22"/>
+        </w:rPr>
+      </w:pPr>
+      <w:r>
+        <w:rPr/>
+        <w:t xml:space="preserve">    </w:t>
+      </w:r>
+      <w:r>
+        <w:rPr/>
+        <w:t># Triangulated Threshold: Early morning synchronization indicates Profile 1</w:t>
+      </w:r>
+    </w:p>
+    <w:p>
+      <w:pPr>
+        <w:pStyle w:val="Cuerpodetexto"/>
+        <w:bidi w:val="0"/>
+        <w:spacing w:before="0" w:after="140"/>
+        <w:rPr>
+          <w:rFonts w:ascii="Nimbus Sans" w:hAnsi="Nimbus Sans"/>
+          <w:sz w:val="22"/>
+          <w:szCs w:val="22"/>
+        </w:rPr>
+      </w:pPr>
+      <w:r>
+        <w:rPr/>
+        <w:t xml:space="preserve">    </w:t>
+      </w:r>
+      <w:r>
+        <w:rPr/>
+        <w:t>elif 4 &lt;= peak_hour &lt;= 6:</w:t>
+      </w:r>
+    </w:p>
+    <w:p>
+      <w:pPr>
+        <w:pStyle w:val="Cuerpodetexto"/>
+        <w:bidi w:val="0"/>
+        <w:spacing w:before="0" w:after="140"/>
+        <w:rPr>
+          <w:rFonts w:ascii="Nimbus Sans" w:hAnsi="Nimbus Sans"/>
+          <w:sz w:val="22"/>
+          <w:szCs w:val="22"/>
+        </w:rPr>
+      </w:pPr>
+      <w:r>
+        <w:rPr/>
+        <w:t xml:space="preserve">        </w:t>
+      </w:r>
+      <w:r>
+        <w:rPr/>
+        <w:t>return "EBP_1_Agricultural_Core"</w:t>
+      </w:r>
+    </w:p>
+    <w:p>
+      <w:pPr>
+        <w:pStyle w:val="Cuerpodetexto"/>
+        <w:bidi w:val="0"/>
+        <w:spacing w:before="0" w:after="140"/>
+        <w:rPr>
+          <w:rFonts w:ascii="Nimbus Sans" w:hAnsi="Nimbus Sans"/>
+          <w:sz w:val="22"/>
+          <w:szCs w:val="22"/>
+        </w:rPr>
+      </w:pPr>
+      <w:r>
+        <w:rPr/>
+        <w:t xml:space="preserve">        </w:t>
+      </w:r>
+    </w:p>
+    <w:p>
+      <w:pPr>
+        <w:pStyle w:val="Cuerpodetexto"/>
+        <w:bidi w:val="0"/>
+        <w:spacing w:before="0" w:after="140"/>
+        <w:rPr>
+          <w:rFonts w:ascii="Nimbus Sans" w:hAnsi="Nimbus Sans"/>
+          <w:sz w:val="22"/>
+          <w:szCs w:val="22"/>
+        </w:rPr>
+      </w:pPr>
+      <w:r>
+        <w:rPr/>
+        <w:t xml:space="preserve">    </w:t>
+      </w:r>
+      <w:r>
+        <w:rPr/>
+        <w:t># Default fallback based on high-density family structures</w:t>
+      </w:r>
+    </w:p>
+    <w:p>
+      <w:pPr>
+        <w:pStyle w:val="Cuerpodetexto"/>
+        <w:bidi w:val="0"/>
+        <w:spacing w:before="0" w:after="140"/>
+        <w:rPr>
+          <w:rFonts w:ascii="Nimbus Sans" w:hAnsi="Nimbus Sans"/>
+          <w:sz w:val="22"/>
+          <w:szCs w:val="22"/>
+        </w:rPr>
+      </w:pPr>
+      <w:r>
+        <w:rPr/>
+        <w:t xml:space="preserve">    </w:t>
+      </w:r>
+      <w:r>
+        <w:rPr/>
+        <w:t>else:</w:t>
+      </w:r>
+    </w:p>
+    <w:p>
+      <w:pPr>
+        <w:pStyle w:val="Cuerpodetexto"/>
+        <w:bidi w:val="0"/>
+        <w:spacing w:before="0" w:after="140"/>
+        <w:rPr>
+          <w:rFonts w:ascii="Nimbus Sans" w:hAnsi="Nimbus Sans"/>
+          <w:sz w:val="22"/>
+          <w:szCs w:val="22"/>
+        </w:rPr>
+      </w:pPr>
+      <w:r>
+        <w:rPr/>
+        <w:t xml:space="preserve">        </w:t>
+      </w:r>
+      <w:r>
+        <w:rPr/>
+        <w:t>return "EBP_3_Extended_Hub"</w:t>
+      </w:r>
+    </w:p>
+    <w:p>
+      <w:pPr>
+        <w:pStyle w:val="Cuerpodetexto"/>
+        <w:bidi w:val="0"/>
+        <w:spacing w:before="0" w:after="140"/>
+        <w:rPr>
+          <w:rFonts w:ascii="Nimbus Sans" w:hAnsi="Nimbus Sans"/>
+          <w:sz w:val="22"/>
+          <w:szCs w:val="22"/>
+        </w:rPr>
+      </w:pPr>
+      <w:r>
+        <w:rPr/>
+      </w:r>
+    </w:p>
+    <w:p>
+      <w:pPr>
+        <w:pStyle w:val="Cuerpodetexto"/>
+        <w:bidi w:val="0"/>
+        <w:spacing w:before="0" w:after="140"/>
+        <w:rPr>
+          <w:rFonts w:ascii="Nimbus Sans" w:hAnsi="Nimbus Sans"/>
+          <w:sz w:val="22"/>
+          <w:szCs w:val="22"/>
+        </w:rPr>
+      </w:pPr>
+      <w:r>
+        <w:rPr/>
+        <w:t>def transform_parameters_to_ramp(user_id, profile_type, empirical_data):</w:t>
+      </w:r>
+    </w:p>
+    <w:p>
+      <w:pPr>
+        <w:pStyle w:val="Cuerpodetexto"/>
+        <w:bidi w:val="0"/>
+        <w:spacing w:before="0" w:after="140"/>
+        <w:rPr>
+          <w:rFonts w:ascii="Nimbus Sans" w:hAnsi="Nimbus Sans"/>
+          <w:sz w:val="22"/>
+          <w:szCs w:val="22"/>
+        </w:rPr>
+      </w:pPr>
+      <w:r>
+        <w:rPr/>
+        <w:t xml:space="preserve">    </w:t>
+      </w:r>
+      <w:r>
+        <w:rPr/>
+        <w:t>"""</w:t>
+      </w:r>
+    </w:p>
+    <w:p>
+      <w:pPr>
+        <w:pStyle w:val="Cuerpodetexto"/>
+        <w:bidi w:val="0"/>
+        <w:spacing w:before="0" w:after="140"/>
+        <w:rPr>
+          <w:rFonts w:ascii="Nimbus Sans" w:hAnsi="Nimbus Sans"/>
+          <w:sz w:val="22"/>
+          <w:szCs w:val="22"/>
+        </w:rPr>
+      </w:pPr>
+      <w:r>
+        <w:rPr/>
+        <w:t xml:space="preserve">    </w:t>
+      </w:r>
+      <w:r>
+        <w:rPr/>
+        <w:t>Step 2: Algorithmic Appliance Splitting &amp; Parameter Transformation</w:t>
+      </w:r>
+    </w:p>
+    <w:p>
+      <w:pPr>
+        <w:pStyle w:val="Cuerpodetexto"/>
+        <w:bidi w:val="0"/>
+        <w:spacing w:before="0" w:after="140"/>
+        <w:rPr>
+          <w:rFonts w:ascii="Nimbus Sans" w:hAnsi="Nimbus Sans"/>
+          <w:sz w:val="22"/>
+          <w:szCs w:val="22"/>
+        </w:rPr>
+      </w:pPr>
+      <w:r>
+        <w:rPr/>
+        <w:t xml:space="preserve">    </w:t>
+      </w:r>
+      <w:r>
+        <w:rPr/>
+        <w:t>Maps fuzzy social rules to crisp RAMP parameters using empirical data as the baseline magnitude.</w:t>
+      </w:r>
+    </w:p>
+    <w:p>
+      <w:pPr>
+        <w:pStyle w:val="Cuerpodetexto"/>
+        <w:bidi w:val="0"/>
+        <w:spacing w:before="0" w:after="140"/>
+        <w:rPr>
+          <w:rFonts w:ascii="Nimbus Sans" w:hAnsi="Nimbus Sans"/>
+          <w:sz w:val="22"/>
+          <w:szCs w:val="22"/>
+        </w:rPr>
+      </w:pPr>
+      <w:r>
+        <w:rPr/>
+        <w:t xml:space="preserve">    </w:t>
+      </w:r>
+      <w:r>
+        <w:rPr/>
+        <w:t>"""</w:t>
+      </w:r>
+    </w:p>
+    <w:p>
+      <w:pPr>
+        <w:pStyle w:val="Cuerpodetexto"/>
+        <w:bidi w:val="0"/>
+        <w:spacing w:before="0" w:after="140"/>
+        <w:rPr>
+          <w:rFonts w:ascii="Nimbus Sans" w:hAnsi="Nimbus Sans"/>
+          <w:sz w:val="22"/>
+          <w:szCs w:val="22"/>
+        </w:rPr>
+      </w:pPr>
+      <w:r>
+        <w:rPr/>
+        <w:t xml:space="preserve">    </w:t>
+      </w:r>
+      <w:r>
+        <w:rPr/>
+        <w:t>hardware = empirical_data['hardware']</w:t>
+      </w:r>
+    </w:p>
+    <w:p>
+      <w:pPr>
+        <w:pStyle w:val="Cuerpodetexto"/>
+        <w:bidi w:val="0"/>
+        <w:spacing w:before="0" w:after="140"/>
+        <w:rPr>
+          <w:rFonts w:ascii="Nimbus Sans" w:hAnsi="Nimbus Sans"/>
+          <w:sz w:val="22"/>
+          <w:szCs w:val="22"/>
+        </w:rPr>
+      </w:pPr>
+      <w:r>
+        <w:rPr/>
+        <w:t xml:space="preserve">    </w:t>
+      </w:r>
+      <w:r>
+        <w:rPr/>
+        <w:t>thermal_var = empirical_data['thermal_p_var']</w:t>
+      </w:r>
+    </w:p>
+    <w:p>
+      <w:pPr>
+        <w:pStyle w:val="Cuerpodetexto"/>
+        <w:bidi w:val="0"/>
+        <w:spacing w:before="0" w:after="140"/>
+        <w:rPr>
+          <w:rFonts w:ascii="Nimbus Sans" w:hAnsi="Nimbus Sans"/>
+          <w:sz w:val="22"/>
+          <w:szCs w:val="22"/>
+        </w:rPr>
+      </w:pPr>
+      <w:r>
+        <w:rPr/>
+        <w:t xml:space="preserve">    </w:t>
+      </w:r>
+      <w:r>
+        <w:rPr/>
+        <w:t>period_usage = empirical_data['appliance_period_usage']</w:t>
+      </w:r>
+    </w:p>
+    <w:p>
+      <w:pPr>
+        <w:pStyle w:val="Cuerpodetexto"/>
+        <w:bidi w:val="0"/>
+        <w:spacing w:before="0" w:after="140"/>
+        <w:rPr>
+          <w:rFonts w:ascii="Nimbus Sans" w:hAnsi="Nimbus Sans"/>
+          <w:sz w:val="22"/>
+          <w:szCs w:val="22"/>
+        </w:rPr>
+      </w:pPr>
+      <w:r>
+        <w:rPr/>
+        <w:t xml:space="preserve">    </w:t>
+      </w:r>
+    </w:p>
+    <w:p>
+      <w:pPr>
+        <w:pStyle w:val="Cuerpodetexto"/>
+        <w:bidi w:val="0"/>
+        <w:spacing w:before="0" w:after="140"/>
+        <w:rPr>
+          <w:rFonts w:ascii="Nimbus Sans" w:hAnsi="Nimbus Sans"/>
+          <w:sz w:val="22"/>
+          <w:szCs w:val="22"/>
+        </w:rPr>
+      </w:pPr>
+      <w:r>
+        <w:rPr/>
+        <w:t xml:space="preserve">    </w:t>
+      </w:r>
+      <w:r>
+        <w:rPr/>
+        <w:t>compiled_appliances = []</w:t>
+      </w:r>
+    </w:p>
+    <w:p>
+      <w:pPr>
+        <w:pStyle w:val="Cuerpodetexto"/>
+        <w:bidi w:val="0"/>
+        <w:spacing w:before="0" w:after="140"/>
+        <w:rPr>
+          <w:rFonts w:ascii="Nimbus Sans" w:hAnsi="Nimbus Sans"/>
+          <w:sz w:val="22"/>
+          <w:szCs w:val="22"/>
+        </w:rPr>
+      </w:pPr>
+      <w:r>
+        <w:rPr/>
+        <w:t xml:space="preserve">    </w:t>
+      </w:r>
+    </w:p>
+    <w:p>
+      <w:pPr>
+        <w:pStyle w:val="Cuerpodetexto"/>
+        <w:bidi w:val="0"/>
+        <w:spacing w:before="0" w:after="140"/>
+        <w:rPr>
+          <w:rFonts w:ascii="Nimbus Sans" w:hAnsi="Nimbus Sans"/>
+          <w:sz w:val="22"/>
+          <w:szCs w:val="22"/>
+        </w:rPr>
+      </w:pPr>
+      <w:r>
+        <w:rPr/>
+        <w:t xml:space="preserve">    </w:t>
+      </w:r>
+      <w:r>
+        <w:rPr/>
+        <w:t># =========================================================================</w:t>
+      </w:r>
+    </w:p>
+    <w:p>
+      <w:pPr>
+        <w:pStyle w:val="Cuerpodetexto"/>
+        <w:bidi w:val="0"/>
+        <w:spacing w:before="0" w:after="140"/>
+        <w:rPr>
+          <w:rFonts w:ascii="Nimbus Sans" w:hAnsi="Nimbus Sans"/>
+          <w:sz w:val="22"/>
+          <w:szCs w:val="22"/>
+        </w:rPr>
+      </w:pPr>
+      <w:r>
+        <w:rPr/>
+        <w:t xml:space="preserve">    </w:t>
+      </w:r>
+      <w:r>
+        <w:rPr/>
+        <w:t># EBP 1: THE AGRICULTURAL CORE</w:t>
+      </w:r>
+    </w:p>
+    <w:p>
+      <w:pPr>
+        <w:pStyle w:val="Cuerpodetexto"/>
+        <w:bidi w:val="0"/>
+        <w:spacing w:before="0" w:after="140"/>
+        <w:rPr>
+          <w:rFonts w:ascii="Nimbus Sans" w:hAnsi="Nimbus Sans"/>
+          <w:sz w:val="22"/>
+          <w:szCs w:val="22"/>
+        </w:rPr>
+      </w:pPr>
+      <w:r>
+        <w:rPr/>
+        <w:t xml:space="preserve">    </w:t>
+      </w:r>
+      <w:r>
+        <w:rPr/>
+        <w:t># =========================================================================</w:t>
+      </w:r>
+    </w:p>
+    <w:p>
+      <w:pPr>
+        <w:pStyle w:val="Cuerpodetexto"/>
+        <w:bidi w:val="0"/>
+        <w:spacing w:before="0" w:after="140"/>
+        <w:rPr>
+          <w:rFonts w:ascii="Nimbus Sans" w:hAnsi="Nimbus Sans"/>
+          <w:sz w:val="22"/>
+          <w:szCs w:val="22"/>
+        </w:rPr>
+      </w:pPr>
+      <w:r>
+        <w:rPr/>
+        <w:t xml:space="preserve">    </w:t>
+      </w:r>
+      <w:r>
+        <w:rPr/>
+        <w:t>if profile_type == "EBP_1_Agricultural_Core":</w:t>
+      </w:r>
+    </w:p>
+    <w:p>
+      <w:pPr>
+        <w:pStyle w:val="Cuerpodetexto"/>
+        <w:bidi w:val="0"/>
+        <w:spacing w:before="0" w:after="140"/>
+        <w:rPr>
+          <w:rFonts w:ascii="Nimbus Sans" w:hAnsi="Nimbus Sans"/>
+          <w:sz w:val="22"/>
+          <w:szCs w:val="22"/>
+        </w:rPr>
+      </w:pPr>
+      <w:r>
+        <w:rPr/>
+        <w:t xml:space="preserve">        </w:t>
+      </w:r>
+    </w:p>
+    <w:p>
+      <w:pPr>
+        <w:pStyle w:val="Cuerpodetexto"/>
+        <w:bidi w:val="0"/>
+        <w:spacing w:before="0" w:after="140"/>
+        <w:rPr>
+          <w:rFonts w:ascii="Nimbus Sans" w:hAnsi="Nimbus Sans"/>
+          <w:sz w:val="22"/>
+          <w:szCs w:val="22"/>
+        </w:rPr>
+      </w:pPr>
+      <w:r>
+        <w:rPr/>
+        <w:t xml:space="preserve">        </w:t>
+      </w:r>
+      <w:r>
+        <w:rPr/>
+        <w:t># Virtual Appliance 1: Morning Livelihood Routine</w:t>
+      </w:r>
+    </w:p>
+    <w:p>
+      <w:pPr>
+        <w:pStyle w:val="Cuerpodetexto"/>
+        <w:bidi w:val="0"/>
+        <w:spacing w:before="0" w:after="140"/>
+        <w:rPr>
+          <w:rFonts w:ascii="Nimbus Sans" w:hAnsi="Nimbus Sans"/>
+          <w:sz w:val="22"/>
+          <w:szCs w:val="22"/>
+        </w:rPr>
+      </w:pPr>
+      <w:r>
+        <w:rPr/>
+        <w:t xml:space="preserve">        </w:t>
+      </w:r>
+      <w:r>
+        <w:rPr/>
+        <w:t>morning_time = period_usage['LED_1']['morning_block']['avg_minutes']</w:t>
+      </w:r>
+    </w:p>
+    <w:p>
+      <w:pPr>
+        <w:pStyle w:val="Cuerpodetexto"/>
+        <w:bidi w:val="0"/>
+        <w:spacing w:before="0" w:after="140"/>
+        <w:rPr>
+          <w:rFonts w:ascii="Nimbus Sans" w:hAnsi="Nimbus Sans"/>
+          <w:sz w:val="22"/>
+          <w:szCs w:val="22"/>
+        </w:rPr>
+      </w:pPr>
+      <w:r>
+        <w:rPr/>
+        <w:t xml:space="preserve">        </w:t>
+      </w:r>
+      <w:r>
+        <w:rPr/>
+        <w:t>if morning_time &gt; 0:</w:t>
+      </w:r>
+    </w:p>
+    <w:p>
+      <w:pPr>
+        <w:pStyle w:val="Cuerpodetexto"/>
+        <w:bidi w:val="0"/>
+        <w:spacing w:before="0" w:after="140"/>
+        <w:rPr>
+          <w:rFonts w:ascii="Nimbus Sans" w:hAnsi="Nimbus Sans"/>
+          <w:sz w:val="22"/>
+          <w:szCs w:val="22"/>
+        </w:rPr>
+      </w:pPr>
+      <w:r>
+        <w:rPr/>
+        <w:t xml:space="preserve">            </w:t>
+      </w:r>
+      <w:r>
+        <w:rPr/>
+        <w:t>compiled_appliances.append({</w:t>
+      </w:r>
+    </w:p>
+    <w:p>
+      <w:pPr>
+        <w:pStyle w:val="Cuerpodetexto"/>
+        <w:bidi w:val="0"/>
+        <w:spacing w:before="0" w:after="140"/>
+        <w:rPr>
+          <w:rFonts w:ascii="Nimbus Sans" w:hAnsi="Nimbus Sans"/>
+          <w:sz w:val="22"/>
+          <w:szCs w:val="22"/>
+        </w:rPr>
+      </w:pPr>
+      <w:r>
+        <w:rPr/>
+        <w:t xml:space="preserve">                </w:t>
+      </w:r>
+      <w:r>
+        <w:rPr/>
+        <w:t>"name": "LED_1_Morning_AgriPrep",</w:t>
+      </w:r>
+    </w:p>
+    <w:p>
+      <w:pPr>
+        <w:pStyle w:val="Cuerpodetexto"/>
+        <w:bidi w:val="0"/>
+        <w:spacing w:before="0" w:after="140"/>
+        <w:rPr>
+          <w:rFonts w:ascii="Nimbus Sans" w:hAnsi="Nimbus Sans"/>
+          <w:sz w:val="22"/>
+          <w:szCs w:val="22"/>
+        </w:rPr>
+      </w:pPr>
+      <w:r>
+        <w:rPr/>
+        <w:t xml:space="preserve">                </w:t>
+      </w:r>
+      <w:r>
+        <w:rPr/>
+        <w:t>"power": hardware['led_1_W'],</w:t>
+      </w:r>
+    </w:p>
+    <w:p>
+      <w:pPr>
+        <w:pStyle w:val="Cuerpodetexto"/>
+        <w:bidi w:val="0"/>
+        <w:spacing w:before="0" w:after="140"/>
+        <w:rPr>
+          <w:rFonts w:ascii="Nimbus Sans" w:hAnsi="Nimbus Sans"/>
+          <w:sz w:val="22"/>
+          <w:szCs w:val="22"/>
+        </w:rPr>
+      </w:pPr>
+      <w:r>
+        <w:rPr/>
+        <w:t xml:space="preserve">                </w:t>
+      </w:r>
+      <w:r>
+        <w:rPr/>
+        <w:t>"power_fraction_variability": thermal_var['LED_1'],</w:t>
+      </w:r>
+    </w:p>
+    <w:p>
+      <w:pPr>
+        <w:pStyle w:val="Cuerpodetexto"/>
+        <w:bidi w:val="0"/>
+        <w:spacing w:before="0" w:after="140"/>
+        <w:rPr>
+          <w:rFonts w:ascii="Nimbus Sans" w:hAnsi="Nimbus Sans"/>
+          <w:sz w:val="22"/>
+          <w:szCs w:val="22"/>
+        </w:rPr>
+      </w:pPr>
+      <w:r>
+        <w:rPr/>
+        <w:t xml:space="preserve">                </w:t>
+      </w:r>
+      <w:r>
+        <w:rPr/>
+        <w:t>"num_windows": 1,</w:t>
+      </w:r>
+    </w:p>
+    <w:p>
+      <w:pPr>
+        <w:pStyle w:val="Cuerpodetexto"/>
+        <w:bidi w:val="0"/>
+        <w:spacing w:before="0" w:after="140"/>
+        <w:rPr>
+          <w:rFonts w:ascii="Nimbus Sans" w:hAnsi="Nimbus Sans"/>
+          <w:sz w:val="22"/>
+          <w:szCs w:val="22"/>
+        </w:rPr>
+      </w:pPr>
+      <w:r>
+        <w:rPr/>
+        <w:t xml:space="preserve">                </w:t>
+      </w:r>
+      <w:r>
+        <w:rPr/>
+        <w:t>"window_1": [240, 360],  # Rigid constraint: 04:00 - 06:00</w:t>
+      </w:r>
+    </w:p>
+    <w:p>
+      <w:pPr>
+        <w:pStyle w:val="Cuerpodetexto"/>
+        <w:bidi w:val="0"/>
+        <w:spacing w:before="0" w:after="140"/>
+        <w:rPr>
+          <w:rFonts w:ascii="Nimbus Sans" w:hAnsi="Nimbus Sans"/>
+          <w:sz w:val="22"/>
+          <w:szCs w:val="22"/>
+        </w:rPr>
+      </w:pPr>
+      <w:r>
+        <w:rPr/>
+        <w:t xml:space="preserve">                </w:t>
+      </w:r>
+      <w:r>
+        <w:rPr/>
+        <w:t>"func_time": morning_time,  # Objective magnitude from data</w:t>
+      </w:r>
+    </w:p>
+    <w:p>
+      <w:pPr>
+        <w:pStyle w:val="Cuerpodetexto"/>
+        <w:bidi w:val="0"/>
+        <w:spacing w:before="0" w:after="140"/>
+        <w:rPr>
+          <w:rFonts w:ascii="Nimbus Sans" w:hAnsi="Nimbus Sans"/>
+          <w:sz w:val="22"/>
+          <w:szCs w:val="22"/>
+        </w:rPr>
+      </w:pPr>
+      <w:r>
+        <w:rPr/>
+        <w:t xml:space="preserve">                </w:t>
+      </w:r>
+      <w:r>
+        <w:rPr/>
+        <w:t>"func_cycle": 15,</w:t>
+      </w:r>
+    </w:p>
+    <w:p>
+      <w:pPr>
+        <w:pStyle w:val="Cuerpodetexto"/>
+        <w:bidi w:val="0"/>
+        <w:spacing w:before="0" w:after="140"/>
+        <w:rPr>
+          <w:rFonts w:ascii="Nimbus Sans" w:hAnsi="Nimbus Sans"/>
+          <w:sz w:val="22"/>
+          <w:szCs w:val="22"/>
+        </w:rPr>
+      </w:pPr>
+      <w:r>
+        <w:rPr/>
+        <w:t xml:space="preserve">                </w:t>
+      </w:r>
+      <w:r>
+        <w:rPr/>
+        <w:t>"random_var_w": 0.05,    # High socio-temporal rigidity</w:t>
+      </w:r>
+    </w:p>
+    <w:p>
+      <w:pPr>
+        <w:pStyle w:val="Cuerpodetexto"/>
+        <w:bidi w:val="0"/>
+        <w:spacing w:before="0" w:after="140"/>
+        <w:rPr>
+          <w:rFonts w:ascii="Nimbus Sans" w:hAnsi="Nimbus Sans"/>
+          <w:sz w:val="22"/>
+          <w:szCs w:val="22"/>
+        </w:rPr>
+      </w:pPr>
+      <w:r>
+        <w:rPr/>
+        <w:t xml:space="preserve">                </w:t>
+      </w:r>
+      <w:r>
+        <w:rPr/>
+        <w:t>"time_fraction_random_variability": 0.15</w:t>
+      </w:r>
+    </w:p>
+    <w:p>
+      <w:pPr>
+        <w:pStyle w:val="Cuerpodetexto"/>
+        <w:bidi w:val="0"/>
+        <w:spacing w:before="0" w:after="140"/>
+        <w:rPr>
+          <w:rFonts w:ascii="Nimbus Sans" w:hAnsi="Nimbus Sans"/>
+          <w:sz w:val="22"/>
+          <w:szCs w:val="22"/>
+        </w:rPr>
+      </w:pPr>
+      <w:r>
+        <w:rPr/>
+        <w:t xml:space="preserve">            </w:t>
+      </w:r>
+      <w:r>
+        <w:rPr/>
+        <w:t>})</w:t>
+      </w:r>
+    </w:p>
+    <w:p>
+      <w:pPr>
+        <w:pStyle w:val="Cuerpodetexto"/>
+        <w:bidi w:val="0"/>
+        <w:spacing w:before="0" w:after="140"/>
+        <w:rPr>
+          <w:rFonts w:ascii="Nimbus Sans" w:hAnsi="Nimbus Sans"/>
+          <w:sz w:val="22"/>
+          <w:szCs w:val="22"/>
+        </w:rPr>
+      </w:pPr>
+      <w:r>
+        <w:rPr/>
+        <w:t xml:space="preserve">            </w:t>
+      </w:r>
+    </w:p>
+    <w:p>
+      <w:pPr>
+        <w:pStyle w:val="Cuerpodetexto"/>
+        <w:bidi w:val="0"/>
+        <w:spacing w:before="0" w:after="140"/>
+        <w:rPr>
+          <w:rFonts w:ascii="Nimbus Sans" w:hAnsi="Nimbus Sans"/>
+          <w:sz w:val="22"/>
+          <w:szCs w:val="22"/>
+        </w:rPr>
+      </w:pPr>
+      <w:r>
+        <w:rPr/>
+        <w:t xml:space="preserve">        </w:t>
+      </w:r>
+      <w:r>
+        <w:rPr/>
+        <w:t># Virtual Appliance 2: Evening Domestic Routine</w:t>
+      </w:r>
+    </w:p>
+    <w:p>
+      <w:pPr>
+        <w:pStyle w:val="Cuerpodetexto"/>
+        <w:bidi w:val="0"/>
+        <w:spacing w:before="0" w:after="140"/>
+        <w:rPr>
+          <w:rFonts w:ascii="Nimbus Sans" w:hAnsi="Nimbus Sans"/>
+          <w:sz w:val="22"/>
+          <w:szCs w:val="22"/>
+        </w:rPr>
+      </w:pPr>
+      <w:r>
+        <w:rPr/>
+        <w:t xml:space="preserve">        </w:t>
+      </w:r>
+      <w:r>
+        <w:rPr/>
+        <w:t>evening_time = period_usage['LED_1']['evening_block']['avg_minutes']</w:t>
+      </w:r>
+    </w:p>
+    <w:p>
+      <w:pPr>
+        <w:pStyle w:val="Cuerpodetexto"/>
+        <w:bidi w:val="0"/>
+        <w:spacing w:before="0" w:after="140"/>
+        <w:rPr>
+          <w:rFonts w:ascii="Nimbus Sans" w:hAnsi="Nimbus Sans"/>
+          <w:sz w:val="22"/>
+          <w:szCs w:val="22"/>
+        </w:rPr>
+      </w:pPr>
+      <w:r>
+        <w:rPr/>
+        <w:t xml:space="preserve">        </w:t>
+      </w:r>
+      <w:r>
+        <w:rPr/>
+        <w:t>if evening_time &gt; 0:</w:t>
+      </w:r>
+    </w:p>
+    <w:p>
+      <w:pPr>
+        <w:pStyle w:val="Cuerpodetexto"/>
+        <w:bidi w:val="0"/>
+        <w:spacing w:before="0" w:after="140"/>
+        <w:rPr>
+          <w:rFonts w:ascii="Nimbus Sans" w:hAnsi="Nimbus Sans"/>
+          <w:sz w:val="22"/>
+          <w:szCs w:val="22"/>
+        </w:rPr>
+      </w:pPr>
+      <w:r>
+        <w:rPr/>
+        <w:t xml:space="preserve">            </w:t>
+      </w:r>
+      <w:r>
+        <w:rPr/>
+        <w:t>compiled_appliances.append({</w:t>
+      </w:r>
+    </w:p>
+    <w:p>
+      <w:pPr>
+        <w:pStyle w:val="Cuerpodetexto"/>
+        <w:bidi w:val="0"/>
+        <w:spacing w:before="0" w:after="140"/>
+        <w:rPr>
+          <w:rFonts w:ascii="Nimbus Sans" w:hAnsi="Nimbus Sans"/>
+          <w:sz w:val="22"/>
+          <w:szCs w:val="22"/>
+        </w:rPr>
+      </w:pPr>
+      <w:r>
+        <w:rPr/>
+        <w:t xml:space="preserve">                </w:t>
+      </w:r>
+      <w:r>
+        <w:rPr/>
+        <w:t>"name": "LED_1_Evening_Domestic",</w:t>
+      </w:r>
+    </w:p>
+    <w:p>
+      <w:pPr>
+        <w:pStyle w:val="Cuerpodetexto"/>
+        <w:bidi w:val="0"/>
+        <w:spacing w:before="0" w:after="140"/>
+        <w:rPr>
+          <w:rFonts w:ascii="Nimbus Sans" w:hAnsi="Nimbus Sans"/>
+          <w:sz w:val="22"/>
+          <w:szCs w:val="22"/>
+        </w:rPr>
+      </w:pPr>
+      <w:r>
+        <w:rPr/>
+        <w:t xml:space="preserve">                </w:t>
+      </w:r>
+      <w:r>
+        <w:rPr/>
+        <w:t>"power": hardware['led_1_W'],</w:t>
+      </w:r>
+    </w:p>
+    <w:p>
+      <w:pPr>
+        <w:pStyle w:val="Cuerpodetexto"/>
+        <w:bidi w:val="0"/>
+        <w:spacing w:before="0" w:after="140"/>
+        <w:rPr>
+          <w:rFonts w:ascii="Nimbus Sans" w:hAnsi="Nimbus Sans"/>
+          <w:sz w:val="22"/>
+          <w:szCs w:val="22"/>
+        </w:rPr>
+      </w:pPr>
+      <w:r>
+        <w:rPr/>
+        <w:t xml:space="preserve">                </w:t>
+      </w:r>
+      <w:r>
+        <w:rPr/>
+        <w:t>"power_fraction_variability": thermal_var['LED_1'],</w:t>
+      </w:r>
+    </w:p>
+    <w:p>
+      <w:pPr>
+        <w:pStyle w:val="Cuerpodetexto"/>
+        <w:bidi w:val="0"/>
+        <w:spacing w:before="0" w:after="140"/>
+        <w:rPr>
+          <w:rFonts w:ascii="Nimbus Sans" w:hAnsi="Nimbus Sans"/>
+          <w:sz w:val="22"/>
+          <w:szCs w:val="22"/>
+        </w:rPr>
+      </w:pPr>
+      <w:r>
+        <w:rPr/>
+        <w:t xml:space="preserve">                </w:t>
+      </w:r>
+      <w:r>
+        <w:rPr/>
+        <w:t>"num_windows": 1,</w:t>
+      </w:r>
+    </w:p>
+    <w:p>
+      <w:pPr>
+        <w:pStyle w:val="Cuerpodetexto"/>
+        <w:bidi w:val="0"/>
+        <w:spacing w:before="0" w:after="140"/>
+        <w:rPr>
+          <w:rFonts w:ascii="Nimbus Sans" w:hAnsi="Nimbus Sans"/>
+          <w:sz w:val="22"/>
+          <w:szCs w:val="22"/>
+        </w:rPr>
+      </w:pPr>
+      <w:r>
+        <w:rPr/>
+        <w:t xml:space="preserve">                </w:t>
+      </w:r>
+      <w:r>
+        <w:rPr/>
+        <w:t>"window_1": [1080, 1320], # Cultural boundary: 18:00 - 22:00</w:t>
+      </w:r>
+    </w:p>
+    <w:p>
+      <w:pPr>
+        <w:pStyle w:val="Cuerpodetexto"/>
+        <w:bidi w:val="0"/>
+        <w:spacing w:before="0" w:after="140"/>
+        <w:rPr>
+          <w:rFonts w:ascii="Nimbus Sans" w:hAnsi="Nimbus Sans"/>
+          <w:sz w:val="22"/>
+          <w:szCs w:val="22"/>
+        </w:rPr>
+      </w:pPr>
+      <w:r>
+        <w:rPr/>
+        <w:t xml:space="preserve">                </w:t>
+      </w:r>
+      <w:r>
+        <w:rPr/>
+        <w:t>"func_time": evening_time,</w:t>
+      </w:r>
+    </w:p>
+    <w:p>
+      <w:pPr>
+        <w:pStyle w:val="Cuerpodetexto"/>
+        <w:bidi w:val="0"/>
+        <w:spacing w:before="0" w:after="140"/>
+        <w:rPr>
+          <w:rFonts w:ascii="Nimbus Sans" w:hAnsi="Nimbus Sans"/>
+          <w:sz w:val="22"/>
+          <w:szCs w:val="22"/>
+        </w:rPr>
+      </w:pPr>
+      <w:r>
+        <w:rPr/>
+        <w:t xml:space="preserve">                </w:t>
+      </w:r>
+      <w:r>
+        <w:rPr/>
+        <w:t>"func_cycle": 30,</w:t>
+      </w:r>
+    </w:p>
+    <w:p>
+      <w:pPr>
+        <w:pStyle w:val="Cuerpodetexto"/>
+        <w:bidi w:val="0"/>
+        <w:spacing w:before="0" w:after="140"/>
+        <w:rPr>
+          <w:rFonts w:ascii="Nimbus Sans" w:hAnsi="Nimbus Sans"/>
+          <w:sz w:val="22"/>
+          <w:szCs w:val="22"/>
+        </w:rPr>
+      </w:pPr>
+      <w:r>
+        <w:rPr/>
+        <w:t xml:space="preserve">                </w:t>
+      </w:r>
+      <w:r>
+        <w:rPr/>
+        <w:t>"random_var_w": 0.10,</w:t>
+      </w:r>
+    </w:p>
+    <w:p>
+      <w:pPr>
+        <w:pStyle w:val="Cuerpodetexto"/>
+        <w:bidi w:val="0"/>
+        <w:spacing w:before="0" w:after="140"/>
+        <w:rPr>
+          <w:rFonts w:ascii="Nimbus Sans" w:hAnsi="Nimbus Sans"/>
+          <w:sz w:val="22"/>
+          <w:szCs w:val="22"/>
+        </w:rPr>
+      </w:pPr>
+      <w:r>
+        <w:rPr/>
+        <w:t xml:space="preserve">                </w:t>
+      </w:r>
+      <w:r>
+        <w:rPr/>
+        <w:t>"time_fraction_random_variability": 0.20</w:t>
+      </w:r>
+    </w:p>
+    <w:p>
+      <w:pPr>
+        <w:pStyle w:val="Cuerpodetexto"/>
+        <w:bidi w:val="0"/>
+        <w:spacing w:before="0" w:after="140"/>
+        <w:rPr>
+          <w:rFonts w:ascii="Nimbus Sans" w:hAnsi="Nimbus Sans"/>
+          <w:sz w:val="22"/>
+          <w:szCs w:val="22"/>
+        </w:rPr>
+      </w:pPr>
+      <w:r>
+        <w:rPr/>
+        <w:t xml:space="preserve">            </w:t>
+      </w:r>
+      <w:r>
+        <w:rPr/>
+        <w:t>})</w:t>
+      </w:r>
+    </w:p>
+    <w:p>
+      <w:pPr>
+        <w:pStyle w:val="Cuerpodetexto"/>
+        <w:bidi w:val="0"/>
+        <w:spacing w:before="0" w:after="140"/>
+        <w:rPr>
+          <w:rFonts w:ascii="Nimbus Sans" w:hAnsi="Nimbus Sans"/>
+          <w:sz w:val="22"/>
+          <w:szCs w:val="22"/>
+        </w:rPr>
+      </w:pPr>
+      <w:r>
+        <w:rPr/>
+      </w:r>
+    </w:p>
+    <w:p>
+      <w:pPr>
+        <w:pStyle w:val="Cuerpodetexto"/>
+        <w:bidi w:val="0"/>
+        <w:spacing w:before="0" w:after="140"/>
+        <w:rPr>
+          <w:rFonts w:ascii="Nimbus Sans" w:hAnsi="Nimbus Sans"/>
+          <w:sz w:val="22"/>
+          <w:szCs w:val="22"/>
+        </w:rPr>
+      </w:pPr>
+      <w:r>
+        <w:rPr/>
+        <w:t xml:space="preserve">    </w:t>
+      </w:r>
+      <w:r>
+        <w:rPr/>
+        <w:t># =========================================================================</w:t>
+      </w:r>
+    </w:p>
+    <w:p>
+      <w:pPr>
+        <w:pStyle w:val="Cuerpodetexto"/>
+        <w:bidi w:val="0"/>
+        <w:spacing w:before="0" w:after="140"/>
+        <w:rPr>
+          <w:rFonts w:ascii="Nimbus Sans" w:hAnsi="Nimbus Sans"/>
+          <w:sz w:val="22"/>
+          <w:szCs w:val="22"/>
+        </w:rPr>
+      </w:pPr>
+      <w:r>
+        <w:rPr/>
+        <w:t xml:space="preserve">    </w:t>
+      </w:r>
+      <w:r>
+        <w:rPr/>
+        <w:t># EBP 2: THE ISOLATED ELDERLY</w:t>
+      </w:r>
+    </w:p>
+    <w:p>
+      <w:pPr>
+        <w:pStyle w:val="Cuerpodetexto"/>
+        <w:bidi w:val="0"/>
+        <w:spacing w:before="0" w:after="140"/>
+        <w:rPr>
+          <w:rFonts w:ascii="Nimbus Sans" w:hAnsi="Nimbus Sans"/>
+          <w:sz w:val="22"/>
+          <w:szCs w:val="22"/>
+        </w:rPr>
+      </w:pPr>
+      <w:r>
+        <w:rPr/>
+        <w:t xml:space="preserve">    </w:t>
+      </w:r>
+      <w:r>
+        <w:rPr/>
+        <w:t># =========================================================================</w:t>
+      </w:r>
+    </w:p>
+    <w:p>
+      <w:pPr>
+        <w:pStyle w:val="Cuerpodetexto"/>
+        <w:bidi w:val="0"/>
+        <w:spacing w:before="0" w:after="140"/>
+        <w:rPr>
+          <w:rFonts w:ascii="Nimbus Sans" w:hAnsi="Nimbus Sans"/>
+          <w:sz w:val="22"/>
+          <w:szCs w:val="22"/>
+        </w:rPr>
+      </w:pPr>
+      <w:r>
+        <w:rPr/>
+        <w:t xml:space="preserve">    </w:t>
+      </w:r>
+      <w:r>
+        <w:rPr/>
+        <w:t>elif profile_type == "EBP_2_Isolated_Elderly":</w:t>
+      </w:r>
+    </w:p>
+    <w:p>
+      <w:pPr>
+        <w:pStyle w:val="Cuerpodetexto"/>
+        <w:bidi w:val="0"/>
+        <w:spacing w:before="0" w:after="140"/>
+        <w:rPr>
+          <w:rFonts w:ascii="Nimbus Sans" w:hAnsi="Nimbus Sans"/>
+          <w:sz w:val="22"/>
+          <w:szCs w:val="22"/>
+        </w:rPr>
+      </w:pPr>
+      <w:r>
+        <w:rPr/>
+        <w:t xml:space="preserve">        </w:t>
+      </w:r>
+      <w:r>
+        <w:rPr/>
+        <w:t># Force a rigid, continuous overnight lighting draw</w:t>
+      </w:r>
+    </w:p>
+    <w:p>
+      <w:pPr>
+        <w:pStyle w:val="Cuerpodetexto"/>
+        <w:bidi w:val="0"/>
+        <w:spacing w:before="0" w:after="140"/>
+        <w:rPr>
+          <w:rFonts w:ascii="Nimbus Sans" w:hAnsi="Nimbus Sans"/>
+          <w:sz w:val="22"/>
+          <w:szCs w:val="22"/>
+        </w:rPr>
+      </w:pPr>
+      <w:r>
+        <w:rPr/>
+        <w:t xml:space="preserve">        </w:t>
+      </w:r>
+      <w:r>
+        <w:rPr/>
+        <w:t>compiled_appliances.append({</w:t>
+      </w:r>
+    </w:p>
+    <w:p>
+      <w:pPr>
+        <w:pStyle w:val="Cuerpodetexto"/>
+        <w:bidi w:val="0"/>
+        <w:spacing w:before="0" w:after="140"/>
+        <w:rPr>
+          <w:rFonts w:ascii="Nimbus Sans" w:hAnsi="Nimbus Sans"/>
+          <w:sz w:val="22"/>
+          <w:szCs w:val="22"/>
+        </w:rPr>
+      </w:pPr>
+      <w:r>
+        <w:rPr/>
+        <w:t xml:space="preserve">            </w:t>
+      </w:r>
+      <w:r>
+        <w:rPr/>
+        <w:t>"name": "LED_2_Night_Safety_Baseline",</w:t>
+      </w:r>
+    </w:p>
+    <w:p>
+      <w:pPr>
+        <w:pStyle w:val="Cuerpodetexto"/>
+        <w:bidi w:val="0"/>
+        <w:spacing w:before="0" w:after="140"/>
+        <w:rPr>
+          <w:rFonts w:ascii="Nimbus Sans" w:hAnsi="Nimbus Sans"/>
+          <w:sz w:val="22"/>
+          <w:szCs w:val="22"/>
+        </w:rPr>
+      </w:pPr>
+      <w:r>
+        <w:rPr/>
+        <w:t xml:space="preserve">            </w:t>
+      </w:r>
+      <w:r>
+        <w:rPr/>
+        <w:t xml:space="preserve">"power": max(hardware['led_2_W'], 1.5), </w:t>
+      </w:r>
+    </w:p>
+    <w:p>
+      <w:pPr>
+        <w:pStyle w:val="Cuerpodetexto"/>
+        <w:bidi w:val="0"/>
+        <w:spacing w:before="0" w:after="140"/>
+        <w:rPr>
+          <w:rFonts w:ascii="Nimbus Sans" w:hAnsi="Nimbus Sans"/>
+          <w:sz w:val="22"/>
+          <w:szCs w:val="22"/>
+        </w:rPr>
+      </w:pPr>
+      <w:r>
+        <w:rPr/>
+        <w:t xml:space="preserve">            </w:t>
+      </w:r>
+      <w:r>
+        <w:rPr/>
+        <w:t xml:space="preserve">"power_fraction_variability": 0.02,     </w:t>
+      </w:r>
+    </w:p>
+    <w:p>
+      <w:pPr>
+        <w:pStyle w:val="Cuerpodetexto"/>
+        <w:bidi w:val="0"/>
+        <w:spacing w:before="0" w:after="140"/>
+        <w:rPr>
+          <w:rFonts w:ascii="Nimbus Sans" w:hAnsi="Nimbus Sans"/>
+          <w:sz w:val="22"/>
+          <w:szCs w:val="22"/>
+        </w:rPr>
+      </w:pPr>
+      <w:r>
+        <w:rPr/>
+        <w:t xml:space="preserve">            </w:t>
+      </w:r>
+      <w:r>
+        <w:rPr/>
+        <w:t>"num_windows": 1,</w:t>
+      </w:r>
+    </w:p>
+    <w:p>
+      <w:pPr>
+        <w:pStyle w:val="Cuerpodetexto"/>
+        <w:bidi w:val="0"/>
+        <w:spacing w:before="0" w:after="140"/>
+        <w:rPr>
+          <w:rFonts w:ascii="Nimbus Sans" w:hAnsi="Nimbus Sans"/>
+          <w:sz w:val="22"/>
+          <w:szCs w:val="22"/>
+        </w:rPr>
+      </w:pPr>
+      <w:r>
+        <w:rPr/>
+        <w:t xml:space="preserve">            </w:t>
+      </w:r>
+      <w:r>
+        <w:rPr/>
+        <w:t>"window_1": [0, 240],    # Bounded exclusively to the overnight block</w:t>
+      </w:r>
+    </w:p>
+    <w:p>
+      <w:pPr>
+        <w:pStyle w:val="Cuerpodetexto"/>
+        <w:bidi w:val="0"/>
+        <w:spacing w:before="0" w:after="140"/>
+        <w:rPr>
+          <w:rFonts w:ascii="Nimbus Sans" w:hAnsi="Nimbus Sans"/>
+          <w:sz w:val="22"/>
+          <w:szCs w:val="22"/>
+        </w:rPr>
+      </w:pPr>
+      <w:r>
+        <w:rPr/>
+        <w:t xml:space="preserve">            </w:t>
+      </w:r>
+      <w:r>
+        <w:rPr/>
+        <w:t>"func_time": 240.0,      # Continuous baseline</w:t>
+      </w:r>
+    </w:p>
+    <w:p>
+      <w:pPr>
+        <w:pStyle w:val="Cuerpodetexto"/>
+        <w:bidi w:val="0"/>
+        <w:spacing w:before="0" w:after="140"/>
+        <w:rPr>
+          <w:rFonts w:ascii="Nimbus Sans" w:hAnsi="Nimbus Sans"/>
+          <w:sz w:val="22"/>
+          <w:szCs w:val="22"/>
+        </w:rPr>
+      </w:pPr>
+      <w:r>
+        <w:rPr/>
+        <w:t xml:space="preserve">            </w:t>
+      </w:r>
+      <w:r>
+        <w:rPr/>
+        <w:t xml:space="preserve">"func_cycle": 240,       </w:t>
+      </w:r>
+    </w:p>
+    <w:p>
+      <w:pPr>
+        <w:pStyle w:val="Cuerpodetexto"/>
+        <w:bidi w:val="0"/>
+        <w:spacing w:before="0" w:after="140"/>
+        <w:rPr>
+          <w:rFonts w:ascii="Nimbus Sans" w:hAnsi="Nimbus Sans"/>
+          <w:sz w:val="22"/>
+          <w:szCs w:val="22"/>
+        </w:rPr>
+      </w:pPr>
+      <w:r>
+        <w:rPr/>
+        <w:t xml:space="preserve">            </w:t>
+      </w:r>
+      <w:r>
+        <w:rPr/>
+        <w:t>"random_var_w": 0.0,     # Absolute socio-temporal rigidity</w:t>
+      </w:r>
+    </w:p>
+    <w:p>
+      <w:pPr>
+        <w:pStyle w:val="Cuerpodetexto"/>
+        <w:bidi w:val="0"/>
+        <w:spacing w:before="0" w:after="140"/>
+        <w:rPr>
+          <w:rFonts w:ascii="Nimbus Sans" w:hAnsi="Nimbus Sans"/>
+          <w:sz w:val="22"/>
+          <w:szCs w:val="22"/>
+        </w:rPr>
+      </w:pPr>
+      <w:r>
+        <w:rPr/>
+        <w:t xml:space="preserve">            </w:t>
+      </w:r>
+      <w:r>
+        <w:rPr/>
+        <w:t>"time_fraction_random_variability": 0.0</w:t>
+      </w:r>
+    </w:p>
+    <w:p>
+      <w:pPr>
+        <w:pStyle w:val="Cuerpodetexto"/>
+        <w:bidi w:val="0"/>
+        <w:spacing w:before="0" w:after="140"/>
+        <w:rPr>
+          <w:rFonts w:ascii="Nimbus Sans" w:hAnsi="Nimbus Sans"/>
+          <w:sz w:val="22"/>
+          <w:szCs w:val="22"/>
+        </w:rPr>
+      </w:pPr>
+      <w:r>
+        <w:rPr/>
+        <w:t xml:space="preserve">        </w:t>
+      </w:r>
+      <w:r>
+        <w:rPr/>
+        <w:t>})</w:t>
+      </w:r>
+    </w:p>
+    <w:p>
+      <w:pPr>
+        <w:pStyle w:val="Cuerpodetexto"/>
+        <w:bidi w:val="0"/>
+        <w:spacing w:before="0" w:after="140"/>
+        <w:rPr>
+          <w:rFonts w:ascii="Nimbus Sans" w:hAnsi="Nimbus Sans"/>
+          <w:sz w:val="22"/>
+          <w:szCs w:val="22"/>
+        </w:rPr>
+      </w:pPr>
+      <w:r>
+        <w:rPr/>
+        <w:t xml:space="preserve">        </w:t>
+      </w:r>
+    </w:p>
+    <w:p>
+      <w:pPr>
+        <w:pStyle w:val="Cuerpodetexto"/>
+        <w:bidi w:val="0"/>
+        <w:spacing w:before="0" w:after="140"/>
+        <w:rPr>
+          <w:rFonts w:ascii="Nimbus Sans" w:hAnsi="Nimbus Sans"/>
+          <w:sz w:val="22"/>
+          <w:szCs w:val="22"/>
+        </w:rPr>
+      </w:pPr>
+      <w:r>
+        <w:rPr/>
+        <w:t xml:space="preserve">        </w:t>
+      </w:r>
+      <w:r>
+        <w:rPr/>
+        <w:t># Daytime Companionship (Fuzzy Rule -&gt; Handled by Data)</w:t>
+      </w:r>
+    </w:p>
+    <w:p>
+      <w:pPr>
+        <w:pStyle w:val="Cuerpodetexto"/>
+        <w:bidi w:val="0"/>
+        <w:spacing w:before="0" w:after="140"/>
+        <w:rPr>
+          <w:rFonts w:ascii="Nimbus Sans" w:hAnsi="Nimbus Sans"/>
+          <w:sz w:val="22"/>
+          <w:szCs w:val="22"/>
+        </w:rPr>
+      </w:pPr>
+      <w:r>
+        <w:rPr/>
+        <w:t xml:space="preserve">        </w:t>
+      </w:r>
+      <w:r>
+        <w:rPr/>
+        <w:t>day_time = period_usage['USB']['daytime_block']['avg_minutes']</w:t>
+      </w:r>
+    </w:p>
+    <w:p>
+      <w:pPr>
+        <w:pStyle w:val="Cuerpodetexto"/>
+        <w:bidi w:val="0"/>
+        <w:spacing w:before="0" w:after="140"/>
+        <w:rPr>
+          <w:rFonts w:ascii="Nimbus Sans" w:hAnsi="Nimbus Sans"/>
+          <w:sz w:val="22"/>
+          <w:szCs w:val="22"/>
+        </w:rPr>
+      </w:pPr>
+      <w:r>
+        <w:rPr/>
+        <w:t xml:space="preserve">        </w:t>
+      </w:r>
+      <w:r>
+        <w:rPr/>
+        <w:t>if day_time &gt; 0:</w:t>
+      </w:r>
+    </w:p>
+    <w:p>
+      <w:pPr>
+        <w:pStyle w:val="Cuerpodetexto"/>
+        <w:bidi w:val="0"/>
+        <w:spacing w:before="0" w:after="140"/>
+        <w:rPr>
+          <w:rFonts w:ascii="Nimbus Sans" w:hAnsi="Nimbus Sans"/>
+          <w:sz w:val="22"/>
+          <w:szCs w:val="22"/>
+        </w:rPr>
+      </w:pPr>
+      <w:r>
+        <w:rPr/>
+        <w:t xml:space="preserve">            </w:t>
+      </w:r>
+      <w:r>
+        <w:rPr/>
+        <w:t>compiled_appliances.append({</w:t>
+      </w:r>
+    </w:p>
+    <w:p>
+      <w:pPr>
+        <w:pStyle w:val="Cuerpodetexto"/>
+        <w:bidi w:val="0"/>
+        <w:spacing w:before="0" w:after="140"/>
+        <w:rPr>
+          <w:rFonts w:ascii="Nimbus Sans" w:hAnsi="Nimbus Sans"/>
+          <w:sz w:val="22"/>
+          <w:szCs w:val="22"/>
+        </w:rPr>
+      </w:pPr>
+      <w:r>
+        <w:rPr/>
+        <w:t xml:space="preserve">                </w:t>
+      </w:r>
+      <w:r>
+        <w:rPr/>
+        <w:t>"name": "USB_Daytime_Companionship_Radio",</w:t>
+      </w:r>
+    </w:p>
+    <w:p>
+      <w:pPr>
+        <w:pStyle w:val="Cuerpodetexto"/>
+        <w:bidi w:val="0"/>
+        <w:spacing w:before="0" w:after="140"/>
+        <w:rPr>
+          <w:rFonts w:ascii="Nimbus Sans" w:hAnsi="Nimbus Sans"/>
+          <w:sz w:val="22"/>
+          <w:szCs w:val="22"/>
+        </w:rPr>
+      </w:pPr>
+      <w:r>
+        <w:rPr/>
+        <w:t xml:space="preserve">                </w:t>
+      </w:r>
+      <w:r>
+        <w:rPr/>
+        <w:t>"power": hardware['usb_W'],</w:t>
+      </w:r>
+    </w:p>
+    <w:p>
+      <w:pPr>
+        <w:pStyle w:val="Cuerpodetexto"/>
+        <w:bidi w:val="0"/>
+        <w:spacing w:before="0" w:after="140"/>
+        <w:rPr>
+          <w:rFonts w:ascii="Nimbus Sans" w:hAnsi="Nimbus Sans"/>
+          <w:sz w:val="22"/>
+          <w:szCs w:val="22"/>
+        </w:rPr>
+      </w:pPr>
+      <w:r>
+        <w:rPr/>
+        <w:t xml:space="preserve">                </w:t>
+      </w:r>
+      <w:r>
+        <w:rPr/>
+        <w:t>"power_fraction_variability": thermal_var['USB'],</w:t>
+      </w:r>
+    </w:p>
+    <w:p>
+      <w:pPr>
+        <w:pStyle w:val="Cuerpodetexto"/>
+        <w:bidi w:val="0"/>
+        <w:spacing w:before="0" w:after="140"/>
+        <w:rPr>
+          <w:rFonts w:ascii="Nimbus Sans" w:hAnsi="Nimbus Sans"/>
+          <w:sz w:val="22"/>
+          <w:szCs w:val="22"/>
+        </w:rPr>
+      </w:pPr>
+      <w:r>
+        <w:rPr/>
+        <w:t xml:space="preserve">                </w:t>
+      </w:r>
+      <w:r>
+        <w:rPr/>
+        <w:t>"num_windows": 1,</w:t>
+      </w:r>
+    </w:p>
+    <w:p>
+      <w:pPr>
+        <w:pStyle w:val="Cuerpodetexto"/>
+        <w:bidi w:val="0"/>
+        <w:spacing w:before="0" w:after="140"/>
+        <w:rPr>
+          <w:rFonts w:ascii="Nimbus Sans" w:hAnsi="Nimbus Sans"/>
+          <w:sz w:val="22"/>
+          <w:szCs w:val="22"/>
+        </w:rPr>
+      </w:pPr>
+      <w:r>
+        <w:rPr/>
+        <w:t xml:space="preserve">                </w:t>
+      </w:r>
+      <w:r>
+        <w:rPr/>
+        <w:t>"window_1": [540, 1020], # Broad daytime window: 09:00 - 17:00</w:t>
+      </w:r>
+    </w:p>
+    <w:p>
+      <w:pPr>
+        <w:pStyle w:val="Cuerpodetexto"/>
+        <w:bidi w:val="0"/>
+        <w:spacing w:before="0" w:after="140"/>
+        <w:rPr>
+          <w:rFonts w:ascii="Nimbus Sans" w:hAnsi="Nimbus Sans"/>
+          <w:sz w:val="22"/>
+          <w:szCs w:val="22"/>
+        </w:rPr>
+      </w:pPr>
+      <w:r>
+        <w:rPr/>
+        <w:t xml:space="preserve">                </w:t>
+      </w:r>
+      <w:r>
+        <w:rPr/>
+        <w:t>"func_time": day_time,</w:t>
+      </w:r>
+    </w:p>
+    <w:p>
+      <w:pPr>
+        <w:pStyle w:val="Cuerpodetexto"/>
+        <w:bidi w:val="0"/>
+        <w:spacing w:before="0" w:after="140"/>
+        <w:rPr>
+          <w:rFonts w:ascii="Nimbus Sans" w:hAnsi="Nimbus Sans"/>
+          <w:sz w:val="22"/>
+          <w:szCs w:val="22"/>
+        </w:rPr>
+      </w:pPr>
+      <w:r>
+        <w:rPr/>
+        <w:t xml:space="preserve">                </w:t>
+      </w:r>
+      <w:r>
+        <w:rPr/>
+        <w:t xml:space="preserve">"func_cycle": 60,        </w:t>
+      </w:r>
+    </w:p>
+    <w:p>
+      <w:pPr>
+        <w:pStyle w:val="Cuerpodetexto"/>
+        <w:bidi w:val="0"/>
+        <w:spacing w:before="0" w:after="140"/>
+        <w:rPr>
+          <w:rFonts w:ascii="Nimbus Sans" w:hAnsi="Nimbus Sans"/>
+          <w:sz w:val="22"/>
+          <w:szCs w:val="22"/>
+        </w:rPr>
+      </w:pPr>
+      <w:r>
+        <w:rPr/>
+        <w:t xml:space="preserve">                </w:t>
+      </w:r>
+      <w:r>
+        <w:rPr/>
+        <w:t>"random_var_w": 0.30,    # High elasticity (highly shiftable)</w:t>
+      </w:r>
+    </w:p>
+    <w:p>
+      <w:pPr>
+        <w:pStyle w:val="Cuerpodetexto"/>
+        <w:bidi w:val="0"/>
+        <w:spacing w:before="0" w:after="140"/>
+        <w:rPr>
+          <w:rFonts w:ascii="Nimbus Sans" w:hAnsi="Nimbus Sans"/>
+          <w:sz w:val="22"/>
+          <w:szCs w:val="22"/>
+        </w:rPr>
+      </w:pPr>
+      <w:r>
+        <w:rPr/>
+        <w:t xml:space="preserve">                </w:t>
+      </w:r>
+      <w:r>
+        <w:rPr/>
+        <w:t>"time_fraction_random_variability": 0.25</w:t>
+      </w:r>
+    </w:p>
+    <w:p>
+      <w:pPr>
+        <w:pStyle w:val="Cuerpodetexto"/>
+        <w:bidi w:val="0"/>
+        <w:spacing w:before="0" w:after="140"/>
+        <w:rPr>
+          <w:rFonts w:ascii="Nimbus Sans" w:hAnsi="Nimbus Sans"/>
+          <w:sz w:val="22"/>
+          <w:szCs w:val="22"/>
+        </w:rPr>
+      </w:pPr>
+      <w:r>
+        <w:rPr/>
+        <w:t xml:space="preserve">            </w:t>
+      </w:r>
+      <w:r>
+        <w:rPr/>
+        <w:t>})</w:t>
+      </w:r>
+    </w:p>
+    <w:p>
+      <w:pPr>
+        <w:pStyle w:val="Cuerpodetexto"/>
+        <w:bidi w:val="0"/>
+        <w:spacing w:before="0" w:after="140"/>
+        <w:rPr>
+          <w:rFonts w:ascii="Nimbus Sans" w:hAnsi="Nimbus Sans"/>
+          <w:sz w:val="22"/>
+          <w:szCs w:val="22"/>
+        </w:rPr>
+      </w:pPr>
+      <w:r>
+        <w:rPr/>
+      </w:r>
+    </w:p>
+    <w:p>
+      <w:pPr>
+        <w:pStyle w:val="Cuerpodetexto"/>
+        <w:bidi w:val="0"/>
+        <w:spacing w:before="0" w:after="140"/>
+        <w:rPr>
+          <w:rFonts w:ascii="Nimbus Sans" w:hAnsi="Nimbus Sans"/>
+          <w:sz w:val="22"/>
+          <w:szCs w:val="22"/>
+        </w:rPr>
+      </w:pPr>
+      <w:r>
+        <w:rPr/>
+        <w:t xml:space="preserve">    </w:t>
+      </w:r>
+      <w:r>
+        <w:rPr/>
+        <w:t># =========================================================================</w:t>
+      </w:r>
+    </w:p>
+    <w:p>
+      <w:pPr>
+        <w:pStyle w:val="Cuerpodetexto"/>
+        <w:bidi w:val="0"/>
+        <w:spacing w:before="0" w:after="140"/>
+        <w:rPr>
+          <w:rFonts w:ascii="Nimbus Sans" w:hAnsi="Nimbus Sans"/>
+          <w:sz w:val="22"/>
+          <w:szCs w:val="22"/>
+        </w:rPr>
+      </w:pPr>
+      <w:r>
+        <w:rPr/>
+        <w:t xml:space="preserve">    </w:t>
+      </w:r>
+      <w:r>
+        <w:rPr/>
+        <w:t># EBP 3: THE EXTENDED HUB</w:t>
+      </w:r>
+    </w:p>
+    <w:p>
+      <w:pPr>
+        <w:pStyle w:val="Cuerpodetexto"/>
+        <w:bidi w:val="0"/>
+        <w:spacing w:before="0" w:after="140"/>
+        <w:rPr>
+          <w:rFonts w:ascii="Nimbus Sans" w:hAnsi="Nimbus Sans"/>
+          <w:sz w:val="22"/>
+          <w:szCs w:val="22"/>
+        </w:rPr>
+      </w:pPr>
+      <w:r>
+        <w:rPr/>
+        <w:t xml:space="preserve">    </w:t>
+      </w:r>
+      <w:r>
+        <w:rPr/>
+        <w:t># =========================================================================</w:t>
+      </w:r>
+    </w:p>
+    <w:p>
+      <w:pPr>
+        <w:pStyle w:val="Cuerpodetexto"/>
+        <w:bidi w:val="0"/>
+        <w:spacing w:before="0" w:after="140"/>
+        <w:rPr>
+          <w:rFonts w:ascii="Nimbus Sans" w:hAnsi="Nimbus Sans"/>
+          <w:sz w:val="22"/>
+          <w:szCs w:val="22"/>
+        </w:rPr>
+      </w:pPr>
+      <w:r>
+        <w:rPr/>
+        <w:t xml:space="preserve">    </w:t>
+      </w:r>
+      <w:r>
+        <w:rPr/>
+        <w:t>elif profile_type == "EBP_3_Extended_Hub":</w:t>
+      </w:r>
+    </w:p>
+    <w:p>
+      <w:pPr>
+        <w:pStyle w:val="Cuerpodetexto"/>
+        <w:bidi w:val="0"/>
+        <w:spacing w:before="0" w:after="140"/>
+        <w:rPr>
+          <w:rFonts w:ascii="Nimbus Sans" w:hAnsi="Nimbus Sans"/>
+          <w:sz w:val="22"/>
+          <w:szCs w:val="22"/>
+        </w:rPr>
+      </w:pPr>
+      <w:r>
+        <w:rPr/>
+        <w:t xml:space="preserve">        </w:t>
+      </w:r>
+      <w:r>
+        <w:rPr/>
+        <w:t># Chaotic phone charging throughout the entire waking day</w:t>
+      </w:r>
+    </w:p>
+    <w:p>
+      <w:pPr>
+        <w:pStyle w:val="Cuerpodetexto"/>
+        <w:bidi w:val="0"/>
+        <w:spacing w:before="0" w:after="140"/>
+        <w:rPr>
+          <w:rFonts w:ascii="Nimbus Sans" w:hAnsi="Nimbus Sans"/>
+          <w:sz w:val="22"/>
+          <w:szCs w:val="22"/>
+        </w:rPr>
+      </w:pPr>
+      <w:r>
+        <w:rPr/>
+        <w:t xml:space="preserve">        </w:t>
+      </w:r>
+      <w:r>
+        <w:rPr/>
+        <w:t>day_time = period_usage['USB']['daytime_block']['avg_minutes'] + period_usage['USB']['evening_block']['avg_minutes']</w:t>
+      </w:r>
+    </w:p>
+    <w:p>
+      <w:pPr>
+        <w:pStyle w:val="Cuerpodetexto"/>
+        <w:bidi w:val="0"/>
+        <w:spacing w:before="0" w:after="140"/>
+        <w:rPr>
+          <w:rFonts w:ascii="Nimbus Sans" w:hAnsi="Nimbus Sans"/>
+          <w:sz w:val="22"/>
+          <w:szCs w:val="22"/>
+        </w:rPr>
+      </w:pPr>
+      <w:r>
+        <w:rPr/>
+        <w:t xml:space="preserve">        </w:t>
+      </w:r>
+      <w:r>
+        <w:rPr/>
+        <w:t>compiled_appliances.append({</w:t>
+      </w:r>
+    </w:p>
+    <w:p>
+      <w:pPr>
+        <w:pStyle w:val="Cuerpodetexto"/>
+        <w:bidi w:val="0"/>
+        <w:spacing w:before="0" w:after="140"/>
+        <w:rPr>
+          <w:rFonts w:ascii="Nimbus Sans" w:hAnsi="Nimbus Sans"/>
+          <w:sz w:val="22"/>
+          <w:szCs w:val="22"/>
+        </w:rPr>
+      </w:pPr>
+      <w:r>
+        <w:rPr/>
+        <w:t xml:space="preserve">            </w:t>
+      </w:r>
+      <w:r>
+        <w:rPr/>
+        <w:t>"name": "USB_Chaotic_Communal_Charging",</w:t>
+      </w:r>
+    </w:p>
+    <w:p>
+      <w:pPr>
+        <w:pStyle w:val="Cuerpodetexto"/>
+        <w:bidi w:val="0"/>
+        <w:spacing w:before="0" w:after="140"/>
+        <w:rPr>
+          <w:rFonts w:ascii="Nimbus Sans" w:hAnsi="Nimbus Sans"/>
+          <w:sz w:val="22"/>
+          <w:szCs w:val="22"/>
+        </w:rPr>
+      </w:pPr>
+      <w:r>
+        <w:rPr/>
+        <w:t xml:space="preserve">            </w:t>
+      </w:r>
+      <w:r>
+        <w:rPr/>
+        <w:t>"power": hardware['usb_W'],</w:t>
+      </w:r>
+    </w:p>
+    <w:p>
+      <w:pPr>
+        <w:pStyle w:val="Cuerpodetexto"/>
+        <w:bidi w:val="0"/>
+        <w:spacing w:before="0" w:after="140"/>
+        <w:rPr>
+          <w:rFonts w:ascii="Nimbus Sans" w:hAnsi="Nimbus Sans"/>
+          <w:sz w:val="22"/>
+          <w:szCs w:val="22"/>
+        </w:rPr>
+      </w:pPr>
+      <w:r>
+        <w:rPr/>
+        <w:t xml:space="preserve">            </w:t>
+      </w:r>
+      <w:r>
+        <w:rPr/>
+        <w:t>"power_fraction_variability": thermal_var['USB'],</w:t>
+      </w:r>
+    </w:p>
+    <w:p>
+      <w:pPr>
+        <w:pStyle w:val="Cuerpodetexto"/>
+        <w:bidi w:val="0"/>
+        <w:spacing w:before="0" w:after="140"/>
+        <w:rPr>
+          <w:rFonts w:ascii="Nimbus Sans" w:hAnsi="Nimbus Sans"/>
+          <w:sz w:val="22"/>
+          <w:szCs w:val="22"/>
+        </w:rPr>
+      </w:pPr>
+      <w:r>
+        <w:rPr/>
+        <w:t xml:space="preserve">            </w:t>
+      </w:r>
+      <w:r>
+        <w:rPr/>
+        <w:t>"num_windows": 1,</w:t>
+      </w:r>
+    </w:p>
+    <w:p>
+      <w:pPr>
+        <w:pStyle w:val="Cuerpodetexto"/>
+        <w:bidi w:val="0"/>
+        <w:spacing w:before="0" w:after="140"/>
+        <w:rPr>
+          <w:rFonts w:ascii="Nimbus Sans" w:hAnsi="Nimbus Sans"/>
+          <w:sz w:val="22"/>
+          <w:szCs w:val="22"/>
+        </w:rPr>
+      </w:pPr>
+      <w:r>
+        <w:rPr/>
+        <w:t xml:space="preserve">            </w:t>
+      </w:r>
+      <w:r>
+        <w:rPr/>
+        <w:t>"window_1": [360, 1320], # Maximize window: 06:00 - 22:00</w:t>
+      </w:r>
+    </w:p>
+    <w:p>
+      <w:pPr>
+        <w:pStyle w:val="Cuerpodetexto"/>
+        <w:bidi w:val="0"/>
+        <w:spacing w:before="0" w:after="140"/>
+        <w:rPr>
+          <w:rFonts w:ascii="Nimbus Sans" w:hAnsi="Nimbus Sans"/>
+          <w:sz w:val="22"/>
+          <w:szCs w:val="22"/>
+        </w:rPr>
+      </w:pPr>
+      <w:r>
+        <w:rPr/>
+        <w:t xml:space="preserve">            </w:t>
+      </w:r>
+      <w:r>
+        <w:rPr/>
+        <w:t xml:space="preserve">"func_time": min(day_time, 480.0), </w:t>
+      </w:r>
+    </w:p>
+    <w:p>
+      <w:pPr>
+        <w:pStyle w:val="Cuerpodetexto"/>
+        <w:bidi w:val="0"/>
+        <w:spacing w:before="0" w:after="140"/>
+        <w:rPr>
+          <w:rFonts w:ascii="Nimbus Sans" w:hAnsi="Nimbus Sans"/>
+          <w:sz w:val="22"/>
+          <w:szCs w:val="22"/>
+        </w:rPr>
+      </w:pPr>
+      <w:r>
+        <w:rPr/>
+        <w:t xml:space="preserve">            </w:t>
+      </w:r>
+      <w:r>
+        <w:rPr/>
+        <w:t>"func_cycle": 15,</w:t>
+      </w:r>
+    </w:p>
+    <w:p>
+      <w:pPr>
+        <w:pStyle w:val="Cuerpodetexto"/>
+        <w:bidi w:val="0"/>
+        <w:spacing w:before="0" w:after="140"/>
+        <w:rPr>
+          <w:rFonts w:ascii="Nimbus Sans" w:hAnsi="Nimbus Sans"/>
+          <w:sz w:val="22"/>
+          <w:szCs w:val="22"/>
+        </w:rPr>
+      </w:pPr>
+      <w:r>
+        <w:rPr/>
+        <w:t xml:space="preserve">            </w:t>
+      </w:r>
+      <w:r>
+        <w:rPr/>
+        <w:t>"random_var_w": 0.40,    # Maximum window elasticity</w:t>
+      </w:r>
+    </w:p>
+    <w:p>
+      <w:pPr>
+        <w:pStyle w:val="Cuerpodetexto"/>
+        <w:bidi w:val="0"/>
+        <w:spacing w:before="0" w:after="140"/>
+        <w:rPr>
+          <w:rFonts w:ascii="Nimbus Sans" w:hAnsi="Nimbus Sans"/>
+          <w:sz w:val="22"/>
+          <w:szCs w:val="22"/>
+        </w:rPr>
+      </w:pPr>
+      <w:r>
+        <w:rPr/>
+        <w:t xml:space="preserve">            </w:t>
+      </w:r>
+      <w:r>
+        <w:rPr/>
+        <w:t xml:space="preserve">"time_fraction_random_variability": 0.45 </w:t>
+      </w:r>
+    </w:p>
+    <w:p>
+      <w:pPr>
+        <w:pStyle w:val="Cuerpodetexto"/>
+        <w:bidi w:val="0"/>
+        <w:spacing w:before="0" w:after="140"/>
+        <w:rPr>
+          <w:rFonts w:ascii="Nimbus Sans" w:hAnsi="Nimbus Sans"/>
+          <w:sz w:val="22"/>
+          <w:szCs w:val="22"/>
+        </w:rPr>
+      </w:pPr>
+      <w:r>
+        <w:rPr/>
+        <w:t xml:space="preserve">        </w:t>
+      </w:r>
+      <w:r>
+        <w:rPr/>
+        <w:t>})</w:t>
+      </w:r>
+    </w:p>
+    <w:p>
+      <w:pPr>
+        <w:pStyle w:val="Cuerpodetexto"/>
+        <w:bidi w:val="0"/>
+        <w:spacing w:before="0" w:after="140"/>
+        <w:rPr>
+          <w:rFonts w:ascii="Nimbus Sans" w:hAnsi="Nimbus Sans"/>
+          <w:sz w:val="22"/>
+          <w:szCs w:val="22"/>
+        </w:rPr>
+      </w:pPr>
+      <w:r>
+        <w:rPr/>
+        <w:t xml:space="preserve">        </w:t>
+      </w:r>
+    </w:p>
+    <w:p>
+      <w:pPr>
+        <w:pStyle w:val="Cuerpodetexto"/>
+        <w:bidi w:val="0"/>
+        <w:spacing w:before="0" w:after="140"/>
+        <w:rPr>
+          <w:rFonts w:ascii="Nimbus Sans" w:hAnsi="Nimbus Sans"/>
+          <w:sz w:val="22"/>
+          <w:szCs w:val="22"/>
+        </w:rPr>
+      </w:pPr>
+      <w:r>
+        <w:rPr/>
+        <w:t xml:space="preserve">        </w:t>
+      </w:r>
+      <w:r>
+        <w:rPr/>
+        <w:t># Extended cooking window</w:t>
+      </w:r>
+    </w:p>
+    <w:p>
+      <w:pPr>
+        <w:pStyle w:val="Cuerpodetexto"/>
+        <w:bidi w:val="0"/>
+        <w:spacing w:before="0" w:after="140"/>
+        <w:rPr>
+          <w:rFonts w:ascii="Nimbus Sans" w:hAnsi="Nimbus Sans"/>
+          <w:sz w:val="22"/>
+          <w:szCs w:val="22"/>
+        </w:rPr>
+      </w:pPr>
+      <w:r>
+        <w:rPr/>
+        <w:t xml:space="preserve">        </w:t>
+      </w:r>
+      <w:r>
+        <w:rPr/>
+        <w:t>evening_time = period_usage['LED_1']['evening_block']['avg_minutes']</w:t>
+      </w:r>
+    </w:p>
+    <w:p>
+      <w:pPr>
+        <w:pStyle w:val="Cuerpodetexto"/>
+        <w:bidi w:val="0"/>
+        <w:spacing w:before="0" w:after="140"/>
+        <w:rPr>
+          <w:rFonts w:ascii="Nimbus Sans" w:hAnsi="Nimbus Sans"/>
+          <w:sz w:val="22"/>
+          <w:szCs w:val="22"/>
+        </w:rPr>
+      </w:pPr>
+      <w:r>
+        <w:rPr/>
+        <w:t xml:space="preserve">        </w:t>
+      </w:r>
+      <w:r>
+        <w:rPr/>
+        <w:t>compiled_appliances.append({</w:t>
+      </w:r>
+    </w:p>
+    <w:p>
+      <w:pPr>
+        <w:pStyle w:val="Cuerpodetexto"/>
+        <w:bidi w:val="0"/>
+        <w:spacing w:before="0" w:after="140"/>
+        <w:rPr>
+          <w:rFonts w:ascii="Nimbus Sans" w:hAnsi="Nimbus Sans"/>
+          <w:sz w:val="22"/>
+          <w:szCs w:val="22"/>
+        </w:rPr>
+      </w:pPr>
+      <w:r>
+        <w:rPr/>
+        <w:t xml:space="preserve">            </w:t>
+      </w:r>
+      <w:r>
+        <w:rPr/>
+        <w:t>"name": "LED_1_Extended_Evening_Cooking",</w:t>
+      </w:r>
+    </w:p>
+    <w:p>
+      <w:pPr>
+        <w:pStyle w:val="Cuerpodetexto"/>
+        <w:bidi w:val="0"/>
+        <w:spacing w:before="0" w:after="140"/>
+        <w:rPr>
+          <w:rFonts w:ascii="Nimbus Sans" w:hAnsi="Nimbus Sans"/>
+          <w:sz w:val="22"/>
+          <w:szCs w:val="22"/>
+        </w:rPr>
+      </w:pPr>
+      <w:r>
+        <w:rPr/>
+        <w:t xml:space="preserve">            </w:t>
+      </w:r>
+      <w:r>
+        <w:rPr/>
+        <w:t>"power": hardware['led_1_W'],</w:t>
+      </w:r>
+    </w:p>
+    <w:p>
+      <w:pPr>
+        <w:pStyle w:val="Cuerpodetexto"/>
+        <w:bidi w:val="0"/>
+        <w:spacing w:before="0" w:after="140"/>
+        <w:rPr>
+          <w:rFonts w:ascii="Nimbus Sans" w:hAnsi="Nimbus Sans"/>
+          <w:sz w:val="22"/>
+          <w:szCs w:val="22"/>
+        </w:rPr>
+      </w:pPr>
+      <w:r>
+        <w:rPr/>
+        <w:t xml:space="preserve">            </w:t>
+      </w:r>
+      <w:r>
+        <w:rPr/>
+        <w:t>"power_fraction_variability": thermal_var['LED_1'],</w:t>
+      </w:r>
+    </w:p>
+    <w:p>
+      <w:pPr>
+        <w:pStyle w:val="Cuerpodetexto"/>
+        <w:bidi w:val="0"/>
+        <w:spacing w:before="0" w:after="140"/>
+        <w:rPr>
+          <w:rFonts w:ascii="Nimbus Sans" w:hAnsi="Nimbus Sans"/>
+          <w:sz w:val="22"/>
+          <w:szCs w:val="22"/>
+        </w:rPr>
+      </w:pPr>
+      <w:r>
+        <w:rPr/>
+        <w:t xml:space="preserve">            </w:t>
+      </w:r>
+      <w:r>
+        <w:rPr/>
+        <w:t>"num_windows": 1,</w:t>
+      </w:r>
+    </w:p>
+    <w:p>
+      <w:pPr>
+        <w:pStyle w:val="Cuerpodetexto"/>
+        <w:bidi w:val="0"/>
+        <w:spacing w:before="0" w:after="140"/>
+        <w:rPr>
+          <w:rFonts w:ascii="Nimbus Sans" w:hAnsi="Nimbus Sans"/>
+          <w:sz w:val="22"/>
+          <w:szCs w:val="22"/>
+        </w:rPr>
+      </w:pPr>
+      <w:r>
+        <w:rPr/>
+        <w:t xml:space="preserve">            </w:t>
+      </w:r>
+      <w:r>
+        <w:rPr/>
+        <w:t>"window_1": [1020, 1380], # Broadened cooking window: 17:00 - 23:00</w:t>
+      </w:r>
+    </w:p>
+    <w:p>
+      <w:pPr>
+        <w:pStyle w:val="Cuerpodetexto"/>
+        <w:bidi w:val="0"/>
+        <w:spacing w:before="0" w:after="140"/>
+        <w:rPr>
+          <w:rFonts w:ascii="Nimbus Sans" w:hAnsi="Nimbus Sans"/>
+          <w:sz w:val="22"/>
+          <w:szCs w:val="22"/>
+        </w:rPr>
+      </w:pPr>
+      <w:r>
+        <w:rPr/>
+        <w:t xml:space="preserve">            </w:t>
+      </w:r>
+      <w:r>
+        <w:rPr/>
+        <w:t xml:space="preserve">"func_time": max(evening_time, 180.0), </w:t>
+      </w:r>
+    </w:p>
+    <w:p>
+      <w:pPr>
+        <w:pStyle w:val="Cuerpodetexto"/>
+        <w:bidi w:val="0"/>
+        <w:spacing w:before="0" w:after="140"/>
+        <w:rPr>
+          <w:rFonts w:ascii="Nimbus Sans" w:hAnsi="Nimbus Sans"/>
+          <w:sz w:val="22"/>
+          <w:szCs w:val="22"/>
+        </w:rPr>
+      </w:pPr>
+      <w:r>
+        <w:rPr/>
+        <w:t xml:space="preserve">            </w:t>
+      </w:r>
+      <w:r>
+        <w:rPr/>
+        <w:t>"func_cycle": 45,</w:t>
+      </w:r>
+    </w:p>
+    <w:p>
+      <w:pPr>
+        <w:pStyle w:val="Cuerpodetexto"/>
+        <w:bidi w:val="0"/>
+        <w:spacing w:before="0" w:after="140"/>
+        <w:rPr>
+          <w:rFonts w:ascii="Nimbus Sans" w:hAnsi="Nimbus Sans"/>
+          <w:sz w:val="22"/>
+          <w:szCs w:val="22"/>
+        </w:rPr>
+      </w:pPr>
+      <w:r>
+        <w:rPr/>
+        <w:t xml:space="preserve">            </w:t>
+      </w:r>
+      <w:r>
+        <w:rPr/>
+        <w:t>"random_var_w": 0.15,</w:t>
+      </w:r>
+    </w:p>
+    <w:p>
+      <w:pPr>
+        <w:pStyle w:val="Cuerpodetexto"/>
+        <w:bidi w:val="0"/>
+        <w:spacing w:before="0" w:after="140"/>
+        <w:rPr>
+          <w:rFonts w:ascii="Nimbus Sans" w:hAnsi="Nimbus Sans"/>
+          <w:sz w:val="22"/>
+          <w:szCs w:val="22"/>
+        </w:rPr>
+      </w:pPr>
+      <w:r>
+        <w:rPr/>
+        <w:t xml:space="preserve">            </w:t>
+      </w:r>
+      <w:r>
+        <w:rPr/>
+        <w:t>"time_fraction_random_variability": 0.20</w:t>
+      </w:r>
+    </w:p>
+    <w:p>
+      <w:pPr>
+        <w:pStyle w:val="Cuerpodetexto"/>
+        <w:bidi w:val="0"/>
+        <w:spacing w:before="0" w:after="140"/>
+        <w:rPr>
+          <w:rFonts w:ascii="Nimbus Sans" w:hAnsi="Nimbus Sans"/>
+          <w:sz w:val="22"/>
+          <w:szCs w:val="22"/>
+        </w:rPr>
+      </w:pPr>
+      <w:r>
+        <w:rPr/>
+        <w:t xml:space="preserve">        </w:t>
+      </w:r>
+      <w:r>
+        <w:rPr/>
+        <w:t>})</w:t>
+      </w:r>
+    </w:p>
+    <w:p>
+      <w:pPr>
+        <w:pStyle w:val="Cuerpodetexto"/>
+        <w:bidi w:val="0"/>
+        <w:spacing w:before="0" w:after="140"/>
+        <w:rPr>
+          <w:rFonts w:ascii="Nimbus Sans" w:hAnsi="Nimbus Sans"/>
+          <w:sz w:val="22"/>
+          <w:szCs w:val="22"/>
+        </w:rPr>
+      </w:pPr>
+      <w:r>
+        <w:rPr/>
+      </w:r>
+    </w:p>
+    <w:p>
+      <w:pPr>
+        <w:pStyle w:val="Cuerpodetexto"/>
+        <w:bidi w:val="0"/>
+        <w:spacing w:before="0" w:after="140"/>
+        <w:rPr>
+          <w:rFonts w:ascii="Nimbus Sans" w:hAnsi="Nimbus Sans"/>
+          <w:sz w:val="22"/>
+          <w:szCs w:val="22"/>
+        </w:rPr>
+      </w:pPr>
+      <w:r>
+        <w:rPr/>
+        <w:t xml:space="preserve">    </w:t>
+      </w:r>
+      <w:r>
+        <w:rPr/>
+        <w:t># =========================================================================</w:t>
+      </w:r>
+    </w:p>
+    <w:p>
+      <w:pPr>
+        <w:pStyle w:val="Cuerpodetexto"/>
+        <w:bidi w:val="0"/>
+        <w:spacing w:before="0" w:after="140"/>
+        <w:rPr>
+          <w:rFonts w:ascii="Nimbus Sans" w:hAnsi="Nimbus Sans"/>
+          <w:sz w:val="22"/>
+          <w:szCs w:val="22"/>
+        </w:rPr>
+      </w:pPr>
+      <w:r>
+        <w:rPr/>
+        <w:t xml:space="preserve">    </w:t>
+      </w:r>
+      <w:r>
+        <w:rPr/>
+        <w:t># EBP 4: THE SYSTEM BREAKERS</w:t>
+      </w:r>
+    </w:p>
+    <w:p>
+      <w:pPr>
+        <w:pStyle w:val="Cuerpodetexto"/>
+        <w:bidi w:val="0"/>
+        <w:spacing w:before="0" w:after="140"/>
+        <w:rPr>
+          <w:rFonts w:ascii="Nimbus Sans" w:hAnsi="Nimbus Sans"/>
+          <w:sz w:val="22"/>
+          <w:szCs w:val="22"/>
+        </w:rPr>
+      </w:pPr>
+      <w:r>
+        <w:rPr/>
+        <w:t xml:space="preserve">    </w:t>
+      </w:r>
+      <w:r>
+        <w:rPr/>
+        <w:t># =========================================================================</w:t>
+      </w:r>
+    </w:p>
+    <w:p>
+      <w:pPr>
+        <w:pStyle w:val="Cuerpodetexto"/>
+        <w:bidi w:val="0"/>
+        <w:spacing w:before="0" w:after="140"/>
+        <w:rPr>
+          <w:rFonts w:ascii="Nimbus Sans" w:hAnsi="Nimbus Sans"/>
+          <w:sz w:val="22"/>
+          <w:szCs w:val="22"/>
+        </w:rPr>
+      </w:pPr>
+      <w:r>
+        <w:rPr/>
+        <w:t xml:space="preserve">    </w:t>
+      </w:r>
+      <w:r>
+        <w:rPr/>
+        <w:t>elif profile_type == "EBP_4_System_Breakers":</w:t>
+      </w:r>
+    </w:p>
+    <w:p>
+      <w:pPr>
+        <w:pStyle w:val="Cuerpodetexto"/>
+        <w:bidi w:val="0"/>
+        <w:spacing w:before="0" w:after="140"/>
+        <w:rPr>
+          <w:rFonts w:ascii="Nimbus Sans" w:hAnsi="Nimbus Sans"/>
+          <w:sz w:val="22"/>
+          <w:szCs w:val="22"/>
+        </w:rPr>
+      </w:pPr>
+      <w:r>
+        <w:rPr/>
+        <w:t xml:space="preserve">        </w:t>
+      </w:r>
+      <w:r>
+        <w:rPr/>
+        <w:t># Wildly unpredictable spikes across the entire cycle</w:t>
+      </w:r>
+    </w:p>
+    <w:p>
+      <w:pPr>
+        <w:pStyle w:val="Cuerpodetexto"/>
+        <w:bidi w:val="0"/>
+        <w:spacing w:before="0" w:after="140"/>
+        <w:rPr>
+          <w:rFonts w:ascii="Nimbus Sans" w:hAnsi="Nimbus Sans"/>
+          <w:sz w:val="22"/>
+          <w:szCs w:val="22"/>
+        </w:rPr>
+      </w:pPr>
+      <w:r>
+        <w:rPr/>
+        <w:t xml:space="preserve">        </w:t>
+      </w:r>
+      <w:r>
+        <w:rPr/>
+        <w:t>total_time = period_usage['LED_1']['evening_block']['avg_minutes'] + period_usage['USB']['daytime_block']['avg_minutes']</w:t>
+      </w:r>
+    </w:p>
+    <w:p>
+      <w:pPr>
+        <w:pStyle w:val="Cuerpodetexto"/>
+        <w:bidi w:val="0"/>
+        <w:spacing w:before="0" w:after="140"/>
+        <w:rPr>
+          <w:rFonts w:ascii="Nimbus Sans" w:hAnsi="Nimbus Sans"/>
+          <w:sz w:val="22"/>
+          <w:szCs w:val="22"/>
+        </w:rPr>
+      </w:pPr>
+      <w:r>
+        <w:rPr/>
+        <w:t xml:space="preserve">        </w:t>
+      </w:r>
+      <w:r>
+        <w:rPr/>
+        <w:t>compiled_appliances.append({</w:t>
+      </w:r>
+    </w:p>
+    <w:p>
+      <w:pPr>
+        <w:pStyle w:val="Cuerpodetexto"/>
+        <w:bidi w:val="0"/>
+        <w:spacing w:before="0" w:after="140"/>
+        <w:rPr>
+          <w:rFonts w:ascii="Nimbus Sans" w:hAnsi="Nimbus Sans"/>
+          <w:sz w:val="22"/>
+          <w:szCs w:val="22"/>
+        </w:rPr>
+      </w:pPr>
+      <w:r>
+        <w:rPr/>
+        <w:t xml:space="preserve">            </w:t>
+      </w:r>
+      <w:r>
+        <w:rPr/>
+        <w:t>"name": "System_Breaker_Unpredictable_Load",</w:t>
+      </w:r>
+    </w:p>
+    <w:p>
+      <w:pPr>
+        <w:pStyle w:val="Cuerpodetexto"/>
+        <w:bidi w:val="0"/>
+        <w:spacing w:before="0" w:after="140"/>
+        <w:rPr>
+          <w:rFonts w:ascii="Nimbus Sans" w:hAnsi="Nimbus Sans"/>
+          <w:sz w:val="22"/>
+          <w:szCs w:val="22"/>
+        </w:rPr>
+      </w:pPr>
+      <w:r>
+        <w:rPr/>
+        <w:t xml:space="preserve">            </w:t>
+      </w:r>
+      <w:r>
+        <w:rPr/>
+        <w:t>"power": hardware['led_1_W'] * 1.5, # Simulates parallel battery hacks</w:t>
+      </w:r>
+    </w:p>
+    <w:p>
+      <w:pPr>
+        <w:pStyle w:val="Cuerpodetexto"/>
+        <w:bidi w:val="0"/>
+        <w:spacing w:before="0" w:after="140"/>
+        <w:rPr>
+          <w:rFonts w:ascii="Nimbus Sans" w:hAnsi="Nimbus Sans"/>
+          <w:sz w:val="22"/>
+          <w:szCs w:val="22"/>
+        </w:rPr>
+      </w:pPr>
+      <w:r>
+        <w:rPr/>
+        <w:t xml:space="preserve">            </w:t>
+      </w:r>
+      <w:r>
+        <w:rPr/>
+        <w:t>"power_fraction_variability": 0.35,</w:t>
+      </w:r>
+    </w:p>
+    <w:p>
+      <w:pPr>
+        <w:pStyle w:val="Cuerpodetexto"/>
+        <w:bidi w:val="0"/>
+        <w:spacing w:before="0" w:after="140"/>
+        <w:rPr>
+          <w:rFonts w:ascii="Nimbus Sans" w:hAnsi="Nimbus Sans"/>
+          <w:sz w:val="22"/>
+          <w:szCs w:val="22"/>
+        </w:rPr>
+      </w:pPr>
+      <w:r>
+        <w:rPr/>
+        <w:t xml:space="preserve">            </w:t>
+      </w:r>
+      <w:r>
+        <w:rPr/>
+        <w:t>"num_windows": 1,</w:t>
+      </w:r>
+    </w:p>
+    <w:p>
+      <w:pPr>
+        <w:pStyle w:val="Cuerpodetexto"/>
+        <w:bidi w:val="0"/>
+        <w:spacing w:before="0" w:after="140"/>
+        <w:rPr>
+          <w:rFonts w:ascii="Nimbus Sans" w:hAnsi="Nimbus Sans"/>
+          <w:sz w:val="22"/>
+          <w:szCs w:val="22"/>
+        </w:rPr>
+      </w:pPr>
+      <w:r>
+        <w:rPr/>
+        <w:t xml:space="preserve">            </w:t>
+      </w:r>
+      <w:r>
+        <w:rPr/>
+        <w:t>"window_1": [0, 1440],   # Permitted at any minute of the day</w:t>
+      </w:r>
+    </w:p>
+    <w:p>
+      <w:pPr>
+        <w:pStyle w:val="Cuerpodetexto"/>
+        <w:bidi w:val="0"/>
+        <w:spacing w:before="0" w:after="140"/>
+        <w:rPr>
+          <w:rFonts w:ascii="Nimbus Sans" w:hAnsi="Nimbus Sans"/>
+          <w:sz w:val="22"/>
+          <w:szCs w:val="22"/>
+        </w:rPr>
+      </w:pPr>
+      <w:r>
+        <w:rPr/>
+        <w:t xml:space="preserve">            </w:t>
+      </w:r>
+      <w:r>
+        <w:rPr/>
+        <w:t>"func_time": max(total_time, 60.0),</w:t>
+      </w:r>
+    </w:p>
+    <w:p>
+      <w:pPr>
+        <w:pStyle w:val="Cuerpodetexto"/>
+        <w:bidi w:val="0"/>
+        <w:spacing w:before="0" w:after="140"/>
+        <w:rPr>
+          <w:rFonts w:ascii="Nimbus Sans" w:hAnsi="Nimbus Sans"/>
+          <w:sz w:val="22"/>
+          <w:szCs w:val="22"/>
+        </w:rPr>
+      </w:pPr>
+      <w:r>
+        <w:rPr/>
+        <w:t xml:space="preserve">            </w:t>
+      </w:r>
+      <w:r>
+        <w:rPr/>
+        <w:t>"func_cycle": 10,</w:t>
+      </w:r>
+    </w:p>
+    <w:p>
+      <w:pPr>
+        <w:pStyle w:val="Cuerpodetexto"/>
+        <w:bidi w:val="0"/>
+        <w:spacing w:before="0" w:after="140"/>
+        <w:rPr>
+          <w:rFonts w:ascii="Nimbus Sans" w:hAnsi="Nimbus Sans"/>
+          <w:sz w:val="22"/>
+          <w:szCs w:val="22"/>
+        </w:rPr>
+      </w:pPr>
+      <w:r>
+        <w:rPr/>
+        <w:t xml:space="preserve">            </w:t>
+      </w:r>
+      <w:r>
+        <w:rPr/>
+        <w:t>"random_var_w": 0.50,    # Pure stochastic freedom</w:t>
+      </w:r>
+    </w:p>
+    <w:p>
+      <w:pPr>
+        <w:pStyle w:val="Cuerpodetexto"/>
+        <w:bidi w:val="0"/>
+        <w:spacing w:before="0" w:after="140"/>
+        <w:rPr>
+          <w:rFonts w:ascii="Nimbus Sans" w:hAnsi="Nimbus Sans"/>
+          <w:sz w:val="22"/>
+          <w:szCs w:val="22"/>
+        </w:rPr>
+      </w:pPr>
+      <w:r>
+        <w:rPr/>
+        <w:t xml:space="preserve">            </w:t>
+      </w:r>
+      <w:r>
+        <w:rPr/>
+        <w:t xml:space="preserve">"time_fraction_random_variability": 0.80 </w:t>
+      </w:r>
+    </w:p>
+    <w:p>
+      <w:pPr>
+        <w:pStyle w:val="Cuerpodetexto"/>
+        <w:bidi w:val="0"/>
+        <w:spacing w:before="0" w:after="140"/>
+        <w:rPr>
+          <w:rFonts w:ascii="Nimbus Sans" w:hAnsi="Nimbus Sans"/>
+          <w:sz w:val="22"/>
+          <w:szCs w:val="22"/>
+        </w:rPr>
+      </w:pPr>
+      <w:r>
+        <w:rPr/>
+        <w:t xml:space="preserve">        </w:t>
+      </w:r>
+      <w:r>
+        <w:rPr/>
+        <w:t>})</w:t>
+      </w:r>
+    </w:p>
+    <w:p>
+      <w:pPr>
+        <w:pStyle w:val="Cuerpodetexto"/>
+        <w:bidi w:val="0"/>
+        <w:spacing w:before="0" w:after="140"/>
+        <w:rPr>
+          <w:rFonts w:ascii="Nimbus Sans" w:hAnsi="Nimbus Sans"/>
+          <w:sz w:val="22"/>
+          <w:szCs w:val="22"/>
+        </w:rPr>
+      </w:pPr>
+      <w:r>
+        <w:rPr/>
+      </w:r>
+    </w:p>
+    <w:p>
+      <w:pPr>
+        <w:pStyle w:val="Cuerpodetexto"/>
+        <w:bidi w:val="0"/>
+        <w:spacing w:before="0" w:after="140"/>
+        <w:rPr>
+          <w:rFonts w:ascii="Nimbus Sans" w:hAnsi="Nimbus Sans"/>
+          <w:sz w:val="22"/>
+          <w:szCs w:val="22"/>
+        </w:rPr>
+      </w:pPr>
+      <w:r>
+        <w:rPr/>
+        <w:t xml:space="preserve">    </w:t>
+      </w:r>
+      <w:r>
+        <w:rPr/>
+        <w:t>return compiled_appliances</w:t>
+      </w:r>
+    </w:p>
+    <w:p>
+      <w:pPr>
+        <w:pStyle w:val="Cuerpodetexto"/>
+        <w:bidi w:val="0"/>
+        <w:spacing w:before="0" w:after="140"/>
+        <w:rPr>
+          <w:rFonts w:ascii="Nimbus Sans" w:hAnsi="Nimbus Sans"/>
+          <w:sz w:val="22"/>
+          <w:szCs w:val="22"/>
+        </w:rPr>
+      </w:pPr>
+      <w:r>
+        <w:rPr/>
+      </w:r>
+    </w:p>
+    <w:p>
+      <w:pPr>
+        <w:pStyle w:val="Cuerpodetexto"/>
+        <w:bidi w:val="0"/>
+        <w:spacing w:before="0" w:after="140"/>
+        <w:rPr>
+          <w:rFonts w:ascii="Nimbus Sans" w:hAnsi="Nimbus Sans"/>
+          <w:sz w:val="22"/>
+          <w:szCs w:val="22"/>
+        </w:rPr>
+      </w:pPr>
+      <w:r>
+        <w:rPr/>
+        <w:t>def main():</w:t>
+      </w:r>
+    </w:p>
+    <w:p>
+      <w:pPr>
+        <w:pStyle w:val="Cuerpodetexto"/>
+        <w:bidi w:val="0"/>
+        <w:spacing w:before="0" w:after="140"/>
+        <w:rPr>
+          <w:rFonts w:ascii="Nimbus Sans" w:hAnsi="Nimbus Sans"/>
+          <w:sz w:val="22"/>
+          <w:szCs w:val="22"/>
+        </w:rPr>
+      </w:pPr>
+      <w:r>
+        <w:rPr/>
+        <w:t xml:space="preserve">    </w:t>
+      </w:r>
+      <w:r>
+        <w:rPr/>
+        <w:t>metrics_file = PROJECT_ROOT / "results" / "timeseries" / "metrics" / "validation_metrics_dual_tier.csv"</w:t>
+      </w:r>
+    </w:p>
+    <w:p>
+      <w:pPr>
+        <w:pStyle w:val="Cuerpodetexto"/>
+        <w:bidi w:val="0"/>
+        <w:spacing w:before="0" w:after="140"/>
+        <w:rPr>
+          <w:rFonts w:ascii="Nimbus Sans" w:hAnsi="Nimbus Sans"/>
+          <w:sz w:val="22"/>
+          <w:szCs w:val="22"/>
+        </w:rPr>
+      </w:pPr>
+      <w:r>
+        <w:rPr/>
+        <w:t xml:space="preserve">    </w:t>
+      </w:r>
+      <w:r>
+        <w:rPr/>
+        <w:t>if not metrics_file.exists():</w:t>
+      </w:r>
+    </w:p>
+    <w:p>
+      <w:pPr>
+        <w:pStyle w:val="Cuerpodetexto"/>
+        <w:bidi w:val="0"/>
+        <w:spacing w:before="0" w:after="140"/>
+        <w:rPr>
+          <w:rFonts w:ascii="Nimbus Sans" w:hAnsi="Nimbus Sans"/>
+          <w:sz w:val="22"/>
+          <w:szCs w:val="22"/>
+        </w:rPr>
+      </w:pPr>
+      <w:r>
+        <w:rPr/>
+        <w:t xml:space="preserve">        </w:t>
+      </w:r>
+      <w:r>
+        <w:rPr/>
+        <w:t>print("[-] Error: Run Script 3 first to generate the dual-tier validation metrics file.")</w:t>
+      </w:r>
+    </w:p>
+    <w:p>
+      <w:pPr>
+        <w:pStyle w:val="Cuerpodetexto"/>
+        <w:bidi w:val="0"/>
+        <w:spacing w:before="0" w:after="140"/>
+        <w:rPr>
+          <w:rFonts w:ascii="Nimbus Sans" w:hAnsi="Nimbus Sans"/>
+          <w:sz w:val="22"/>
+          <w:szCs w:val="22"/>
+        </w:rPr>
+      </w:pPr>
+      <w:r>
+        <w:rPr/>
+        <w:t xml:space="preserve">        </w:t>
+      </w:r>
+      <w:r>
+        <w:rPr/>
+        <w:t>sys.exit(1)</w:t>
+      </w:r>
+    </w:p>
+    <w:p>
+      <w:pPr>
+        <w:pStyle w:val="Cuerpodetexto"/>
+        <w:bidi w:val="0"/>
+        <w:spacing w:before="0" w:after="140"/>
+        <w:rPr>
+          <w:rFonts w:ascii="Nimbus Sans" w:hAnsi="Nimbus Sans"/>
+          <w:sz w:val="22"/>
+          <w:szCs w:val="22"/>
+        </w:rPr>
+      </w:pPr>
+      <w:r>
+        <w:rPr/>
+        <w:t xml:space="preserve">        </w:t>
+      </w:r>
+    </w:p>
+    <w:p>
+      <w:pPr>
+        <w:pStyle w:val="Cuerpodetexto"/>
+        <w:bidi w:val="0"/>
+        <w:spacing w:before="0" w:after="140"/>
+        <w:rPr>
+          <w:rFonts w:ascii="Nimbus Sans" w:hAnsi="Nimbus Sans"/>
+          <w:sz w:val="22"/>
+          <w:szCs w:val="22"/>
+        </w:rPr>
+      </w:pPr>
+      <w:r>
+        <w:rPr/>
+        <w:t xml:space="preserve">    </w:t>
+      </w:r>
+      <w:r>
+        <w:rPr/>
+        <w:t>df_metrics = pd.read_csv(metrics_file)</w:t>
+      </w:r>
+    </w:p>
+    <w:p>
+      <w:pPr>
+        <w:pStyle w:val="Cuerpodetexto"/>
+        <w:bidi w:val="0"/>
+        <w:spacing w:before="0" w:after="140"/>
+        <w:rPr>
+          <w:rFonts w:ascii="Nimbus Sans" w:hAnsi="Nimbus Sans"/>
+          <w:sz w:val="22"/>
+          <w:szCs w:val="22"/>
+        </w:rPr>
+      </w:pPr>
+      <w:r>
+        <w:rPr/>
+        <w:t xml:space="preserve">    </w:t>
+      </w:r>
+    </w:p>
+    <w:p>
+      <w:pPr>
+        <w:pStyle w:val="Cuerpodetexto"/>
+        <w:bidi w:val="0"/>
+        <w:spacing w:before="0" w:after="140"/>
+        <w:rPr>
+          <w:rFonts w:ascii="Nimbus Sans" w:hAnsi="Nimbus Sans"/>
+          <w:sz w:val="22"/>
+          <w:szCs w:val="22"/>
+        </w:rPr>
+      </w:pPr>
+      <w:r>
+        <w:rPr/>
+        <w:t xml:space="preserve">    </w:t>
+      </w:r>
+      <w:r>
+        <w:rPr/>
+        <w:t>for _, row in df_metrics.iterrows():</w:t>
+      </w:r>
+    </w:p>
+    <w:p>
+      <w:pPr>
+        <w:pStyle w:val="Cuerpodetexto"/>
+        <w:bidi w:val="0"/>
+        <w:spacing w:before="0" w:after="140"/>
+        <w:rPr>
+          <w:rFonts w:ascii="Nimbus Sans" w:hAnsi="Nimbus Sans"/>
+          <w:sz w:val="22"/>
+          <w:szCs w:val="22"/>
+        </w:rPr>
+      </w:pPr>
+      <w:r>
+        <w:rPr/>
+        <w:t xml:space="preserve">        </w:t>
+      </w:r>
+      <w:r>
+        <w:rPr/>
+        <w:t>user_id = str(int(row['User_ID']))</w:t>
+      </w:r>
+    </w:p>
+    <w:p>
+      <w:pPr>
+        <w:pStyle w:val="Cuerpodetexto"/>
+        <w:bidi w:val="0"/>
+        <w:spacing w:before="0" w:after="140"/>
+        <w:rPr>
+          <w:rFonts w:ascii="Nimbus Sans" w:hAnsi="Nimbus Sans"/>
+          <w:sz w:val="22"/>
+          <w:szCs w:val="22"/>
+        </w:rPr>
+      </w:pPr>
+      <w:r>
+        <w:rPr/>
+        <w:t xml:space="preserve">        </w:t>
+      </w:r>
+    </w:p>
+    <w:p>
+      <w:pPr>
+        <w:pStyle w:val="Cuerpodetexto"/>
+        <w:bidi w:val="0"/>
+        <w:spacing w:before="0" w:after="140"/>
+        <w:rPr>
+          <w:rFonts w:ascii="Nimbus Sans" w:hAnsi="Nimbus Sans"/>
+          <w:sz w:val="22"/>
+          <w:szCs w:val="22"/>
+        </w:rPr>
+      </w:pPr>
+      <w:r>
+        <w:rPr/>
+        <w:t xml:space="preserve">        </w:t>
+      </w:r>
+      <w:r>
+        <w:rPr/>
+        <w:t># Step 1: Objective Classification</w:t>
+      </w:r>
+    </w:p>
+    <w:p>
+      <w:pPr>
+        <w:pStyle w:val="Cuerpodetexto"/>
+        <w:bidi w:val="0"/>
+        <w:spacing w:before="0" w:after="140"/>
+        <w:rPr>
+          <w:rFonts w:ascii="Nimbus Sans" w:hAnsi="Nimbus Sans"/>
+          <w:sz w:val="22"/>
+          <w:szCs w:val="22"/>
+        </w:rPr>
+      </w:pPr>
+      <w:r>
+        <w:rPr/>
+        <w:t xml:space="preserve">        </w:t>
+      </w:r>
+      <w:r>
+        <w:rPr/>
+        <w:t>assigned_profile = calculate_user_profile_deterministic(row)</w:t>
+      </w:r>
+    </w:p>
+    <w:p>
+      <w:pPr>
+        <w:pStyle w:val="Cuerpodetexto"/>
+        <w:bidi w:val="0"/>
+        <w:spacing w:before="0" w:after="140"/>
+        <w:rPr>
+          <w:rFonts w:ascii="Nimbus Sans" w:hAnsi="Nimbus Sans"/>
+          <w:sz w:val="22"/>
+          <w:szCs w:val="22"/>
+        </w:rPr>
+      </w:pPr>
+      <w:r>
+        <w:rPr/>
+        <w:t xml:space="preserve">        </w:t>
+      </w:r>
+    </w:p>
+    <w:p>
+      <w:pPr>
+        <w:pStyle w:val="Cuerpodetexto"/>
+        <w:bidi w:val="0"/>
+        <w:spacing w:before="0" w:after="140"/>
+        <w:rPr>
+          <w:rFonts w:ascii="Nimbus Sans" w:hAnsi="Nimbus Sans"/>
+          <w:sz w:val="22"/>
+          <w:szCs w:val="22"/>
+        </w:rPr>
+      </w:pPr>
+      <w:r>
+        <w:rPr/>
+        <w:t xml:space="preserve">        </w:t>
+      </w:r>
+      <w:r>
+        <w:rPr/>
+        <w:t># Step 2: Load Raw Empirical Parameters from Script 1</w:t>
+      </w:r>
+    </w:p>
+    <w:p>
+      <w:pPr>
+        <w:pStyle w:val="Cuerpodetexto"/>
+        <w:bidi w:val="0"/>
+        <w:spacing w:before="0" w:after="140"/>
+        <w:rPr>
+          <w:rFonts w:ascii="Nimbus Sans" w:hAnsi="Nimbus Sans"/>
+          <w:sz w:val="22"/>
+          <w:szCs w:val="22"/>
+        </w:rPr>
+      </w:pPr>
+      <w:r>
+        <w:rPr/>
+        <w:t xml:space="preserve">        </w:t>
+      </w:r>
+      <w:r>
+        <w:rPr/>
+        <w:t>json_input_path = OUTPUT_DIR / f"empirical_parameters_user_{user_id}.json"</w:t>
+      </w:r>
+    </w:p>
+    <w:p>
+      <w:pPr>
+        <w:pStyle w:val="Cuerpodetexto"/>
+        <w:bidi w:val="0"/>
+        <w:spacing w:before="0" w:after="140"/>
+        <w:rPr>
+          <w:rFonts w:ascii="Nimbus Sans" w:hAnsi="Nimbus Sans"/>
+          <w:sz w:val="22"/>
+          <w:szCs w:val="22"/>
+        </w:rPr>
+      </w:pPr>
+      <w:r>
+        <w:rPr/>
+        <w:t xml:space="preserve">        </w:t>
+      </w:r>
+      <w:r>
+        <w:rPr/>
+        <w:t>if not json_input_path.exists():</w:t>
+      </w:r>
+    </w:p>
+    <w:p>
+      <w:pPr>
+        <w:pStyle w:val="Cuerpodetexto"/>
+        <w:bidi w:val="0"/>
+        <w:spacing w:before="0" w:after="140"/>
+        <w:rPr>
+          <w:rFonts w:ascii="Nimbus Sans" w:hAnsi="Nimbus Sans"/>
+          <w:sz w:val="22"/>
+          <w:szCs w:val="22"/>
+        </w:rPr>
+      </w:pPr>
+      <w:r>
+        <w:rPr/>
+        <w:t xml:space="preserve">            </w:t>
+      </w:r>
+      <w:r>
+        <w:rPr/>
+        <w:t>print(f"[-] Warning: Missing raw JSON for user {user_id}. Skipping.")</w:t>
+      </w:r>
+    </w:p>
+    <w:p>
+      <w:pPr>
+        <w:pStyle w:val="Cuerpodetexto"/>
+        <w:bidi w:val="0"/>
+        <w:spacing w:before="0" w:after="140"/>
+        <w:rPr>
+          <w:rFonts w:ascii="Nimbus Sans" w:hAnsi="Nimbus Sans"/>
+          <w:sz w:val="22"/>
+          <w:szCs w:val="22"/>
+        </w:rPr>
+      </w:pPr>
+      <w:r>
+        <w:rPr/>
+        <w:t xml:space="preserve">            </w:t>
+      </w:r>
+      <w:r>
+        <w:rPr/>
+        <w:t>continue</w:t>
+      </w:r>
+    </w:p>
+    <w:p>
+      <w:pPr>
+        <w:pStyle w:val="Cuerpodetexto"/>
+        <w:bidi w:val="0"/>
+        <w:spacing w:before="0" w:after="140"/>
+        <w:rPr>
+          <w:rFonts w:ascii="Nimbus Sans" w:hAnsi="Nimbus Sans"/>
+          <w:sz w:val="22"/>
+          <w:szCs w:val="22"/>
+        </w:rPr>
+      </w:pPr>
+      <w:r>
+        <w:rPr/>
+        <w:t xml:space="preserve">            </w:t>
+      </w:r>
+    </w:p>
+    <w:p>
+      <w:pPr>
+        <w:pStyle w:val="Cuerpodetexto"/>
+        <w:bidi w:val="0"/>
+        <w:spacing w:before="0" w:after="140"/>
+        <w:rPr>
+          <w:rFonts w:ascii="Nimbus Sans" w:hAnsi="Nimbus Sans"/>
+          <w:sz w:val="22"/>
+          <w:szCs w:val="22"/>
+        </w:rPr>
+      </w:pPr>
+      <w:r>
+        <w:rPr/>
+        <w:t xml:space="preserve">        </w:t>
+      </w:r>
+      <w:r>
+        <w:rPr/>
+        <w:t>with open(json_input_path, 'r') as f:</w:t>
+      </w:r>
+    </w:p>
+    <w:p>
+      <w:pPr>
+        <w:pStyle w:val="Cuerpodetexto"/>
+        <w:bidi w:val="0"/>
+        <w:spacing w:before="0" w:after="140"/>
+        <w:rPr>
+          <w:rFonts w:ascii="Nimbus Sans" w:hAnsi="Nimbus Sans"/>
+          <w:sz w:val="22"/>
+          <w:szCs w:val="22"/>
+        </w:rPr>
+      </w:pPr>
+      <w:r>
+        <w:rPr/>
+        <w:t xml:space="preserve">            </w:t>
+      </w:r>
+      <w:r>
+        <w:rPr/>
+        <w:t>empirical_params = json.load(f)</w:t>
+      </w:r>
+    </w:p>
+    <w:p>
+      <w:pPr>
+        <w:pStyle w:val="Cuerpodetexto"/>
+        <w:bidi w:val="0"/>
+        <w:spacing w:before="0" w:after="140"/>
+        <w:rPr>
+          <w:rFonts w:ascii="Nimbus Sans" w:hAnsi="Nimbus Sans"/>
+          <w:sz w:val="22"/>
+          <w:szCs w:val="22"/>
+        </w:rPr>
+      </w:pPr>
+      <w:r>
+        <w:rPr/>
+        <w:t xml:space="preserve">            </w:t>
+      </w:r>
+    </w:p>
+    <w:p>
+      <w:pPr>
+        <w:pStyle w:val="Cuerpodetexto"/>
+        <w:bidi w:val="0"/>
+        <w:spacing w:before="0" w:after="140"/>
+        <w:rPr>
+          <w:rFonts w:ascii="Nimbus Sans" w:hAnsi="Nimbus Sans"/>
+          <w:sz w:val="22"/>
+          <w:szCs w:val="22"/>
+        </w:rPr>
+      </w:pPr>
+      <w:r>
+        <w:rPr/>
+        <w:t xml:space="preserve">        </w:t>
+      </w:r>
+      <w:r>
+        <w:rPr/>
+        <w:t># Step 3: Algorithmic Transformation (Virtual Appliances)</w:t>
+      </w:r>
+    </w:p>
+    <w:p>
+      <w:pPr>
+        <w:pStyle w:val="Cuerpodetexto"/>
+        <w:bidi w:val="0"/>
+        <w:spacing w:before="0" w:after="140"/>
+        <w:rPr>
+          <w:rFonts w:ascii="Nimbus Sans" w:hAnsi="Nimbus Sans"/>
+          <w:sz w:val="22"/>
+          <w:szCs w:val="22"/>
+        </w:rPr>
+      </w:pPr>
+      <w:r>
+        <w:rPr/>
+        <w:t xml:space="preserve">        </w:t>
+      </w:r>
+      <w:r>
+        <w:rPr/>
+        <w:t>ramp_appliances = transform_parameters_to_ramp(user_id, assigned_profile, empirical_params)</w:t>
+      </w:r>
+    </w:p>
+    <w:p>
+      <w:pPr>
+        <w:pStyle w:val="Cuerpodetexto"/>
+        <w:bidi w:val="0"/>
+        <w:spacing w:before="0" w:after="140"/>
+        <w:rPr>
+          <w:rFonts w:ascii="Nimbus Sans" w:hAnsi="Nimbus Sans"/>
+          <w:sz w:val="22"/>
+          <w:szCs w:val="22"/>
+        </w:rPr>
+      </w:pPr>
+      <w:r>
+        <w:rPr/>
+        <w:t xml:space="preserve">        </w:t>
+      </w:r>
+    </w:p>
+    <w:p>
+      <w:pPr>
+        <w:pStyle w:val="Cuerpodetexto"/>
+        <w:bidi w:val="0"/>
+        <w:spacing w:before="0" w:after="140"/>
+        <w:rPr>
+          <w:rFonts w:ascii="Nimbus Sans" w:hAnsi="Nimbus Sans"/>
+          <w:sz w:val="22"/>
+          <w:szCs w:val="22"/>
+        </w:rPr>
+      </w:pPr>
+      <w:r>
+        <w:rPr/>
+        <w:t xml:space="preserve">        </w:t>
+      </w:r>
+      <w:r>
+        <w:rPr/>
+        <w:t># Step 4: Package into standard RAMP Configuration</w:t>
+      </w:r>
+    </w:p>
+    <w:p>
+      <w:pPr>
+        <w:pStyle w:val="Cuerpodetexto"/>
+        <w:bidi w:val="0"/>
+        <w:spacing w:before="0" w:after="140"/>
+        <w:rPr>
+          <w:rFonts w:ascii="Nimbus Sans" w:hAnsi="Nimbus Sans"/>
+          <w:sz w:val="22"/>
+          <w:szCs w:val="22"/>
+        </w:rPr>
+      </w:pPr>
+      <w:r>
+        <w:rPr/>
+        <w:t xml:space="preserve">        </w:t>
+      </w:r>
+      <w:r>
+        <w:rPr/>
+        <w:t>ramp_config = {</w:t>
+      </w:r>
+    </w:p>
+    <w:p>
+      <w:pPr>
+        <w:pStyle w:val="Cuerpodetexto"/>
+        <w:bidi w:val="0"/>
+        <w:spacing w:before="0" w:after="140"/>
+        <w:rPr>
+          <w:rFonts w:ascii="Nimbus Sans" w:hAnsi="Nimbus Sans"/>
+          <w:sz w:val="22"/>
+          <w:szCs w:val="22"/>
+        </w:rPr>
+      </w:pPr>
+      <w:r>
+        <w:rPr/>
+        <w:t xml:space="preserve">            </w:t>
+      </w:r>
+      <w:r>
+        <w:rPr/>
+        <w:t>"user_id": user_id,</w:t>
+      </w:r>
+    </w:p>
+    <w:p>
+      <w:pPr>
+        <w:pStyle w:val="Cuerpodetexto"/>
+        <w:bidi w:val="0"/>
+        <w:spacing w:before="0" w:after="140"/>
+        <w:rPr>
+          <w:rFonts w:ascii="Nimbus Sans" w:hAnsi="Nimbus Sans"/>
+          <w:sz w:val="22"/>
+          <w:szCs w:val="22"/>
+        </w:rPr>
+      </w:pPr>
+      <w:r>
+        <w:rPr/>
+        <w:t xml:space="preserve">            </w:t>
+      </w:r>
+      <w:r>
+        <w:rPr/>
+        <w:t>"socio_technical_profile": assigned_profile,</w:t>
+      </w:r>
+    </w:p>
+    <w:p>
+      <w:pPr>
+        <w:pStyle w:val="Cuerpodetexto"/>
+        <w:bidi w:val="0"/>
+        <w:spacing w:before="0" w:after="140"/>
+        <w:rPr>
+          <w:rFonts w:ascii="Nimbus Sans" w:hAnsi="Nimbus Sans"/>
+          <w:sz w:val="22"/>
+          <w:szCs w:val="22"/>
+        </w:rPr>
+      </w:pPr>
+      <w:r>
+        <w:rPr/>
+        <w:t xml:space="preserve">            </w:t>
+      </w:r>
+      <w:r>
+        <w:rPr/>
+        <w:t>"appliances": ramp_appliances</w:t>
+      </w:r>
+    </w:p>
+    <w:p>
+      <w:pPr>
+        <w:pStyle w:val="Cuerpodetexto"/>
+        <w:bidi w:val="0"/>
+        <w:spacing w:before="0" w:after="140"/>
+        <w:rPr>
+          <w:rFonts w:ascii="Nimbus Sans" w:hAnsi="Nimbus Sans"/>
+          <w:sz w:val="22"/>
+          <w:szCs w:val="22"/>
+        </w:rPr>
+      </w:pPr>
+      <w:r>
+        <w:rPr/>
+        <w:t xml:space="preserve">        </w:t>
+      </w:r>
+      <w:r>
+        <w:rPr/>
+        <w:t>}</w:t>
+      </w:r>
+    </w:p>
+    <w:p>
+      <w:pPr>
+        <w:pStyle w:val="Cuerpodetexto"/>
+        <w:bidi w:val="0"/>
+        <w:spacing w:before="0" w:after="140"/>
+        <w:rPr>
+          <w:rFonts w:ascii="Nimbus Sans" w:hAnsi="Nimbus Sans"/>
+          <w:sz w:val="22"/>
+          <w:szCs w:val="22"/>
+        </w:rPr>
+      </w:pPr>
+      <w:r>
+        <w:rPr/>
+        <w:t xml:space="preserve">        </w:t>
+      </w:r>
+    </w:p>
+    <w:p>
+      <w:pPr>
+        <w:pStyle w:val="Cuerpodetexto"/>
+        <w:bidi w:val="0"/>
+        <w:spacing w:before="0" w:after="140"/>
+        <w:rPr>
+          <w:rFonts w:ascii="Nimbus Sans" w:hAnsi="Nimbus Sans"/>
+          <w:sz w:val="22"/>
+          <w:szCs w:val="22"/>
+        </w:rPr>
+      </w:pPr>
+      <w:r>
+        <w:rPr/>
+        <w:t xml:space="preserve">        </w:t>
+      </w:r>
+      <w:r>
+        <w:rPr/>
+        <w:t>output_json_path = OUTPUT_DIR / f"ramp_input_config_user_{user_id}.json"</w:t>
+      </w:r>
+    </w:p>
+    <w:p>
+      <w:pPr>
+        <w:pStyle w:val="Cuerpodetexto"/>
+        <w:bidi w:val="0"/>
+        <w:spacing w:before="0" w:after="140"/>
+        <w:rPr>
+          <w:rFonts w:ascii="Nimbus Sans" w:hAnsi="Nimbus Sans"/>
+          <w:sz w:val="22"/>
+          <w:szCs w:val="22"/>
+        </w:rPr>
+      </w:pPr>
+      <w:r>
+        <w:rPr/>
+        <w:t xml:space="preserve">        </w:t>
+      </w:r>
+      <w:r>
+        <w:rPr/>
+        <w:t>with open(output_json_path, 'w') as f:</w:t>
+      </w:r>
+    </w:p>
+    <w:p>
+      <w:pPr>
+        <w:pStyle w:val="Cuerpodetexto"/>
+        <w:bidi w:val="0"/>
+        <w:spacing w:before="0" w:after="140"/>
+        <w:rPr>
+          <w:rFonts w:ascii="Nimbus Sans" w:hAnsi="Nimbus Sans"/>
+          <w:sz w:val="22"/>
+          <w:szCs w:val="22"/>
+        </w:rPr>
+      </w:pPr>
+      <w:r>
+        <w:rPr/>
+        <w:t xml:space="preserve">            </w:t>
+      </w:r>
+      <w:r>
+        <w:rPr/>
+        <w:t>json.dump(ramp_config, f, indent=4)</w:t>
+      </w:r>
+    </w:p>
+    <w:p>
+      <w:pPr>
+        <w:pStyle w:val="Cuerpodetexto"/>
+        <w:bidi w:val="0"/>
+        <w:spacing w:before="0" w:after="140"/>
+        <w:rPr>
+          <w:rFonts w:ascii="Nimbus Sans" w:hAnsi="Nimbus Sans"/>
+          <w:sz w:val="22"/>
+          <w:szCs w:val="22"/>
+        </w:rPr>
+      </w:pPr>
+      <w:r>
+        <w:rPr/>
+        <w:t xml:space="preserve">            </w:t>
+      </w:r>
+    </w:p>
+    <w:p>
+      <w:pPr>
+        <w:pStyle w:val="Cuerpodetexto"/>
+        <w:bidi w:val="0"/>
+        <w:spacing w:before="0" w:after="140"/>
+        <w:rPr>
+          <w:rFonts w:ascii="Nimbus Sans" w:hAnsi="Nimbus Sans"/>
+          <w:sz w:val="22"/>
+          <w:szCs w:val="22"/>
+        </w:rPr>
+      </w:pPr>
+      <w:r>
+        <w:rPr/>
+        <w:t xml:space="preserve">        </w:t>
+      </w:r>
+      <w:r>
+        <w:rPr/>
+        <w:t>print(f"[+] User {user_id} classified as {assigned_profile} -&gt; Virtual Appliances Compiled.")</w:t>
+      </w:r>
+    </w:p>
+    <w:p>
+      <w:pPr>
+        <w:pStyle w:val="Cuerpodetexto"/>
+        <w:bidi w:val="0"/>
+        <w:spacing w:before="0" w:after="140"/>
+        <w:rPr>
+          <w:rFonts w:ascii="Nimbus Sans" w:hAnsi="Nimbus Sans"/>
+          <w:sz w:val="22"/>
+          <w:szCs w:val="22"/>
+        </w:rPr>
+      </w:pPr>
+      <w:r>
+        <w:rPr/>
+      </w:r>
+    </w:p>
+    <w:p>
+      <w:pPr>
+        <w:pStyle w:val="Cuerpodetexto"/>
+        <w:bidi w:val="0"/>
+        <w:spacing w:before="0" w:after="140"/>
+        <w:rPr>
+          <w:rFonts w:ascii="Nimbus Sans" w:hAnsi="Nimbus Sans"/>
+          <w:sz w:val="22"/>
+          <w:szCs w:val="22"/>
+        </w:rPr>
+      </w:pPr>
+      <w:r>
+        <w:rPr/>
+        <w:t>if __name__ == "__main__":</w:t>
+      </w:r>
+    </w:p>
+    <w:p>
+      <w:pPr>
+        <w:pStyle w:val="Cuerpodetexto"/>
+        <w:bidi w:val="0"/>
+        <w:spacing w:before="0" w:after="140"/>
+        <w:rPr>
+          <w:rFonts w:ascii="Nimbus Sans" w:hAnsi="Nimbus Sans"/>
+          <w:sz w:val="22"/>
+          <w:szCs w:val="22"/>
+        </w:rPr>
+      </w:pPr>
+      <w:r>
+        <w:rPr/>
+        <w:t xml:space="preserve">    </w:t>
+      </w:r>
+      <w:r>
+        <w:rPr/>
+        <w:t>main()</w:t>
       </w:r>
     </w:p>
     <w:sectPr>
@@ -13248,6 +18016,125 @@
     </w:lvl>
   </w:abstractNum>
   <w:abstractNum w:abstractNumId="26">
+    <w:lvl w:ilvl="0">
+      <w:start w:val="1"/>
+      <w:numFmt w:val="decimal"/>
+      <w:lvlText w:val="%1."/>
+      <w:lvlJc w:val="left"/>
+      <w:pPr>
+        <w:tabs>
+          <w:tab w:val="num" w:pos="709"/>
+        </w:tabs>
+        <w:ind w:left="709" w:hanging="283"/>
+      </w:pPr>
+      <w:rPr/>
+    </w:lvl>
+    <w:lvl w:ilvl="1">
+      <w:start w:val="1"/>
+      <w:numFmt w:val="decimal"/>
+      <w:lvlText w:val="%2."/>
+      <w:lvlJc w:val="left"/>
+      <w:pPr>
+        <w:tabs>
+          <w:tab w:val="num" w:pos="1418"/>
+        </w:tabs>
+        <w:ind w:left="1418" w:hanging="283"/>
+      </w:pPr>
+      <w:rPr/>
+    </w:lvl>
+    <w:lvl w:ilvl="2">
+      <w:start w:val="1"/>
+      <w:numFmt w:val="decimal"/>
+      <w:lvlText w:val="%3."/>
+      <w:lvlJc w:val="left"/>
+      <w:pPr>
+        <w:tabs>
+          <w:tab w:val="num" w:pos="2127"/>
+        </w:tabs>
+        <w:ind w:left="2127" w:hanging="283"/>
+      </w:pPr>
+      <w:rPr/>
+    </w:lvl>
+    <w:lvl w:ilvl="3">
+      <w:start w:val="1"/>
+      <w:numFmt w:val="decimal"/>
+      <w:lvlText w:val="%4."/>
+      <w:lvlJc w:val="left"/>
+      <w:pPr>
+        <w:tabs>
+          <w:tab w:val="num" w:pos="2836"/>
+        </w:tabs>
+        <w:ind w:left="2836" w:hanging="283"/>
+      </w:pPr>
+      <w:rPr/>
+    </w:lvl>
+    <w:lvl w:ilvl="4">
+      <w:start w:val="1"/>
+      <w:numFmt w:val="decimal"/>
+      <w:lvlText w:val="%5."/>
+      <w:lvlJc w:val="left"/>
+      <w:pPr>
+        <w:tabs>
+          <w:tab w:val="num" w:pos="3545"/>
+        </w:tabs>
+        <w:ind w:left="3545" w:hanging="283"/>
+      </w:pPr>
+      <w:rPr/>
+    </w:lvl>
+    <w:lvl w:ilvl="5">
+      <w:start w:val="1"/>
+      <w:numFmt w:val="decimal"/>
+      <w:lvlText w:val="%6."/>
+      <w:lvlJc w:val="left"/>
+      <w:pPr>
+        <w:tabs>
+          <w:tab w:val="num" w:pos="4254"/>
+        </w:tabs>
+        <w:ind w:left="4254" w:hanging="283"/>
+      </w:pPr>
+      <w:rPr/>
+    </w:lvl>
+    <w:lvl w:ilvl="6">
+      <w:start w:val="1"/>
+      <w:numFmt w:val="decimal"/>
+      <w:lvlText w:val="%7."/>
+      <w:lvlJc w:val="left"/>
+      <w:pPr>
+        <w:tabs>
+          <w:tab w:val="num" w:pos="4963"/>
+        </w:tabs>
+        <w:ind w:left="4963" w:hanging="283"/>
+      </w:pPr>
+      <w:rPr/>
+    </w:lvl>
+    <w:lvl w:ilvl="7">
+      <w:start w:val="1"/>
+      <w:numFmt w:val="decimal"/>
+      <w:lvlText w:val="%8."/>
+      <w:lvlJc w:val="left"/>
+      <w:pPr>
+        <w:tabs>
+          <w:tab w:val="num" w:pos="5672"/>
+        </w:tabs>
+        <w:ind w:left="5672" w:hanging="283"/>
+      </w:pPr>
+      <w:rPr/>
+    </w:lvl>
+    <w:lvl w:ilvl="8">
+      <w:start w:val="1"/>
+      <w:numFmt w:val="decimal"/>
+      <w:lvlText w:val="%9."/>
+      <w:lvlJc w:val="left"/>
+      <w:pPr>
+        <w:tabs>
+          <w:tab w:val="num" w:pos="6381"/>
+        </w:tabs>
+        <w:ind w:left="6381" w:hanging="283"/>
+      </w:pPr>
+      <w:rPr/>
+    </w:lvl>
+  </w:abstractNum>
+  <w:abstractNum w:abstractNumId="27">
     <w:lvl w:ilvl="0">
       <w:start w:val="1"/>
       <w:numFmt w:val="none"/>
@@ -13444,6 +18331,9 @@
   <w:num w:numId="26">
     <w:abstractNumId w:val="26"/>
   </w:num>
+  <w:num w:numId="27">
+    <w:abstractNumId w:val="27"/>
+  </w:num>
 </w:numbering>
 </file>
 
@@ -13536,6 +18426,13 @@
     <w:name w:val="Símbolos de numeración"/>
     <w:qFormat/>
     <w:rPr/>
+  </w:style>
+  <w:style w:type="character" w:styleId="EnlacedeInternet">
+    <w:name w:val="Enlace de Internet"/>
+    <w:rPr>
+      <w:color w:val="000080"/>
+      <w:u w:val="single"/>
+    </w:rPr>
   </w:style>
   <w:style w:type="paragraph" w:styleId="Ttulo">
     <w:name w:val="Título"/>
